--- a/procedimientos_gris/00503-00-EPG002 Anexo Protocolos de Ensayo EL CID.docx
+++ b/procedimientos_gris/00503-00-EPG002 Anexo Protocolos de Ensayo EL CID.docx
@@ -80,28 +80,6 @@
     </w:p>
     <w:p>
       <w:pPr>
-        <w:pStyle w:val="Heading1"/>
-        <w:keepNext/>
-        <w:spacing w:after="60" w:before="200"/>
-      </w:pPr>
-      <w:r>
-        <w:rPr>
-          <w:color w:val="6D8289"/>
-        </w:rPr>
-        <w:t xml:space="preserve">RESPONSABLE DEL PROCESO</w:t>
-      </w:r>
-    </w:p>
-    <w:p>
-      <w:pPr>
-        <w:spacing w:after="100" w:line="264"/>
-        <w:jc w:val="both"/>
-      </w:pPr>
-      <w:r>
-        <w:t xml:space="preserve">Gerente de Operaciones e Ingeniería.</w:t>
-      </w:r>
-    </w:p>
-    <w:p>
-      <w:pPr>
         <w:pBdr>
           <w:bottom w:val="single" w:color="E36C0A" w:sz="8" w:space="1"/>
         </w:pBdr>
@@ -196,14 +174,14 @@
           <w:b/>
           <w:sz w:val="20"/>
         </w:rPr>
-        <w:t xml:space="preserve">RESPONSABLE DEL PROCESO</w:t>
+        <w:t xml:space="preserve">1. DEFINICIONES</w:t>
       </w:r>
       <w:r>
         <w:rPr>
           <w:sz w:val="19"/>
         </w:rPr>
         <w:tab/>
-        <w:t>1</w:t>
+        <w:t>3</w:t>
       </w:r>
     </w:p>
     <w:p>
@@ -219,7 +197,7 @@
           <w:b/>
           <w:sz w:val="20"/>
         </w:rPr>
-        <w:t xml:space="preserve">1. DEFINICIONES</w:t>
+        <w:t xml:space="preserve">2. CONTENIDO</w:t>
       </w:r>
       <w:r>
         <w:rPr>
@@ -227,6 +205,94 @@
         </w:rPr>
         <w:tab/>
         <w:t>3</w:t>
+      </w:r>
+    </w:p>
+    <w:p>
+      <w:pPr>
+        <w:tabs>
+          <w:tab w:val="right" w:leader="dot" w:pos="9638"/>
+        </w:tabs>
+        <w:spacing w:after="30"/>
+        <w:ind w:left="425"/>
+      </w:pPr>
+      <w:r>
+        <w:rPr>
+          <w:sz w:val="19"/>
+        </w:rPr>
+        <w:t xml:space="preserve">2.1 PROTOCOLO 1 – EXCITACIÓN DEL NÚCLEO</w:t>
+      </w:r>
+      <w:r>
+        <w:rPr>
+          <w:sz w:val="19"/>
+        </w:rPr>
+        <w:tab/>
+        <w:t>3</w:t>
+      </w:r>
+    </w:p>
+    <w:p>
+      <w:pPr>
+        <w:tabs>
+          <w:tab w:val="right" w:leader="dot" w:pos="9638"/>
+        </w:tabs>
+        <w:spacing w:after="30"/>
+        <w:ind w:left="425"/>
+      </w:pPr>
+      <w:r>
+        <w:rPr>
+          <w:sz w:val="19"/>
+        </w:rPr>
+        <w:t xml:space="preserve">2.2 PROTOCOLO 2 – CALIBRACIÓN</w:t>
+      </w:r>
+      <w:r>
+        <w:rPr>
+          <w:sz w:val="19"/>
+        </w:rPr>
+        <w:tab/>
+        <w:t>5</w:t>
+      </w:r>
+    </w:p>
+    <w:p>
+      <w:pPr>
+        <w:tabs>
+          <w:tab w:val="right" w:leader="dot" w:pos="9638"/>
+        </w:tabs>
+        <w:spacing w:after="30"/>
+        <w:ind w:left="425"/>
+      </w:pPr>
+      <w:r>
+        <w:rPr>
+          <w:sz w:val="19"/>
+        </w:rPr>
+        <w:t xml:space="preserve">2.3 PROTOCOLO 3 – OPERACIÓN DEL SOFTWARE ELCSOFT</w:t>
+      </w:r>
+      <w:r>
+        <w:rPr>
+          <w:sz w:val="19"/>
+        </w:rPr>
+        <w:tab/>
+        <w:t>5</w:t>
+      </w:r>
+    </w:p>
+    <w:p>
+      <w:pPr>
+        <w:tabs>
+          <w:tab w:val="right" w:leader="dot" w:pos="9638"/>
+        </w:tabs>
+        <w:spacing w:after="30"/>
+        <w:ind w:left="425"/>
+      </w:pPr>
+      <w:r>
+        <w:rPr>
+          <w:sz w:val="19"/>
+        </w:rPr>
+        <w:t xml:space="preserve">2.4 APÉNDICE – DETERMINACIÓN DE LA TENSIÓN POR ESPIRA</w:t>
+      </w:r>
+      <w:r>
+        <w:rPr>
+          <w:sz w:val="19"/>
+        </w:rPr>
+        <w:tab/>
+        <w:t>10</w:t>
       </w:r>
     </w:p>
     <w:p>
@@ -242,141 +308,7 @@
           <w:b/>
           <w:sz w:val="20"/>
         </w:rPr>
-        <w:t xml:space="preserve">2. RESPONSABILIDADES</w:t>
-      </w:r>
-      <w:r>
-        <w:rPr>
-          <w:sz w:val="19"/>
-        </w:rPr>
-        <w:tab/>
-        <w:t>3</w:t>
-      </w:r>
-    </w:p>
-    <w:p>
-      <w:pPr>
-        <w:tabs>
-          <w:tab w:val="right" w:leader="dot" w:pos="9638"/>
-        </w:tabs>
-        <w:spacing w:after="60"/>
-        <w:ind w:left="0"/>
-      </w:pPr>
-      <w:r>
-        <w:rPr>
-          <w:b/>
-          <w:sz w:val="20"/>
-        </w:rPr>
-        <w:t xml:space="preserve">3. CONTENIDO</w:t>
-      </w:r>
-      <w:r>
-        <w:rPr>
-          <w:sz w:val="19"/>
-        </w:rPr>
-        <w:tab/>
-        <w:t>3</w:t>
-      </w:r>
-    </w:p>
-    <w:p>
-      <w:pPr>
-        <w:tabs>
-          <w:tab w:val="right" w:leader="dot" w:pos="9638"/>
-        </w:tabs>
-        <w:spacing w:after="30"/>
-        <w:ind w:left="425"/>
-      </w:pPr>
-      <w:r>
-        <w:rPr>
-          <w:sz w:val="19"/>
-        </w:rPr>
-        <w:t xml:space="preserve">3.1 PROTOCOLO 1 – EXCITACIÓN DEL NÚCLEO</w:t>
-      </w:r>
-      <w:r>
-        <w:rPr>
-          <w:sz w:val="19"/>
-        </w:rPr>
-        <w:tab/>
-        <w:t>3</w:t>
-      </w:r>
-    </w:p>
-    <w:p>
-      <w:pPr>
-        <w:tabs>
-          <w:tab w:val="right" w:leader="dot" w:pos="9638"/>
-        </w:tabs>
-        <w:spacing w:after="30"/>
-        <w:ind w:left="425"/>
-      </w:pPr>
-      <w:r>
-        <w:rPr>
-          <w:sz w:val="19"/>
-        </w:rPr>
-        <w:t xml:space="preserve">3.2 PROTOCOLO 2 – CALIBRACIÓN</w:t>
-      </w:r>
-      <w:r>
-        <w:rPr>
-          <w:sz w:val="19"/>
-        </w:rPr>
-        <w:tab/>
-        <w:t>5</w:t>
-      </w:r>
-    </w:p>
-    <w:p>
-      <w:pPr>
-        <w:tabs>
-          <w:tab w:val="right" w:leader="dot" w:pos="9638"/>
-        </w:tabs>
-        <w:spacing w:after="30"/>
-        <w:ind w:left="425"/>
-      </w:pPr>
-      <w:r>
-        <w:rPr>
-          <w:sz w:val="19"/>
-        </w:rPr>
-        <w:t xml:space="preserve">3.3 PROTOCOLO 3 – OPERACIÓN DEL SOFTWARE ELCSOFT</w:t>
-      </w:r>
-      <w:r>
-        <w:rPr>
-          <w:sz w:val="19"/>
-        </w:rPr>
-        <w:tab/>
-        <w:t>6</w:t>
-      </w:r>
-    </w:p>
-    <w:p>
-      <w:pPr>
-        <w:tabs>
-          <w:tab w:val="right" w:leader="dot" w:pos="9638"/>
-        </w:tabs>
-        <w:spacing w:after="30"/>
-        <w:ind w:left="425"/>
-      </w:pPr>
-      <w:r>
-        <w:rPr>
-          <w:sz w:val="19"/>
-        </w:rPr>
-        <w:t xml:space="preserve">3.4 APÉNDICE – DETERMINACIÓN DE LA TENSIÓN POR ESPIRA</w:t>
-      </w:r>
-      <w:r>
-        <w:rPr>
-          <w:sz w:val="19"/>
-        </w:rPr>
-        <w:tab/>
-        <w:t>10</w:t>
-      </w:r>
-    </w:p>
-    <w:p>
-      <w:pPr>
-        <w:tabs>
-          <w:tab w:val="right" w:leader="dot" w:pos="9638"/>
-        </w:tabs>
-        <w:spacing w:after="60"/>
-        <w:ind w:left="0"/>
-      </w:pPr>
-      <w:r>
-        <w:rPr>
-          <w:b/>
-          <w:sz w:val="20"/>
-        </w:rPr>
-        <w:t xml:space="preserve">4. REGISTROS</w:t>
+        <w:t xml:space="preserve">3. REGISTROS</w:t>
       </w:r>
       <w:r>
         <w:rPr>
@@ -1141,77 +1073,7 @@
         <w:spacing w:after="140" w:before="280"/>
       </w:pPr>
       <w:r>
-        <w:t xml:space="preserve">2. RESPONSABILIDADES</w:t>
-      </w:r>
-    </w:p>
-    <w:p>
-      <w:pPr>
-        <w:keepNext/>
-        <w:spacing w:after="40" w:before="140"/>
-      </w:pPr>
-      <w:r>
-        <w:rPr>
-          <w:b/>
-          <w:bCs/>
-          <w:i/>
-          <w:iCs/>
-          <w:u w:val="single"/>
-        </w:rPr>
-        <w:t xml:space="preserve">Ingeniero de Generadores (IG)</w:t>
-      </w:r>
-    </w:p>
-    <w:p>
-      <w:pPr>
-        <w:pStyle w:val="ListParagraph"/>
-        <w:numPr>
-          <w:ilvl w:val="0"/>
-          <w:numId w:val="2"/>
-        </w:numPr>
-        <w:spacing w:after="60" w:line="264"/>
-        <w:jc w:val="both"/>
-      </w:pPr>
-      <w:r>
-        <w:t xml:space="preserve">Calcular la excitación del núcleo (Protocolo 1) y validar la calibración (Protocolo 2).</w:t>
-      </w:r>
-    </w:p>
-    <w:p>
-      <w:pPr>
-        <w:keepNext/>
-        <w:spacing w:after="40" w:before="140"/>
-      </w:pPr>
-      <w:r>
-        <w:rPr>
-          <w:b/>
-          <w:bCs/>
-          <w:i/>
-          <w:iCs/>
-          <w:u w:val="single"/>
-        </w:rPr>
-        <w:t xml:space="preserve">Responsable del Ensayo (RE)</w:t>
-      </w:r>
-    </w:p>
-    <w:p>
-      <w:pPr>
-        <w:pStyle w:val="ListParagraph"/>
-        <w:numPr>
-          <w:ilvl w:val="0"/>
-          <w:numId w:val="2"/>
-        </w:numPr>
-        <w:spacing w:after="60" w:line="264"/>
-        <w:jc w:val="both"/>
-      </w:pPr>
-      <w:r>
-        <w:t xml:space="preserve">Aplicar los protocolos en sitio, registrar la calibración y resguardar los archivos generados por ELCSoft.</w:t>
-      </w:r>
-    </w:p>
-    <w:p>
-      <w:pPr>
-        <w:pStyle w:val="Heading1"/>
-        <w:keepNext/>
-        <w:spacing w:after="140" w:before="280"/>
-      </w:pPr>
-      <w:r>
-        <w:t xml:space="preserve">3. CONTENIDO</w:t>
+        <w:t xml:space="preserve">2. CONTENIDO</w:t>
       </w:r>
     </w:p>
     <w:p>
@@ -1447,7 +1309,7 @@
                 <w:sz w:val="19"/>
                 <w:szCs w:val="19"/>
               </w:rPr>
-              <w:t xml:space="preserve">Pasos 6, 7, 10, 15, 18 y 25</w:t>
+              <w:t xml:space="preserve">Apartados 2.5, 2.6, 2.7, 2.8</w:t>
             </w:r>
           </w:p>
         </w:tc>
@@ -1551,7 +1413,7 @@
                 <w:sz w:val="19"/>
                 <w:szCs w:val="19"/>
               </w:rPr>
-              <w:t xml:space="preserve">Pasos 13, 34, 40 y 44</w:t>
+              <w:t xml:space="preserve">Apartados 2.6, 2.9, 2.10</w:t>
             </w:r>
           </w:p>
         </w:tc>
@@ -1655,7 +1517,7 @@
                 <w:sz w:val="19"/>
                 <w:szCs w:val="19"/>
               </w:rPr>
-              <w:t xml:space="preserve">Pasos 27, 37 y 39</w:t>
+              <w:t xml:space="preserve">Apartados 2.8, 2.10</w:t>
             </w:r>
           </w:p>
         </w:tc>
@@ -1668,7 +1530,7 @@
         <w:spacing w:after="100" w:before="220"/>
       </w:pPr>
       <w:r>
-        <w:t xml:space="preserve">3.1 PROTOCOLO 1 – EXCITACIÓN DEL NÚCLEO</w:t>
+        <w:t xml:space="preserve">2.1 PROTOCOLO 1 – EXCITACIÓN DEL NÚCLEO</w:t>
       </w:r>
     </w:p>
     <w:p>
@@ -1687,7 +1549,7 @@
         <w:spacing w:after="80" w:before="160"/>
       </w:pPr>
       <w:r>
-        <w:t xml:space="preserve">3.1.1 Características técnicas del equipo</w:t>
+        <w:t xml:space="preserve">2.1.1 Características técnicas del equipo</w:t>
       </w:r>
     </w:p>
     <w:tbl>
@@ -2427,7 +2289,7 @@
         <w:spacing w:after="80" w:before="160"/>
       </w:pPr>
       <w:r>
-        <w:t xml:space="preserve">3.1.2 Puesta a tierra</w:t>
+        <w:t xml:space="preserve">2.1.2 Puesta a tierra</w:t>
       </w:r>
     </w:p>
     <w:tbl>
@@ -2477,7 +2339,7 @@
               <w:t xml:space="preserve">Precaución: </w:t>
             </w:r>
             <w:r>
-              <w:t xml:space="preserve">la puesta a tierra se realiza en forma local desde el estator de la máquina y se distribuye radialmente hacia cada equipo del ensayo. El borne «Ground» del equipo EL CID es su única vinculación a tierra: no se admite ninguna otra conexión paralela o secundaria. Esta disposición evita lazos de corriente que inducen señales espurias y ponen en riesgo los equipos conectados.</w:t>
+              <w:t xml:space="preserve">la puesta a tierra se realiza en forma local desde el estator de la máquina y se distribuye radialmente hacia cada equipo del ensayo. El borne «Ground» del tablero EL CID es su única vinculación a tierra: no se admite ninguna otra conexión paralela o secundaria. Esta disposición evita lazos de corriente que inducen señales espurias y ponen en riesgo los equipos conectados.</w:t>
             </w:r>
           </w:p>
         </w:tc>
@@ -2490,7 +2352,7 @@
         <w:spacing w:after="80" w:before="160"/>
       </w:pPr>
       <w:r>
-        <w:t xml:space="preserve">3.1.3 Cálculo del número de espiras</w:t>
+        <w:t xml:space="preserve">2.1.3 Cálculo del número de espiras</w:t>
       </w:r>
     </w:p>
     <w:p>
@@ -2499,7 +2361,7 @@
         <w:jc w:val="both"/>
       </w:pPr>
       <w:r>
-        <w:t xml:space="preserve">El número de espiras se determina a partir de la tensión por espira calculada según el apartado 3.4 (Apéndice), considerando que:</w:t>
+        <w:t xml:space="preserve">El número de espiras se determina a partir de la tensión por espira calculada según el apartado 2.4 (Apéndice), considerando que:</w:t>
       </w:r>
     </w:p>
     <w:p>
@@ -2547,7 +2409,7 @@
         <w:spacing w:after="80" w:before="160"/>
       </w:pPr>
       <w:r>
-        <w:t xml:space="preserve">3.1.4 Selección de la sección del conductor</w:t>
+        <w:t xml:space="preserve">2.1.4 Selección de la sección del conductor</w:t>
       </w:r>
     </w:p>
     <w:p>
@@ -2566,7 +2428,7 @@
         <w:spacing w:after="80" w:before="160"/>
       </w:pPr>
       <w:r>
-        <w:t xml:space="preserve">3.1.5 Montaje con rotor desmontado</w:t>
+        <w:t xml:space="preserve">2.1.5 Montaje con rotor desmontado</w:t>
       </w:r>
     </w:p>
     <w:p>
@@ -2618,7 +2480,7 @@
         <w:spacing w:after="80" w:before="160"/>
       </w:pPr>
       <w:r>
-        <w:t xml:space="preserve">3.1.6 Montaje con rotor colocado</w:t>
+        <w:t xml:space="preserve">2.1.6 Montaje con rotor colocado</w:t>
       </w:r>
     </w:p>
     <w:p>
@@ -2710,7 +2572,7 @@
               <w:t xml:space="preserve">Inspección GRIS: </w:t>
             </w:r>
             <w:r>
-              <w:t xml:space="preserve">la ubicación inicial y la reubicación del arrollamiento cada 120° se realizan según 00503-00-EPG001, pasos 16, 17 y 44.</w:t>
+              <w:t xml:space="preserve">la ubicación inicial y la reubicación del arrollamiento cada 120° se realizan según 00503-00-EPG001, apartados 2.7 (montaje de la excitación) y 2.10 (inspección por ranura).</w:t>
             </w:r>
           </w:p>
         </w:tc>
@@ -2723,7 +2585,7 @@
         <w:spacing w:after="80" w:before="160"/>
       </w:pPr>
       <w:r>
-        <w:t xml:space="preserve">3.1.7 Montaje de la espira auxiliar</w:t>
+        <w:t xml:space="preserve">2.1.7 Montaje de la espira auxiliar</w:t>
       </w:r>
     </w:p>
     <w:p>
@@ -2814,7 +2676,7 @@
         <w:spacing w:after="100" w:before="220"/>
       </w:pPr>
       <w:r>
-        <w:t xml:space="preserve">3.2 PROTOCOLO 2 – CALIBRACIÓN</w:t>
+        <w:t xml:space="preserve">2.2 PROTOCOLO 2 – CALIBRACIÓN</w:t>
       </w:r>
     </w:p>
     <w:p>
@@ -2823,7 +2685,7 @@
         <w:jc w:val="both"/>
       </w:pPr>
       <w:r>
-        <w:t xml:space="preserve">Establece la correspondencia entre la señal medida por el captor y una corriente de falla conocida, a partir de la configuración de referencia de la Figura 1. La puesta a tierra se realiza según 3.1.2.</w:t>
+        <w:t xml:space="preserve">Establece la correspondencia entre la señal medida por el captor y una corriente de falla conocida, a partir de la configuración de referencia de la Figura 1. La puesta a tierra se realiza según 2.1.2.</w:t>
       </w:r>
     </w:p>
     <w:p>
@@ -2949,7 +2811,7 @@
         <w:t xml:space="preserve">Tensión por espira.</w:t>
       </w:r>
       <w:r>
-        <w:t xml:space="preserve"> Alimentar el arrollamiento con el Variac y ajustar la tensión hasta que la tensión medida en la espira auxiliar sea igual al valor teórico calculado (apartado 3.4).</w:t>
+        <w:t xml:space="preserve"> Alimentar el arrollamiento con el Variac y ajustar la tensión hasta que la tensión medida en la espira auxiliar sea igual al valor teórico calculado (apartado 2.4).</w:t>
       </w:r>
     </w:p>
     <w:p>
@@ -3121,7 +2983,7 @@
         <w:spacing w:after="100" w:before="220"/>
       </w:pPr>
       <w:r>
-        <w:t xml:space="preserve">3.3 PROTOCOLO 3 – OPERACIÓN DEL SOFTWARE ELCSOFT</w:t>
+        <w:t xml:space="preserve">2.3 PROTOCOLO 3 – OPERACIÓN DEL SOFTWARE ELCSOFT</w:t>
       </w:r>
     </w:p>
     <w:p>
@@ -3140,7 +3002,7 @@
         <w:spacing w:after="80" w:before="160"/>
       </w:pPr>
       <w:r>
-        <w:t xml:space="preserve">3.3.1 Menú principal</w:t>
+        <w:t xml:space="preserve">2.3.1 Menú principal</w:t>
       </w:r>
     </w:p>
     <w:p>
@@ -3362,7 +3224,7 @@
                 <w:sz w:val="19"/>
                 <w:szCs w:val="19"/>
               </w:rPr>
-              <w:t xml:space="preserve">Comienza un nuevo ensayo. Requiere completar los datos de la máquina, del ensayo y la configuración del hardware (3.3.2).</w:t>
+              <w:t xml:space="preserve">Comienza un nuevo ensayo. Requiere completar los datos de la máquina, del ensayo y la configuración del hardware (2.3.2).</w:t>
             </w:r>
           </w:p>
         </w:tc>
@@ -3504,7 +3366,7 @@
                 <w:sz w:val="19"/>
                 <w:szCs w:val="19"/>
               </w:rPr>
-              <w:t xml:space="preserve">Muestra Iq [mA] en función de la posición axial, por ranura (3.3.5).</w:t>
+              <w:t xml:space="preserve">Muestra Iq [mA] en función de la posición axial, por ranura (2.3.5).</w:t>
             </w:r>
           </w:p>
         </w:tc>
@@ -3575,7 +3437,7 @@
                 <w:sz w:val="19"/>
                 <w:szCs w:val="19"/>
               </w:rPr>
-              <w:t xml:space="preserve">Muestra el mapa completo: posición axial, número de ranura y magnitud de Iq (3.3.5).</w:t>
+              <w:t xml:space="preserve">Muestra el mapa completo: posición axial, número de ranura y magnitud de Iq (2.3.5).</w:t>
             </w:r>
           </w:p>
         </w:tc>
@@ -3659,7 +3521,7 @@
         <w:spacing w:after="80" w:before="160"/>
       </w:pPr>
       <w:r>
-        <w:t xml:space="preserve">3.3.2 Parámetros del ensayo</w:t>
+        <w:t xml:space="preserve">2.3.2 Parámetros del ensayo</w:t>
       </w:r>
     </w:p>
     <w:p>
@@ -4544,7 +4406,7 @@
         <w:spacing w:after="80" w:before="160"/>
       </w:pPr>
       <w:r>
-        <w:t xml:space="preserve">3.3.3 Pantalla de adquisición</w:t>
+        <w:t xml:space="preserve">2.3.3 Pantalla de adquisición</w:t>
       </w:r>
     </w:p>
     <w:p>
@@ -5896,7 +5758,7 @@
         <w:spacing w:after="80" w:before="160"/>
       </w:pPr>
       <w:r>
-        <w:t xml:space="preserve">3.3.4 Secuencia de registro</w:t>
+        <w:t xml:space="preserve">2.3.4 Secuencia de registro</w:t>
       </w:r>
     </w:p>
     <w:p>
@@ -6064,7 +5926,7 @@
         <w:spacing w:after="80" w:before="160"/>
       </w:pPr>
       <w:r>
-        <w:t xml:space="preserve">3.3.5 Visualización de resultados</w:t>
+        <w:t xml:space="preserve">2.3.5 Visualización de resultados</w:t>
       </w:r>
     </w:p>
     <w:p>
@@ -6272,7 +6134,7 @@
         <w:spacing w:after="80" w:before="160"/>
       </w:pPr>
       <w:r>
-        <w:t xml:space="preserve">3.3.6 Archivos generados</w:t>
+        <w:t xml:space="preserve">2.3.6 Archivos generados</w:t>
       </w:r>
     </w:p>
     <w:tbl>
@@ -6586,7 +6448,7 @@
         <w:spacing w:after="100" w:before="220"/>
       </w:pPr>
       <w:r>
-        <w:t xml:space="preserve">3.4 APÉNDICE – DETERMINACIÓN DE LA TENSIÓN POR ESPIRA</w:t>
+        <w:t xml:space="preserve">2.4 APÉNDICE – DETERMINACIÓN DE LA TENSIÓN POR ESPIRA</w:t>
       </w:r>
     </w:p>
     <w:p>
@@ -7087,11 +6949,12 @@
         <w:spacing w:after="140" w:before="280"/>
       </w:pPr>
       <w:r>
-        <w:t xml:space="preserve">4. REGISTROS</w:t>
-      </w:r>
-    </w:p>
-    <w:p>
-      <w:pPr>
+        <w:t xml:space="preserve">3. REGISTROS</w:t>
+      </w:r>
+    </w:p>
+    <w:p>
+      <w:pPr>
+        <w:keepNext/>
         <w:spacing w:after="100" w:line="264"/>
         <w:jc w:val="both"/>
       </w:pPr>
@@ -7140,6 +7003,7 @@
           </w:tcPr>
           <w:p>
             <w:pPr>
+              <w:keepNext/>
               <w:spacing w:after="0" w:line="252"/>
               <w:jc w:val="center"/>
             </w:pPr>
@@ -7174,6 +7038,7 @@
           </w:tcPr>
           <w:p>
             <w:pPr>
+              <w:keepNext/>
               <w:spacing w:after="0" w:line="252"/>
               <w:jc w:val="center"/>
             </w:pPr>
@@ -7212,6 +7077,7 @@
           </w:tcPr>
           <w:p>
             <w:pPr>
+              <w:keepNext/>
               <w:spacing w:after="0" w:line="252"/>
               <w:jc w:val="center"/>
             </w:pPr>
@@ -7222,7 +7088,7 @@
                 <w:sz w:val="19"/>
                 <w:szCs w:val="19"/>
               </w:rPr>
-              <w:t xml:space="preserve">A asignar</w:t>
+              <w:t xml:space="preserve"> </w:t>
             </w:r>
           </w:p>
         </w:tc>
@@ -7245,159 +7111,18 @@
           </w:tcPr>
           <w:p>
             <w:pPr>
-              <w:spacing w:after="0" w:line="252"/>
-              <w:jc w:val="left"/>
-            </w:pPr>
-            <w:r>
-              <w:rPr>
-                <w:b w:val="false"/>
-                <w:bCs w:val="false"/>
-                <w:sz w:val="19"/>
-                <w:szCs w:val="19"/>
-              </w:rPr>
-              <w:t xml:space="preserve">Registro de calibración EL CID (tensión por espira, corriente de falla, KF)</w:t>
-            </w:r>
-          </w:p>
-        </w:tc>
-      </w:tr>
-      <w:tr>
-        <w:trPr>
-          <w:cantSplit/>
-        </w:trPr>
-        <w:tc>
-          <w:tcPr>
-            <w:tcW w:type="dxa" w:w="2200"/>
-            <w:tcBorders>
-              <w:top w:val="single" w:color="A6B4B8" w:sz="4"/>
-              <w:left w:val="single" w:color="A6B4B8" w:sz="4"/>
-              <w:bottom w:val="single" w:color="A6B4B8" w:sz="4"/>
-              <w:right w:val="single" w:color="A6B4B8" w:sz="4"/>
-            </w:tcBorders>
-            <w:tcMar>
-              <w:top w:type="dxa" w:w="50"/>
-              <w:left w:type="dxa" w:w="90"/>
-              <w:bottom w:type="dxa" w:w="50"/>
-              <w:right w:type="dxa" w:w="90"/>
-            </w:tcMar>
-            <w:vAlign w:val="top"/>
-          </w:tcPr>
-          <w:p>
-            <w:pPr>
-              <w:spacing w:after="0" w:line="252"/>
-              <w:jc w:val="center"/>
-            </w:pPr>
-            <w:r>
-              <w:rPr>
-                <w:b w:val="false"/>
-                <w:bCs w:val="false"/>
-                <w:sz w:val="19"/>
-                <w:szCs w:val="19"/>
-              </w:rPr>
-              <w:t xml:space="preserve">—</w:t>
-            </w:r>
-          </w:p>
-        </w:tc>
-        <w:tc>
-          <w:tcPr>
-            <w:tcW w:type="dxa" w:w="7438"/>
-            <w:tcBorders>
-              <w:top w:val="single" w:color="A6B4B8" w:sz="4"/>
-              <w:left w:val="single" w:color="A6B4B8" w:sz="4"/>
-              <w:bottom w:val="single" w:color="A6B4B8" w:sz="4"/>
-              <w:right w:val="single" w:color="A6B4B8" w:sz="4"/>
-            </w:tcBorders>
-            <w:tcMar>
-              <w:top w:type="dxa" w:w="50"/>
-              <w:left w:type="dxa" w:w="90"/>
-              <w:bottom w:type="dxa" w:w="50"/>
-              <w:right w:type="dxa" w:w="90"/>
-            </w:tcMar>
-            <w:vAlign w:val="top"/>
-          </w:tcPr>
-          <w:p>
-            <w:pPr>
-              <w:spacing w:after="0" w:line="252"/>
-              <w:jc w:val="left"/>
-            </w:pPr>
-            <w:r>
-              <w:rPr>
-                <w:b w:val="false"/>
-                <w:bCs w:val="false"/>
-                <w:sz w:val="19"/>
-                <w:szCs w:val="19"/>
-              </w:rPr>
-              <w:t xml:space="preserve">Archivos de ensayo ELCSoft: parámetros, matrices Iq e Iqp y registro en bruto (reg)</w:t>
-            </w:r>
-          </w:p>
-        </w:tc>
-      </w:tr>
-      <w:tr>
-        <w:trPr>
-          <w:cantSplit/>
-        </w:trPr>
-        <w:tc>
-          <w:tcPr>
-            <w:tcW w:type="dxa" w:w="2200"/>
-            <w:tcBorders>
-              <w:top w:val="single" w:color="A6B4B8" w:sz="4"/>
-              <w:left w:val="single" w:color="A6B4B8" w:sz="4"/>
-              <w:bottom w:val="single" w:color="A6B4B8" w:sz="4"/>
-              <w:right w:val="single" w:color="A6B4B8" w:sz="4"/>
-            </w:tcBorders>
-            <w:tcMar>
-              <w:top w:type="dxa" w:w="50"/>
-              <w:left w:type="dxa" w:w="90"/>
-              <w:bottom w:type="dxa" w:w="50"/>
-              <w:right w:type="dxa" w:w="90"/>
-            </w:tcMar>
-            <w:vAlign w:val="top"/>
-          </w:tcPr>
-          <w:p>
-            <w:pPr>
-              <w:spacing w:after="0" w:line="252"/>
-              <w:jc w:val="center"/>
-            </w:pPr>
-            <w:r>
-              <w:rPr>
-                <w:b w:val="false"/>
-                <w:bCs w:val="false"/>
-                <w:sz w:val="19"/>
-                <w:szCs w:val="19"/>
-              </w:rPr>
-              <w:t xml:space="preserve">A asignar</w:t>
-            </w:r>
-          </w:p>
-        </w:tc>
-        <w:tc>
-          <w:tcPr>
-            <w:tcW w:type="dxa" w:w="7438"/>
-            <w:tcBorders>
-              <w:top w:val="single" w:color="A6B4B8" w:sz="4"/>
-              <w:left w:val="single" w:color="A6B4B8" w:sz="4"/>
-              <w:bottom w:val="single" w:color="A6B4B8" w:sz="4"/>
-              <w:right w:val="single" w:color="A6B4B8" w:sz="4"/>
-            </w:tcBorders>
-            <w:tcMar>
-              <w:top w:type="dxa" w:w="50"/>
-              <w:left w:type="dxa" w:w="90"/>
-              <w:bottom w:type="dxa" w:w="50"/>
-              <w:right w:type="dxa" w:w="90"/>
-            </w:tcMar>
-            <w:vAlign w:val="top"/>
-          </w:tcPr>
-          <w:p>
-            <w:pPr>
-              <w:spacing w:after="0" w:line="252"/>
-              <w:jc w:val="left"/>
-            </w:pPr>
-            <w:r>
-              <w:rPr>
-                <w:b w:val="false"/>
-                <w:bCs w:val="false"/>
-                <w:sz w:val="19"/>
-                <w:szCs w:val="19"/>
-              </w:rPr>
-              <w:t xml:space="preserve">Memoria de cálculo de la excitación del núcleo (#####-##-EMC###)</w:t>
+              <w:keepNext/>
+              <w:spacing w:after="0" w:line="252"/>
+              <w:jc w:val="left"/>
+            </w:pPr>
+            <w:r>
+              <w:rPr>
+                <w:b w:val="false"/>
+                <w:bCs w:val="false"/>
+                <w:sz w:val="19"/>
+                <w:szCs w:val="19"/>
+              </w:rPr>
+              <w:t xml:space="preserve"> </w:t>
             </w:r>
           </w:p>
         </w:tc>
@@ -7405,7 +7130,8 @@
     </w:tbl>
     <w:p>
       <w:pPr>
-        <w:spacing w:after="200" w:before="0"/>
+        <w:keepNext/>
+        <w:spacing w:after="200"/>
       </w:pPr>
     </w:p>
     <w:tbl>
@@ -7450,6 +7176,7 @@
           </w:tcPr>
           <w:p>
             <w:pPr>
+              <w:keepNext/>
               <w:spacing w:after="0" w:line="252"/>
               <w:jc w:val="left"/>
             </w:pPr>
@@ -7484,6 +7211,7 @@
           </w:tcPr>
           <w:p>
             <w:pPr>
+              <w:keepNext/>
               <w:spacing w:after="0" w:line="252"/>
               <w:jc w:val="left"/>
             </w:pPr>
@@ -7518,6 +7246,7 @@
           </w:tcPr>
           <w:p>
             <w:pPr>
+              <w:keepNext/>
               <w:spacing w:after="0" w:line="252"/>
               <w:jc w:val="left"/>
             </w:pPr>
@@ -7556,17 +7285,18 @@
           </w:tcPr>
           <w:p>
             <w:pPr>
-              <w:spacing w:after="0" w:line="252"/>
-              <w:jc w:val="left"/>
-            </w:pPr>
-            <w:r>
-              <w:rPr>
-                <w:b w:val="false"/>
-                <w:bCs w:val="false"/>
-                <w:sz w:val="19"/>
-                <w:szCs w:val="19"/>
-              </w:rPr>
-              <w:t xml:space="preserve">N° 00</w:t>
+              <w:keepNext/>
+              <w:spacing w:after="0" w:line="252"/>
+              <w:jc w:val="left"/>
+            </w:pPr>
+            <w:r>
+              <w:rPr>
+                <w:b w:val="false"/>
+                <w:bCs w:val="false"/>
+                <w:sz w:val="19"/>
+                <w:szCs w:val="19"/>
+              </w:rPr>
+              <w:t xml:space="preserve">00</w:t>
             </w:r>
           </w:p>
         </w:tc>
@@ -7589,17 +7319,18 @@
           </w:tcPr>
           <w:p>
             <w:pPr>
-              <w:spacing w:after="0" w:line="252"/>
-              <w:jc w:val="left"/>
-            </w:pPr>
-            <w:r>
-              <w:rPr>
-                <w:b w:val="false"/>
-                <w:bCs w:val="false"/>
-                <w:sz w:val="19"/>
-                <w:szCs w:val="19"/>
-              </w:rPr>
-              <w:t xml:space="preserve">26/10/2026</w:t>
+              <w:keepNext/>
+              <w:spacing w:after="0" w:line="252"/>
+              <w:jc w:val="left"/>
+            </w:pPr>
+            <w:r>
+              <w:rPr>
+                <w:b w:val="false"/>
+                <w:bCs w:val="false"/>
+                <w:sz w:val="19"/>
+                <w:szCs w:val="19"/>
+              </w:rPr>
+              <w:t xml:space="preserve">28/10/2026</w:t>
             </w:r>
           </w:p>
         </w:tc>
@@ -7622,6 +7353,7 @@
           </w:tcPr>
           <w:p>
             <w:pPr>
+              <w:keepNext/>
               <w:spacing w:after="0" w:line="252"/>
               <w:jc w:val="left"/>
             </w:pPr>
@@ -7640,7 +7372,8 @@
     </w:tbl>
     <w:p>
       <w:pPr>
-        <w:spacing w:after="200" w:before="0"/>
+        <w:keepNext/>
+        <w:spacing w:after="200"/>
       </w:pPr>
     </w:p>
     <w:tbl>
@@ -7686,6 +7419,7 @@
           </w:tcPr>
           <w:p>
             <w:pPr>
+              <w:keepNext/>
               <w:spacing w:after="0" w:line="252"/>
               <w:jc w:val="left"/>
             </w:pPr>
@@ -7720,6 +7454,7 @@
           </w:tcPr>
           <w:p>
             <w:pPr>
+              <w:keepNext/>
               <w:spacing w:after="0" w:line="252"/>
               <w:jc w:val="left"/>
             </w:pPr>
@@ -7754,6 +7489,7 @@
           </w:tcPr>
           <w:p>
             <w:pPr>
+              <w:keepNext/>
               <w:spacing w:after="0" w:line="252"/>
               <w:jc w:val="left"/>
             </w:pPr>
@@ -7788,6 +7524,7 @@
           </w:tcPr>
           <w:p>
             <w:pPr>
+              <w:keepNext/>
               <w:spacing w:after="0" w:line="252"/>
               <w:jc w:val="left"/>
             </w:pPr>
@@ -7826,6 +7563,7 @@
           </w:tcPr>
           <w:p>
             <w:pPr>
+              <w:keepNext/>
               <w:spacing w:after="0" w:line="252"/>
               <w:jc w:val="left"/>
             </w:pPr>
@@ -7850,6 +7588,7 @@
           </w:tcPr>
           <w:p>
             <w:pPr>
+              <w:keepNext/>
               <w:spacing w:after="0" w:line="252"/>
               <w:jc w:val="left"/>
             </w:pPr>
@@ -7874,6 +7613,7 @@
           </w:tcPr>
           <w:p>
             <w:pPr>
+              <w:keepNext/>
               <w:spacing w:after="0" w:line="252"/>
               <w:jc w:val="left"/>
             </w:pPr>
@@ -7898,6 +7638,7 @@
           </w:tcPr>
           <w:p>
             <w:pPr>
+              <w:keepNext/>
               <w:spacing w:after="0" w:line="252"/>
               <w:jc w:val="left"/>
             </w:pPr>
@@ -7907,7 +7648,8 @@
     </w:tbl>
     <w:p>
       <w:pPr>
-        <w:spacing w:after="200" w:before="0"/>
+        <w:keepNext/>
+        <w:spacing w:after="200"/>
       </w:pPr>
     </w:p>
     <w:tbl>
@@ -7950,6 +7692,7 @@
           </w:tcPr>
           <w:p>
             <w:pPr>
+              <w:keepNext/>
               <w:spacing w:after="0" w:line="252"/>
               <w:jc w:val="left"/>
             </w:pPr>
@@ -7988,131 +7731,18 @@
           </w:tcPr>
           <w:p>
             <w:pPr>
-              <w:spacing w:after="0" w:line="252"/>
-              <w:jc w:val="left"/>
-            </w:pPr>
-            <w:r>
-              <w:rPr>
-                <w:b w:val="false"/>
-                <w:bCs w:val="false"/>
-                <w:sz w:val="19"/>
-                <w:szCs w:val="19"/>
-              </w:rPr>
-              <w:t xml:space="preserve">Norma ISO 9001:2015</w:t>
-            </w:r>
-          </w:p>
-        </w:tc>
-      </w:tr>
-      <w:tr>
-        <w:trPr>
-          <w:cantSplit/>
-        </w:trPr>
-        <w:tc>
-          <w:tcPr>
-            <w:tcW w:type="dxa" w:w="9638"/>
-            <w:tcBorders>
-              <w:top w:val="single" w:color="A6B4B8" w:sz="4"/>
-              <w:left w:val="single" w:color="A6B4B8" w:sz="4"/>
-              <w:bottom w:val="single" w:color="A6B4B8" w:sz="4"/>
-              <w:right w:val="single" w:color="A6B4B8" w:sz="4"/>
-            </w:tcBorders>
-            <w:tcMar>
-              <w:top w:type="dxa" w:w="50"/>
-              <w:left w:type="dxa" w:w="90"/>
-              <w:bottom w:type="dxa" w:w="50"/>
-              <w:right w:type="dxa" w:w="90"/>
-            </w:tcMar>
-            <w:vAlign w:val="top"/>
-          </w:tcPr>
-          <w:p>
-            <w:pPr>
-              <w:spacing w:after="0" w:line="252"/>
-              <w:jc w:val="left"/>
-            </w:pPr>
-            <w:r>
-              <w:rPr>
-                <w:b w:val="false"/>
-                <w:bCs w:val="false"/>
-                <w:sz w:val="19"/>
-                <w:szCs w:val="19"/>
-              </w:rPr>
-              <w:t xml:space="preserve">00503-00-EPG001 – Procedimiento de inspección robotizada GRIS</w:t>
-            </w:r>
-          </w:p>
-        </w:tc>
-      </w:tr>
-      <w:tr>
-        <w:trPr>
-          <w:cantSplit/>
-        </w:trPr>
-        <w:tc>
-          <w:tcPr>
-            <w:tcW w:type="dxa" w:w="9638"/>
-            <w:tcBorders>
-              <w:top w:val="single" w:color="A6B4B8" w:sz="4"/>
-              <w:left w:val="single" w:color="A6B4B8" w:sz="4"/>
-              <w:bottom w:val="single" w:color="A6B4B8" w:sz="4"/>
-              <w:right w:val="single" w:color="A6B4B8" w:sz="4"/>
-            </w:tcBorders>
-            <w:tcMar>
-              <w:top w:type="dxa" w:w="50"/>
-              <w:left w:type="dxa" w:w="90"/>
-              <w:bottom w:type="dxa" w:w="50"/>
-              <w:right w:type="dxa" w:w="90"/>
-            </w:tcMar>
-            <w:vAlign w:val="top"/>
-          </w:tcPr>
-          <w:p>
-            <w:pPr>
-              <w:spacing w:after="0" w:line="252"/>
-              <w:jc w:val="left"/>
-            </w:pPr>
-            <w:r>
-              <w:rPr>
-                <w:b w:val="false"/>
-                <w:bCs w:val="false"/>
-                <w:sz w:val="19"/>
-                <w:szCs w:val="19"/>
-              </w:rPr>
-              <w:t xml:space="preserve">Protocolos de ensayo ELCID robotizado – Nexergy Corp., junio 2025 (Tarea N° 19, Producto N° 7)</w:t>
-            </w:r>
-          </w:p>
-        </w:tc>
-      </w:tr>
-      <w:tr>
-        <w:trPr>
-          <w:cantSplit/>
-        </w:trPr>
-        <w:tc>
-          <w:tcPr>
-            <w:tcW w:type="dxa" w:w="9638"/>
-            <w:tcBorders>
-              <w:top w:val="single" w:color="A6B4B8" w:sz="4"/>
-              <w:left w:val="single" w:color="A6B4B8" w:sz="4"/>
-              <w:bottom w:val="single" w:color="A6B4B8" w:sz="4"/>
-              <w:right w:val="single" w:color="A6B4B8" w:sz="4"/>
-            </w:tcBorders>
-            <w:tcMar>
-              <w:top w:type="dxa" w:w="50"/>
-              <w:left w:type="dxa" w:w="90"/>
-              <w:bottom w:type="dxa" w:w="50"/>
-              <w:right w:type="dxa" w:w="90"/>
-            </w:tcMar>
-            <w:vAlign w:val="top"/>
-          </w:tcPr>
-          <w:p>
-            <w:pPr>
-              <w:spacing w:after="0" w:line="252"/>
-              <w:jc w:val="left"/>
-            </w:pPr>
-            <w:r>
-              <w:rPr>
-                <w:b w:val="false"/>
-                <w:bCs w:val="false"/>
-                <w:sz w:val="19"/>
-                <w:szCs w:val="19"/>
-              </w:rPr>
-              <w:t xml:space="preserve">IEEE Std 56-2016 – Guide for Insulation Maintenance of Electric Machines</w:t>
+              <w:keepNext/>
+              <w:spacing w:after="0" w:line="252"/>
+              <w:jc w:val="left"/>
+            </w:pPr>
+            <w:r>
+              <w:rPr>
+                <w:b w:val="false"/>
+                <w:bCs w:val="false"/>
+                <w:sz w:val="19"/>
+                <w:szCs w:val="19"/>
+              </w:rPr>
+              <w:t xml:space="preserve"> </w:t>
             </w:r>
           </w:p>
         </w:tc>
@@ -8632,7 +8262,7 @@
               <w:sz w:val="16"/>
               <w:szCs w:val="16"/>
             </w:rPr>
-            <w:t xml:space="preserve">26/10/2026</w:t>
+            <w:t xml:space="preserve">28/10/2026</w:t>
           </w:r>
         </w:p>
       </w:tc>

--- a/procedimientos_gris/00503-00-EPG002 Anexo Protocolos de Ensayo EL CID.docx
+++ b/procedimientos_gris/00503-00-EPG002 Anexo Protocolos de Ensayo EL CID.docx
@@ -248,7 +248,7 @@
           <w:sz w:val="19"/>
         </w:rPr>
         <w:tab/>
-        <w:t>5</w:t>
+        <w:t>4</w:t>
       </w:r>
     </w:p>
     <w:p>
@@ -285,7 +285,7 @@
         <w:rPr>
           <w:sz w:val="19"/>
         </w:rPr>
-        <w:t xml:space="preserve">2.4 APÉNDICE – DETERMINACIÓN DE LA TENSIÓN POR ESPIRA</w:t>
+        <w:t xml:space="preserve">2.4 APÉNDICE – CÁLCULO DE LA EXCITACIÓN: TENSIÓN Y CORRIENTE</w:t>
       </w:r>
       <w:r>
         <w:rPr>
@@ -315,7 +315,7 @@
           <w:sz w:val="19"/>
         </w:rPr>
         <w:tab/>
-        <w:t>11</w:t>
+        <w:t>13</w:t>
       </w:r>
       <w:r>
         <w:fldChar w:fldCharType="end"/>
@@ -990,77 +990,6 @@
                 <w:szCs w:val="19"/>
               </w:rPr>
               <w:t xml:space="preserve">Unidad de adquisición de datos.</w:t>
-            </w:r>
-          </w:p>
-        </w:tc>
-      </w:tr>
-      <w:tr>
-        <w:trPr>
-          <w:cantSplit/>
-        </w:trPr>
-        <w:tc>
-          <w:tcPr>
-            <w:tcW w:type="dxa" w:w="1700"/>
-            <w:tcBorders>
-              <w:top w:val="single" w:color="A6B4B8" w:sz="4"/>
-              <w:left w:val="single" w:color="A6B4B8" w:sz="4"/>
-              <w:bottom w:val="single" w:color="A6B4B8" w:sz="4"/>
-              <w:right w:val="single" w:color="A6B4B8" w:sz="4"/>
-            </w:tcBorders>
-            <w:tcMar>
-              <w:top w:type="dxa" w:w="50"/>
-              <w:left w:type="dxa" w:w="90"/>
-              <w:bottom w:type="dxa" w:w="50"/>
-              <w:right w:type="dxa" w:w="90"/>
-            </w:tcMar>
-            <w:vAlign w:val="top"/>
-          </w:tcPr>
-          <w:p>
-            <w:pPr>
-              <w:spacing w:after="0" w:line="252"/>
-              <w:jc w:val="left"/>
-            </w:pPr>
-            <w:r>
-              <w:rPr>
-                <w:b w:val="false"/>
-                <w:bCs w:val="false"/>
-                <w:sz w:val="19"/>
-                <w:szCs w:val="19"/>
-              </w:rPr>
-              <w:t xml:space="preserve">Vl, Tph, K</w:t>
-            </w:r>
-          </w:p>
-        </w:tc>
-        <w:tc>
-          <w:tcPr>
-            <w:tcW w:type="dxa" w:w="7938"/>
-            <w:tcBorders>
-              <w:top w:val="single" w:color="A6B4B8" w:sz="4"/>
-              <w:left w:val="single" w:color="A6B4B8" w:sz="4"/>
-              <w:bottom w:val="single" w:color="A6B4B8" w:sz="4"/>
-              <w:right w:val="single" w:color="A6B4B8" w:sz="4"/>
-            </w:tcBorders>
-            <w:tcMar>
-              <w:top w:type="dxa" w:w="50"/>
-              <w:left w:type="dxa" w:w="90"/>
-              <w:bottom w:type="dxa" w:w="50"/>
-              <w:right w:type="dxa" w:w="90"/>
-            </w:tcMar>
-            <w:vAlign w:val="top"/>
-          </w:tcPr>
-          <w:p>
-            <w:pPr>
-              <w:spacing w:after="0" w:line="252"/>
-              <w:jc w:val="left"/>
-            </w:pPr>
-            <w:r>
-              <w:rPr>
-                <w:b w:val="false"/>
-                <w:bCs w:val="false"/>
-                <w:sz w:val="19"/>
-                <w:szCs w:val="19"/>
-              </w:rPr>
-              <w:t xml:space="preserve">Tensión de línea nominal, número de espiras en serie por fase y factor de bobinado (paso × distribución) del generador.</w:t>
             </w:r>
           </w:p>
         </w:tc>
@@ -1309,7 +1238,7 @@
                 <w:sz w:val="19"/>
                 <w:szCs w:val="19"/>
               </w:rPr>
-              <w:t xml:space="preserve">Apartados 2.5, 2.6, 2.7, 2.8</w:t>
+              <w:t xml:space="preserve">Apartados 2.6, 2.7, 2.8</w:t>
             </w:r>
           </w:p>
         </w:tc>
@@ -2361,7 +2290,7 @@
         <w:jc w:val="both"/>
       </w:pPr>
       <w:r>
-        <w:t xml:space="preserve">El número de espiras se determina a partir de la tensión por espira calculada según el apartado 2.4 (Apéndice), considerando que:</w:t>
+        <w:t xml:space="preserve">El número de espiras N se determina a partir de la tensión por espira calculada según el apartado 2.4 (Apéndice) y se registra en RME-ELC-01, considerando que:</w:t>
       </w:r>
     </w:p>
     <w:p>
@@ -6448,7 +6377,7 @@
         <w:spacing w:after="100" w:before="220"/>
       </w:pPr>
       <w:r>
-        <w:t xml:space="preserve">2.4 APÉNDICE – DETERMINACIÓN DE LA TENSIÓN POR ESPIRA</w:t>
+        <w:t xml:space="preserve">2.4 APÉNDICE – CÁLCULO DE LA EXCITACIÓN: TENSIÓN Y CORRIENTE</w:t>
       </w:r>
     </w:p>
     <w:p>
@@ -6457,74 +6386,27 @@
         <w:jc w:val="both"/>
       </w:pPr>
       <w:r>
-        <w:t xml:space="preserve">Para un flujo sinusoidal Φ = Φm · sen(2πft) inducido en forma anular en el núcleo, la tensión inducida por espira (ley de Faraday) tiene un valor eficaz:</w:t>
+        <w:t xml:space="preserve">Este apartado explica cómo se obtienen la tensión por espira, el número de espiras del arrollamiento de excitación y la tensión y la corriente que debe entregar el Variac. Las expresiones siguen a Ridley [1] y son las del formulario </w:t>
+      </w:r>
+      <w:r>
+        <w:rPr>
+          <w:b/>
+          <w:bCs/>
+        </w:rPr>
+        <w:t xml:space="preserve">RME-ELC-01 «Registro de cálculo de excitación – Ensayo EL CID»</w:t>
+      </w:r>
+      <w:r>
+        <w:t xml:space="preserve">, donde se registra el cálculo de cada máquina.</w:t>
       </w:r>
     </w:p>
     <w:p>
       <w:pPr>
-        <w:tabs>
-          <w:tab w:val="center" w:pos="4819"/>
-          <w:tab w:val="right" w:pos="9638"/>
-        </w:tabs>
-        <w:spacing w:after="120" w:before="80"/>
-        <w:jc w:val="left"/>
+        <w:pStyle w:val="Heading3"/>
+        <w:keepNext/>
+        <w:spacing w:after="80" w:before="160"/>
       </w:pPr>
       <w:r>
-        <w:t xml:space="preserve">	</w:t>
-      </w:r>
-      <w:r>
-        <w:rPr>
-          <w:i/>
-          <w:iCs/>
-          <w:sz w:val="24"/>
-          <w:szCs w:val="24"/>
-        </w:rPr>
-        <w:t xml:space="preserve">v</w:t>
-      </w:r>
-      <w:r>
-        <w:rPr>
-          <w:sz w:val="24"/>
-          <w:szCs w:val="24"/>
-          <w:vertAlign w:val="subscript"/>
-        </w:rPr>
-        <w:t xml:space="preserve">t</w:t>
-      </w:r>
-      <w:r>
-        <w:rPr>
-          <w:sz w:val="24"/>
-          <w:szCs w:val="24"/>
-        </w:rPr>
-        <w:t xml:space="preserve"> = 2π · f · </w:t>
-      </w:r>
-      <w:r>
-        <w:rPr>
-          <w:i/>
-          <w:iCs/>
-          <w:sz w:val="24"/>
-          <w:szCs w:val="24"/>
-        </w:rPr>
-        <w:t xml:space="preserve">Φ</w:t>
-      </w:r>
-      <w:r>
-        <w:rPr>
-          <w:sz w:val="24"/>
-          <w:szCs w:val="24"/>
-          <w:vertAlign w:val="subscript"/>
-        </w:rPr>
-        <w:t xml:space="preserve">m</w:t>
-      </w:r>
-      <w:r>
-        <w:rPr>
-          <w:sz w:val="24"/>
-          <w:szCs w:val="24"/>
-        </w:rPr>
-        <w:t xml:space="preserve"> / √2</w:t>
-      </w:r>
-      <w:r>
-        <w:rPr>
-          <w:color w:val="6D8289"/>
-        </w:rPr>
-        <w:t xml:space="preserve">	(1)</w:t>
+        <w:t xml:space="preserve">2.4.1 Criterio: 4 % del flujo nominal</w:t>
       </w:r>
     </w:p>
     <w:p>
@@ -6533,91 +6415,17 @@
         <w:jc w:val="both"/>
       </w:pPr>
       <w:r>
-        <w:t xml:space="preserve">Como el flujo por polo en el entrehierro, Φa, se divide en dos mitades en el yugo (Φm = Φa/2):</w:t>
-      </w:r>
-    </w:p>
-    <w:p>
-      <w:pPr>
-        <w:tabs>
-          <w:tab w:val="center" w:pos="4819"/>
-          <w:tab w:val="right" w:pos="9638"/>
-        </w:tabs>
-        <w:spacing w:after="120" w:before="80"/>
-        <w:jc w:val="left"/>
-      </w:pPr>
-      <w:r>
-        <w:t xml:space="preserve">	</w:t>
+        <w:t xml:space="preserve">Según Ridley [1], el ensayo EL CID se realiza con el núcleo magnetizado a aproximadamente el </w:t>
       </w:r>
       <w:r>
         <w:rPr>
-          <w:i/>
-          <w:iCs/>
-          <w:sz w:val="24"/>
-          <w:szCs w:val="24"/>
+          <w:b/>
+          <w:bCs/>
         </w:rPr>
-        <w:t xml:space="preserve">v</w:t>
-      </w:r>
-      <w:r>
-        <w:rPr>
-          <w:sz w:val="24"/>
-          <w:szCs w:val="24"/>
-          <w:vertAlign w:val="subscript"/>
-        </w:rPr>
-        <w:t xml:space="preserve">t</w:t>
-      </w:r>
-      <w:r>
-        <w:rPr>
-          <w:sz w:val="24"/>
-          <w:szCs w:val="24"/>
-        </w:rPr>
-        <w:t xml:space="preserve"> = π · f · </w:t>
-      </w:r>
-      <w:r>
-        <w:rPr>
-          <w:i/>
-          <w:iCs/>
-          <w:sz w:val="24"/>
-          <w:szCs w:val="24"/>
-        </w:rPr>
-        <w:t xml:space="preserve">Φ</w:t>
-      </w:r>
-      <w:r>
-        <w:rPr>
-          <w:sz w:val="24"/>
-          <w:szCs w:val="24"/>
-          <w:vertAlign w:val="subscript"/>
-        </w:rPr>
-        <w:t xml:space="preserve">a</w:t>
-      </w:r>
-      <w:r>
-        <w:rPr>
-          <w:sz w:val="24"/>
-          <w:szCs w:val="24"/>
-        </w:rPr>
-        <w:t xml:space="preserve"> / √2 = 2,22 · f · </w:t>
-      </w:r>
-      <w:r>
-        <w:rPr>
-          <w:i/>
-          <w:iCs/>
-          <w:sz w:val="24"/>
-          <w:szCs w:val="24"/>
-        </w:rPr>
-        <w:t xml:space="preserve">Φ</w:t>
-      </w:r>
-      <w:r>
-        <w:rPr>
-          <w:sz w:val="24"/>
-          <w:szCs w:val="24"/>
-          <w:vertAlign w:val="subscript"/>
-        </w:rPr>
-        <w:t xml:space="preserve">a</w:t>
-      </w:r>
-      <w:r>
-        <w:rPr>
-          <w:color w:val="6D8289"/>
-        </w:rPr>
-        <w:t xml:space="preserve">	(2)</w:t>
+        <w:t xml:space="preserve">4 % del flujo nominal</w:t>
+      </w:r>
+      <w:r>
+        <w:t xml:space="preserve">. A ese nivel, las corrientes de falla entre laminaciones son medibles con el captor, el núcleo no se calienta y la potencia necesaria es de pocos kVA, que puede entregar un Variac monofásico.</w:t>
       </w:r>
     </w:p>
     <w:p>
@@ -6626,118 +6434,4258 @@
         <w:jc w:val="both"/>
       </w:pPr>
       <w:r>
-        <w:t xml:space="preserve">Para el 4 % del flujo nominal: v4% = 0,0888·f·Φa, es decir </w:t>
+        <w:t xml:space="preserve">Todo el cálculo parte de la </w:t>
       </w:r>
       <w:r>
         <w:rPr>
           <w:b/>
           <w:bCs/>
         </w:rPr>
-        <w:t xml:space="preserve">4,44·Φa</w:t>
-      </w:r>
-      <w:r>
-        <w:t xml:space="preserve"> a 50 Hz y </w:t>
+        <w:t xml:space="preserve">tensión por espira</w:t>
+      </w:r>
+      <w:r>
+        <w:t xml:space="preserve"> </w:t>
       </w:r>
       <w:r>
         <w:rPr>
-          <w:b/>
-          <w:bCs/>
+          <w:i/>
+          <w:iCs/>
         </w:rPr>
-        <w:t xml:space="preserve">5,33·Φa</w:t>
-      </w:r>
-      <w:r>
-        <w:t xml:space="preserve"> a 60 Hz. El flujo en el entrehierro [Wb] es:</w:t>
+        <w:t xml:space="preserve">v</w:t>
+      </w:r>
+      <w:r>
+        <w:rPr>
+          <w:vertAlign w:val="subscript"/>
+        </w:rPr>
+        <w:t xml:space="preserve">t</w:t>
+      </w:r>
+      <w:r>
+        <w:t xml:space="preserve">: la tensión que se induce en una espira que abraza el yugo con ese 4 % del flujo. Es lo que mide la espira auxiliar y, por lo tanto, la referencia de la calibración (Protocolo 2, paso 3) y del control durante todo el ensayo. Con </w:t>
+      </w:r>
+      <w:r>
+        <w:rPr>
+          <w:i/>
+          <w:iCs/>
+        </w:rPr>
+        <w:t xml:space="preserve">v</w:t>
+      </w:r>
+      <w:r>
+        <w:rPr>
+          <w:vertAlign w:val="subscript"/>
+        </w:rPr>
+        <w:t xml:space="preserve">t</w:t>
+      </w:r>
+      <w:r>
+        <w:t xml:space="preserve"> se eligen el número de espiras </w:t>
+      </w:r>
+      <w:r>
+        <w:rPr>
+          <w:i/>
+          <w:iCs/>
+        </w:rPr>
+        <w:t xml:space="preserve">N</w:t>
+      </w:r>
+      <w:r>
+        <w:t xml:space="preserve"> y, con él, la tensión y la corriente del Variac.</w:t>
       </w:r>
     </w:p>
     <w:p>
       <w:pPr>
-        <w:tabs>
-          <w:tab w:val="center" w:pos="4819"/>
-          <w:tab w:val="right" w:pos="9638"/>
-        </w:tabs>
-        <w:spacing w:after="120" w:before="80"/>
-        <w:jc w:val="left"/>
+        <w:pStyle w:val="Heading3"/>
+        <w:keepNext/>
+        <w:spacing w:after="80" w:before="160"/>
       </w:pPr>
       <w:r>
-        <w:t xml:space="preserve">	</w:t>
-      </w:r>
-      <w:r>
-        <w:rPr>
-          <w:i/>
-          <w:iCs/>
-          <w:sz w:val="24"/>
-          <w:szCs w:val="24"/>
-        </w:rPr>
-        <w:t xml:space="preserve">Φ</w:t>
-      </w:r>
-      <w:r>
-        <w:rPr>
-          <w:sz w:val="24"/>
-          <w:szCs w:val="24"/>
-          <w:vertAlign w:val="subscript"/>
-        </w:rPr>
-        <w:t xml:space="preserve">a</w:t>
-      </w:r>
-      <w:r>
-        <w:rPr>
-          <w:sz w:val="24"/>
-          <w:szCs w:val="24"/>
-        </w:rPr>
-        <w:t xml:space="preserve"> = (</w:t>
-      </w:r>
-      <w:r>
-        <w:rPr>
-          <w:i/>
-          <w:iCs/>
-          <w:sz w:val="24"/>
-          <w:szCs w:val="24"/>
-        </w:rPr>
-        <w:t xml:space="preserve">V</w:t>
-      </w:r>
-      <w:r>
-        <w:rPr>
-          <w:sz w:val="24"/>
-          <w:szCs w:val="24"/>
-          <w:vertAlign w:val="subscript"/>
-        </w:rPr>
-        <w:t xml:space="preserve">l</w:t>
-      </w:r>
-      <w:r>
-        <w:rPr>
-          <w:sz w:val="24"/>
-          <w:szCs w:val="24"/>
-        </w:rPr>
-        <w:t xml:space="preserve"> / √3) / (4,44 · K · </w:t>
-      </w:r>
-      <w:r>
-        <w:rPr>
-          <w:i/>
-          <w:iCs/>
-          <w:sz w:val="24"/>
-          <w:szCs w:val="24"/>
-        </w:rPr>
-        <w:t xml:space="preserve">T</w:t>
-      </w:r>
-      <w:r>
-        <w:rPr>
-          <w:sz w:val="24"/>
-          <w:szCs w:val="24"/>
-          <w:vertAlign w:val="subscript"/>
-        </w:rPr>
-        <w:t xml:space="preserve">ph</w:t>
-      </w:r>
-      <w:r>
-        <w:rPr>
-          <w:sz w:val="24"/>
-          <w:szCs w:val="24"/>
-        </w:rPr>
-        <w:t xml:space="preserve"> · f)</w:t>
-      </w:r>
-      <w:r>
-        <w:rPr>
-          <w:color w:val="6D8289"/>
-        </w:rPr>
-        <w:t xml:space="preserve">	(3)</w:t>
+        <w:t xml:space="preserve">2.4.2 Parámetros</w:t>
+      </w:r>
+    </w:p>
+    <w:p>
+      <w:pPr>
+        <w:keepNext/>
+        <w:spacing w:after="100" w:line="264"/>
+        <w:jc w:val="both"/>
+      </w:pPr>
+      <w:r>
+        <w:t xml:space="preserve">La tabla reúne todos los parámetros que intervienen, su unidad y de dónde se obtienen:</w:t>
+      </w:r>
+    </w:p>
+    <w:tbl>
+      <w:tblPr>
+        <w:tblW w:type="dxa" w:w="9638"/>
+        <w:tblBorders>
+          <w:top w:val="single" w:color="auto" w:sz="4"/>
+          <w:left w:val="single" w:color="auto" w:sz="4"/>
+          <w:bottom w:val="single" w:color="auto" w:sz="4"/>
+          <w:right w:val="single" w:color="auto" w:sz="4"/>
+          <w:insideH w:val="single" w:color="auto" w:sz="4"/>
+          <w:insideV w:val="single" w:color="auto" w:sz="4"/>
+        </w:tblBorders>
+      </w:tblPr>
+      <w:tblGrid>
+        <w:gridCol w:w="1150"/>
+        <w:gridCol w:w="4000"/>
+        <w:gridCol w:w="1000"/>
+        <w:gridCol w:w="3488"/>
+      </w:tblGrid>
+      <w:tr>
+        <w:trPr>
+          <w:cantSplit/>
+          <w:tblHeader/>
+        </w:trPr>
+        <w:tc>
+          <w:tcPr>
+            <w:tcW w:type="dxa" w:w="1150"/>
+            <w:tcBorders>
+              <w:top w:val="single" w:color="A6B4B8" w:sz="4"/>
+              <w:left w:val="single" w:color="A6B4B8" w:sz="4"/>
+              <w:bottom w:val="single" w:color="A6B4B8" w:sz="4"/>
+              <w:right w:val="single" w:color="A6B4B8" w:sz="4"/>
+            </w:tcBorders>
+            <w:shd w:fill="DAE0E2" w:val="clear"/>
+            <w:tcMar>
+              <w:top w:type="dxa" w:w="50"/>
+              <w:left w:type="dxa" w:w="90"/>
+              <w:bottom w:type="dxa" w:w="50"/>
+              <w:right w:type="dxa" w:w="90"/>
+            </w:tcMar>
+            <w:vAlign w:val="center"/>
+          </w:tcPr>
+          <w:p>
+            <w:pPr>
+              <w:spacing w:after="0" w:line="252"/>
+              <w:jc w:val="left"/>
+            </w:pPr>
+            <w:r>
+              <w:rPr>
+                <w:b/>
+                <w:bCs/>
+                <w:sz w:val="19"/>
+                <w:szCs w:val="19"/>
+              </w:rPr>
+              <w:t xml:space="preserve">Símbolo</w:t>
+            </w:r>
+          </w:p>
+        </w:tc>
+        <w:tc>
+          <w:tcPr>
+            <w:tcW w:type="dxa" w:w="4000"/>
+            <w:tcBorders>
+              <w:top w:val="single" w:color="A6B4B8" w:sz="4"/>
+              <w:left w:val="single" w:color="A6B4B8" w:sz="4"/>
+              <w:bottom w:val="single" w:color="A6B4B8" w:sz="4"/>
+              <w:right w:val="single" w:color="A6B4B8" w:sz="4"/>
+            </w:tcBorders>
+            <w:shd w:fill="DAE0E2" w:val="clear"/>
+            <w:tcMar>
+              <w:top w:type="dxa" w:w="50"/>
+              <w:left w:type="dxa" w:w="90"/>
+              <w:bottom w:type="dxa" w:w="50"/>
+              <w:right w:type="dxa" w:w="90"/>
+            </w:tcMar>
+            <w:vAlign w:val="center"/>
+          </w:tcPr>
+          <w:p>
+            <w:pPr>
+              <w:spacing w:after="0" w:line="252"/>
+              <w:jc w:val="left"/>
+            </w:pPr>
+            <w:r>
+              <w:rPr>
+                <w:b/>
+                <w:bCs/>
+                <w:sz w:val="19"/>
+                <w:szCs w:val="19"/>
+              </w:rPr>
+              <w:t xml:space="preserve">Parámetro</w:t>
+            </w:r>
+          </w:p>
+        </w:tc>
+        <w:tc>
+          <w:tcPr>
+            <w:tcW w:type="dxa" w:w="1000"/>
+            <w:tcBorders>
+              <w:top w:val="single" w:color="A6B4B8" w:sz="4"/>
+              <w:left w:val="single" w:color="A6B4B8" w:sz="4"/>
+              <w:bottom w:val="single" w:color="A6B4B8" w:sz="4"/>
+              <w:right w:val="single" w:color="A6B4B8" w:sz="4"/>
+            </w:tcBorders>
+            <w:shd w:fill="DAE0E2" w:val="clear"/>
+            <w:tcMar>
+              <w:top w:type="dxa" w:w="50"/>
+              <w:left w:type="dxa" w:w="90"/>
+              <w:bottom w:type="dxa" w:w="50"/>
+              <w:right w:type="dxa" w:w="90"/>
+            </w:tcMar>
+            <w:vAlign w:val="center"/>
+          </w:tcPr>
+          <w:p>
+            <w:pPr>
+              <w:spacing w:after="0" w:line="252"/>
+              <w:jc w:val="left"/>
+            </w:pPr>
+            <w:r>
+              <w:rPr>
+                <w:b/>
+                <w:bCs/>
+                <w:sz w:val="19"/>
+                <w:szCs w:val="19"/>
+              </w:rPr>
+              <w:t xml:space="preserve">Unidad</w:t>
+            </w:r>
+          </w:p>
+        </w:tc>
+        <w:tc>
+          <w:tcPr>
+            <w:tcW w:type="dxa" w:w="3488"/>
+            <w:tcBorders>
+              <w:top w:val="single" w:color="A6B4B8" w:sz="4"/>
+              <w:left w:val="single" w:color="A6B4B8" w:sz="4"/>
+              <w:bottom w:val="single" w:color="A6B4B8" w:sz="4"/>
+              <w:right w:val="single" w:color="A6B4B8" w:sz="4"/>
+            </w:tcBorders>
+            <w:shd w:fill="DAE0E2" w:val="clear"/>
+            <w:tcMar>
+              <w:top w:type="dxa" w:w="50"/>
+              <w:left w:type="dxa" w:w="90"/>
+              <w:bottom w:type="dxa" w:w="50"/>
+              <w:right w:type="dxa" w:w="90"/>
+            </w:tcMar>
+            <w:vAlign w:val="center"/>
+          </w:tcPr>
+          <w:p>
+            <w:pPr>
+              <w:spacing w:after="0" w:line="252"/>
+              <w:jc w:val="left"/>
+            </w:pPr>
+            <w:r>
+              <w:rPr>
+                <w:b/>
+                <w:bCs/>
+                <w:sz w:val="19"/>
+                <w:szCs w:val="19"/>
+              </w:rPr>
+              <w:t xml:space="preserve">Origen</w:t>
+            </w:r>
+          </w:p>
+        </w:tc>
+      </w:tr>
+      <w:tr>
+        <w:trPr>
+          <w:cantSplit/>
+        </w:trPr>
+        <w:tc>
+          <w:tcPr>
+            <w:tcW w:type="dxa" w:w="9638"/>
+            <w:gridSpan w:val="4"/>
+            <w:tcBorders>
+              <w:top w:val="single" w:color="A6B4B8" w:sz="4"/>
+              <w:left w:val="single" w:color="A6B4B8" w:sz="4"/>
+              <w:bottom w:val="single" w:color="A6B4B8" w:sz="4"/>
+              <w:right w:val="single" w:color="A6B4B8" w:sz="4"/>
+            </w:tcBorders>
+            <w:shd w:fill="F7F9F9" w:val="clear"/>
+            <w:tcMar>
+              <w:top w:type="dxa" w:w="50"/>
+              <w:left w:type="dxa" w:w="90"/>
+              <w:bottom w:type="dxa" w:w="50"/>
+              <w:right w:type="dxa" w:w="90"/>
+            </w:tcMar>
+            <w:vAlign w:val="center"/>
+          </w:tcPr>
+          <w:p>
+            <w:pPr>
+              <w:spacing w:after="0" w:line="252"/>
+              <w:jc w:val="left"/>
+            </w:pPr>
+            <w:r>
+              <w:rPr>
+                <w:b/>
+                <w:bCs/>
+                <w:color w:val="E36C0A"/>
+                <w:sz w:val="19"/>
+                <w:szCs w:val="19"/>
+              </w:rPr>
+              <w:t xml:space="preserve">Datos del generador</w:t>
+            </w:r>
+          </w:p>
+        </w:tc>
+      </w:tr>
+      <w:tr>
+        <w:trPr>
+          <w:cantSplit/>
+        </w:trPr>
+        <w:tc>
+          <w:tcPr>
+            <w:tcW w:type="dxa" w:w="1150"/>
+            <w:tcBorders>
+              <w:top w:val="single" w:color="A6B4B8" w:sz="4"/>
+              <w:left w:val="single" w:color="A6B4B8" w:sz="4"/>
+              <w:bottom w:val="single" w:color="A6B4B8" w:sz="4"/>
+              <w:right w:val="single" w:color="A6B4B8" w:sz="4"/>
+            </w:tcBorders>
+            <w:tcMar>
+              <w:top w:type="dxa" w:w="50"/>
+              <w:left w:type="dxa" w:w="90"/>
+              <w:bottom w:type="dxa" w:w="50"/>
+              <w:right w:type="dxa" w:w="90"/>
+            </w:tcMar>
+            <w:vAlign w:val="top"/>
+          </w:tcPr>
+          <w:p>
+            <w:pPr>
+              <w:spacing w:after="0" w:line="252"/>
+              <w:jc w:val="left"/>
+            </w:pPr>
+            <w:r>
+              <w:rPr>
+                <w:b w:val="false"/>
+                <w:bCs w:val="false"/>
+                <w:i/>
+                <w:iCs/>
+                <w:sz w:val="19"/>
+                <w:szCs w:val="19"/>
+              </w:rPr>
+              <w:t xml:space="preserve">V</w:t>
+            </w:r>
+            <w:r>
+              <w:rPr>
+                <w:b w:val="false"/>
+                <w:bCs w:val="false"/>
+                <w:sz w:val="19"/>
+                <w:szCs w:val="19"/>
+                <w:vertAlign w:val="subscript"/>
+              </w:rPr>
+              <w:t xml:space="preserve">L</w:t>
+            </w:r>
+          </w:p>
+        </w:tc>
+        <w:tc>
+          <w:tcPr>
+            <w:tcW w:type="dxa" w:w="4000"/>
+            <w:tcBorders>
+              <w:top w:val="single" w:color="A6B4B8" w:sz="4"/>
+              <w:left w:val="single" w:color="A6B4B8" w:sz="4"/>
+              <w:bottom w:val="single" w:color="A6B4B8" w:sz="4"/>
+              <w:right w:val="single" w:color="A6B4B8" w:sz="4"/>
+            </w:tcBorders>
+            <w:tcMar>
+              <w:top w:type="dxa" w:w="50"/>
+              <w:left w:type="dxa" w:w="90"/>
+              <w:bottom w:type="dxa" w:w="50"/>
+              <w:right w:type="dxa" w:w="90"/>
+            </w:tcMar>
+            <w:vAlign w:val="top"/>
+          </w:tcPr>
+          <w:p>
+            <w:pPr>
+              <w:spacing w:after="0" w:line="252"/>
+              <w:jc w:val="left"/>
+            </w:pPr>
+            <w:r>
+              <w:rPr>
+                <w:b w:val="false"/>
+                <w:bCs w:val="false"/>
+                <w:sz w:val="19"/>
+                <w:szCs w:val="19"/>
+              </w:rPr>
+              <w:t xml:space="preserve">Tensión de línea nominal.</w:t>
+            </w:r>
+          </w:p>
+        </w:tc>
+        <w:tc>
+          <w:tcPr>
+            <w:tcW w:type="dxa" w:w="1000"/>
+            <w:tcBorders>
+              <w:top w:val="single" w:color="A6B4B8" w:sz="4"/>
+              <w:left w:val="single" w:color="A6B4B8" w:sz="4"/>
+              <w:bottom w:val="single" w:color="A6B4B8" w:sz="4"/>
+              <w:right w:val="single" w:color="A6B4B8" w:sz="4"/>
+            </w:tcBorders>
+            <w:tcMar>
+              <w:top w:type="dxa" w:w="50"/>
+              <w:left w:type="dxa" w:w="90"/>
+              <w:bottom w:type="dxa" w:w="50"/>
+              <w:right w:type="dxa" w:w="90"/>
+            </w:tcMar>
+            <w:vAlign w:val="top"/>
+          </w:tcPr>
+          <w:p>
+            <w:pPr>
+              <w:spacing w:after="0" w:line="252"/>
+              <w:jc w:val="left"/>
+            </w:pPr>
+            <w:r>
+              <w:rPr>
+                <w:b w:val="false"/>
+                <w:bCs w:val="false"/>
+                <w:sz w:val="19"/>
+                <w:szCs w:val="19"/>
+              </w:rPr>
+              <w:t xml:space="preserve">V</w:t>
+            </w:r>
+          </w:p>
+        </w:tc>
+        <w:tc>
+          <w:tcPr>
+            <w:tcW w:type="dxa" w:w="3488"/>
+            <w:tcBorders>
+              <w:top w:val="single" w:color="A6B4B8" w:sz="4"/>
+              <w:left w:val="single" w:color="A6B4B8" w:sz="4"/>
+              <w:bottom w:val="single" w:color="A6B4B8" w:sz="4"/>
+              <w:right w:val="single" w:color="A6B4B8" w:sz="4"/>
+            </w:tcBorders>
+            <w:tcMar>
+              <w:top w:type="dxa" w:w="50"/>
+              <w:left w:type="dxa" w:w="90"/>
+              <w:bottom w:type="dxa" w:w="50"/>
+              <w:right w:type="dxa" w:w="90"/>
+            </w:tcMar>
+            <w:vAlign w:val="top"/>
+          </w:tcPr>
+          <w:p>
+            <w:pPr>
+              <w:spacing w:after="0" w:line="252"/>
+              <w:jc w:val="left"/>
+            </w:pPr>
+            <w:r>
+              <w:rPr>
+                <w:b w:val="false"/>
+                <w:bCs w:val="false"/>
+                <w:sz w:val="19"/>
+                <w:szCs w:val="19"/>
+              </w:rPr>
+              <w:t xml:space="preserve">Placa del generador.</w:t>
+            </w:r>
+          </w:p>
+        </w:tc>
+      </w:tr>
+      <w:tr>
+        <w:trPr>
+          <w:cantSplit/>
+        </w:trPr>
+        <w:tc>
+          <w:tcPr>
+            <w:tcW w:type="dxa" w:w="1150"/>
+            <w:tcBorders>
+              <w:top w:val="single" w:color="A6B4B8" w:sz="4"/>
+              <w:left w:val="single" w:color="A6B4B8" w:sz="4"/>
+              <w:bottom w:val="single" w:color="A6B4B8" w:sz="4"/>
+              <w:right w:val="single" w:color="A6B4B8" w:sz="4"/>
+            </w:tcBorders>
+            <w:tcMar>
+              <w:top w:type="dxa" w:w="50"/>
+              <w:left w:type="dxa" w:w="90"/>
+              <w:bottom w:type="dxa" w:w="50"/>
+              <w:right w:type="dxa" w:w="90"/>
+            </w:tcMar>
+            <w:vAlign w:val="top"/>
+          </w:tcPr>
+          <w:p>
+            <w:pPr>
+              <w:spacing w:after="0" w:line="252"/>
+              <w:jc w:val="left"/>
+            </w:pPr>
+            <w:r>
+              <w:rPr>
+                <w:b w:val="false"/>
+                <w:bCs w:val="false"/>
+                <w:i/>
+                <w:iCs/>
+                <w:sz w:val="19"/>
+                <w:szCs w:val="19"/>
+              </w:rPr>
+              <w:t xml:space="preserve">f</w:t>
+            </w:r>
+          </w:p>
+        </w:tc>
+        <w:tc>
+          <w:tcPr>
+            <w:tcW w:type="dxa" w:w="4000"/>
+            <w:tcBorders>
+              <w:top w:val="single" w:color="A6B4B8" w:sz="4"/>
+              <w:left w:val="single" w:color="A6B4B8" w:sz="4"/>
+              <w:bottom w:val="single" w:color="A6B4B8" w:sz="4"/>
+              <w:right w:val="single" w:color="A6B4B8" w:sz="4"/>
+            </w:tcBorders>
+            <w:tcMar>
+              <w:top w:type="dxa" w:w="50"/>
+              <w:left w:type="dxa" w:w="90"/>
+              <w:bottom w:type="dxa" w:w="50"/>
+              <w:right w:type="dxa" w:w="90"/>
+            </w:tcMar>
+            <w:vAlign w:val="top"/>
+          </w:tcPr>
+          <w:p>
+            <w:pPr>
+              <w:spacing w:after="0" w:line="252"/>
+              <w:jc w:val="left"/>
+            </w:pPr>
+            <w:r>
+              <w:rPr>
+                <w:b w:val="false"/>
+                <w:bCs w:val="false"/>
+                <w:sz w:val="19"/>
+                <w:szCs w:val="19"/>
+              </w:rPr>
+              <w:t xml:space="preserve">Frecuencia nominal; es también la del ensayo.</w:t>
+            </w:r>
+          </w:p>
+        </w:tc>
+        <w:tc>
+          <w:tcPr>
+            <w:tcW w:type="dxa" w:w="1000"/>
+            <w:tcBorders>
+              <w:top w:val="single" w:color="A6B4B8" w:sz="4"/>
+              <w:left w:val="single" w:color="A6B4B8" w:sz="4"/>
+              <w:bottom w:val="single" w:color="A6B4B8" w:sz="4"/>
+              <w:right w:val="single" w:color="A6B4B8" w:sz="4"/>
+            </w:tcBorders>
+            <w:tcMar>
+              <w:top w:type="dxa" w:w="50"/>
+              <w:left w:type="dxa" w:w="90"/>
+              <w:bottom w:type="dxa" w:w="50"/>
+              <w:right w:type="dxa" w:w="90"/>
+            </w:tcMar>
+            <w:vAlign w:val="top"/>
+          </w:tcPr>
+          <w:p>
+            <w:pPr>
+              <w:spacing w:after="0" w:line="252"/>
+              <w:jc w:val="left"/>
+            </w:pPr>
+            <w:r>
+              <w:rPr>
+                <w:b w:val="false"/>
+                <w:bCs w:val="false"/>
+                <w:sz w:val="19"/>
+                <w:szCs w:val="19"/>
+              </w:rPr>
+              <w:t xml:space="preserve">Hz</w:t>
+            </w:r>
+          </w:p>
+        </w:tc>
+        <w:tc>
+          <w:tcPr>
+            <w:tcW w:type="dxa" w:w="3488"/>
+            <w:tcBorders>
+              <w:top w:val="single" w:color="A6B4B8" w:sz="4"/>
+              <w:left w:val="single" w:color="A6B4B8" w:sz="4"/>
+              <w:bottom w:val="single" w:color="A6B4B8" w:sz="4"/>
+              <w:right w:val="single" w:color="A6B4B8" w:sz="4"/>
+            </w:tcBorders>
+            <w:tcMar>
+              <w:top w:type="dxa" w:w="50"/>
+              <w:left w:type="dxa" w:w="90"/>
+              <w:bottom w:type="dxa" w:w="50"/>
+              <w:right w:type="dxa" w:w="90"/>
+            </w:tcMar>
+            <w:vAlign w:val="top"/>
+          </w:tcPr>
+          <w:p>
+            <w:pPr>
+              <w:spacing w:after="0" w:line="252"/>
+              <w:jc w:val="left"/>
+            </w:pPr>
+            <w:r>
+              <w:rPr>
+                <w:b w:val="false"/>
+                <w:bCs w:val="false"/>
+                <w:sz w:val="19"/>
+                <w:szCs w:val="19"/>
+              </w:rPr>
+              <w:t xml:space="preserve">Placa (50 o 60 Hz).</w:t>
+            </w:r>
+          </w:p>
+        </w:tc>
+      </w:tr>
+      <w:tr>
+        <w:trPr>
+          <w:cantSplit/>
+        </w:trPr>
+        <w:tc>
+          <w:tcPr>
+            <w:tcW w:type="dxa" w:w="1150"/>
+            <w:tcBorders>
+              <w:top w:val="single" w:color="A6B4B8" w:sz="4"/>
+              <w:left w:val="single" w:color="A6B4B8" w:sz="4"/>
+              <w:bottom w:val="single" w:color="A6B4B8" w:sz="4"/>
+              <w:right w:val="single" w:color="A6B4B8" w:sz="4"/>
+            </w:tcBorders>
+            <w:tcMar>
+              <w:top w:type="dxa" w:w="50"/>
+              <w:left w:type="dxa" w:w="90"/>
+              <w:bottom w:type="dxa" w:w="50"/>
+              <w:right w:type="dxa" w:w="90"/>
+            </w:tcMar>
+            <w:vAlign w:val="top"/>
+          </w:tcPr>
+          <w:p>
+            <w:pPr>
+              <w:spacing w:after="0" w:line="252"/>
+              <w:jc w:val="left"/>
+            </w:pPr>
+            <w:r>
+              <w:rPr>
+                <w:b w:val="false"/>
+                <w:bCs w:val="false"/>
+                <w:i/>
+                <w:iCs/>
+                <w:sz w:val="19"/>
+                <w:szCs w:val="19"/>
+              </w:rPr>
+              <w:t xml:space="preserve">p</w:t>
+            </w:r>
+          </w:p>
+        </w:tc>
+        <w:tc>
+          <w:tcPr>
+            <w:tcW w:type="dxa" w:w="4000"/>
+            <w:tcBorders>
+              <w:top w:val="single" w:color="A6B4B8" w:sz="4"/>
+              <w:left w:val="single" w:color="A6B4B8" w:sz="4"/>
+              <w:bottom w:val="single" w:color="A6B4B8" w:sz="4"/>
+              <w:right w:val="single" w:color="A6B4B8" w:sz="4"/>
+            </w:tcBorders>
+            <w:tcMar>
+              <w:top w:type="dxa" w:w="50"/>
+              <w:left w:type="dxa" w:w="90"/>
+              <w:bottom w:type="dxa" w:w="50"/>
+              <w:right w:type="dxa" w:w="90"/>
+            </w:tcMar>
+            <w:vAlign w:val="top"/>
+          </w:tcPr>
+          <w:p>
+            <w:pPr>
+              <w:spacing w:after="0" w:line="252"/>
+              <w:jc w:val="left"/>
+            </w:pPr>
+            <w:r>
+              <w:rPr>
+                <w:b w:val="false"/>
+                <w:bCs w:val="false"/>
+                <w:sz w:val="19"/>
+                <w:szCs w:val="19"/>
+              </w:rPr>
+              <w:t xml:space="preserve">Número de polos.</w:t>
+            </w:r>
+          </w:p>
+        </w:tc>
+        <w:tc>
+          <w:tcPr>
+            <w:tcW w:type="dxa" w:w="1000"/>
+            <w:tcBorders>
+              <w:top w:val="single" w:color="A6B4B8" w:sz="4"/>
+              <w:left w:val="single" w:color="A6B4B8" w:sz="4"/>
+              <w:bottom w:val="single" w:color="A6B4B8" w:sz="4"/>
+              <w:right w:val="single" w:color="A6B4B8" w:sz="4"/>
+            </w:tcBorders>
+            <w:tcMar>
+              <w:top w:type="dxa" w:w="50"/>
+              <w:left w:type="dxa" w:w="90"/>
+              <w:bottom w:type="dxa" w:w="50"/>
+              <w:right w:type="dxa" w:w="90"/>
+            </w:tcMar>
+            <w:vAlign w:val="top"/>
+          </w:tcPr>
+          <w:p>
+            <w:pPr>
+              <w:spacing w:after="0" w:line="252"/>
+              <w:jc w:val="left"/>
+            </w:pPr>
+            <w:r>
+              <w:rPr>
+                <w:b w:val="false"/>
+                <w:bCs w:val="false"/>
+                <w:sz w:val="19"/>
+                <w:szCs w:val="19"/>
+              </w:rPr>
+              <w:t xml:space="preserve">—</w:t>
+            </w:r>
+          </w:p>
+        </w:tc>
+        <w:tc>
+          <w:tcPr>
+            <w:tcW w:type="dxa" w:w="3488"/>
+            <w:tcBorders>
+              <w:top w:val="single" w:color="A6B4B8" w:sz="4"/>
+              <w:left w:val="single" w:color="A6B4B8" w:sz="4"/>
+              <w:bottom w:val="single" w:color="A6B4B8" w:sz="4"/>
+              <w:right w:val="single" w:color="A6B4B8" w:sz="4"/>
+            </w:tcBorders>
+            <w:tcMar>
+              <w:top w:type="dxa" w:w="50"/>
+              <w:left w:type="dxa" w:w="90"/>
+              <w:bottom w:type="dxa" w:w="50"/>
+              <w:right w:type="dxa" w:w="90"/>
+            </w:tcMar>
+            <w:vAlign w:val="top"/>
+          </w:tcPr>
+          <w:p>
+            <w:pPr>
+              <w:spacing w:after="0" w:line="252"/>
+              <w:jc w:val="left"/>
+            </w:pPr>
+            <w:r>
+              <w:rPr>
+                <w:b w:val="false"/>
+                <w:bCs w:val="false"/>
+                <w:sz w:val="19"/>
+                <w:szCs w:val="19"/>
+              </w:rPr>
+              <w:t xml:space="preserve">Placa, o p = 120 · f / n con n la velocidad nominal [rpm].</w:t>
+            </w:r>
+          </w:p>
+        </w:tc>
+      </w:tr>
+      <w:tr>
+        <w:trPr>
+          <w:cantSplit/>
+        </w:trPr>
+        <w:tc>
+          <w:tcPr>
+            <w:tcW w:type="dxa" w:w="1150"/>
+            <w:tcBorders>
+              <w:top w:val="single" w:color="A6B4B8" w:sz="4"/>
+              <w:left w:val="single" w:color="A6B4B8" w:sz="4"/>
+              <w:bottom w:val="single" w:color="A6B4B8" w:sz="4"/>
+              <w:right w:val="single" w:color="A6B4B8" w:sz="4"/>
+            </w:tcBorders>
+            <w:tcMar>
+              <w:top w:type="dxa" w:w="50"/>
+              <w:left w:type="dxa" w:w="90"/>
+              <w:bottom w:type="dxa" w:w="50"/>
+              <w:right w:type="dxa" w:w="90"/>
+            </w:tcMar>
+            <w:vAlign w:val="top"/>
+          </w:tcPr>
+          <w:p>
+            <w:pPr>
+              <w:spacing w:after="0" w:line="252"/>
+              <w:jc w:val="left"/>
+            </w:pPr>
+            <w:r>
+              <w:rPr>
+                <w:b w:val="false"/>
+                <w:bCs w:val="false"/>
+                <w:i/>
+                <w:iCs/>
+                <w:sz w:val="19"/>
+                <w:szCs w:val="19"/>
+              </w:rPr>
+              <w:t xml:space="preserve">Z</w:t>
+            </w:r>
+          </w:p>
+        </w:tc>
+        <w:tc>
+          <w:tcPr>
+            <w:tcW w:type="dxa" w:w="4000"/>
+            <w:tcBorders>
+              <w:top w:val="single" w:color="A6B4B8" w:sz="4"/>
+              <w:left w:val="single" w:color="A6B4B8" w:sz="4"/>
+              <w:bottom w:val="single" w:color="A6B4B8" w:sz="4"/>
+              <w:right w:val="single" w:color="A6B4B8" w:sz="4"/>
+            </w:tcBorders>
+            <w:tcMar>
+              <w:top w:type="dxa" w:w="50"/>
+              <w:left w:type="dxa" w:w="90"/>
+              <w:bottom w:type="dxa" w:w="50"/>
+              <w:right w:type="dxa" w:w="90"/>
+            </w:tcMar>
+            <w:vAlign w:val="top"/>
+          </w:tcPr>
+          <w:p>
+            <w:pPr>
+              <w:spacing w:after="0" w:line="252"/>
+              <w:jc w:val="left"/>
+            </w:pPr>
+            <w:r>
+              <w:rPr>
+                <w:b w:val="false"/>
+                <w:bCs w:val="false"/>
+                <w:sz w:val="19"/>
+                <w:szCs w:val="19"/>
+              </w:rPr>
+              <w:t xml:space="preserve">Número de ranuras del estator.</w:t>
+            </w:r>
+          </w:p>
+        </w:tc>
+        <w:tc>
+          <w:tcPr>
+            <w:tcW w:type="dxa" w:w="1000"/>
+            <w:tcBorders>
+              <w:top w:val="single" w:color="A6B4B8" w:sz="4"/>
+              <w:left w:val="single" w:color="A6B4B8" w:sz="4"/>
+              <w:bottom w:val="single" w:color="A6B4B8" w:sz="4"/>
+              <w:right w:val="single" w:color="A6B4B8" w:sz="4"/>
+            </w:tcBorders>
+            <w:tcMar>
+              <w:top w:type="dxa" w:w="50"/>
+              <w:left w:type="dxa" w:w="90"/>
+              <w:bottom w:type="dxa" w:w="50"/>
+              <w:right w:type="dxa" w:w="90"/>
+            </w:tcMar>
+            <w:vAlign w:val="top"/>
+          </w:tcPr>
+          <w:p>
+            <w:pPr>
+              <w:spacing w:after="0" w:line="252"/>
+              <w:jc w:val="left"/>
+            </w:pPr>
+            <w:r>
+              <w:rPr>
+                <w:b w:val="false"/>
+                <w:bCs w:val="false"/>
+                <w:sz w:val="19"/>
+                <w:szCs w:val="19"/>
+              </w:rPr>
+              <w:t xml:space="preserve">—</w:t>
+            </w:r>
+          </w:p>
+        </w:tc>
+        <w:tc>
+          <w:tcPr>
+            <w:tcW w:type="dxa" w:w="3488"/>
+            <w:tcBorders>
+              <w:top w:val="single" w:color="A6B4B8" w:sz="4"/>
+              <w:left w:val="single" w:color="A6B4B8" w:sz="4"/>
+              <w:bottom w:val="single" w:color="A6B4B8" w:sz="4"/>
+              <w:right w:val="single" w:color="A6B4B8" w:sz="4"/>
+            </w:tcBorders>
+            <w:tcMar>
+              <w:top w:type="dxa" w:w="50"/>
+              <w:left w:type="dxa" w:w="90"/>
+              <w:bottom w:type="dxa" w:w="50"/>
+              <w:right w:type="dxa" w:w="90"/>
+            </w:tcMar>
+            <w:vAlign w:val="top"/>
+          </w:tcPr>
+          <w:p>
+            <w:pPr>
+              <w:spacing w:after="0" w:line="252"/>
+              <w:jc w:val="left"/>
+            </w:pPr>
+            <w:r>
+              <w:rPr>
+                <w:b w:val="false"/>
+                <w:bCs w:val="false"/>
+                <w:sz w:val="19"/>
+                <w:szCs w:val="19"/>
+              </w:rPr>
+              <w:t xml:space="preserve">Documentación del fabricante o conteo.</w:t>
+            </w:r>
+          </w:p>
+        </w:tc>
+      </w:tr>
+      <w:tr>
+        <w:trPr>
+          <w:cantSplit/>
+        </w:trPr>
+        <w:tc>
+          <w:tcPr>
+            <w:tcW w:type="dxa" w:w="1150"/>
+            <w:tcBorders>
+              <w:top w:val="single" w:color="A6B4B8" w:sz="4"/>
+              <w:left w:val="single" w:color="A6B4B8" w:sz="4"/>
+              <w:bottom w:val="single" w:color="A6B4B8" w:sz="4"/>
+              <w:right w:val="single" w:color="A6B4B8" w:sz="4"/>
+            </w:tcBorders>
+            <w:tcMar>
+              <w:top w:type="dxa" w:w="50"/>
+              <w:left w:type="dxa" w:w="90"/>
+              <w:bottom w:type="dxa" w:w="50"/>
+              <w:right w:type="dxa" w:w="90"/>
+            </w:tcMar>
+            <w:vAlign w:val="top"/>
+          </w:tcPr>
+          <w:p>
+            <w:pPr>
+              <w:spacing w:after="0" w:line="252"/>
+              <w:jc w:val="left"/>
+            </w:pPr>
+            <w:r>
+              <w:rPr>
+                <w:b w:val="false"/>
+                <w:bCs w:val="false"/>
+                <w:i/>
+                <w:iCs/>
+                <w:sz w:val="19"/>
+                <w:szCs w:val="19"/>
+              </w:rPr>
+              <w:t xml:space="preserve">b</w:t>
+            </w:r>
+          </w:p>
+        </w:tc>
+        <w:tc>
+          <w:tcPr>
+            <w:tcW w:type="dxa" w:w="4000"/>
+            <w:tcBorders>
+              <w:top w:val="single" w:color="A6B4B8" w:sz="4"/>
+              <w:left w:val="single" w:color="A6B4B8" w:sz="4"/>
+              <w:bottom w:val="single" w:color="A6B4B8" w:sz="4"/>
+              <w:right w:val="single" w:color="A6B4B8" w:sz="4"/>
+            </w:tcBorders>
+            <w:tcMar>
+              <w:top w:type="dxa" w:w="50"/>
+              <w:left w:type="dxa" w:w="90"/>
+              <w:bottom w:type="dxa" w:w="50"/>
+              <w:right w:type="dxa" w:w="90"/>
+            </w:tcMar>
+            <w:vAlign w:val="top"/>
+          </w:tcPr>
+          <w:p>
+            <w:pPr>
+              <w:spacing w:after="0" w:line="252"/>
+              <w:jc w:val="left"/>
+            </w:pPr>
+            <w:r>
+              <w:rPr>
+                <w:b w:val="false"/>
+                <w:bCs w:val="false"/>
+                <w:sz w:val="19"/>
+                <w:szCs w:val="19"/>
+              </w:rPr>
+              <w:t xml:space="preserve">Barras (lados de bobina) por ranura.</w:t>
+            </w:r>
+          </w:p>
+        </w:tc>
+        <w:tc>
+          <w:tcPr>
+            <w:tcW w:type="dxa" w:w="1000"/>
+            <w:tcBorders>
+              <w:top w:val="single" w:color="A6B4B8" w:sz="4"/>
+              <w:left w:val="single" w:color="A6B4B8" w:sz="4"/>
+              <w:bottom w:val="single" w:color="A6B4B8" w:sz="4"/>
+              <w:right w:val="single" w:color="A6B4B8" w:sz="4"/>
+            </w:tcBorders>
+            <w:tcMar>
+              <w:top w:type="dxa" w:w="50"/>
+              <w:left w:type="dxa" w:w="90"/>
+              <w:bottom w:type="dxa" w:w="50"/>
+              <w:right w:type="dxa" w:w="90"/>
+            </w:tcMar>
+            <w:vAlign w:val="top"/>
+          </w:tcPr>
+          <w:p>
+            <w:pPr>
+              <w:spacing w:after="0" w:line="252"/>
+              <w:jc w:val="left"/>
+            </w:pPr>
+            <w:r>
+              <w:rPr>
+                <w:b w:val="false"/>
+                <w:bCs w:val="false"/>
+                <w:sz w:val="19"/>
+                <w:szCs w:val="19"/>
+              </w:rPr>
+              <w:t xml:space="preserve">—</w:t>
+            </w:r>
+          </w:p>
+        </w:tc>
+        <w:tc>
+          <w:tcPr>
+            <w:tcW w:type="dxa" w:w="3488"/>
+            <w:tcBorders>
+              <w:top w:val="single" w:color="A6B4B8" w:sz="4"/>
+              <w:left w:val="single" w:color="A6B4B8" w:sz="4"/>
+              <w:bottom w:val="single" w:color="A6B4B8" w:sz="4"/>
+              <w:right w:val="single" w:color="A6B4B8" w:sz="4"/>
+            </w:tcBorders>
+            <w:tcMar>
+              <w:top w:type="dxa" w:w="50"/>
+              <w:left w:type="dxa" w:w="90"/>
+              <w:bottom w:type="dxa" w:w="50"/>
+              <w:right w:type="dxa" w:w="90"/>
+            </w:tcMar>
+            <w:vAlign w:val="top"/>
+          </w:tcPr>
+          <w:p>
+            <w:pPr>
+              <w:spacing w:after="0" w:line="252"/>
+              <w:jc w:val="left"/>
+            </w:pPr>
+            <w:r>
+              <w:rPr>
+                <w:b w:val="false"/>
+                <w:bCs w:val="false"/>
+                <w:sz w:val="19"/>
+                <w:szCs w:val="19"/>
+              </w:rPr>
+              <w:t xml:space="preserve">Documentación; normalmente 2.</w:t>
+            </w:r>
+          </w:p>
+        </w:tc>
+      </w:tr>
+      <w:tr>
+        <w:trPr>
+          <w:cantSplit/>
+        </w:trPr>
+        <w:tc>
+          <w:tcPr>
+            <w:tcW w:type="dxa" w:w="1150"/>
+            <w:tcBorders>
+              <w:top w:val="single" w:color="A6B4B8" w:sz="4"/>
+              <w:left w:val="single" w:color="A6B4B8" w:sz="4"/>
+              <w:bottom w:val="single" w:color="A6B4B8" w:sz="4"/>
+              <w:right w:val="single" w:color="A6B4B8" w:sz="4"/>
+            </w:tcBorders>
+            <w:tcMar>
+              <w:top w:type="dxa" w:w="50"/>
+              <w:left w:type="dxa" w:w="90"/>
+              <w:bottom w:type="dxa" w:w="50"/>
+              <w:right w:type="dxa" w:w="90"/>
+            </w:tcMar>
+            <w:vAlign w:val="top"/>
+          </w:tcPr>
+          <w:p>
+            <w:pPr>
+              <w:spacing w:after="0" w:line="252"/>
+              <w:jc w:val="left"/>
+            </w:pPr>
+            <w:r>
+              <w:rPr>
+                <w:b w:val="false"/>
+                <w:bCs w:val="false"/>
+                <w:i/>
+                <w:iCs/>
+                <w:sz w:val="19"/>
+                <w:szCs w:val="19"/>
+              </w:rPr>
+              <w:t xml:space="preserve">n</w:t>
+            </w:r>
+          </w:p>
+        </w:tc>
+        <w:tc>
+          <w:tcPr>
+            <w:tcW w:type="dxa" w:w="4000"/>
+            <w:tcBorders>
+              <w:top w:val="single" w:color="A6B4B8" w:sz="4"/>
+              <w:left w:val="single" w:color="A6B4B8" w:sz="4"/>
+              <w:bottom w:val="single" w:color="A6B4B8" w:sz="4"/>
+              <w:right w:val="single" w:color="A6B4B8" w:sz="4"/>
+            </w:tcBorders>
+            <w:tcMar>
+              <w:top w:type="dxa" w:w="50"/>
+              <w:left w:type="dxa" w:w="90"/>
+              <w:bottom w:type="dxa" w:w="50"/>
+              <w:right w:type="dxa" w:w="90"/>
+            </w:tcMar>
+            <w:vAlign w:val="top"/>
+          </w:tcPr>
+          <w:p>
+            <w:pPr>
+              <w:spacing w:after="0" w:line="252"/>
+              <w:jc w:val="left"/>
+            </w:pPr>
+            <w:r>
+              <w:rPr>
+                <w:b w:val="false"/>
+                <w:bCs w:val="false"/>
+                <w:sz w:val="19"/>
+                <w:szCs w:val="19"/>
+              </w:rPr>
+              <w:t xml:space="preserve">Espiras en serie por barra.</w:t>
+            </w:r>
+          </w:p>
+        </w:tc>
+        <w:tc>
+          <w:tcPr>
+            <w:tcW w:type="dxa" w:w="1000"/>
+            <w:tcBorders>
+              <w:top w:val="single" w:color="A6B4B8" w:sz="4"/>
+              <w:left w:val="single" w:color="A6B4B8" w:sz="4"/>
+              <w:bottom w:val="single" w:color="A6B4B8" w:sz="4"/>
+              <w:right w:val="single" w:color="A6B4B8" w:sz="4"/>
+            </w:tcBorders>
+            <w:tcMar>
+              <w:top w:type="dxa" w:w="50"/>
+              <w:left w:type="dxa" w:w="90"/>
+              <w:bottom w:type="dxa" w:w="50"/>
+              <w:right w:type="dxa" w:w="90"/>
+            </w:tcMar>
+            <w:vAlign w:val="top"/>
+          </w:tcPr>
+          <w:p>
+            <w:pPr>
+              <w:spacing w:after="0" w:line="252"/>
+              <w:jc w:val="left"/>
+            </w:pPr>
+            <w:r>
+              <w:rPr>
+                <w:b w:val="false"/>
+                <w:bCs w:val="false"/>
+                <w:sz w:val="19"/>
+                <w:szCs w:val="19"/>
+              </w:rPr>
+              <w:t xml:space="preserve">—</w:t>
+            </w:r>
+          </w:p>
+        </w:tc>
+        <w:tc>
+          <w:tcPr>
+            <w:tcW w:type="dxa" w:w="3488"/>
+            <w:tcBorders>
+              <w:top w:val="single" w:color="A6B4B8" w:sz="4"/>
+              <w:left w:val="single" w:color="A6B4B8" w:sz="4"/>
+              <w:bottom w:val="single" w:color="A6B4B8" w:sz="4"/>
+              <w:right w:val="single" w:color="A6B4B8" w:sz="4"/>
+            </w:tcBorders>
+            <w:tcMar>
+              <w:top w:type="dxa" w:w="50"/>
+              <w:left w:type="dxa" w:w="90"/>
+              <w:bottom w:type="dxa" w:w="50"/>
+              <w:right w:type="dxa" w:w="90"/>
+            </w:tcMar>
+            <w:vAlign w:val="top"/>
+          </w:tcPr>
+          <w:p>
+            <w:pPr>
+              <w:spacing w:after="0" w:line="252"/>
+              <w:jc w:val="left"/>
+            </w:pPr>
+            <w:r>
+              <w:rPr>
+                <w:b w:val="false"/>
+                <w:bCs w:val="false"/>
+                <w:sz w:val="19"/>
+                <w:szCs w:val="19"/>
+              </w:rPr>
+              <w:t xml:space="preserve">Documentación; 1 en barras Roebel.</w:t>
+            </w:r>
+          </w:p>
+        </w:tc>
+      </w:tr>
+      <w:tr>
+        <w:trPr>
+          <w:cantSplit/>
+        </w:trPr>
+        <w:tc>
+          <w:tcPr>
+            <w:tcW w:type="dxa" w:w="1150"/>
+            <w:tcBorders>
+              <w:top w:val="single" w:color="A6B4B8" w:sz="4"/>
+              <w:left w:val="single" w:color="A6B4B8" w:sz="4"/>
+              <w:bottom w:val="single" w:color="A6B4B8" w:sz="4"/>
+              <w:right w:val="single" w:color="A6B4B8" w:sz="4"/>
+            </w:tcBorders>
+            <w:tcMar>
+              <w:top w:type="dxa" w:w="50"/>
+              <w:left w:type="dxa" w:w="90"/>
+              <w:bottom w:type="dxa" w:w="50"/>
+              <w:right w:type="dxa" w:w="90"/>
+            </w:tcMar>
+            <w:vAlign w:val="top"/>
+          </w:tcPr>
+          <w:p>
+            <w:pPr>
+              <w:spacing w:after="0" w:line="252"/>
+              <w:jc w:val="left"/>
+            </w:pPr>
+            <w:r>
+              <w:rPr>
+                <w:b w:val="false"/>
+                <w:bCs w:val="false"/>
+                <w:i/>
+                <w:iCs/>
+                <w:sz w:val="19"/>
+                <w:szCs w:val="19"/>
+              </w:rPr>
+              <w:t xml:space="preserve">a</w:t>
+            </w:r>
+          </w:p>
+        </w:tc>
+        <w:tc>
+          <w:tcPr>
+            <w:tcW w:type="dxa" w:w="4000"/>
+            <w:tcBorders>
+              <w:top w:val="single" w:color="A6B4B8" w:sz="4"/>
+              <w:left w:val="single" w:color="A6B4B8" w:sz="4"/>
+              <w:bottom w:val="single" w:color="A6B4B8" w:sz="4"/>
+              <w:right w:val="single" w:color="A6B4B8" w:sz="4"/>
+            </w:tcBorders>
+            <w:tcMar>
+              <w:top w:type="dxa" w:w="50"/>
+              <w:left w:type="dxa" w:w="90"/>
+              <w:bottom w:type="dxa" w:w="50"/>
+              <w:right w:type="dxa" w:w="90"/>
+            </w:tcMar>
+            <w:vAlign w:val="top"/>
+          </w:tcPr>
+          <w:p>
+            <w:pPr>
+              <w:spacing w:after="0" w:line="252"/>
+              <w:jc w:val="left"/>
+            </w:pPr>
+            <w:r>
+              <w:rPr>
+                <w:b w:val="false"/>
+                <w:bCs w:val="false"/>
+                <w:sz w:val="19"/>
+                <w:szCs w:val="19"/>
+              </w:rPr>
+              <w:t xml:space="preserve">Circuitos en paralelo por fase.</w:t>
+            </w:r>
+          </w:p>
+        </w:tc>
+        <w:tc>
+          <w:tcPr>
+            <w:tcW w:type="dxa" w:w="1000"/>
+            <w:tcBorders>
+              <w:top w:val="single" w:color="A6B4B8" w:sz="4"/>
+              <w:left w:val="single" w:color="A6B4B8" w:sz="4"/>
+              <w:bottom w:val="single" w:color="A6B4B8" w:sz="4"/>
+              <w:right w:val="single" w:color="A6B4B8" w:sz="4"/>
+            </w:tcBorders>
+            <w:tcMar>
+              <w:top w:type="dxa" w:w="50"/>
+              <w:left w:type="dxa" w:w="90"/>
+              <w:bottom w:type="dxa" w:w="50"/>
+              <w:right w:type="dxa" w:w="90"/>
+            </w:tcMar>
+            <w:vAlign w:val="top"/>
+          </w:tcPr>
+          <w:p>
+            <w:pPr>
+              <w:spacing w:after="0" w:line="252"/>
+              <w:jc w:val="left"/>
+            </w:pPr>
+            <w:r>
+              <w:rPr>
+                <w:b w:val="false"/>
+                <w:bCs w:val="false"/>
+                <w:sz w:val="19"/>
+                <w:szCs w:val="19"/>
+              </w:rPr>
+              <w:t xml:space="preserve">—</w:t>
+            </w:r>
+          </w:p>
+        </w:tc>
+        <w:tc>
+          <w:tcPr>
+            <w:tcW w:type="dxa" w:w="3488"/>
+            <w:tcBorders>
+              <w:top w:val="single" w:color="A6B4B8" w:sz="4"/>
+              <w:left w:val="single" w:color="A6B4B8" w:sz="4"/>
+              <w:bottom w:val="single" w:color="A6B4B8" w:sz="4"/>
+              <w:right w:val="single" w:color="A6B4B8" w:sz="4"/>
+            </w:tcBorders>
+            <w:tcMar>
+              <w:top w:type="dxa" w:w="50"/>
+              <w:left w:type="dxa" w:w="90"/>
+              <w:bottom w:type="dxa" w:w="50"/>
+              <w:right w:type="dxa" w:w="90"/>
+            </w:tcMar>
+            <w:vAlign w:val="top"/>
+          </w:tcPr>
+          <w:p>
+            <w:pPr>
+              <w:spacing w:after="0" w:line="252"/>
+              <w:jc w:val="left"/>
+            </w:pPr>
+            <w:r>
+              <w:rPr>
+                <w:b w:val="false"/>
+                <w:bCs w:val="false"/>
+                <w:sz w:val="19"/>
+                <w:szCs w:val="19"/>
+              </w:rPr>
+              <w:t xml:space="preserve">Documentación del fabricante.</w:t>
+            </w:r>
+          </w:p>
+        </w:tc>
+      </w:tr>
+      <w:tr>
+        <w:trPr>
+          <w:cantSplit/>
+        </w:trPr>
+        <w:tc>
+          <w:tcPr>
+            <w:tcW w:type="dxa" w:w="1150"/>
+            <w:tcBorders>
+              <w:top w:val="single" w:color="A6B4B8" w:sz="4"/>
+              <w:left w:val="single" w:color="A6B4B8" w:sz="4"/>
+              <w:bottom w:val="single" w:color="A6B4B8" w:sz="4"/>
+              <w:right w:val="single" w:color="A6B4B8" w:sz="4"/>
+            </w:tcBorders>
+            <w:tcMar>
+              <w:top w:type="dxa" w:w="50"/>
+              <w:left w:type="dxa" w:w="90"/>
+              <w:bottom w:type="dxa" w:w="50"/>
+              <w:right w:type="dxa" w:w="90"/>
+            </w:tcMar>
+            <w:vAlign w:val="top"/>
+          </w:tcPr>
+          <w:p>
+            <w:pPr>
+              <w:spacing w:after="0" w:line="252"/>
+              <w:jc w:val="left"/>
+            </w:pPr>
+            <w:r>
+              <w:rPr>
+                <w:b w:val="false"/>
+                <w:bCs w:val="false"/>
+                <w:i/>
+                <w:iCs/>
+                <w:sz w:val="19"/>
+                <w:szCs w:val="19"/>
+              </w:rPr>
+              <w:t xml:space="preserve">y</w:t>
+            </w:r>
+          </w:p>
+        </w:tc>
+        <w:tc>
+          <w:tcPr>
+            <w:tcW w:type="dxa" w:w="4000"/>
+            <w:tcBorders>
+              <w:top w:val="single" w:color="A6B4B8" w:sz="4"/>
+              <w:left w:val="single" w:color="A6B4B8" w:sz="4"/>
+              <w:bottom w:val="single" w:color="A6B4B8" w:sz="4"/>
+              <w:right w:val="single" w:color="A6B4B8" w:sz="4"/>
+            </w:tcBorders>
+            <w:tcMar>
+              <w:top w:type="dxa" w:w="50"/>
+              <w:left w:type="dxa" w:w="90"/>
+              <w:bottom w:type="dxa" w:w="50"/>
+              <w:right w:type="dxa" w:w="90"/>
+            </w:tcMar>
+            <w:vAlign w:val="top"/>
+          </w:tcPr>
+          <w:p>
+            <w:pPr>
+              <w:spacing w:after="0" w:line="252"/>
+              <w:jc w:val="left"/>
+            </w:pPr>
+            <w:r>
+              <w:rPr>
+                <w:b w:val="false"/>
+                <w:bCs w:val="false"/>
+                <w:sz w:val="19"/>
+                <w:szCs w:val="19"/>
+              </w:rPr>
+              <w:t xml:space="preserve">Paso de bobina, en ranuras.</w:t>
+            </w:r>
+          </w:p>
+        </w:tc>
+        <w:tc>
+          <w:tcPr>
+            <w:tcW w:type="dxa" w:w="1000"/>
+            <w:tcBorders>
+              <w:top w:val="single" w:color="A6B4B8" w:sz="4"/>
+              <w:left w:val="single" w:color="A6B4B8" w:sz="4"/>
+              <w:bottom w:val="single" w:color="A6B4B8" w:sz="4"/>
+              <w:right w:val="single" w:color="A6B4B8" w:sz="4"/>
+            </w:tcBorders>
+            <w:tcMar>
+              <w:top w:type="dxa" w:w="50"/>
+              <w:left w:type="dxa" w:w="90"/>
+              <w:bottom w:type="dxa" w:w="50"/>
+              <w:right w:type="dxa" w:w="90"/>
+            </w:tcMar>
+            <w:vAlign w:val="top"/>
+          </w:tcPr>
+          <w:p>
+            <w:pPr>
+              <w:spacing w:after="0" w:line="252"/>
+              <w:jc w:val="left"/>
+            </w:pPr>
+            <w:r>
+              <w:rPr>
+                <w:b w:val="false"/>
+                <w:bCs w:val="false"/>
+                <w:sz w:val="19"/>
+                <w:szCs w:val="19"/>
+              </w:rPr>
+              <w:t xml:space="preserve">—</w:t>
+            </w:r>
+          </w:p>
+        </w:tc>
+        <w:tc>
+          <w:tcPr>
+            <w:tcW w:type="dxa" w:w="3488"/>
+            <w:tcBorders>
+              <w:top w:val="single" w:color="A6B4B8" w:sz="4"/>
+              <w:left w:val="single" w:color="A6B4B8" w:sz="4"/>
+              <w:bottom w:val="single" w:color="A6B4B8" w:sz="4"/>
+              <w:right w:val="single" w:color="A6B4B8" w:sz="4"/>
+            </w:tcBorders>
+            <w:tcMar>
+              <w:top w:type="dxa" w:w="50"/>
+              <w:left w:type="dxa" w:w="90"/>
+              <w:bottom w:type="dxa" w:w="50"/>
+              <w:right w:type="dxa" w:w="90"/>
+            </w:tcMar>
+            <w:vAlign w:val="top"/>
+          </w:tcPr>
+          <w:p>
+            <w:pPr>
+              <w:spacing w:after="0" w:line="252"/>
+              <w:jc w:val="left"/>
+            </w:pPr>
+            <w:r>
+              <w:rPr>
+                <w:b w:val="false"/>
+                <w:bCs w:val="false"/>
+                <w:sz w:val="19"/>
+                <w:szCs w:val="19"/>
+              </w:rPr>
+              <w:t xml:space="preserve">Documentación o inspección del cabezal.</w:t>
+            </w:r>
+          </w:p>
+        </w:tc>
+      </w:tr>
+      <w:tr>
+        <w:trPr>
+          <w:cantSplit/>
+        </w:trPr>
+        <w:tc>
+          <w:tcPr>
+            <w:tcW w:type="dxa" w:w="1150"/>
+            <w:tcBorders>
+              <w:top w:val="single" w:color="A6B4B8" w:sz="4"/>
+              <w:left w:val="single" w:color="A6B4B8" w:sz="4"/>
+              <w:bottom w:val="single" w:color="A6B4B8" w:sz="4"/>
+              <w:right w:val="single" w:color="A6B4B8" w:sz="4"/>
+            </w:tcBorders>
+            <w:tcMar>
+              <w:top w:type="dxa" w:w="50"/>
+              <w:left w:type="dxa" w:w="90"/>
+              <w:bottom w:type="dxa" w:w="50"/>
+              <w:right w:type="dxa" w:w="90"/>
+            </w:tcMar>
+            <w:vAlign w:val="top"/>
+          </w:tcPr>
+          <w:p>
+            <w:pPr>
+              <w:spacing w:after="0" w:line="252"/>
+              <w:jc w:val="left"/>
+            </w:pPr>
+            <w:r>
+              <w:rPr>
+                <w:b w:val="false"/>
+                <w:bCs w:val="false"/>
+                <w:i/>
+                <w:iCs/>
+                <w:sz w:val="19"/>
+                <w:szCs w:val="19"/>
+              </w:rPr>
+              <w:t xml:space="preserve">d</w:t>
+            </w:r>
+            <w:r>
+              <w:rPr>
+                <w:b w:val="false"/>
+                <w:bCs w:val="false"/>
+                <w:sz w:val="19"/>
+                <w:szCs w:val="19"/>
+                <w:vertAlign w:val="subscript"/>
+              </w:rPr>
+              <w:t xml:space="preserve">ext</w:t>
+            </w:r>
+            <w:r>
+              <w:rPr>
+                <w:b w:val="false"/>
+                <w:bCs w:val="false"/>
+                <w:sz w:val="19"/>
+                <w:szCs w:val="19"/>
+              </w:rPr>
+              <w:t xml:space="preserve">, </w:t>
+            </w:r>
+            <w:r>
+              <w:rPr>
+                <w:b w:val="false"/>
+                <w:bCs w:val="false"/>
+                <w:i/>
+                <w:iCs/>
+                <w:sz w:val="19"/>
+                <w:szCs w:val="19"/>
+              </w:rPr>
+              <w:t xml:space="preserve">d</w:t>
+            </w:r>
+            <w:r>
+              <w:rPr>
+                <w:b w:val="false"/>
+                <w:bCs w:val="false"/>
+                <w:sz w:val="19"/>
+                <w:szCs w:val="19"/>
+                <w:vertAlign w:val="subscript"/>
+              </w:rPr>
+              <w:t xml:space="preserve">int</w:t>
+            </w:r>
+          </w:p>
+        </w:tc>
+        <w:tc>
+          <w:tcPr>
+            <w:tcW w:type="dxa" w:w="4000"/>
+            <w:tcBorders>
+              <w:top w:val="single" w:color="A6B4B8" w:sz="4"/>
+              <w:left w:val="single" w:color="A6B4B8" w:sz="4"/>
+              <w:bottom w:val="single" w:color="A6B4B8" w:sz="4"/>
+              <w:right w:val="single" w:color="A6B4B8" w:sz="4"/>
+            </w:tcBorders>
+            <w:tcMar>
+              <w:top w:type="dxa" w:w="50"/>
+              <w:left w:type="dxa" w:w="90"/>
+              <w:bottom w:type="dxa" w:w="50"/>
+              <w:right w:type="dxa" w:w="90"/>
+            </w:tcMar>
+            <w:vAlign w:val="top"/>
+          </w:tcPr>
+          <w:p>
+            <w:pPr>
+              <w:spacing w:after="0" w:line="252"/>
+              <w:jc w:val="left"/>
+            </w:pPr>
+            <w:r>
+              <w:rPr>
+                <w:b w:val="false"/>
+                <w:bCs w:val="false"/>
+                <w:sz w:val="19"/>
+                <w:szCs w:val="19"/>
+              </w:rPr>
+              <w:t xml:space="preserve">Diámetros exterior e interior del núcleo.</w:t>
+            </w:r>
+          </w:p>
+        </w:tc>
+        <w:tc>
+          <w:tcPr>
+            <w:tcW w:type="dxa" w:w="1000"/>
+            <w:tcBorders>
+              <w:top w:val="single" w:color="A6B4B8" w:sz="4"/>
+              <w:left w:val="single" w:color="A6B4B8" w:sz="4"/>
+              <w:bottom w:val="single" w:color="A6B4B8" w:sz="4"/>
+              <w:right w:val="single" w:color="A6B4B8" w:sz="4"/>
+            </w:tcBorders>
+            <w:tcMar>
+              <w:top w:type="dxa" w:w="50"/>
+              <w:left w:type="dxa" w:w="90"/>
+              <w:bottom w:type="dxa" w:w="50"/>
+              <w:right w:type="dxa" w:w="90"/>
+            </w:tcMar>
+            <w:vAlign w:val="top"/>
+          </w:tcPr>
+          <w:p>
+            <w:pPr>
+              <w:spacing w:after="0" w:line="252"/>
+              <w:jc w:val="left"/>
+            </w:pPr>
+            <w:r>
+              <w:rPr>
+                <w:b w:val="false"/>
+                <w:bCs w:val="false"/>
+                <w:sz w:val="19"/>
+                <w:szCs w:val="19"/>
+              </w:rPr>
+              <w:t xml:space="preserve">m</w:t>
+            </w:r>
+          </w:p>
+        </w:tc>
+        <w:tc>
+          <w:tcPr>
+            <w:tcW w:type="dxa" w:w="3488"/>
+            <w:tcBorders>
+              <w:top w:val="single" w:color="A6B4B8" w:sz="4"/>
+              <w:left w:val="single" w:color="A6B4B8" w:sz="4"/>
+              <w:bottom w:val="single" w:color="A6B4B8" w:sz="4"/>
+              <w:right w:val="single" w:color="A6B4B8" w:sz="4"/>
+            </w:tcBorders>
+            <w:tcMar>
+              <w:top w:type="dxa" w:w="50"/>
+              <w:left w:type="dxa" w:w="90"/>
+              <w:bottom w:type="dxa" w:w="50"/>
+              <w:right w:type="dxa" w:w="90"/>
+            </w:tcMar>
+            <w:vAlign w:val="top"/>
+          </w:tcPr>
+          <w:p>
+            <w:pPr>
+              <w:spacing w:after="0" w:line="252"/>
+              <w:jc w:val="left"/>
+            </w:pPr>
+            <w:r>
+              <w:rPr>
+                <w:b w:val="false"/>
+                <w:bCs w:val="false"/>
+                <w:sz w:val="19"/>
+                <w:szCs w:val="19"/>
+              </w:rPr>
+              <w:t xml:space="preserve">Planos o medición.</w:t>
+            </w:r>
+          </w:p>
+        </w:tc>
+      </w:tr>
+      <w:tr>
+        <w:trPr>
+          <w:cantSplit/>
+        </w:trPr>
+        <w:tc>
+          <w:tcPr>
+            <w:tcW w:type="dxa" w:w="1150"/>
+            <w:tcBorders>
+              <w:top w:val="single" w:color="A6B4B8" w:sz="4"/>
+              <w:left w:val="single" w:color="A6B4B8" w:sz="4"/>
+              <w:bottom w:val="single" w:color="A6B4B8" w:sz="4"/>
+              <w:right w:val="single" w:color="A6B4B8" w:sz="4"/>
+            </w:tcBorders>
+            <w:tcMar>
+              <w:top w:type="dxa" w:w="50"/>
+              <w:left w:type="dxa" w:w="90"/>
+              <w:bottom w:type="dxa" w:w="50"/>
+              <w:right w:type="dxa" w:w="90"/>
+            </w:tcMar>
+            <w:vAlign w:val="top"/>
+          </w:tcPr>
+          <w:p>
+            <w:pPr>
+              <w:spacing w:after="0" w:line="252"/>
+              <w:jc w:val="left"/>
+            </w:pPr>
+            <w:r>
+              <w:rPr>
+                <w:b w:val="false"/>
+                <w:bCs w:val="false"/>
+                <w:i/>
+                <w:iCs/>
+                <w:sz w:val="19"/>
+                <w:szCs w:val="19"/>
+              </w:rPr>
+              <w:t xml:space="preserve">h</w:t>
+            </w:r>
+            <w:r>
+              <w:rPr>
+                <w:b w:val="false"/>
+                <w:bCs w:val="false"/>
+                <w:sz w:val="19"/>
+                <w:szCs w:val="19"/>
+                <w:vertAlign w:val="subscript"/>
+              </w:rPr>
+              <w:t xml:space="preserve">r</w:t>
+            </w:r>
+          </w:p>
+        </w:tc>
+        <w:tc>
+          <w:tcPr>
+            <w:tcW w:type="dxa" w:w="4000"/>
+            <w:tcBorders>
+              <w:top w:val="single" w:color="A6B4B8" w:sz="4"/>
+              <w:left w:val="single" w:color="A6B4B8" w:sz="4"/>
+              <w:bottom w:val="single" w:color="A6B4B8" w:sz="4"/>
+              <w:right w:val="single" w:color="A6B4B8" w:sz="4"/>
+            </w:tcBorders>
+            <w:tcMar>
+              <w:top w:type="dxa" w:w="50"/>
+              <w:left w:type="dxa" w:w="90"/>
+              <w:bottom w:type="dxa" w:w="50"/>
+              <w:right w:type="dxa" w:w="90"/>
+            </w:tcMar>
+            <w:vAlign w:val="top"/>
+          </w:tcPr>
+          <w:p>
+            <w:pPr>
+              <w:spacing w:after="0" w:line="252"/>
+              <w:jc w:val="left"/>
+            </w:pPr>
+            <w:r>
+              <w:rPr>
+                <w:b w:val="false"/>
+                <w:bCs w:val="false"/>
+                <w:sz w:val="19"/>
+                <w:szCs w:val="19"/>
+              </w:rPr>
+              <w:t xml:space="preserve">Profundidad de ranura.</w:t>
+            </w:r>
+          </w:p>
+        </w:tc>
+        <w:tc>
+          <w:tcPr>
+            <w:tcW w:type="dxa" w:w="1000"/>
+            <w:tcBorders>
+              <w:top w:val="single" w:color="A6B4B8" w:sz="4"/>
+              <w:left w:val="single" w:color="A6B4B8" w:sz="4"/>
+              <w:bottom w:val="single" w:color="A6B4B8" w:sz="4"/>
+              <w:right w:val="single" w:color="A6B4B8" w:sz="4"/>
+            </w:tcBorders>
+            <w:tcMar>
+              <w:top w:type="dxa" w:w="50"/>
+              <w:left w:type="dxa" w:w="90"/>
+              <w:bottom w:type="dxa" w:w="50"/>
+              <w:right w:type="dxa" w:w="90"/>
+            </w:tcMar>
+            <w:vAlign w:val="top"/>
+          </w:tcPr>
+          <w:p>
+            <w:pPr>
+              <w:spacing w:after="0" w:line="252"/>
+              <w:jc w:val="left"/>
+            </w:pPr>
+            <w:r>
+              <w:rPr>
+                <w:b w:val="false"/>
+                <w:bCs w:val="false"/>
+                <w:sz w:val="19"/>
+                <w:szCs w:val="19"/>
+              </w:rPr>
+              <w:t xml:space="preserve">m</w:t>
+            </w:r>
+          </w:p>
+        </w:tc>
+        <w:tc>
+          <w:tcPr>
+            <w:tcW w:type="dxa" w:w="3488"/>
+            <w:tcBorders>
+              <w:top w:val="single" w:color="A6B4B8" w:sz="4"/>
+              <w:left w:val="single" w:color="A6B4B8" w:sz="4"/>
+              <w:bottom w:val="single" w:color="A6B4B8" w:sz="4"/>
+              <w:right w:val="single" w:color="A6B4B8" w:sz="4"/>
+            </w:tcBorders>
+            <w:tcMar>
+              <w:top w:type="dxa" w:w="50"/>
+              <w:left w:type="dxa" w:w="90"/>
+              <w:bottom w:type="dxa" w:w="50"/>
+              <w:right w:type="dxa" w:w="90"/>
+            </w:tcMar>
+            <w:vAlign w:val="top"/>
+          </w:tcPr>
+          <w:p>
+            <w:pPr>
+              <w:spacing w:after="0" w:line="252"/>
+              <w:jc w:val="left"/>
+            </w:pPr>
+            <w:r>
+              <w:rPr>
+                <w:b w:val="false"/>
+                <w:bCs w:val="false"/>
+                <w:sz w:val="19"/>
+                <w:szCs w:val="19"/>
+              </w:rPr>
+              <w:t xml:space="preserve">Planos o medición.</w:t>
+            </w:r>
+          </w:p>
+        </w:tc>
+      </w:tr>
+      <w:tr>
+        <w:trPr>
+          <w:cantSplit/>
+        </w:trPr>
+        <w:tc>
+          <w:tcPr>
+            <w:tcW w:type="dxa" w:w="1150"/>
+            <w:tcBorders>
+              <w:top w:val="single" w:color="A6B4B8" w:sz="4"/>
+              <w:left w:val="single" w:color="A6B4B8" w:sz="4"/>
+              <w:bottom w:val="single" w:color="A6B4B8" w:sz="4"/>
+              <w:right w:val="single" w:color="A6B4B8" w:sz="4"/>
+            </w:tcBorders>
+            <w:tcMar>
+              <w:top w:type="dxa" w:w="50"/>
+              <w:left w:type="dxa" w:w="90"/>
+              <w:bottom w:type="dxa" w:w="50"/>
+              <w:right w:type="dxa" w:w="90"/>
+            </w:tcMar>
+            <w:vAlign w:val="top"/>
+          </w:tcPr>
+          <w:p>
+            <w:pPr>
+              <w:spacing w:after="0" w:line="252"/>
+              <w:jc w:val="left"/>
+            </w:pPr>
+            <w:r>
+              <w:rPr>
+                <w:b w:val="false"/>
+                <w:bCs w:val="false"/>
+                <w:i/>
+                <w:iCs/>
+                <w:sz w:val="19"/>
+                <w:szCs w:val="19"/>
+              </w:rPr>
+              <w:t xml:space="preserve">l</w:t>
+            </w:r>
+          </w:p>
+        </w:tc>
+        <w:tc>
+          <w:tcPr>
+            <w:tcW w:type="dxa" w:w="4000"/>
+            <w:tcBorders>
+              <w:top w:val="single" w:color="A6B4B8" w:sz="4"/>
+              <w:left w:val="single" w:color="A6B4B8" w:sz="4"/>
+              <w:bottom w:val="single" w:color="A6B4B8" w:sz="4"/>
+              <w:right w:val="single" w:color="A6B4B8" w:sz="4"/>
+            </w:tcBorders>
+            <w:tcMar>
+              <w:top w:type="dxa" w:w="50"/>
+              <w:left w:type="dxa" w:w="90"/>
+              <w:bottom w:type="dxa" w:w="50"/>
+              <w:right w:type="dxa" w:w="90"/>
+            </w:tcMar>
+            <w:vAlign w:val="top"/>
+          </w:tcPr>
+          <w:p>
+            <w:pPr>
+              <w:spacing w:after="0" w:line="252"/>
+              <w:jc w:val="left"/>
+            </w:pPr>
+            <w:r>
+              <w:rPr>
+                <w:b w:val="false"/>
+                <w:bCs w:val="false"/>
+                <w:sz w:val="19"/>
+                <w:szCs w:val="19"/>
+              </w:rPr>
+              <w:t xml:space="preserve">Longitud axial total del núcleo.</w:t>
+            </w:r>
+          </w:p>
+        </w:tc>
+        <w:tc>
+          <w:tcPr>
+            <w:tcW w:type="dxa" w:w="1000"/>
+            <w:tcBorders>
+              <w:top w:val="single" w:color="A6B4B8" w:sz="4"/>
+              <w:left w:val="single" w:color="A6B4B8" w:sz="4"/>
+              <w:bottom w:val="single" w:color="A6B4B8" w:sz="4"/>
+              <w:right w:val="single" w:color="A6B4B8" w:sz="4"/>
+            </w:tcBorders>
+            <w:tcMar>
+              <w:top w:type="dxa" w:w="50"/>
+              <w:left w:type="dxa" w:w="90"/>
+              <w:bottom w:type="dxa" w:w="50"/>
+              <w:right w:type="dxa" w:w="90"/>
+            </w:tcMar>
+            <w:vAlign w:val="top"/>
+          </w:tcPr>
+          <w:p>
+            <w:pPr>
+              <w:spacing w:after="0" w:line="252"/>
+              <w:jc w:val="left"/>
+            </w:pPr>
+            <w:r>
+              <w:rPr>
+                <w:b w:val="false"/>
+                <w:bCs w:val="false"/>
+                <w:sz w:val="19"/>
+                <w:szCs w:val="19"/>
+              </w:rPr>
+              <w:t xml:space="preserve">m</w:t>
+            </w:r>
+          </w:p>
+        </w:tc>
+        <w:tc>
+          <w:tcPr>
+            <w:tcW w:type="dxa" w:w="3488"/>
+            <w:tcBorders>
+              <w:top w:val="single" w:color="A6B4B8" w:sz="4"/>
+              <w:left w:val="single" w:color="A6B4B8" w:sz="4"/>
+              <w:bottom w:val="single" w:color="A6B4B8" w:sz="4"/>
+              <w:right w:val="single" w:color="A6B4B8" w:sz="4"/>
+            </w:tcBorders>
+            <w:tcMar>
+              <w:top w:type="dxa" w:w="50"/>
+              <w:left w:type="dxa" w:w="90"/>
+              <w:bottom w:type="dxa" w:w="50"/>
+              <w:right w:type="dxa" w:w="90"/>
+            </w:tcMar>
+            <w:vAlign w:val="top"/>
+          </w:tcPr>
+          <w:p>
+            <w:pPr>
+              <w:spacing w:after="0" w:line="252"/>
+              <w:jc w:val="left"/>
+            </w:pPr>
+            <w:r>
+              <w:rPr>
+                <w:b w:val="false"/>
+                <w:bCs w:val="false"/>
+                <w:sz w:val="19"/>
+                <w:szCs w:val="19"/>
+              </w:rPr>
+              <w:t xml:space="preserve">Planos o medición.</w:t>
+            </w:r>
+          </w:p>
+        </w:tc>
+      </w:tr>
+      <w:tr>
+        <w:trPr>
+          <w:cantSplit/>
+        </w:trPr>
+        <w:tc>
+          <w:tcPr>
+            <w:tcW w:type="dxa" w:w="1150"/>
+            <w:tcBorders>
+              <w:top w:val="single" w:color="A6B4B8" w:sz="4"/>
+              <w:left w:val="single" w:color="A6B4B8" w:sz="4"/>
+              <w:bottom w:val="single" w:color="A6B4B8" w:sz="4"/>
+              <w:right w:val="single" w:color="A6B4B8" w:sz="4"/>
+            </w:tcBorders>
+            <w:tcMar>
+              <w:top w:type="dxa" w:w="50"/>
+              <w:left w:type="dxa" w:w="90"/>
+              <w:bottom w:type="dxa" w:w="50"/>
+              <w:right w:type="dxa" w:w="90"/>
+            </w:tcMar>
+            <w:vAlign w:val="top"/>
+          </w:tcPr>
+          <w:p>
+            <w:pPr>
+              <w:spacing w:after="0" w:line="252"/>
+              <w:jc w:val="left"/>
+            </w:pPr>
+            <w:r>
+              <w:rPr>
+                <w:b w:val="false"/>
+                <w:bCs w:val="false"/>
+                <w:i/>
+                <w:iCs/>
+                <w:sz w:val="19"/>
+                <w:szCs w:val="19"/>
+              </w:rPr>
+              <w:t xml:space="preserve">N</w:t>
+            </w:r>
+            <w:r>
+              <w:rPr>
+                <w:b w:val="false"/>
+                <w:bCs w:val="false"/>
+                <w:sz w:val="19"/>
+                <w:szCs w:val="19"/>
+                <w:vertAlign w:val="subscript"/>
+              </w:rPr>
+              <w:t xml:space="preserve">v</w:t>
+            </w:r>
+            <w:r>
+              <w:rPr>
+                <w:b w:val="false"/>
+                <w:bCs w:val="false"/>
+                <w:sz w:val="19"/>
+                <w:szCs w:val="19"/>
+              </w:rPr>
+              <w:t xml:space="preserve">, </w:t>
+            </w:r>
+            <w:r>
+              <w:rPr>
+                <w:b w:val="false"/>
+                <w:bCs w:val="false"/>
+                <w:i/>
+                <w:iCs/>
+                <w:sz w:val="19"/>
+                <w:szCs w:val="19"/>
+              </w:rPr>
+              <w:t xml:space="preserve">l</w:t>
+            </w:r>
+            <w:r>
+              <w:rPr>
+                <w:b w:val="false"/>
+                <w:bCs w:val="false"/>
+                <w:sz w:val="19"/>
+                <w:szCs w:val="19"/>
+                <w:vertAlign w:val="subscript"/>
+              </w:rPr>
+              <w:t xml:space="preserve">v</w:t>
+            </w:r>
+          </w:p>
+        </w:tc>
+        <w:tc>
+          <w:tcPr>
+            <w:tcW w:type="dxa" w:w="4000"/>
+            <w:tcBorders>
+              <w:top w:val="single" w:color="A6B4B8" w:sz="4"/>
+              <w:left w:val="single" w:color="A6B4B8" w:sz="4"/>
+              <w:bottom w:val="single" w:color="A6B4B8" w:sz="4"/>
+              <w:right w:val="single" w:color="A6B4B8" w:sz="4"/>
+            </w:tcBorders>
+            <w:tcMar>
+              <w:top w:type="dxa" w:w="50"/>
+              <w:left w:type="dxa" w:w="90"/>
+              <w:bottom w:type="dxa" w:w="50"/>
+              <w:right w:type="dxa" w:w="90"/>
+            </w:tcMar>
+            <w:vAlign w:val="top"/>
+          </w:tcPr>
+          <w:p>
+            <w:pPr>
+              <w:spacing w:after="0" w:line="252"/>
+              <w:jc w:val="left"/>
+            </w:pPr>
+            <w:r>
+              <w:rPr>
+                <w:b w:val="false"/>
+                <w:bCs w:val="false"/>
+                <w:sz w:val="19"/>
+                <w:szCs w:val="19"/>
+              </w:rPr>
+              <w:t xml:space="preserve">Cantidad y ancho de los canales de ventilación.</w:t>
+            </w:r>
+          </w:p>
+        </w:tc>
+        <w:tc>
+          <w:tcPr>
+            <w:tcW w:type="dxa" w:w="1000"/>
+            <w:tcBorders>
+              <w:top w:val="single" w:color="A6B4B8" w:sz="4"/>
+              <w:left w:val="single" w:color="A6B4B8" w:sz="4"/>
+              <w:bottom w:val="single" w:color="A6B4B8" w:sz="4"/>
+              <w:right w:val="single" w:color="A6B4B8" w:sz="4"/>
+            </w:tcBorders>
+            <w:tcMar>
+              <w:top w:type="dxa" w:w="50"/>
+              <w:left w:type="dxa" w:w="90"/>
+              <w:bottom w:type="dxa" w:w="50"/>
+              <w:right w:type="dxa" w:w="90"/>
+            </w:tcMar>
+            <w:vAlign w:val="top"/>
+          </w:tcPr>
+          <w:p>
+            <w:pPr>
+              <w:spacing w:after="0" w:line="252"/>
+              <w:jc w:val="left"/>
+            </w:pPr>
+            <w:r>
+              <w:rPr>
+                <w:b w:val="false"/>
+                <w:bCs w:val="false"/>
+                <w:sz w:val="19"/>
+                <w:szCs w:val="19"/>
+              </w:rPr>
+              <w:t xml:space="preserve">—, m</w:t>
+            </w:r>
+          </w:p>
+        </w:tc>
+        <w:tc>
+          <w:tcPr>
+            <w:tcW w:type="dxa" w:w="3488"/>
+            <w:tcBorders>
+              <w:top w:val="single" w:color="A6B4B8" w:sz="4"/>
+              <w:left w:val="single" w:color="A6B4B8" w:sz="4"/>
+              <w:bottom w:val="single" w:color="A6B4B8" w:sz="4"/>
+              <w:right w:val="single" w:color="A6B4B8" w:sz="4"/>
+            </w:tcBorders>
+            <w:tcMar>
+              <w:top w:type="dxa" w:w="50"/>
+              <w:left w:type="dxa" w:w="90"/>
+              <w:bottom w:type="dxa" w:w="50"/>
+              <w:right w:type="dxa" w:w="90"/>
+            </w:tcMar>
+            <w:vAlign w:val="top"/>
+          </w:tcPr>
+          <w:p>
+            <w:pPr>
+              <w:spacing w:after="0" w:line="252"/>
+              <w:jc w:val="left"/>
+            </w:pPr>
+            <w:r>
+              <w:rPr>
+                <w:b w:val="false"/>
+                <w:bCs w:val="false"/>
+                <w:sz w:val="19"/>
+                <w:szCs w:val="19"/>
+              </w:rPr>
+              <w:t xml:space="preserve">Planos o inspección.</w:t>
+            </w:r>
+          </w:p>
+        </w:tc>
+      </w:tr>
+      <w:tr>
+        <w:trPr>
+          <w:cantSplit/>
+        </w:trPr>
+        <w:tc>
+          <w:tcPr>
+            <w:tcW w:type="dxa" w:w="1150"/>
+            <w:tcBorders>
+              <w:top w:val="single" w:color="A6B4B8" w:sz="4"/>
+              <w:left w:val="single" w:color="A6B4B8" w:sz="4"/>
+              <w:bottom w:val="single" w:color="A6B4B8" w:sz="4"/>
+              <w:right w:val="single" w:color="A6B4B8" w:sz="4"/>
+            </w:tcBorders>
+            <w:tcMar>
+              <w:top w:type="dxa" w:w="50"/>
+              <w:left w:type="dxa" w:w="90"/>
+              <w:bottom w:type="dxa" w:w="50"/>
+              <w:right w:type="dxa" w:w="90"/>
+            </w:tcMar>
+            <w:vAlign w:val="top"/>
+          </w:tcPr>
+          <w:p>
+            <w:pPr>
+              <w:spacing w:after="0" w:line="252"/>
+              <w:jc w:val="left"/>
+            </w:pPr>
+            <w:r>
+              <w:rPr>
+                <w:b w:val="false"/>
+                <w:bCs w:val="false"/>
+                <w:i/>
+                <w:iCs/>
+                <w:sz w:val="19"/>
+                <w:szCs w:val="19"/>
+              </w:rPr>
+              <w:t xml:space="preserve">d</w:t>
+            </w:r>
+            <w:r>
+              <w:rPr>
+                <w:b w:val="false"/>
+                <w:bCs w:val="false"/>
+                <w:sz w:val="19"/>
+                <w:szCs w:val="19"/>
+                <w:vertAlign w:val="subscript"/>
+              </w:rPr>
+              <w:t xml:space="preserve">r</w:t>
+            </w:r>
+          </w:p>
+        </w:tc>
+        <w:tc>
+          <w:tcPr>
+            <w:tcW w:type="dxa" w:w="4000"/>
+            <w:tcBorders>
+              <w:top w:val="single" w:color="A6B4B8" w:sz="4"/>
+              <w:left w:val="single" w:color="A6B4B8" w:sz="4"/>
+              <w:bottom w:val="single" w:color="A6B4B8" w:sz="4"/>
+              <w:right w:val="single" w:color="A6B4B8" w:sz="4"/>
+            </w:tcBorders>
+            <w:tcMar>
+              <w:top w:type="dxa" w:w="50"/>
+              <w:left w:type="dxa" w:w="90"/>
+              <w:bottom w:type="dxa" w:w="50"/>
+              <w:right w:type="dxa" w:w="90"/>
+            </w:tcMar>
+            <w:vAlign w:val="top"/>
+          </w:tcPr>
+          <w:p>
+            <w:pPr>
+              <w:spacing w:after="0" w:line="252"/>
+              <w:jc w:val="left"/>
+            </w:pPr>
+            <w:r>
+              <w:rPr>
+                <w:b w:val="false"/>
+                <w:bCs w:val="false"/>
+                <w:sz w:val="19"/>
+                <w:szCs w:val="19"/>
+              </w:rPr>
+              <w:t xml:space="preserve">Diámetro del rotor (solo método 3).</w:t>
+            </w:r>
+          </w:p>
+        </w:tc>
+        <w:tc>
+          <w:tcPr>
+            <w:tcW w:type="dxa" w:w="1000"/>
+            <w:tcBorders>
+              <w:top w:val="single" w:color="A6B4B8" w:sz="4"/>
+              <w:left w:val="single" w:color="A6B4B8" w:sz="4"/>
+              <w:bottom w:val="single" w:color="A6B4B8" w:sz="4"/>
+              <w:right w:val="single" w:color="A6B4B8" w:sz="4"/>
+            </w:tcBorders>
+            <w:tcMar>
+              <w:top w:type="dxa" w:w="50"/>
+              <w:left w:type="dxa" w:w="90"/>
+              <w:bottom w:type="dxa" w:w="50"/>
+              <w:right w:type="dxa" w:w="90"/>
+            </w:tcMar>
+            <w:vAlign w:val="top"/>
+          </w:tcPr>
+          <w:p>
+            <w:pPr>
+              <w:spacing w:after="0" w:line="252"/>
+              <w:jc w:val="left"/>
+            </w:pPr>
+            <w:r>
+              <w:rPr>
+                <w:b w:val="false"/>
+                <w:bCs w:val="false"/>
+                <w:sz w:val="19"/>
+                <w:szCs w:val="19"/>
+              </w:rPr>
+              <w:t xml:space="preserve">m</w:t>
+            </w:r>
+          </w:p>
+        </w:tc>
+        <w:tc>
+          <w:tcPr>
+            <w:tcW w:type="dxa" w:w="3488"/>
+            <w:tcBorders>
+              <w:top w:val="single" w:color="A6B4B8" w:sz="4"/>
+              <w:left w:val="single" w:color="A6B4B8" w:sz="4"/>
+              <w:bottom w:val="single" w:color="A6B4B8" w:sz="4"/>
+              <w:right w:val="single" w:color="A6B4B8" w:sz="4"/>
+            </w:tcBorders>
+            <w:tcMar>
+              <w:top w:type="dxa" w:w="50"/>
+              <w:left w:type="dxa" w:w="90"/>
+              <w:bottom w:type="dxa" w:w="50"/>
+              <w:right w:type="dxa" w:w="90"/>
+            </w:tcMar>
+            <w:vAlign w:val="top"/>
+          </w:tcPr>
+          <w:p>
+            <w:pPr>
+              <w:spacing w:after="0" w:line="252"/>
+              <w:jc w:val="left"/>
+            </w:pPr>
+            <w:r>
+              <w:rPr>
+                <w:b w:val="false"/>
+                <w:bCs w:val="false"/>
+                <w:sz w:val="19"/>
+                <w:szCs w:val="19"/>
+              </w:rPr>
+              <w:t xml:space="preserve">Planos.</w:t>
+            </w:r>
+          </w:p>
+        </w:tc>
+      </w:tr>
+      <w:tr>
+        <w:trPr>
+          <w:cantSplit/>
+        </w:trPr>
+        <w:tc>
+          <w:tcPr>
+            <w:tcW w:type="dxa" w:w="1150"/>
+            <w:tcBorders>
+              <w:top w:val="single" w:color="A6B4B8" w:sz="4"/>
+              <w:left w:val="single" w:color="A6B4B8" w:sz="4"/>
+              <w:bottom w:val="single" w:color="A6B4B8" w:sz="4"/>
+              <w:right w:val="single" w:color="A6B4B8" w:sz="4"/>
+            </w:tcBorders>
+            <w:tcMar>
+              <w:top w:type="dxa" w:w="50"/>
+              <w:left w:type="dxa" w:w="90"/>
+              <w:bottom w:type="dxa" w:w="50"/>
+              <w:right w:type="dxa" w:w="90"/>
+            </w:tcMar>
+            <w:vAlign w:val="top"/>
+          </w:tcPr>
+          <w:p>
+            <w:pPr>
+              <w:spacing w:after="0" w:line="252"/>
+              <w:jc w:val="left"/>
+            </w:pPr>
+            <w:r>
+              <w:rPr>
+                <w:b w:val="false"/>
+                <w:bCs w:val="false"/>
+                <w:i/>
+                <w:iCs/>
+                <w:sz w:val="19"/>
+                <w:szCs w:val="19"/>
+              </w:rPr>
+              <w:t xml:space="preserve">B</w:t>
+            </w:r>
+            <w:r>
+              <w:rPr>
+                <w:b w:val="false"/>
+                <w:bCs w:val="false"/>
+                <w:sz w:val="19"/>
+                <w:szCs w:val="19"/>
+                <w:vertAlign w:val="subscript"/>
+              </w:rPr>
+              <w:t xml:space="preserve">nom</w:t>
+            </w:r>
+            <w:r>
+              <w:rPr>
+                <w:b w:val="false"/>
+                <w:bCs w:val="false"/>
+                <w:sz w:val="19"/>
+                <w:szCs w:val="19"/>
+              </w:rPr>
+              <w:t xml:space="preserve">, </w:t>
+            </w:r>
+            <w:r>
+              <w:rPr>
+                <w:b w:val="false"/>
+                <w:bCs w:val="false"/>
+                <w:i/>
+                <w:iCs/>
+                <w:sz w:val="19"/>
+                <w:szCs w:val="19"/>
+              </w:rPr>
+              <w:t xml:space="preserve">B</w:t>
+            </w:r>
+            <w:r>
+              <w:rPr>
+                <w:b w:val="false"/>
+                <w:bCs w:val="false"/>
+                <w:sz w:val="19"/>
+                <w:szCs w:val="19"/>
+                <w:vertAlign w:val="subscript"/>
+              </w:rPr>
+              <w:t xml:space="preserve">g</w:t>
+            </w:r>
+          </w:p>
+        </w:tc>
+        <w:tc>
+          <w:tcPr>
+            <w:tcW w:type="dxa" w:w="4000"/>
+            <w:tcBorders>
+              <w:top w:val="single" w:color="A6B4B8" w:sz="4"/>
+              <w:left w:val="single" w:color="A6B4B8" w:sz="4"/>
+              <w:bottom w:val="single" w:color="A6B4B8" w:sz="4"/>
+              <w:right w:val="single" w:color="A6B4B8" w:sz="4"/>
+            </w:tcBorders>
+            <w:tcMar>
+              <w:top w:type="dxa" w:w="50"/>
+              <w:left w:type="dxa" w:w="90"/>
+              <w:bottom w:type="dxa" w:w="50"/>
+              <w:right w:type="dxa" w:w="90"/>
+            </w:tcMar>
+            <w:vAlign w:val="top"/>
+          </w:tcPr>
+          <w:p>
+            <w:pPr>
+              <w:spacing w:after="0" w:line="252"/>
+              <w:jc w:val="left"/>
+            </w:pPr>
+            <w:r>
+              <w:rPr>
+                <w:b w:val="false"/>
+                <w:bCs w:val="false"/>
+                <w:sz w:val="19"/>
+                <w:szCs w:val="19"/>
+              </w:rPr>
+              <w:t xml:space="preserve">Inducción nominal en el yugo y en el entrehierro (métodos 2 y 3).</w:t>
+            </w:r>
+          </w:p>
+        </w:tc>
+        <w:tc>
+          <w:tcPr>
+            <w:tcW w:type="dxa" w:w="1000"/>
+            <w:tcBorders>
+              <w:top w:val="single" w:color="A6B4B8" w:sz="4"/>
+              <w:left w:val="single" w:color="A6B4B8" w:sz="4"/>
+              <w:bottom w:val="single" w:color="A6B4B8" w:sz="4"/>
+              <w:right w:val="single" w:color="A6B4B8" w:sz="4"/>
+            </w:tcBorders>
+            <w:tcMar>
+              <w:top w:type="dxa" w:w="50"/>
+              <w:left w:type="dxa" w:w="90"/>
+              <w:bottom w:type="dxa" w:w="50"/>
+              <w:right w:type="dxa" w:w="90"/>
+            </w:tcMar>
+            <w:vAlign w:val="top"/>
+          </w:tcPr>
+          <w:p>
+            <w:pPr>
+              <w:spacing w:after="0" w:line="252"/>
+              <w:jc w:val="left"/>
+            </w:pPr>
+            <w:r>
+              <w:rPr>
+                <w:b w:val="false"/>
+                <w:bCs w:val="false"/>
+                <w:sz w:val="19"/>
+                <w:szCs w:val="19"/>
+              </w:rPr>
+              <w:t xml:space="preserve">T</w:t>
+            </w:r>
+          </w:p>
+        </w:tc>
+        <w:tc>
+          <w:tcPr>
+            <w:tcW w:type="dxa" w:w="3488"/>
+            <w:tcBorders>
+              <w:top w:val="single" w:color="A6B4B8" w:sz="4"/>
+              <w:left w:val="single" w:color="A6B4B8" w:sz="4"/>
+              <w:bottom w:val="single" w:color="A6B4B8" w:sz="4"/>
+              <w:right w:val="single" w:color="A6B4B8" w:sz="4"/>
+            </w:tcBorders>
+            <w:tcMar>
+              <w:top w:type="dxa" w:w="50"/>
+              <w:left w:type="dxa" w:w="90"/>
+              <w:bottom w:type="dxa" w:w="50"/>
+              <w:right w:type="dxa" w:w="90"/>
+            </w:tcMar>
+            <w:vAlign w:val="top"/>
+          </w:tcPr>
+          <w:p>
+            <w:pPr>
+              <w:spacing w:after="0" w:line="252"/>
+              <w:jc w:val="left"/>
+            </w:pPr>
+            <w:r>
+              <w:rPr>
+                <w:b w:val="false"/>
+                <w:bCs w:val="false"/>
+                <w:sz w:val="19"/>
+                <w:szCs w:val="19"/>
+              </w:rPr>
+              <w:t xml:space="preserve">Diseño del generador; si no se dispone, el valor adoptado se indica en RME-ELC-01.</w:t>
+            </w:r>
+          </w:p>
+        </w:tc>
+      </w:tr>
+      <w:tr>
+        <w:trPr>
+          <w:cantSplit/>
+        </w:trPr>
+        <w:tc>
+          <w:tcPr>
+            <w:tcW w:type="dxa" w:w="9638"/>
+            <w:gridSpan w:val="4"/>
+            <w:tcBorders>
+              <w:top w:val="single" w:color="A6B4B8" w:sz="4"/>
+              <w:left w:val="single" w:color="A6B4B8" w:sz="4"/>
+              <w:bottom w:val="single" w:color="A6B4B8" w:sz="4"/>
+              <w:right w:val="single" w:color="A6B4B8" w:sz="4"/>
+            </w:tcBorders>
+            <w:shd w:fill="F7F9F9" w:val="clear"/>
+            <w:tcMar>
+              <w:top w:type="dxa" w:w="50"/>
+              <w:left w:type="dxa" w:w="90"/>
+              <w:bottom w:type="dxa" w:w="50"/>
+              <w:right w:type="dxa" w:w="90"/>
+            </w:tcMar>
+            <w:vAlign w:val="center"/>
+          </w:tcPr>
+          <w:p>
+            <w:pPr>
+              <w:spacing w:after="0" w:line="252"/>
+              <w:jc w:val="left"/>
+            </w:pPr>
+            <w:r>
+              <w:rPr>
+                <w:b/>
+                <w:bCs/>
+                <w:color w:val="E36C0A"/>
+                <w:sz w:val="19"/>
+                <w:szCs w:val="19"/>
+              </w:rPr>
+              <w:t xml:space="preserve">Magnitudes calculadas</w:t>
+            </w:r>
+          </w:p>
+        </w:tc>
+      </w:tr>
+      <w:tr>
+        <w:trPr>
+          <w:cantSplit/>
+        </w:trPr>
+        <w:tc>
+          <w:tcPr>
+            <w:tcW w:type="dxa" w:w="1150"/>
+            <w:tcBorders>
+              <w:top w:val="single" w:color="A6B4B8" w:sz="4"/>
+              <w:left w:val="single" w:color="A6B4B8" w:sz="4"/>
+              <w:bottom w:val="single" w:color="A6B4B8" w:sz="4"/>
+              <w:right w:val="single" w:color="A6B4B8" w:sz="4"/>
+            </w:tcBorders>
+            <w:tcMar>
+              <w:top w:type="dxa" w:w="50"/>
+              <w:left w:type="dxa" w:w="90"/>
+              <w:bottom w:type="dxa" w:w="50"/>
+              <w:right w:type="dxa" w:w="90"/>
+            </w:tcMar>
+            <w:vAlign w:val="top"/>
+          </w:tcPr>
+          <w:p>
+            <w:pPr>
+              <w:spacing w:after="0" w:line="252"/>
+              <w:jc w:val="left"/>
+            </w:pPr>
+            <w:r>
+              <w:rPr>
+                <w:b w:val="false"/>
+                <w:bCs w:val="false"/>
+                <w:i/>
+                <w:iCs/>
+                <w:sz w:val="19"/>
+                <w:szCs w:val="19"/>
+              </w:rPr>
+              <w:t xml:space="preserve">q</w:t>
+            </w:r>
+            <w:r>
+              <w:rPr>
+                <w:b w:val="false"/>
+                <w:bCs w:val="false"/>
+                <w:sz w:val="19"/>
+                <w:szCs w:val="19"/>
+              </w:rPr>
+              <w:t xml:space="preserve">, </w:t>
+            </w:r>
+            <w:r>
+              <w:rPr>
+                <w:b w:val="false"/>
+                <w:bCs w:val="false"/>
+                <w:i/>
+                <w:iCs/>
+                <w:sz w:val="19"/>
+                <w:szCs w:val="19"/>
+              </w:rPr>
+              <w:t xml:space="preserve">τ</w:t>
+            </w:r>
+          </w:p>
+        </w:tc>
+        <w:tc>
+          <w:tcPr>
+            <w:tcW w:type="dxa" w:w="4000"/>
+            <w:tcBorders>
+              <w:top w:val="single" w:color="A6B4B8" w:sz="4"/>
+              <w:left w:val="single" w:color="A6B4B8" w:sz="4"/>
+              <w:bottom w:val="single" w:color="A6B4B8" w:sz="4"/>
+              <w:right w:val="single" w:color="A6B4B8" w:sz="4"/>
+            </w:tcBorders>
+            <w:tcMar>
+              <w:top w:type="dxa" w:w="50"/>
+              <w:left w:type="dxa" w:w="90"/>
+              <w:bottom w:type="dxa" w:w="50"/>
+              <w:right w:type="dxa" w:w="90"/>
+            </w:tcMar>
+            <w:vAlign w:val="top"/>
+          </w:tcPr>
+          <w:p>
+            <w:pPr>
+              <w:spacing w:after="0" w:line="252"/>
+              <w:jc w:val="left"/>
+            </w:pPr>
+            <w:r>
+              <w:rPr>
+                <w:b w:val="false"/>
+                <w:bCs w:val="false"/>
+                <w:sz w:val="19"/>
+                <w:szCs w:val="19"/>
+              </w:rPr>
+              <w:t xml:space="preserve">Ranuras por polo y fase; paso polar en ranuras.</w:t>
+            </w:r>
+          </w:p>
+        </w:tc>
+        <w:tc>
+          <w:tcPr>
+            <w:tcW w:type="dxa" w:w="1000"/>
+            <w:tcBorders>
+              <w:top w:val="single" w:color="A6B4B8" w:sz="4"/>
+              <w:left w:val="single" w:color="A6B4B8" w:sz="4"/>
+              <w:bottom w:val="single" w:color="A6B4B8" w:sz="4"/>
+              <w:right w:val="single" w:color="A6B4B8" w:sz="4"/>
+            </w:tcBorders>
+            <w:tcMar>
+              <w:top w:type="dxa" w:w="50"/>
+              <w:left w:type="dxa" w:w="90"/>
+              <w:bottom w:type="dxa" w:w="50"/>
+              <w:right w:type="dxa" w:w="90"/>
+            </w:tcMar>
+            <w:vAlign w:val="top"/>
+          </w:tcPr>
+          <w:p>
+            <w:pPr>
+              <w:spacing w:after="0" w:line="252"/>
+              <w:jc w:val="left"/>
+            </w:pPr>
+            <w:r>
+              <w:rPr>
+                <w:b w:val="false"/>
+                <w:bCs w:val="false"/>
+                <w:sz w:val="19"/>
+                <w:szCs w:val="19"/>
+              </w:rPr>
+              <w:t xml:space="preserve">—</w:t>
+            </w:r>
+          </w:p>
+        </w:tc>
+        <w:tc>
+          <w:tcPr>
+            <w:tcW w:type="dxa" w:w="3488"/>
+            <w:tcBorders>
+              <w:top w:val="single" w:color="A6B4B8" w:sz="4"/>
+              <w:left w:val="single" w:color="A6B4B8" w:sz="4"/>
+              <w:bottom w:val="single" w:color="A6B4B8" w:sz="4"/>
+              <w:right w:val="single" w:color="A6B4B8" w:sz="4"/>
+            </w:tcBorders>
+            <w:tcMar>
+              <w:top w:type="dxa" w:w="50"/>
+              <w:left w:type="dxa" w:w="90"/>
+              <w:bottom w:type="dxa" w:w="50"/>
+              <w:right w:type="dxa" w:w="90"/>
+            </w:tcMar>
+            <w:vAlign w:val="top"/>
+          </w:tcPr>
+          <w:p>
+            <w:pPr>
+              <w:spacing w:after="0" w:line="252"/>
+              <w:jc w:val="left"/>
+            </w:pPr>
+            <w:r>
+              <w:rPr>
+                <w:b w:val="false"/>
+                <w:bCs w:val="false"/>
+                <w:sz w:val="19"/>
+                <w:szCs w:val="19"/>
+              </w:rPr>
+              <w:t xml:space="preserve">Ecuación (4).</w:t>
+            </w:r>
+          </w:p>
+        </w:tc>
+      </w:tr>
+      <w:tr>
+        <w:trPr>
+          <w:cantSplit/>
+        </w:trPr>
+        <w:tc>
+          <w:tcPr>
+            <w:tcW w:type="dxa" w:w="1150"/>
+            <w:tcBorders>
+              <w:top w:val="single" w:color="A6B4B8" w:sz="4"/>
+              <w:left w:val="single" w:color="A6B4B8" w:sz="4"/>
+              <w:bottom w:val="single" w:color="A6B4B8" w:sz="4"/>
+              <w:right w:val="single" w:color="A6B4B8" w:sz="4"/>
+            </w:tcBorders>
+            <w:tcMar>
+              <w:top w:type="dxa" w:w="50"/>
+              <w:left w:type="dxa" w:w="90"/>
+              <w:bottom w:type="dxa" w:w="50"/>
+              <w:right w:type="dxa" w:w="90"/>
+            </w:tcMar>
+            <w:vAlign w:val="top"/>
+          </w:tcPr>
+          <w:p>
+            <w:pPr>
+              <w:spacing w:after="0" w:line="252"/>
+              <w:jc w:val="left"/>
+            </w:pPr>
+            <w:r>
+              <w:rPr>
+                <w:b w:val="false"/>
+                <w:bCs w:val="false"/>
+                <w:i/>
+                <w:iCs/>
+                <w:sz w:val="19"/>
+                <w:szCs w:val="19"/>
+              </w:rPr>
+              <w:t xml:space="preserve">k</w:t>
+            </w:r>
+            <w:r>
+              <w:rPr>
+                <w:b w:val="false"/>
+                <w:bCs w:val="false"/>
+                <w:sz w:val="19"/>
+                <w:szCs w:val="19"/>
+                <w:vertAlign w:val="subscript"/>
+              </w:rPr>
+              <w:t xml:space="preserve">d</w:t>
+            </w:r>
+            <w:r>
+              <w:rPr>
+                <w:b w:val="false"/>
+                <w:bCs w:val="false"/>
+                <w:sz w:val="19"/>
+                <w:szCs w:val="19"/>
+              </w:rPr>
+              <w:t xml:space="preserve">, </w:t>
+            </w:r>
+            <w:r>
+              <w:rPr>
+                <w:b w:val="false"/>
+                <w:bCs w:val="false"/>
+                <w:i/>
+                <w:iCs/>
+                <w:sz w:val="19"/>
+                <w:szCs w:val="19"/>
+              </w:rPr>
+              <w:t xml:space="preserve">k</w:t>
+            </w:r>
+            <w:r>
+              <w:rPr>
+                <w:b w:val="false"/>
+                <w:bCs w:val="false"/>
+                <w:sz w:val="19"/>
+                <w:szCs w:val="19"/>
+                <w:vertAlign w:val="subscript"/>
+              </w:rPr>
+              <w:t xml:space="preserve">p</w:t>
+            </w:r>
+            <w:r>
+              <w:rPr>
+                <w:b w:val="false"/>
+                <w:bCs w:val="false"/>
+                <w:sz w:val="19"/>
+                <w:szCs w:val="19"/>
+              </w:rPr>
+              <w:t xml:space="preserve">, </w:t>
+            </w:r>
+            <w:r>
+              <w:rPr>
+                <w:b w:val="false"/>
+                <w:bCs w:val="false"/>
+                <w:i/>
+                <w:iCs/>
+                <w:sz w:val="19"/>
+                <w:szCs w:val="19"/>
+              </w:rPr>
+              <w:t xml:space="preserve">K</w:t>
+            </w:r>
+          </w:p>
+        </w:tc>
+        <w:tc>
+          <w:tcPr>
+            <w:tcW w:type="dxa" w:w="4000"/>
+            <w:tcBorders>
+              <w:top w:val="single" w:color="A6B4B8" w:sz="4"/>
+              <w:left w:val="single" w:color="A6B4B8" w:sz="4"/>
+              <w:bottom w:val="single" w:color="A6B4B8" w:sz="4"/>
+              <w:right w:val="single" w:color="A6B4B8" w:sz="4"/>
+            </w:tcBorders>
+            <w:tcMar>
+              <w:top w:type="dxa" w:w="50"/>
+              <w:left w:type="dxa" w:w="90"/>
+              <w:bottom w:type="dxa" w:w="50"/>
+              <w:right w:type="dxa" w:w="90"/>
+            </w:tcMar>
+            <w:vAlign w:val="top"/>
+          </w:tcPr>
+          <w:p>
+            <w:pPr>
+              <w:spacing w:after="0" w:line="252"/>
+              <w:jc w:val="left"/>
+            </w:pPr>
+            <w:r>
+              <w:rPr>
+                <w:b w:val="false"/>
+                <w:bCs w:val="false"/>
+                <w:sz w:val="19"/>
+                <w:szCs w:val="19"/>
+              </w:rPr>
+              <w:t xml:space="preserve">Factores de distribución, de paso y de bobinado.</w:t>
+            </w:r>
+          </w:p>
+        </w:tc>
+        <w:tc>
+          <w:tcPr>
+            <w:tcW w:type="dxa" w:w="1000"/>
+            <w:tcBorders>
+              <w:top w:val="single" w:color="A6B4B8" w:sz="4"/>
+              <w:left w:val="single" w:color="A6B4B8" w:sz="4"/>
+              <w:bottom w:val="single" w:color="A6B4B8" w:sz="4"/>
+              <w:right w:val="single" w:color="A6B4B8" w:sz="4"/>
+            </w:tcBorders>
+            <w:tcMar>
+              <w:top w:type="dxa" w:w="50"/>
+              <w:left w:type="dxa" w:w="90"/>
+              <w:bottom w:type="dxa" w:w="50"/>
+              <w:right w:type="dxa" w:w="90"/>
+            </w:tcMar>
+            <w:vAlign w:val="top"/>
+          </w:tcPr>
+          <w:p>
+            <w:pPr>
+              <w:spacing w:after="0" w:line="252"/>
+              <w:jc w:val="left"/>
+            </w:pPr>
+            <w:r>
+              <w:rPr>
+                <w:b w:val="false"/>
+                <w:bCs w:val="false"/>
+                <w:sz w:val="19"/>
+                <w:szCs w:val="19"/>
+              </w:rPr>
+              <w:t xml:space="preserve">—</w:t>
+            </w:r>
+          </w:p>
+        </w:tc>
+        <w:tc>
+          <w:tcPr>
+            <w:tcW w:type="dxa" w:w="3488"/>
+            <w:tcBorders>
+              <w:top w:val="single" w:color="A6B4B8" w:sz="4"/>
+              <w:left w:val="single" w:color="A6B4B8" w:sz="4"/>
+              <w:bottom w:val="single" w:color="A6B4B8" w:sz="4"/>
+              <w:right w:val="single" w:color="A6B4B8" w:sz="4"/>
+            </w:tcBorders>
+            <w:tcMar>
+              <w:top w:type="dxa" w:w="50"/>
+              <w:left w:type="dxa" w:w="90"/>
+              <w:bottom w:type="dxa" w:w="50"/>
+              <w:right w:type="dxa" w:w="90"/>
+            </w:tcMar>
+            <w:vAlign w:val="top"/>
+          </w:tcPr>
+          <w:p>
+            <w:pPr>
+              <w:spacing w:after="0" w:line="252"/>
+              <w:jc w:val="left"/>
+            </w:pPr>
+            <w:r>
+              <w:rPr>
+                <w:b w:val="false"/>
+                <w:bCs w:val="false"/>
+                <w:sz w:val="19"/>
+                <w:szCs w:val="19"/>
+              </w:rPr>
+              <w:t xml:space="preserve">Ecuación (5).</w:t>
+            </w:r>
+          </w:p>
+        </w:tc>
+      </w:tr>
+      <w:tr>
+        <w:trPr>
+          <w:cantSplit/>
+        </w:trPr>
+        <w:tc>
+          <w:tcPr>
+            <w:tcW w:type="dxa" w:w="1150"/>
+            <w:tcBorders>
+              <w:top w:val="single" w:color="A6B4B8" w:sz="4"/>
+              <w:left w:val="single" w:color="A6B4B8" w:sz="4"/>
+              <w:bottom w:val="single" w:color="A6B4B8" w:sz="4"/>
+              <w:right w:val="single" w:color="A6B4B8" w:sz="4"/>
+            </w:tcBorders>
+            <w:tcMar>
+              <w:top w:type="dxa" w:w="50"/>
+              <w:left w:type="dxa" w:w="90"/>
+              <w:bottom w:type="dxa" w:w="50"/>
+              <w:right w:type="dxa" w:w="90"/>
+            </w:tcMar>
+            <w:vAlign w:val="top"/>
+          </w:tcPr>
+          <w:p>
+            <w:pPr>
+              <w:spacing w:after="0" w:line="252"/>
+              <w:jc w:val="left"/>
+            </w:pPr>
+            <w:r>
+              <w:rPr>
+                <w:b w:val="false"/>
+                <w:bCs w:val="false"/>
+                <w:i/>
+                <w:iCs/>
+                <w:sz w:val="19"/>
+                <w:szCs w:val="19"/>
+              </w:rPr>
+              <w:t xml:space="preserve">T</w:t>
+            </w:r>
+            <w:r>
+              <w:rPr>
+                <w:b w:val="false"/>
+                <w:bCs w:val="false"/>
+                <w:sz w:val="19"/>
+                <w:szCs w:val="19"/>
+                <w:vertAlign w:val="subscript"/>
+              </w:rPr>
+              <w:t xml:space="preserve">ph</w:t>
+            </w:r>
+          </w:p>
+        </w:tc>
+        <w:tc>
+          <w:tcPr>
+            <w:tcW w:type="dxa" w:w="4000"/>
+            <w:tcBorders>
+              <w:top w:val="single" w:color="A6B4B8" w:sz="4"/>
+              <w:left w:val="single" w:color="A6B4B8" w:sz="4"/>
+              <w:bottom w:val="single" w:color="A6B4B8" w:sz="4"/>
+              <w:right w:val="single" w:color="A6B4B8" w:sz="4"/>
+            </w:tcBorders>
+            <w:tcMar>
+              <w:top w:type="dxa" w:w="50"/>
+              <w:left w:type="dxa" w:w="90"/>
+              <w:bottom w:type="dxa" w:w="50"/>
+              <w:right w:type="dxa" w:w="90"/>
+            </w:tcMar>
+            <w:vAlign w:val="top"/>
+          </w:tcPr>
+          <w:p>
+            <w:pPr>
+              <w:spacing w:after="0" w:line="252"/>
+              <w:jc w:val="left"/>
+            </w:pPr>
+            <w:r>
+              <w:rPr>
+                <w:b w:val="false"/>
+                <w:bCs w:val="false"/>
+                <w:sz w:val="19"/>
+                <w:szCs w:val="19"/>
+              </w:rPr>
+              <w:t xml:space="preserve">Espiras en serie por fase.</w:t>
+            </w:r>
+          </w:p>
+        </w:tc>
+        <w:tc>
+          <w:tcPr>
+            <w:tcW w:type="dxa" w:w="1000"/>
+            <w:tcBorders>
+              <w:top w:val="single" w:color="A6B4B8" w:sz="4"/>
+              <w:left w:val="single" w:color="A6B4B8" w:sz="4"/>
+              <w:bottom w:val="single" w:color="A6B4B8" w:sz="4"/>
+              <w:right w:val="single" w:color="A6B4B8" w:sz="4"/>
+            </w:tcBorders>
+            <w:tcMar>
+              <w:top w:type="dxa" w:w="50"/>
+              <w:left w:type="dxa" w:w="90"/>
+              <w:bottom w:type="dxa" w:w="50"/>
+              <w:right w:type="dxa" w:w="90"/>
+            </w:tcMar>
+            <w:vAlign w:val="top"/>
+          </w:tcPr>
+          <w:p>
+            <w:pPr>
+              <w:spacing w:after="0" w:line="252"/>
+              <w:jc w:val="left"/>
+            </w:pPr>
+            <w:r>
+              <w:rPr>
+                <w:b w:val="false"/>
+                <w:bCs w:val="false"/>
+                <w:sz w:val="19"/>
+                <w:szCs w:val="19"/>
+              </w:rPr>
+              <w:t xml:space="preserve">—</w:t>
+            </w:r>
+          </w:p>
+        </w:tc>
+        <w:tc>
+          <w:tcPr>
+            <w:tcW w:type="dxa" w:w="3488"/>
+            <w:tcBorders>
+              <w:top w:val="single" w:color="A6B4B8" w:sz="4"/>
+              <w:left w:val="single" w:color="A6B4B8" w:sz="4"/>
+              <w:bottom w:val="single" w:color="A6B4B8" w:sz="4"/>
+              <w:right w:val="single" w:color="A6B4B8" w:sz="4"/>
+            </w:tcBorders>
+            <w:tcMar>
+              <w:top w:type="dxa" w:w="50"/>
+              <w:left w:type="dxa" w:w="90"/>
+              <w:bottom w:type="dxa" w:w="50"/>
+              <w:right w:type="dxa" w:w="90"/>
+            </w:tcMar>
+            <w:vAlign w:val="top"/>
+          </w:tcPr>
+          <w:p>
+            <w:pPr>
+              <w:spacing w:after="0" w:line="252"/>
+              <w:jc w:val="left"/>
+            </w:pPr>
+            <w:r>
+              <w:rPr>
+                <w:b w:val="false"/>
+                <w:bCs w:val="false"/>
+                <w:sz w:val="19"/>
+                <w:szCs w:val="19"/>
+              </w:rPr>
+              <w:t xml:space="preserve">Documentación o ecuación (6).</w:t>
+            </w:r>
+          </w:p>
+        </w:tc>
+      </w:tr>
+      <w:tr>
+        <w:trPr>
+          <w:cantSplit/>
+        </w:trPr>
+        <w:tc>
+          <w:tcPr>
+            <w:tcW w:type="dxa" w:w="1150"/>
+            <w:tcBorders>
+              <w:top w:val="single" w:color="A6B4B8" w:sz="4"/>
+              <w:left w:val="single" w:color="A6B4B8" w:sz="4"/>
+              <w:bottom w:val="single" w:color="A6B4B8" w:sz="4"/>
+              <w:right w:val="single" w:color="A6B4B8" w:sz="4"/>
+            </w:tcBorders>
+            <w:tcMar>
+              <w:top w:type="dxa" w:w="50"/>
+              <w:left w:type="dxa" w:w="90"/>
+              <w:bottom w:type="dxa" w:w="50"/>
+              <w:right w:type="dxa" w:w="90"/>
+            </w:tcMar>
+            <w:vAlign w:val="top"/>
+          </w:tcPr>
+          <w:p>
+            <w:pPr>
+              <w:spacing w:after="0" w:line="252"/>
+              <w:jc w:val="left"/>
+            </w:pPr>
+            <w:r>
+              <w:rPr>
+                <w:b w:val="false"/>
+                <w:bCs w:val="false"/>
+                <w:i/>
+                <w:iCs/>
+                <w:sz w:val="19"/>
+                <w:szCs w:val="19"/>
+              </w:rPr>
+              <w:t xml:space="preserve">Φ</w:t>
+            </w:r>
+            <w:r>
+              <w:rPr>
+                <w:b w:val="false"/>
+                <w:bCs w:val="false"/>
+                <w:sz w:val="19"/>
+                <w:szCs w:val="19"/>
+                <w:vertAlign w:val="subscript"/>
+              </w:rPr>
+              <w:t xml:space="preserve">a</w:t>
+            </w:r>
+          </w:p>
+        </w:tc>
+        <w:tc>
+          <w:tcPr>
+            <w:tcW w:type="dxa" w:w="4000"/>
+            <w:tcBorders>
+              <w:top w:val="single" w:color="A6B4B8" w:sz="4"/>
+              <w:left w:val="single" w:color="A6B4B8" w:sz="4"/>
+              <w:bottom w:val="single" w:color="A6B4B8" w:sz="4"/>
+              <w:right w:val="single" w:color="A6B4B8" w:sz="4"/>
+            </w:tcBorders>
+            <w:tcMar>
+              <w:top w:type="dxa" w:w="50"/>
+              <w:left w:type="dxa" w:w="90"/>
+              <w:bottom w:type="dxa" w:w="50"/>
+              <w:right w:type="dxa" w:w="90"/>
+            </w:tcMar>
+            <w:vAlign w:val="top"/>
+          </w:tcPr>
+          <w:p>
+            <w:pPr>
+              <w:spacing w:after="0" w:line="252"/>
+              <w:jc w:val="left"/>
+            </w:pPr>
+            <w:r>
+              <w:rPr>
+                <w:b w:val="false"/>
+                <w:bCs w:val="false"/>
+                <w:sz w:val="19"/>
+                <w:szCs w:val="19"/>
+              </w:rPr>
+              <w:t xml:space="preserve">Flujo por polo en el entrehierro, a tensión nominal.</w:t>
+            </w:r>
+          </w:p>
+        </w:tc>
+        <w:tc>
+          <w:tcPr>
+            <w:tcW w:type="dxa" w:w="1000"/>
+            <w:tcBorders>
+              <w:top w:val="single" w:color="A6B4B8" w:sz="4"/>
+              <w:left w:val="single" w:color="A6B4B8" w:sz="4"/>
+              <w:bottom w:val="single" w:color="A6B4B8" w:sz="4"/>
+              <w:right w:val="single" w:color="A6B4B8" w:sz="4"/>
+            </w:tcBorders>
+            <w:tcMar>
+              <w:top w:type="dxa" w:w="50"/>
+              <w:left w:type="dxa" w:w="90"/>
+              <w:bottom w:type="dxa" w:w="50"/>
+              <w:right w:type="dxa" w:w="90"/>
+            </w:tcMar>
+            <w:vAlign w:val="top"/>
+          </w:tcPr>
+          <w:p>
+            <w:pPr>
+              <w:spacing w:after="0" w:line="252"/>
+              <w:jc w:val="left"/>
+            </w:pPr>
+            <w:r>
+              <w:rPr>
+                <w:b w:val="false"/>
+                <w:bCs w:val="false"/>
+                <w:sz w:val="19"/>
+                <w:szCs w:val="19"/>
+              </w:rPr>
+              <w:t xml:space="preserve">Wb</w:t>
+            </w:r>
+          </w:p>
+        </w:tc>
+        <w:tc>
+          <w:tcPr>
+            <w:tcW w:type="dxa" w:w="3488"/>
+            <w:tcBorders>
+              <w:top w:val="single" w:color="A6B4B8" w:sz="4"/>
+              <w:left w:val="single" w:color="A6B4B8" w:sz="4"/>
+              <w:bottom w:val="single" w:color="A6B4B8" w:sz="4"/>
+              <w:right w:val="single" w:color="A6B4B8" w:sz="4"/>
+            </w:tcBorders>
+            <w:tcMar>
+              <w:top w:type="dxa" w:w="50"/>
+              <w:left w:type="dxa" w:w="90"/>
+              <w:bottom w:type="dxa" w:w="50"/>
+              <w:right w:type="dxa" w:w="90"/>
+            </w:tcMar>
+            <w:vAlign w:val="top"/>
+          </w:tcPr>
+          <w:p>
+            <w:pPr>
+              <w:spacing w:after="0" w:line="252"/>
+              <w:jc w:val="left"/>
+            </w:pPr>
+            <w:r>
+              <w:rPr>
+                <w:b w:val="false"/>
+                <w:bCs w:val="false"/>
+                <w:sz w:val="19"/>
+                <w:szCs w:val="19"/>
+              </w:rPr>
+              <w:t xml:space="preserve">Ecuación (2).</w:t>
+            </w:r>
+          </w:p>
+        </w:tc>
+      </w:tr>
+      <w:tr>
+        <w:trPr>
+          <w:cantSplit/>
+        </w:trPr>
+        <w:tc>
+          <w:tcPr>
+            <w:tcW w:type="dxa" w:w="1150"/>
+            <w:tcBorders>
+              <w:top w:val="single" w:color="A6B4B8" w:sz="4"/>
+              <w:left w:val="single" w:color="A6B4B8" w:sz="4"/>
+              <w:bottom w:val="single" w:color="A6B4B8" w:sz="4"/>
+              <w:right w:val="single" w:color="A6B4B8" w:sz="4"/>
+            </w:tcBorders>
+            <w:tcMar>
+              <w:top w:type="dxa" w:w="50"/>
+              <w:left w:type="dxa" w:w="90"/>
+              <w:bottom w:type="dxa" w:w="50"/>
+              <w:right w:type="dxa" w:w="90"/>
+            </w:tcMar>
+            <w:vAlign w:val="top"/>
+          </w:tcPr>
+          <w:p>
+            <w:pPr>
+              <w:spacing w:after="0" w:line="252"/>
+              <w:jc w:val="left"/>
+            </w:pPr>
+            <w:r>
+              <w:rPr>
+                <w:b w:val="false"/>
+                <w:bCs w:val="false"/>
+                <w:i/>
+                <w:iCs/>
+                <w:sz w:val="19"/>
+                <w:szCs w:val="19"/>
+              </w:rPr>
+              <w:t xml:space="preserve">v</w:t>
+            </w:r>
+            <w:r>
+              <w:rPr>
+                <w:b w:val="false"/>
+                <w:bCs w:val="false"/>
+                <w:sz w:val="19"/>
+                <w:szCs w:val="19"/>
+                <w:vertAlign w:val="subscript"/>
+              </w:rPr>
+              <w:t xml:space="preserve">t</w:t>
+            </w:r>
+          </w:p>
+        </w:tc>
+        <w:tc>
+          <w:tcPr>
+            <w:tcW w:type="dxa" w:w="4000"/>
+            <w:tcBorders>
+              <w:top w:val="single" w:color="A6B4B8" w:sz="4"/>
+              <w:left w:val="single" w:color="A6B4B8" w:sz="4"/>
+              <w:bottom w:val="single" w:color="A6B4B8" w:sz="4"/>
+              <w:right w:val="single" w:color="A6B4B8" w:sz="4"/>
+            </w:tcBorders>
+            <w:tcMar>
+              <w:top w:type="dxa" w:w="50"/>
+              <w:left w:type="dxa" w:w="90"/>
+              <w:bottom w:type="dxa" w:w="50"/>
+              <w:right w:type="dxa" w:w="90"/>
+            </w:tcMar>
+            <w:vAlign w:val="top"/>
+          </w:tcPr>
+          <w:p>
+            <w:pPr>
+              <w:spacing w:after="0" w:line="252"/>
+              <w:jc w:val="left"/>
+            </w:pPr>
+            <w:r>
+              <w:rPr>
+                <w:b w:val="false"/>
+                <w:bCs w:val="false"/>
+                <w:sz w:val="19"/>
+                <w:szCs w:val="19"/>
+              </w:rPr>
+              <w:t xml:space="preserve">Tensión por espira al 4 % del flujo nominal.</w:t>
+            </w:r>
+          </w:p>
+        </w:tc>
+        <w:tc>
+          <w:tcPr>
+            <w:tcW w:type="dxa" w:w="1000"/>
+            <w:tcBorders>
+              <w:top w:val="single" w:color="A6B4B8" w:sz="4"/>
+              <w:left w:val="single" w:color="A6B4B8" w:sz="4"/>
+              <w:bottom w:val="single" w:color="A6B4B8" w:sz="4"/>
+              <w:right w:val="single" w:color="A6B4B8" w:sz="4"/>
+            </w:tcBorders>
+            <w:tcMar>
+              <w:top w:type="dxa" w:w="50"/>
+              <w:left w:type="dxa" w:w="90"/>
+              <w:bottom w:type="dxa" w:w="50"/>
+              <w:right w:type="dxa" w:w="90"/>
+            </w:tcMar>
+            <w:vAlign w:val="top"/>
+          </w:tcPr>
+          <w:p>
+            <w:pPr>
+              <w:spacing w:after="0" w:line="252"/>
+              <w:jc w:val="left"/>
+            </w:pPr>
+            <w:r>
+              <w:rPr>
+                <w:b w:val="false"/>
+                <w:bCs w:val="false"/>
+                <w:sz w:val="19"/>
+                <w:szCs w:val="19"/>
+              </w:rPr>
+              <w:t xml:space="preserve">V</w:t>
+            </w:r>
+          </w:p>
+        </w:tc>
+        <w:tc>
+          <w:tcPr>
+            <w:tcW w:type="dxa" w:w="3488"/>
+            <w:tcBorders>
+              <w:top w:val="single" w:color="A6B4B8" w:sz="4"/>
+              <w:left w:val="single" w:color="A6B4B8" w:sz="4"/>
+              <w:bottom w:val="single" w:color="A6B4B8" w:sz="4"/>
+              <w:right w:val="single" w:color="A6B4B8" w:sz="4"/>
+            </w:tcBorders>
+            <w:tcMar>
+              <w:top w:type="dxa" w:w="50"/>
+              <w:left w:type="dxa" w:w="90"/>
+              <w:bottom w:type="dxa" w:w="50"/>
+              <w:right w:type="dxa" w:w="90"/>
+            </w:tcMar>
+            <w:vAlign w:val="top"/>
+          </w:tcPr>
+          <w:p>
+            <w:pPr>
+              <w:spacing w:after="0" w:line="252"/>
+              <w:jc w:val="left"/>
+            </w:pPr>
+            <w:r>
+              <w:rPr>
+                <w:b w:val="false"/>
+                <w:bCs w:val="false"/>
+                <w:sz w:val="19"/>
+                <w:szCs w:val="19"/>
+              </w:rPr>
+              <w:t xml:space="preserve">Ecuación (3) (o (8), (9)).</w:t>
+            </w:r>
+          </w:p>
+        </w:tc>
+      </w:tr>
+      <w:tr>
+        <w:trPr>
+          <w:cantSplit/>
+        </w:trPr>
+        <w:tc>
+          <w:tcPr>
+            <w:tcW w:type="dxa" w:w="1150"/>
+            <w:tcBorders>
+              <w:top w:val="single" w:color="A6B4B8" w:sz="4"/>
+              <w:left w:val="single" w:color="A6B4B8" w:sz="4"/>
+              <w:bottom w:val="single" w:color="A6B4B8" w:sz="4"/>
+              <w:right w:val="single" w:color="A6B4B8" w:sz="4"/>
+            </w:tcBorders>
+            <w:tcMar>
+              <w:top w:type="dxa" w:w="50"/>
+              <w:left w:type="dxa" w:w="90"/>
+              <w:bottom w:type="dxa" w:w="50"/>
+              <w:right w:type="dxa" w:w="90"/>
+            </w:tcMar>
+            <w:vAlign w:val="top"/>
+          </w:tcPr>
+          <w:p>
+            <w:pPr>
+              <w:spacing w:after="0" w:line="252"/>
+              <w:jc w:val="left"/>
+            </w:pPr>
+            <w:r>
+              <w:rPr>
+                <w:b w:val="false"/>
+                <w:bCs w:val="false"/>
+                <w:i/>
+                <w:iCs/>
+                <w:sz w:val="19"/>
+                <w:szCs w:val="19"/>
+              </w:rPr>
+              <w:t xml:space="preserve">d</w:t>
+            </w:r>
+            <w:r>
+              <w:rPr>
+                <w:b w:val="false"/>
+                <w:bCs w:val="false"/>
+                <w:sz w:val="19"/>
+                <w:szCs w:val="19"/>
+                <w:vertAlign w:val="subscript"/>
+              </w:rPr>
+              <w:t xml:space="preserve">m</w:t>
+            </w:r>
+            <w:r>
+              <w:rPr>
+                <w:b w:val="false"/>
+                <w:bCs w:val="false"/>
+                <w:sz w:val="19"/>
+                <w:szCs w:val="19"/>
+              </w:rPr>
+              <w:t xml:space="preserve">, </w:t>
+            </w:r>
+            <w:r>
+              <w:rPr>
+                <w:b w:val="false"/>
+                <w:bCs w:val="false"/>
+                <w:i/>
+                <w:iCs/>
+                <w:sz w:val="19"/>
+                <w:szCs w:val="19"/>
+              </w:rPr>
+              <w:t xml:space="preserve">l</w:t>
+            </w:r>
+            <w:r>
+              <w:rPr>
+                <w:b w:val="false"/>
+                <w:bCs w:val="false"/>
+                <w:sz w:val="19"/>
+                <w:szCs w:val="19"/>
+                <w:vertAlign w:val="subscript"/>
+              </w:rPr>
+              <w:t xml:space="preserve">Fe</w:t>
+            </w:r>
+          </w:p>
+        </w:tc>
+        <w:tc>
+          <w:tcPr>
+            <w:tcW w:type="dxa" w:w="4000"/>
+            <w:tcBorders>
+              <w:top w:val="single" w:color="A6B4B8" w:sz="4"/>
+              <w:left w:val="single" w:color="A6B4B8" w:sz="4"/>
+              <w:bottom w:val="single" w:color="A6B4B8" w:sz="4"/>
+              <w:right w:val="single" w:color="A6B4B8" w:sz="4"/>
+            </w:tcBorders>
+            <w:tcMar>
+              <w:top w:type="dxa" w:w="50"/>
+              <w:left w:type="dxa" w:w="90"/>
+              <w:bottom w:type="dxa" w:w="50"/>
+              <w:right w:type="dxa" w:w="90"/>
+            </w:tcMar>
+            <w:vAlign w:val="top"/>
+          </w:tcPr>
+          <w:p>
+            <w:pPr>
+              <w:spacing w:after="0" w:line="252"/>
+              <w:jc w:val="left"/>
+            </w:pPr>
+            <w:r>
+              <w:rPr>
+                <w:b w:val="false"/>
+                <w:bCs w:val="false"/>
+                <w:sz w:val="19"/>
+                <w:szCs w:val="19"/>
+              </w:rPr>
+              <w:t xml:space="preserve">Diámetro medio del núcleo; longitud efectiva de hierro.</w:t>
+            </w:r>
+          </w:p>
+        </w:tc>
+        <w:tc>
+          <w:tcPr>
+            <w:tcW w:type="dxa" w:w="1000"/>
+            <w:tcBorders>
+              <w:top w:val="single" w:color="A6B4B8" w:sz="4"/>
+              <w:left w:val="single" w:color="A6B4B8" w:sz="4"/>
+              <w:bottom w:val="single" w:color="A6B4B8" w:sz="4"/>
+              <w:right w:val="single" w:color="A6B4B8" w:sz="4"/>
+            </w:tcBorders>
+            <w:tcMar>
+              <w:top w:type="dxa" w:w="50"/>
+              <w:left w:type="dxa" w:w="90"/>
+              <w:bottom w:type="dxa" w:w="50"/>
+              <w:right w:type="dxa" w:w="90"/>
+            </w:tcMar>
+            <w:vAlign w:val="top"/>
+          </w:tcPr>
+          <w:p>
+            <w:pPr>
+              <w:spacing w:after="0" w:line="252"/>
+              <w:jc w:val="left"/>
+            </w:pPr>
+            <w:r>
+              <w:rPr>
+                <w:b w:val="false"/>
+                <w:bCs w:val="false"/>
+                <w:sz w:val="19"/>
+                <w:szCs w:val="19"/>
+              </w:rPr>
+              <w:t xml:space="preserve">m</w:t>
+            </w:r>
+          </w:p>
+        </w:tc>
+        <w:tc>
+          <w:tcPr>
+            <w:tcW w:type="dxa" w:w="3488"/>
+            <w:tcBorders>
+              <w:top w:val="single" w:color="A6B4B8" w:sz="4"/>
+              <w:left w:val="single" w:color="A6B4B8" w:sz="4"/>
+              <w:bottom w:val="single" w:color="A6B4B8" w:sz="4"/>
+              <w:right w:val="single" w:color="A6B4B8" w:sz="4"/>
+            </w:tcBorders>
+            <w:tcMar>
+              <w:top w:type="dxa" w:w="50"/>
+              <w:left w:type="dxa" w:w="90"/>
+              <w:bottom w:type="dxa" w:w="50"/>
+              <w:right w:type="dxa" w:w="90"/>
+            </w:tcMar>
+            <w:vAlign w:val="top"/>
+          </w:tcPr>
+          <w:p>
+            <w:pPr>
+              <w:spacing w:after="0" w:line="252"/>
+              <w:jc w:val="left"/>
+            </w:pPr>
+            <w:r>
+              <w:rPr>
+                <w:b w:val="false"/>
+                <w:bCs w:val="false"/>
+                <w:sz w:val="19"/>
+                <w:szCs w:val="19"/>
+              </w:rPr>
+              <w:t xml:space="preserve">Ecuaciones (11) y (8).</w:t>
+            </w:r>
+          </w:p>
+        </w:tc>
+      </w:tr>
+      <w:tr>
+        <w:trPr>
+          <w:cantSplit/>
+        </w:trPr>
+        <w:tc>
+          <w:tcPr>
+            <w:tcW w:type="dxa" w:w="9638"/>
+            <w:gridSpan w:val="4"/>
+            <w:tcBorders>
+              <w:top w:val="single" w:color="A6B4B8" w:sz="4"/>
+              <w:left w:val="single" w:color="A6B4B8" w:sz="4"/>
+              <w:bottom w:val="single" w:color="A6B4B8" w:sz="4"/>
+              <w:right w:val="single" w:color="A6B4B8" w:sz="4"/>
+            </w:tcBorders>
+            <w:shd w:fill="F7F9F9" w:val="clear"/>
+            <w:tcMar>
+              <w:top w:type="dxa" w:w="50"/>
+              <w:left w:type="dxa" w:w="90"/>
+              <w:bottom w:type="dxa" w:w="50"/>
+              <w:right w:type="dxa" w:w="90"/>
+            </w:tcMar>
+            <w:vAlign w:val="center"/>
+          </w:tcPr>
+          <w:p>
+            <w:pPr>
+              <w:spacing w:after="0" w:line="252"/>
+              <w:jc w:val="left"/>
+            </w:pPr>
+            <w:r>
+              <w:rPr>
+                <w:b/>
+                <w:bCs/>
+                <w:color w:val="E36C0A"/>
+                <w:sz w:val="19"/>
+                <w:szCs w:val="19"/>
+              </w:rPr>
+              <w:t xml:space="preserve">Excitación</w:t>
+            </w:r>
+          </w:p>
+        </w:tc>
+      </w:tr>
+      <w:tr>
+        <w:trPr>
+          <w:cantSplit/>
+        </w:trPr>
+        <w:tc>
+          <w:tcPr>
+            <w:tcW w:type="dxa" w:w="1150"/>
+            <w:tcBorders>
+              <w:top w:val="single" w:color="A6B4B8" w:sz="4"/>
+              <w:left w:val="single" w:color="A6B4B8" w:sz="4"/>
+              <w:bottom w:val="single" w:color="A6B4B8" w:sz="4"/>
+              <w:right w:val="single" w:color="A6B4B8" w:sz="4"/>
+            </w:tcBorders>
+            <w:tcMar>
+              <w:top w:type="dxa" w:w="50"/>
+              <w:left w:type="dxa" w:w="90"/>
+              <w:bottom w:type="dxa" w:w="50"/>
+              <w:right w:type="dxa" w:w="90"/>
+            </w:tcMar>
+            <w:vAlign w:val="top"/>
+          </w:tcPr>
+          <w:p>
+            <w:pPr>
+              <w:spacing w:after="0" w:line="252"/>
+              <w:jc w:val="left"/>
+            </w:pPr>
+            <w:r>
+              <w:rPr>
+                <w:b w:val="false"/>
+                <w:bCs w:val="false"/>
+                <w:i/>
+                <w:iCs/>
+                <w:sz w:val="19"/>
+                <w:szCs w:val="19"/>
+              </w:rPr>
+              <w:t xml:space="preserve">N</w:t>
+            </w:r>
+          </w:p>
+        </w:tc>
+        <w:tc>
+          <w:tcPr>
+            <w:tcW w:type="dxa" w:w="4000"/>
+            <w:tcBorders>
+              <w:top w:val="single" w:color="A6B4B8" w:sz="4"/>
+              <w:left w:val="single" w:color="A6B4B8" w:sz="4"/>
+              <w:bottom w:val="single" w:color="A6B4B8" w:sz="4"/>
+              <w:right w:val="single" w:color="A6B4B8" w:sz="4"/>
+            </w:tcBorders>
+            <w:tcMar>
+              <w:top w:type="dxa" w:w="50"/>
+              <w:left w:type="dxa" w:w="90"/>
+              <w:bottom w:type="dxa" w:w="50"/>
+              <w:right w:type="dxa" w:w="90"/>
+            </w:tcMar>
+            <w:vAlign w:val="top"/>
+          </w:tcPr>
+          <w:p>
+            <w:pPr>
+              <w:spacing w:after="0" w:line="252"/>
+              <w:jc w:val="left"/>
+            </w:pPr>
+            <w:r>
+              <w:rPr>
+                <w:b w:val="false"/>
+                <w:bCs w:val="false"/>
+                <w:sz w:val="19"/>
+                <w:szCs w:val="19"/>
+              </w:rPr>
+              <w:t xml:space="preserve">Espiras del arrollamiento de excitación.</w:t>
+            </w:r>
+          </w:p>
+        </w:tc>
+        <w:tc>
+          <w:tcPr>
+            <w:tcW w:type="dxa" w:w="1000"/>
+            <w:tcBorders>
+              <w:top w:val="single" w:color="A6B4B8" w:sz="4"/>
+              <w:left w:val="single" w:color="A6B4B8" w:sz="4"/>
+              <w:bottom w:val="single" w:color="A6B4B8" w:sz="4"/>
+              <w:right w:val="single" w:color="A6B4B8" w:sz="4"/>
+            </w:tcBorders>
+            <w:tcMar>
+              <w:top w:type="dxa" w:w="50"/>
+              <w:left w:type="dxa" w:w="90"/>
+              <w:bottom w:type="dxa" w:w="50"/>
+              <w:right w:type="dxa" w:w="90"/>
+            </w:tcMar>
+            <w:vAlign w:val="top"/>
+          </w:tcPr>
+          <w:p>
+            <w:pPr>
+              <w:spacing w:after="0" w:line="252"/>
+              <w:jc w:val="left"/>
+            </w:pPr>
+            <w:r>
+              <w:rPr>
+                <w:b w:val="false"/>
+                <w:bCs w:val="false"/>
+                <w:sz w:val="19"/>
+                <w:szCs w:val="19"/>
+              </w:rPr>
+              <w:t xml:space="preserve">—</w:t>
+            </w:r>
+          </w:p>
+        </w:tc>
+        <w:tc>
+          <w:tcPr>
+            <w:tcW w:type="dxa" w:w="3488"/>
+            <w:tcBorders>
+              <w:top w:val="single" w:color="A6B4B8" w:sz="4"/>
+              <w:left w:val="single" w:color="A6B4B8" w:sz="4"/>
+              <w:bottom w:val="single" w:color="A6B4B8" w:sz="4"/>
+              <w:right w:val="single" w:color="A6B4B8" w:sz="4"/>
+            </w:tcBorders>
+            <w:tcMar>
+              <w:top w:type="dxa" w:w="50"/>
+              <w:left w:type="dxa" w:w="90"/>
+              <w:bottom w:type="dxa" w:w="50"/>
+              <w:right w:type="dxa" w:w="90"/>
+            </w:tcMar>
+            <w:vAlign w:val="top"/>
+          </w:tcPr>
+          <w:p>
+            <w:pPr>
+              <w:spacing w:after="0" w:line="252"/>
+              <w:jc w:val="left"/>
+            </w:pPr>
+            <w:r>
+              <w:rPr>
+                <w:b w:val="false"/>
+                <w:bCs w:val="false"/>
+                <w:sz w:val="19"/>
+                <w:szCs w:val="19"/>
+              </w:rPr>
+              <w:t xml:space="preserve">Se elige con la ecuación (15).</w:t>
+            </w:r>
+          </w:p>
+        </w:tc>
+      </w:tr>
+      <w:tr>
+        <w:trPr>
+          <w:cantSplit/>
+        </w:trPr>
+        <w:tc>
+          <w:tcPr>
+            <w:tcW w:type="dxa" w:w="1150"/>
+            <w:tcBorders>
+              <w:top w:val="single" w:color="A6B4B8" w:sz="4"/>
+              <w:left w:val="single" w:color="A6B4B8" w:sz="4"/>
+              <w:bottom w:val="single" w:color="A6B4B8" w:sz="4"/>
+              <w:right w:val="single" w:color="A6B4B8" w:sz="4"/>
+            </w:tcBorders>
+            <w:tcMar>
+              <w:top w:type="dxa" w:w="50"/>
+              <w:left w:type="dxa" w:w="90"/>
+              <w:bottom w:type="dxa" w:w="50"/>
+              <w:right w:type="dxa" w:w="90"/>
+            </w:tcMar>
+            <w:vAlign w:val="top"/>
+          </w:tcPr>
+          <w:p>
+            <w:pPr>
+              <w:spacing w:after="0" w:line="252"/>
+              <w:jc w:val="left"/>
+            </w:pPr>
+            <w:r>
+              <w:rPr>
+                <w:b w:val="false"/>
+                <w:bCs w:val="false"/>
+                <w:i/>
+                <w:iCs/>
+                <w:sz w:val="19"/>
+                <w:szCs w:val="19"/>
+              </w:rPr>
+              <w:t xml:space="preserve">H</w:t>
+            </w:r>
+          </w:p>
+        </w:tc>
+        <w:tc>
+          <w:tcPr>
+            <w:tcW w:type="dxa" w:w="4000"/>
+            <w:tcBorders>
+              <w:top w:val="single" w:color="A6B4B8" w:sz="4"/>
+              <w:left w:val="single" w:color="A6B4B8" w:sz="4"/>
+              <w:bottom w:val="single" w:color="A6B4B8" w:sz="4"/>
+              <w:right w:val="single" w:color="A6B4B8" w:sz="4"/>
+            </w:tcBorders>
+            <w:tcMar>
+              <w:top w:type="dxa" w:w="50"/>
+              <w:left w:type="dxa" w:w="90"/>
+              <w:bottom w:type="dxa" w:w="50"/>
+              <w:right w:type="dxa" w:w="90"/>
+            </w:tcMar>
+            <w:vAlign w:val="top"/>
+          </w:tcPr>
+          <w:p>
+            <w:pPr>
+              <w:spacing w:after="0" w:line="252"/>
+              <w:jc w:val="left"/>
+            </w:pPr>
+            <w:r>
+              <w:rPr>
+                <w:b w:val="false"/>
+                <w:bCs w:val="false"/>
+                <w:sz w:val="19"/>
+                <w:szCs w:val="19"/>
+              </w:rPr>
+              <w:t xml:space="preserve">Campo magnético necesario para el 4 % del flujo.</w:t>
+            </w:r>
+          </w:p>
+        </w:tc>
+        <w:tc>
+          <w:tcPr>
+            <w:tcW w:type="dxa" w:w="1000"/>
+            <w:tcBorders>
+              <w:top w:val="single" w:color="A6B4B8" w:sz="4"/>
+              <w:left w:val="single" w:color="A6B4B8" w:sz="4"/>
+              <w:bottom w:val="single" w:color="A6B4B8" w:sz="4"/>
+              <w:right w:val="single" w:color="A6B4B8" w:sz="4"/>
+            </w:tcBorders>
+            <w:tcMar>
+              <w:top w:type="dxa" w:w="50"/>
+              <w:left w:type="dxa" w:w="90"/>
+              <w:bottom w:type="dxa" w:w="50"/>
+              <w:right w:type="dxa" w:w="90"/>
+            </w:tcMar>
+            <w:vAlign w:val="top"/>
+          </w:tcPr>
+          <w:p>
+            <w:pPr>
+              <w:spacing w:after="0" w:line="252"/>
+              <w:jc w:val="left"/>
+            </w:pPr>
+            <w:r>
+              <w:rPr>
+                <w:b w:val="false"/>
+                <w:bCs w:val="false"/>
+                <w:sz w:val="19"/>
+                <w:szCs w:val="19"/>
+              </w:rPr>
+              <w:t xml:space="preserve">A/m</w:t>
+            </w:r>
+          </w:p>
+        </w:tc>
+        <w:tc>
+          <w:tcPr>
+            <w:tcW w:type="dxa" w:w="3488"/>
+            <w:tcBorders>
+              <w:top w:val="single" w:color="A6B4B8" w:sz="4"/>
+              <w:left w:val="single" w:color="A6B4B8" w:sz="4"/>
+              <w:bottom w:val="single" w:color="A6B4B8" w:sz="4"/>
+              <w:right w:val="single" w:color="A6B4B8" w:sz="4"/>
+            </w:tcBorders>
+            <w:tcMar>
+              <w:top w:type="dxa" w:w="50"/>
+              <w:left w:type="dxa" w:w="90"/>
+              <w:bottom w:type="dxa" w:w="50"/>
+              <w:right w:type="dxa" w:w="90"/>
+            </w:tcMar>
+            <w:vAlign w:val="top"/>
+          </w:tcPr>
+          <w:p>
+            <w:pPr>
+              <w:spacing w:after="0" w:line="252"/>
+              <w:jc w:val="left"/>
+            </w:pPr>
+            <w:r>
+              <w:rPr>
+                <w:b w:val="false"/>
+                <w:bCs w:val="false"/>
+                <w:sz w:val="19"/>
+                <w:szCs w:val="19"/>
+              </w:rPr>
+              <w:t xml:space="preserve">RME-ELC-01 adopta 15 A/m como máximo estimado.</w:t>
+            </w:r>
+          </w:p>
+        </w:tc>
+      </w:tr>
+      <w:tr>
+        <w:trPr>
+          <w:cantSplit/>
+        </w:trPr>
+        <w:tc>
+          <w:tcPr>
+            <w:tcW w:type="dxa" w:w="1150"/>
+            <w:tcBorders>
+              <w:top w:val="single" w:color="A6B4B8" w:sz="4"/>
+              <w:left w:val="single" w:color="A6B4B8" w:sz="4"/>
+              <w:bottom w:val="single" w:color="A6B4B8" w:sz="4"/>
+              <w:right w:val="single" w:color="A6B4B8" w:sz="4"/>
+            </w:tcBorders>
+            <w:tcMar>
+              <w:top w:type="dxa" w:w="50"/>
+              <w:left w:type="dxa" w:w="90"/>
+              <w:bottom w:type="dxa" w:w="50"/>
+              <w:right w:type="dxa" w:w="90"/>
+            </w:tcMar>
+            <w:vAlign w:val="top"/>
+          </w:tcPr>
+          <w:p>
+            <w:pPr>
+              <w:spacing w:after="0" w:line="252"/>
+              <w:jc w:val="left"/>
+            </w:pPr>
+            <w:r>
+              <w:rPr>
+                <w:b w:val="false"/>
+                <w:bCs w:val="false"/>
+                <w:i/>
+                <w:iCs/>
+                <w:sz w:val="19"/>
+                <w:szCs w:val="19"/>
+              </w:rPr>
+              <w:t xml:space="preserve">ρ</w:t>
+            </w:r>
+            <w:r>
+              <w:rPr>
+                <w:b w:val="false"/>
+                <w:bCs w:val="false"/>
+                <w:sz w:val="19"/>
+                <w:szCs w:val="19"/>
+              </w:rPr>
+              <w:t xml:space="preserve">, </w:t>
+            </w:r>
+            <w:r>
+              <w:rPr>
+                <w:b w:val="false"/>
+                <w:bCs w:val="false"/>
+                <w:i/>
+                <w:iCs/>
+                <w:sz w:val="19"/>
+                <w:szCs w:val="19"/>
+              </w:rPr>
+              <w:t xml:space="preserve">p</w:t>
+            </w:r>
+            <w:r>
+              <w:rPr>
+                <w:b w:val="false"/>
+                <w:bCs w:val="false"/>
+                <w:sz w:val="19"/>
+                <w:szCs w:val="19"/>
+                <w:vertAlign w:val="subscript"/>
+              </w:rPr>
+              <w:t xml:space="preserve">Fe</w:t>
+            </w:r>
+          </w:p>
+        </w:tc>
+        <w:tc>
+          <w:tcPr>
+            <w:tcW w:type="dxa" w:w="4000"/>
+            <w:tcBorders>
+              <w:top w:val="single" w:color="A6B4B8" w:sz="4"/>
+              <w:left w:val="single" w:color="A6B4B8" w:sz="4"/>
+              <w:bottom w:val="single" w:color="A6B4B8" w:sz="4"/>
+              <w:right w:val="single" w:color="A6B4B8" w:sz="4"/>
+            </w:tcBorders>
+            <w:tcMar>
+              <w:top w:type="dxa" w:w="50"/>
+              <w:left w:type="dxa" w:w="90"/>
+              <w:bottom w:type="dxa" w:w="50"/>
+              <w:right w:type="dxa" w:w="90"/>
+            </w:tcMar>
+            <w:vAlign w:val="top"/>
+          </w:tcPr>
+          <w:p>
+            <w:pPr>
+              <w:spacing w:after="0" w:line="252"/>
+              <w:jc w:val="left"/>
+            </w:pPr>
+            <w:r>
+              <w:rPr>
+                <w:b w:val="false"/>
+                <w:bCs w:val="false"/>
+                <w:sz w:val="19"/>
+                <w:szCs w:val="19"/>
+              </w:rPr>
+              <w:t xml:space="preserve">Densidad del acero; pérdidas específicas al 4 % del flujo.</w:t>
+            </w:r>
+          </w:p>
+        </w:tc>
+        <w:tc>
+          <w:tcPr>
+            <w:tcW w:type="dxa" w:w="1000"/>
+            <w:tcBorders>
+              <w:top w:val="single" w:color="A6B4B8" w:sz="4"/>
+              <w:left w:val="single" w:color="A6B4B8" w:sz="4"/>
+              <w:bottom w:val="single" w:color="A6B4B8" w:sz="4"/>
+              <w:right w:val="single" w:color="A6B4B8" w:sz="4"/>
+            </w:tcBorders>
+            <w:tcMar>
+              <w:top w:type="dxa" w:w="50"/>
+              <w:left w:type="dxa" w:w="90"/>
+              <w:bottom w:type="dxa" w:w="50"/>
+              <w:right w:type="dxa" w:w="90"/>
+            </w:tcMar>
+            <w:vAlign w:val="top"/>
+          </w:tcPr>
+          <w:p>
+            <w:pPr>
+              <w:spacing w:after="0" w:line="252"/>
+              <w:jc w:val="left"/>
+            </w:pPr>
+            <w:r>
+              <w:rPr>
+                <w:b w:val="false"/>
+                <w:bCs w:val="false"/>
+                <w:sz w:val="19"/>
+                <w:szCs w:val="19"/>
+              </w:rPr>
+              <w:t xml:space="preserve">kg/m³, W/kg</w:t>
+            </w:r>
+          </w:p>
+        </w:tc>
+        <w:tc>
+          <w:tcPr>
+            <w:tcW w:type="dxa" w:w="3488"/>
+            <w:tcBorders>
+              <w:top w:val="single" w:color="A6B4B8" w:sz="4"/>
+              <w:left w:val="single" w:color="A6B4B8" w:sz="4"/>
+              <w:bottom w:val="single" w:color="A6B4B8" w:sz="4"/>
+              <w:right w:val="single" w:color="A6B4B8" w:sz="4"/>
+            </w:tcBorders>
+            <w:tcMar>
+              <w:top w:type="dxa" w:w="50"/>
+              <w:left w:type="dxa" w:w="90"/>
+              <w:bottom w:type="dxa" w:w="50"/>
+              <w:right w:type="dxa" w:w="90"/>
+            </w:tcMar>
+            <w:vAlign w:val="top"/>
+          </w:tcPr>
+          <w:p>
+            <w:pPr>
+              <w:spacing w:after="0" w:line="252"/>
+              <w:jc w:val="left"/>
+            </w:pPr>
+            <w:r>
+              <w:rPr>
+                <w:b w:val="false"/>
+                <w:bCs w:val="false"/>
+                <w:sz w:val="19"/>
+                <w:szCs w:val="19"/>
+              </w:rPr>
+              <w:t xml:space="preserve">7870 kg/m³; ≈ 0,014 W/kg (RME-ELC-01).</w:t>
+            </w:r>
+          </w:p>
+        </w:tc>
+      </w:tr>
+      <w:tr>
+        <w:trPr>
+          <w:cantSplit/>
+        </w:trPr>
+        <w:tc>
+          <w:tcPr>
+            <w:tcW w:type="dxa" w:w="1150"/>
+            <w:tcBorders>
+              <w:top w:val="single" w:color="A6B4B8" w:sz="4"/>
+              <w:left w:val="single" w:color="A6B4B8" w:sz="4"/>
+              <w:bottom w:val="single" w:color="A6B4B8" w:sz="4"/>
+              <w:right w:val="single" w:color="A6B4B8" w:sz="4"/>
+            </w:tcBorders>
+            <w:tcMar>
+              <w:top w:type="dxa" w:w="50"/>
+              <w:left w:type="dxa" w:w="90"/>
+              <w:bottom w:type="dxa" w:w="50"/>
+              <w:right w:type="dxa" w:w="90"/>
+            </w:tcMar>
+            <w:vAlign w:val="top"/>
+          </w:tcPr>
+          <w:p>
+            <w:pPr>
+              <w:spacing w:after="0" w:line="252"/>
+              <w:jc w:val="left"/>
+            </w:pPr>
+            <w:r>
+              <w:rPr>
+                <w:b w:val="false"/>
+                <w:bCs w:val="false"/>
+                <w:i/>
+                <w:iCs/>
+                <w:sz w:val="19"/>
+                <w:szCs w:val="19"/>
+              </w:rPr>
+              <w:t xml:space="preserve">V</w:t>
+            </w:r>
+            <w:r>
+              <w:rPr>
+                <w:b w:val="false"/>
+                <w:bCs w:val="false"/>
+                <w:sz w:val="19"/>
+                <w:szCs w:val="19"/>
+                <w:vertAlign w:val="subscript"/>
+              </w:rPr>
+              <w:t xml:space="preserve">var</w:t>
+            </w:r>
+            <w:r>
+              <w:rPr>
+                <w:b w:val="false"/>
+                <w:bCs w:val="false"/>
+                <w:sz w:val="19"/>
+                <w:szCs w:val="19"/>
+              </w:rPr>
+              <w:t xml:space="preserve">, </w:t>
+            </w:r>
+            <w:r>
+              <w:rPr>
+                <w:b w:val="false"/>
+                <w:bCs w:val="false"/>
+                <w:i/>
+                <w:iCs/>
+                <w:sz w:val="19"/>
+                <w:szCs w:val="19"/>
+              </w:rPr>
+              <w:t xml:space="preserve">I</w:t>
+            </w:r>
+            <w:r>
+              <w:rPr>
+                <w:b w:val="false"/>
+                <w:bCs w:val="false"/>
+                <w:sz w:val="19"/>
+                <w:szCs w:val="19"/>
+                <w:vertAlign w:val="subscript"/>
+              </w:rPr>
+              <w:t xml:space="preserve">var</w:t>
+            </w:r>
+          </w:p>
+        </w:tc>
+        <w:tc>
+          <w:tcPr>
+            <w:tcW w:type="dxa" w:w="4000"/>
+            <w:tcBorders>
+              <w:top w:val="single" w:color="A6B4B8" w:sz="4"/>
+              <w:left w:val="single" w:color="A6B4B8" w:sz="4"/>
+              <w:bottom w:val="single" w:color="A6B4B8" w:sz="4"/>
+              <w:right w:val="single" w:color="A6B4B8" w:sz="4"/>
+            </w:tcBorders>
+            <w:tcMar>
+              <w:top w:type="dxa" w:w="50"/>
+              <w:left w:type="dxa" w:w="90"/>
+              <w:bottom w:type="dxa" w:w="50"/>
+              <w:right w:type="dxa" w:w="90"/>
+            </w:tcMar>
+            <w:vAlign w:val="top"/>
+          </w:tcPr>
+          <w:p>
+            <w:pPr>
+              <w:spacing w:after="0" w:line="252"/>
+              <w:jc w:val="left"/>
+            </w:pPr>
+            <w:r>
+              <w:rPr>
+                <w:b w:val="false"/>
+                <w:bCs w:val="false"/>
+                <w:sz w:val="19"/>
+                <w:szCs w:val="19"/>
+              </w:rPr>
+              <w:t xml:space="preserve">Tensión y corriente que entrega el Variac.</w:t>
+            </w:r>
+          </w:p>
+        </w:tc>
+        <w:tc>
+          <w:tcPr>
+            <w:tcW w:type="dxa" w:w="1000"/>
+            <w:tcBorders>
+              <w:top w:val="single" w:color="A6B4B8" w:sz="4"/>
+              <w:left w:val="single" w:color="A6B4B8" w:sz="4"/>
+              <w:bottom w:val="single" w:color="A6B4B8" w:sz="4"/>
+              <w:right w:val="single" w:color="A6B4B8" w:sz="4"/>
+            </w:tcBorders>
+            <w:tcMar>
+              <w:top w:type="dxa" w:w="50"/>
+              <w:left w:type="dxa" w:w="90"/>
+              <w:bottom w:type="dxa" w:w="50"/>
+              <w:right w:type="dxa" w:w="90"/>
+            </w:tcMar>
+            <w:vAlign w:val="top"/>
+          </w:tcPr>
+          <w:p>
+            <w:pPr>
+              <w:spacing w:after="0" w:line="252"/>
+              <w:jc w:val="left"/>
+            </w:pPr>
+            <w:r>
+              <w:rPr>
+                <w:b w:val="false"/>
+                <w:bCs w:val="false"/>
+                <w:sz w:val="19"/>
+                <w:szCs w:val="19"/>
+              </w:rPr>
+              <w:t xml:space="preserve">V, A</w:t>
+            </w:r>
+          </w:p>
+        </w:tc>
+        <w:tc>
+          <w:tcPr>
+            <w:tcW w:type="dxa" w:w="3488"/>
+            <w:tcBorders>
+              <w:top w:val="single" w:color="A6B4B8" w:sz="4"/>
+              <w:left w:val="single" w:color="A6B4B8" w:sz="4"/>
+              <w:bottom w:val="single" w:color="A6B4B8" w:sz="4"/>
+              <w:right w:val="single" w:color="A6B4B8" w:sz="4"/>
+            </w:tcBorders>
+            <w:tcMar>
+              <w:top w:type="dxa" w:w="50"/>
+              <w:left w:type="dxa" w:w="90"/>
+              <w:bottom w:type="dxa" w:w="50"/>
+              <w:right w:type="dxa" w:w="90"/>
+            </w:tcMar>
+            <w:vAlign w:val="top"/>
+          </w:tcPr>
+          <w:p>
+            <w:pPr>
+              <w:spacing w:after="0" w:line="252"/>
+              <w:jc w:val="left"/>
+            </w:pPr>
+            <w:r>
+              <w:rPr>
+                <w:b w:val="false"/>
+                <w:bCs w:val="false"/>
+                <w:sz w:val="19"/>
+                <w:szCs w:val="19"/>
+              </w:rPr>
+              <w:t xml:space="preserve">Ecuaciones (10) y (14).</w:t>
+            </w:r>
+          </w:p>
+        </w:tc>
+      </w:tr>
+      <w:tr>
+        <w:trPr>
+          <w:cantSplit/>
+        </w:trPr>
+        <w:tc>
+          <w:tcPr>
+            <w:tcW w:type="dxa" w:w="1150"/>
+            <w:tcBorders>
+              <w:top w:val="single" w:color="A6B4B8" w:sz="4"/>
+              <w:left w:val="single" w:color="A6B4B8" w:sz="4"/>
+              <w:bottom w:val="single" w:color="A6B4B8" w:sz="4"/>
+              <w:right w:val="single" w:color="A6B4B8" w:sz="4"/>
+            </w:tcBorders>
+            <w:tcMar>
+              <w:top w:type="dxa" w:w="50"/>
+              <w:left w:type="dxa" w:w="90"/>
+              <w:bottom w:type="dxa" w:w="50"/>
+              <w:right w:type="dxa" w:w="90"/>
+            </w:tcMar>
+            <w:vAlign w:val="top"/>
+          </w:tcPr>
+          <w:p>
+            <w:pPr>
+              <w:spacing w:after="0" w:line="252"/>
+              <w:jc w:val="left"/>
+            </w:pPr>
+            <w:r>
+              <w:rPr>
+                <w:b w:val="false"/>
+                <w:bCs w:val="false"/>
+                <w:i/>
+                <w:iCs/>
+                <w:sz w:val="19"/>
+                <w:szCs w:val="19"/>
+              </w:rPr>
+              <w:t xml:space="preserve">V</w:t>
+            </w:r>
+            <w:r>
+              <w:rPr>
+                <w:b w:val="false"/>
+                <w:bCs w:val="false"/>
+                <w:sz w:val="19"/>
+                <w:szCs w:val="19"/>
+                <w:vertAlign w:val="subscript"/>
+              </w:rPr>
+              <w:t xml:space="preserve">var,máx</w:t>
+            </w:r>
+            <w:r>
+              <w:rPr>
+                <w:b w:val="false"/>
+                <w:bCs w:val="false"/>
+                <w:sz w:val="19"/>
+                <w:szCs w:val="19"/>
+              </w:rPr>
+              <w:t xml:space="preserve">, </w:t>
+            </w:r>
+            <w:r>
+              <w:rPr>
+                <w:b w:val="false"/>
+                <w:bCs w:val="false"/>
+                <w:i/>
+                <w:iCs/>
+                <w:sz w:val="19"/>
+                <w:szCs w:val="19"/>
+              </w:rPr>
+              <w:t xml:space="preserve">I</w:t>
+            </w:r>
+            <w:r>
+              <w:rPr>
+                <w:b w:val="false"/>
+                <w:bCs w:val="false"/>
+                <w:sz w:val="19"/>
+                <w:szCs w:val="19"/>
+                <w:vertAlign w:val="subscript"/>
+              </w:rPr>
+              <w:t xml:space="preserve">máx</w:t>
+            </w:r>
+          </w:p>
+        </w:tc>
+        <w:tc>
+          <w:tcPr>
+            <w:tcW w:type="dxa" w:w="4000"/>
+            <w:tcBorders>
+              <w:top w:val="single" w:color="A6B4B8" w:sz="4"/>
+              <w:left w:val="single" w:color="A6B4B8" w:sz="4"/>
+              <w:bottom w:val="single" w:color="A6B4B8" w:sz="4"/>
+              <w:right w:val="single" w:color="A6B4B8" w:sz="4"/>
+            </w:tcBorders>
+            <w:tcMar>
+              <w:top w:type="dxa" w:w="50"/>
+              <w:left w:type="dxa" w:w="90"/>
+              <w:bottom w:type="dxa" w:w="50"/>
+              <w:right w:type="dxa" w:w="90"/>
+            </w:tcMar>
+            <w:vAlign w:val="top"/>
+          </w:tcPr>
+          <w:p>
+            <w:pPr>
+              <w:spacing w:after="0" w:line="252"/>
+              <w:jc w:val="left"/>
+            </w:pPr>
+            <w:r>
+              <w:rPr>
+                <w:b w:val="false"/>
+                <w:bCs w:val="false"/>
+                <w:sz w:val="19"/>
+                <w:szCs w:val="19"/>
+              </w:rPr>
+              <w:t xml:space="preserve">Límites del Variac y del ensayo.</w:t>
+            </w:r>
+          </w:p>
+        </w:tc>
+        <w:tc>
+          <w:tcPr>
+            <w:tcW w:type="dxa" w:w="1000"/>
+            <w:tcBorders>
+              <w:top w:val="single" w:color="A6B4B8" w:sz="4"/>
+              <w:left w:val="single" w:color="A6B4B8" w:sz="4"/>
+              <w:bottom w:val="single" w:color="A6B4B8" w:sz="4"/>
+              <w:right w:val="single" w:color="A6B4B8" w:sz="4"/>
+            </w:tcBorders>
+            <w:tcMar>
+              <w:top w:type="dxa" w:w="50"/>
+              <w:left w:type="dxa" w:w="90"/>
+              <w:bottom w:type="dxa" w:w="50"/>
+              <w:right w:type="dxa" w:w="90"/>
+            </w:tcMar>
+            <w:vAlign w:val="top"/>
+          </w:tcPr>
+          <w:p>
+            <w:pPr>
+              <w:spacing w:after="0" w:line="252"/>
+              <w:jc w:val="left"/>
+            </w:pPr>
+            <w:r>
+              <w:rPr>
+                <w:b w:val="false"/>
+                <w:bCs w:val="false"/>
+                <w:sz w:val="19"/>
+                <w:szCs w:val="19"/>
+              </w:rPr>
+              <w:t xml:space="preserve">V, A</w:t>
+            </w:r>
+          </w:p>
+        </w:tc>
+        <w:tc>
+          <w:tcPr>
+            <w:tcW w:type="dxa" w:w="3488"/>
+            <w:tcBorders>
+              <w:top w:val="single" w:color="A6B4B8" w:sz="4"/>
+              <w:left w:val="single" w:color="A6B4B8" w:sz="4"/>
+              <w:bottom w:val="single" w:color="A6B4B8" w:sz="4"/>
+              <w:right w:val="single" w:color="A6B4B8" w:sz="4"/>
+            </w:tcBorders>
+            <w:tcMar>
+              <w:top w:type="dxa" w:w="50"/>
+              <w:left w:type="dxa" w:w="90"/>
+              <w:bottom w:type="dxa" w:w="50"/>
+              <w:right w:type="dxa" w:w="90"/>
+            </w:tcMar>
+            <w:vAlign w:val="top"/>
+          </w:tcPr>
+          <w:p>
+            <w:pPr>
+              <w:spacing w:after="0" w:line="252"/>
+              <w:jc w:val="left"/>
+            </w:pPr>
+            <w:r>
+              <w:rPr>
+                <w:b w:val="false"/>
+                <w:bCs w:val="false"/>
+                <w:sz w:val="19"/>
+                <w:szCs w:val="19"/>
+              </w:rPr>
+              <w:t xml:space="preserve">230 V; 25 A (nominal del Variac) dentro del rango de 5 A a 40 A.</w:t>
+            </w:r>
+          </w:p>
+        </w:tc>
+      </w:tr>
+    </w:tbl>
+    <w:p>
+      <w:pPr>
+        <w:pStyle w:val="Heading3"/>
+        <w:keepNext/>
+        <w:spacing w:after="80" w:before="160"/>
+      </w:pPr>
+      <w:r>
+        <w:t xml:space="preserve">2.4.3 Tensión por espira – método 1: datos de bobinado (referencia)</w:t>
       </w:r>
     </w:p>
     <w:p>
@@ -6746,98 +10694,83 @@
         <w:jc w:val="both"/>
       </w:pPr>
       <w:r>
-        <w:t xml:space="preserve">Reemplazando, la tensión por espira para el 4 % del flujo nominal resulta:</w:t>
+        <w:t xml:space="preserve">Para un flujo sinusoidal que recorre el yugo en forma anular, la ley de Faraday da el valor eficaz de la tensión inducida en una espira. El flujo por polo </w:t>
+      </w:r>
+      <w:r>
+        <w:rPr>
+          <w:i/>
+          <w:iCs/>
+        </w:rPr>
+        <w:t xml:space="preserve">Φ</w:t>
+      </w:r>
+      <w:r>
+        <w:rPr>
+          <w:vertAlign w:val="subscript"/>
+        </w:rPr>
+        <w:t xml:space="preserve">a</w:t>
+      </w:r>
+      <w:r>
+        <w:t xml:space="preserve"> se divide en dos mitades al entrar en el yugo:</w:t>
       </w:r>
     </w:p>
     <w:p>
       <w:pPr>
+        <w:keepLines/>
         <w:tabs>
           <w:tab w:val="center" w:pos="4819"/>
           <w:tab w:val="right" w:pos="9638"/>
         </w:tabs>
-        <w:spacing w:after="120" w:before="80"/>
+        <w:spacing w:after="140" w:before="100"/>
         <w:jc w:val="left"/>
       </w:pPr>
       <w:r>
         <w:t xml:space="preserve">	</w:t>
       </w:r>
       <w:r>
-        <w:rPr>
-          <w:i/>
-          <w:iCs/>
-          <w:sz w:val="24"/>
-          <w:szCs w:val="24"/>
-        </w:rPr>
-        <w:t xml:space="preserve">v</w:t>
-      </w:r>
-      <w:r>
-        <w:rPr>
-          <w:sz w:val="24"/>
-          <w:szCs w:val="24"/>
-          <w:vertAlign w:val="subscript"/>
-        </w:rPr>
-        <w:t xml:space="preserve">t</w:t>
-      </w:r>
-      <w:r>
-        <w:rPr>
-          <w:sz w:val="24"/>
-          <w:szCs w:val="24"/>
-        </w:rPr>
-        <w:t xml:space="preserve"> = 0,04 · </w:t>
-      </w:r>
-      <w:r>
-        <w:rPr>
-          <w:i/>
-          <w:iCs/>
-          <w:sz w:val="24"/>
-          <w:szCs w:val="24"/>
-        </w:rPr>
-        <w:t xml:space="preserve">V</w:t>
-      </w:r>
-      <w:r>
-        <w:rPr>
-          <w:sz w:val="24"/>
-          <w:szCs w:val="24"/>
-          <w:vertAlign w:val="subscript"/>
-        </w:rPr>
-        <w:t xml:space="preserve">l</w:t>
-      </w:r>
-      <w:r>
-        <w:rPr>
-          <w:sz w:val="24"/>
-          <w:szCs w:val="24"/>
-        </w:rPr>
-        <w:t xml:space="preserve"> / (√3 · 2 · K · </w:t>
-      </w:r>
-      <w:r>
-        <w:rPr>
-          <w:i/>
-          <w:iCs/>
-          <w:sz w:val="24"/>
-          <w:szCs w:val="24"/>
-        </w:rPr>
-        <w:t xml:space="preserve">T</w:t>
-      </w:r>
-      <w:r>
-        <w:rPr>
-          <w:sz w:val="24"/>
-          <w:szCs w:val="24"/>
-          <w:vertAlign w:val="subscript"/>
-        </w:rPr>
-        <w:t xml:space="preserve">ph</w:t>
-      </w:r>
-      <w:r>
-        <w:rPr>
-          <w:sz w:val="24"/>
-          <w:szCs w:val="24"/>
-        </w:rPr>
-        <w:t xml:space="preserve">)</w:t>
+        <w:drawing>
+          <wp:inline distT="0" distB="0" distL="0" distR="0">
+            <wp:extent cx="2590800" cy="419100"/>
+            <wp:effectExtent t="0" r="0" b="0" l="0"/>
+            <wp:docPr id="1" name="faraday" descr="Ecuación 1" title="faraday"/>
+            <wp:cNvGraphicFramePr>
+              <a:graphicFrameLocks xmlns:a="http://schemas.openxmlformats.org/drawingml/2006/main" noChangeAspect="1"/>
+            </wp:cNvGraphicFramePr>
+            <a:graphic xmlns:a="http://schemas.openxmlformats.org/drawingml/2006/main">
+              <a:graphicData uri="http://schemas.openxmlformats.org/drawingml/2006/picture">
+                <pic:pic xmlns:pic="http://schemas.openxmlformats.org/drawingml/2006/picture">
+                  <pic:nvPicPr>
+                    <pic:cNvPr id="0" name="" descr=""/>
+                    <pic:cNvPicPr>
+                      <a:picLocks noChangeAspect="1" noChangeArrowheads="1"/>
+                    </pic:cNvPicPr>
+                  </pic:nvPicPr>
+                  <pic:blipFill>
+                    <a:blip r:embed="rId15" cstate="none"/>
+                    <a:srcRect/>
+                    <a:stretch>
+                      <a:fillRect/>
+                    </a:stretch>
+                  </pic:blipFill>
+                  <pic:spPr bwMode="auto">
+                    <a:xfrm>
+                      <a:off x="0" y="0"/>
+                      <a:ext cx="2590800" cy="419100"/>
+                    </a:xfrm>
+                    <a:prstGeom prst="rect">
+                      <a:avLst/>
+                    </a:prstGeom>
+                  </pic:spPr>
+                </pic:pic>
+              </a:graphicData>
+            </a:graphic>
+          </wp:inline>
+        </w:drawing>
       </w:r>
       <w:r>
         <w:rPr>
           <w:color w:val="6D8289"/>
         </w:rPr>
-        <w:t xml:space="preserve">	(4)</w:t>
+        <w:t xml:space="preserve">	(1)</w:t>
       </w:r>
     </w:p>
     <w:p>
@@ -6846,91 +10779,67 @@
         <w:jc w:val="both"/>
       </w:pPr>
       <w:r>
-        <w:t xml:space="preserve">Con Vl en kV y K = 0,926 se obtiene la expresión práctica [V/espira]:</w:t>
+        <w:t xml:space="preserve">En servicio, la tensión de fase fija el flujo por polo a través de la ecuación general de la fuerza electromotriz:</w:t>
       </w:r>
     </w:p>
     <w:p>
       <w:pPr>
+        <w:keepLines/>
         <w:tabs>
           <w:tab w:val="center" w:pos="4819"/>
           <w:tab w:val="right" w:pos="9638"/>
         </w:tabs>
-        <w:spacing w:after="120" w:before="80"/>
+        <w:spacing w:after="140" w:before="100"/>
         <w:jc w:val="left"/>
       </w:pPr>
       <w:r>
         <w:t xml:space="preserve">	</w:t>
       </w:r>
       <w:r>
-        <w:rPr>
-          <w:i/>
-          <w:iCs/>
-          <w:sz w:val="24"/>
-          <w:szCs w:val="24"/>
-        </w:rPr>
-        <w:t xml:space="preserve">v</w:t>
-      </w:r>
-      <w:r>
-        <w:rPr>
-          <w:sz w:val="24"/>
-          <w:szCs w:val="24"/>
-          <w:vertAlign w:val="subscript"/>
-        </w:rPr>
-        <w:t xml:space="preserve">t</w:t>
-      </w:r>
-      <w:r>
-        <w:rPr>
-          <w:sz w:val="24"/>
-          <w:szCs w:val="24"/>
-        </w:rPr>
-        <w:t xml:space="preserve"> ≈ 12,5 · </w:t>
-      </w:r>
-      <w:r>
-        <w:rPr>
-          <w:i/>
-          <w:iCs/>
-          <w:sz w:val="24"/>
-          <w:szCs w:val="24"/>
-        </w:rPr>
-        <w:t xml:space="preserve">V</w:t>
-      </w:r>
-      <w:r>
-        <w:rPr>
-          <w:sz w:val="24"/>
-          <w:szCs w:val="24"/>
-          <w:vertAlign w:val="subscript"/>
-        </w:rPr>
-        <w:t xml:space="preserve">l</w:t>
-      </w:r>
-      <w:r>
-        <w:rPr>
-          <w:sz w:val="24"/>
-          <w:szCs w:val="24"/>
-        </w:rPr>
-        <w:t xml:space="preserve"> [kV] / </w:t>
-      </w:r>
-      <w:r>
-        <w:rPr>
-          <w:i/>
-          <w:iCs/>
-          <w:sz w:val="24"/>
-          <w:szCs w:val="24"/>
-        </w:rPr>
-        <w:t xml:space="preserve">T</w:t>
-      </w:r>
-      <w:r>
-        <w:rPr>
-          <w:sz w:val="24"/>
-          <w:szCs w:val="24"/>
-          <w:vertAlign w:val="subscript"/>
-        </w:rPr>
-        <w:t xml:space="preserve">ph</w:t>
+        <w:drawing>
+          <wp:inline distT="0" distB="0" distL="0" distR="0">
+            <wp:extent cx="1200150" cy="476250"/>
+            <wp:effectExtent t="0" r="0" b="0" l="0"/>
+            <wp:docPr id="1" name="fem" descr="Ecuación 2" title="fem"/>
+            <wp:cNvGraphicFramePr>
+              <a:graphicFrameLocks xmlns:a="http://schemas.openxmlformats.org/drawingml/2006/main" noChangeAspect="1"/>
+            </wp:cNvGraphicFramePr>
+            <a:graphic xmlns:a="http://schemas.openxmlformats.org/drawingml/2006/main">
+              <a:graphicData uri="http://schemas.openxmlformats.org/drawingml/2006/picture">
+                <pic:pic xmlns:pic="http://schemas.openxmlformats.org/drawingml/2006/picture">
+                  <pic:nvPicPr>
+                    <pic:cNvPr id="0" name="" descr=""/>
+                    <pic:cNvPicPr>
+                      <a:picLocks noChangeAspect="1" noChangeArrowheads="1"/>
+                    </pic:cNvPicPr>
+                  </pic:nvPicPr>
+                  <pic:blipFill>
+                    <a:blip r:embed="rId16" cstate="none"/>
+                    <a:srcRect/>
+                    <a:stretch>
+                      <a:fillRect/>
+                    </a:stretch>
+                  </pic:blipFill>
+                  <pic:spPr bwMode="auto">
+                    <a:xfrm>
+                      <a:off x="0" y="0"/>
+                      <a:ext cx="1200150" cy="476250"/>
+                    </a:xfrm>
+                    <a:prstGeom prst="rect">
+                      <a:avLst/>
+                    </a:prstGeom>
+                  </pic:spPr>
+                </pic:pic>
+              </a:graphicData>
+            </a:graphic>
+          </wp:inline>
+        </w:drawing>
       </w:r>
       <w:r>
         <w:rPr>
           <w:color w:val="6D8289"/>
         </w:rPr>
-        <w:t xml:space="preserve">	(5)</w:t>
+        <w:t xml:space="preserve">	(2)</w:t>
       </w:r>
     </w:p>
     <w:p>
@@ -6939,9 +10848,2243 @@
         <w:jc w:val="both"/>
       </w:pPr>
       <w:r>
-        <w:t xml:space="preserve">Donde Vl es la tensión de línea nominal, K el factor de bobinado (paso × distribución) y Tph el número de espiras en serie por fase.</w:t>
+        <w:t xml:space="preserve">Reemplazando y tomando el 4 % del flujo nominal, la frecuencia se cancela y la tensión por espira depende solo de la tensión nominal y del bobinado:</w:t>
       </w:r>
     </w:p>
+    <w:p>
+      <w:pPr>
+        <w:keepLines/>
+        <w:tabs>
+          <w:tab w:val="center" w:pos="4819"/>
+          <w:tab w:val="right" w:pos="9638"/>
+        </w:tabs>
+        <w:spacing w:after="140" w:before="100"/>
+        <w:jc w:val="left"/>
+      </w:pPr>
+      <w:r>
+        <w:t xml:space="preserve">	</w:t>
+      </w:r>
+      <w:r>
+        <w:drawing>
+          <wp:inline distT="0" distB="0" distL="0" distR="0">
+            <wp:extent cx="2486025" cy="457200"/>
+            <wp:effectExtent t="0" r="0" b="0" l="0"/>
+            <wp:docPr id="1" name="vt" descr="Ecuación 3" title="vt"/>
+            <wp:cNvGraphicFramePr>
+              <a:graphicFrameLocks xmlns:a="http://schemas.openxmlformats.org/drawingml/2006/main" noChangeAspect="1"/>
+            </wp:cNvGraphicFramePr>
+            <a:graphic xmlns:a="http://schemas.openxmlformats.org/drawingml/2006/main">
+              <a:graphicData uri="http://schemas.openxmlformats.org/drawingml/2006/picture">
+                <pic:pic xmlns:pic="http://schemas.openxmlformats.org/drawingml/2006/picture">
+                  <pic:nvPicPr>
+                    <pic:cNvPr id="0" name="" descr=""/>
+                    <pic:cNvPicPr>
+                      <a:picLocks noChangeAspect="1" noChangeArrowheads="1"/>
+                    </pic:cNvPicPr>
+                  </pic:nvPicPr>
+                  <pic:blipFill>
+                    <a:blip r:embed="rId17" cstate="none"/>
+                    <a:srcRect/>
+                    <a:stretch>
+                      <a:fillRect/>
+                    </a:stretch>
+                  </pic:blipFill>
+                  <pic:spPr bwMode="auto">
+                    <a:xfrm>
+                      <a:off x="0" y="0"/>
+                      <a:ext cx="2486025" cy="457200"/>
+                    </a:xfrm>
+                    <a:prstGeom prst="rect">
+                      <a:avLst/>
+                    </a:prstGeom>
+                  </pic:spPr>
+                </pic:pic>
+              </a:graphicData>
+            </a:graphic>
+          </wp:inline>
+        </w:drawing>
+      </w:r>
+      <w:r>
+        <w:rPr>
+          <w:color w:val="6D8289"/>
+        </w:rPr>
+        <w:t xml:space="preserve">	(3)</w:t>
+      </w:r>
+    </w:p>
+    <w:p>
+      <w:pPr>
+        <w:spacing w:after="100" w:line="264"/>
+        <w:jc w:val="both"/>
+      </w:pPr>
+      <w:r>
+        <w:t xml:space="preserve">Si </w:t>
+      </w:r>
+      <w:r>
+        <w:rPr>
+          <w:i/>
+          <w:iCs/>
+        </w:rPr>
+        <w:t xml:space="preserve">K</w:t>
+      </w:r>
+      <w:r>
+        <w:t xml:space="preserve"> y </w:t>
+      </w:r>
+      <w:r>
+        <w:rPr>
+          <w:i/>
+          <w:iCs/>
+        </w:rPr>
+        <w:t xml:space="preserve">T</w:t>
+      </w:r>
+      <w:r>
+        <w:rPr>
+          <w:vertAlign w:val="subscript"/>
+        </w:rPr>
+        <w:t xml:space="preserve">ph</w:t>
+      </w:r>
+      <w:r>
+        <w:t xml:space="preserve"> no figuran en la documentación, se calculan con los datos constructivos del estator:</w:t>
+      </w:r>
+    </w:p>
+    <w:p>
+      <w:pPr>
+        <w:keepLines/>
+        <w:tabs>
+          <w:tab w:val="center" w:pos="4819"/>
+          <w:tab w:val="right" w:pos="9638"/>
+        </w:tabs>
+        <w:spacing w:after="140" w:before="100"/>
+        <w:jc w:val="left"/>
+      </w:pPr>
+      <w:r>
+        <w:t xml:space="preserve">	</w:t>
+      </w:r>
+      <w:r>
+        <w:drawing>
+          <wp:inline distT="0" distB="0" distL="0" distR="0">
+            <wp:extent cx="1171575" cy="400050"/>
+            <wp:effectExtent t="0" r="0" b="0" l="0"/>
+            <wp:docPr id="1" name="q" descr="Ecuación 4" title="q"/>
+            <wp:cNvGraphicFramePr>
+              <a:graphicFrameLocks xmlns:a="http://schemas.openxmlformats.org/drawingml/2006/main" noChangeAspect="1"/>
+            </wp:cNvGraphicFramePr>
+            <a:graphic xmlns:a="http://schemas.openxmlformats.org/drawingml/2006/main">
+              <a:graphicData uri="http://schemas.openxmlformats.org/drawingml/2006/picture">
+                <pic:pic xmlns:pic="http://schemas.openxmlformats.org/drawingml/2006/picture">
+                  <pic:nvPicPr>
+                    <pic:cNvPr id="0" name="" descr=""/>
+                    <pic:cNvPicPr>
+                      <a:picLocks noChangeAspect="1" noChangeArrowheads="1"/>
+                    </pic:cNvPicPr>
+                  </pic:nvPicPr>
+                  <pic:blipFill>
+                    <a:blip r:embed="rId18" cstate="none"/>
+                    <a:srcRect/>
+                    <a:stretch>
+                      <a:fillRect/>
+                    </a:stretch>
+                  </pic:blipFill>
+                  <pic:spPr bwMode="auto">
+                    <a:xfrm>
+                      <a:off x="0" y="0"/>
+                      <a:ext cx="1171575" cy="400050"/>
+                    </a:xfrm>
+                    <a:prstGeom prst="rect">
+                      <a:avLst/>
+                    </a:prstGeom>
+                  </pic:spPr>
+                </pic:pic>
+              </a:graphicData>
+            </a:graphic>
+          </wp:inline>
+        </w:drawing>
+      </w:r>
+      <w:r>
+        <w:rPr>
+          <w:color w:val="6D8289"/>
+        </w:rPr>
+        <w:t xml:space="preserve">	(4)</w:t>
+      </w:r>
+    </w:p>
+    <w:p>
+      <w:pPr>
+        <w:keepLines/>
+        <w:tabs>
+          <w:tab w:val="center" w:pos="4819"/>
+          <w:tab w:val="right" w:pos="9638"/>
+        </w:tabs>
+        <w:spacing w:after="140" w:before="100"/>
+        <w:jc w:val="left"/>
+      </w:pPr>
+      <w:r>
+        <w:t xml:space="preserve">	</w:t>
+      </w:r>
+      <w:r>
+        <w:drawing>
+          <wp:inline distT="0" distB="0" distL="0" distR="0">
+            <wp:extent cx="3276600" cy="428625"/>
+            <wp:effectExtent t="0" r="0" b="0" l="0"/>
+            <wp:docPr id="1" name="k" descr="Ecuación 5" title="k"/>
+            <wp:cNvGraphicFramePr>
+              <a:graphicFrameLocks xmlns:a="http://schemas.openxmlformats.org/drawingml/2006/main" noChangeAspect="1"/>
+            </wp:cNvGraphicFramePr>
+            <a:graphic xmlns:a="http://schemas.openxmlformats.org/drawingml/2006/main">
+              <a:graphicData uri="http://schemas.openxmlformats.org/drawingml/2006/picture">
+                <pic:pic xmlns:pic="http://schemas.openxmlformats.org/drawingml/2006/picture">
+                  <pic:nvPicPr>
+                    <pic:cNvPr id="0" name="" descr=""/>
+                    <pic:cNvPicPr>
+                      <a:picLocks noChangeAspect="1" noChangeArrowheads="1"/>
+                    </pic:cNvPicPr>
+                  </pic:nvPicPr>
+                  <pic:blipFill>
+                    <a:blip r:embed="rId19" cstate="none"/>
+                    <a:srcRect/>
+                    <a:stretch>
+                      <a:fillRect/>
+                    </a:stretch>
+                  </pic:blipFill>
+                  <pic:spPr bwMode="auto">
+                    <a:xfrm>
+                      <a:off x="0" y="0"/>
+                      <a:ext cx="3276600" cy="428625"/>
+                    </a:xfrm>
+                    <a:prstGeom prst="rect">
+                      <a:avLst/>
+                    </a:prstGeom>
+                  </pic:spPr>
+                </pic:pic>
+              </a:graphicData>
+            </a:graphic>
+          </wp:inline>
+        </w:drawing>
+      </w:r>
+      <w:r>
+        <w:rPr>
+          <w:color w:val="6D8289"/>
+        </w:rPr>
+        <w:t xml:space="preserve">	(5)</w:t>
+      </w:r>
+    </w:p>
+    <w:p>
+      <w:pPr>
+        <w:keepLines/>
+        <w:tabs>
+          <w:tab w:val="center" w:pos="4819"/>
+          <w:tab w:val="right" w:pos="9638"/>
+        </w:tabs>
+        <w:spacing w:after="140" w:before="100"/>
+        <w:jc w:val="left"/>
+      </w:pPr>
+      <w:r>
+        <w:t xml:space="preserve">	</w:t>
+      </w:r>
+      <w:r>
+        <w:drawing>
+          <wp:inline distT="0" distB="0" distL="0" distR="0">
+            <wp:extent cx="781050" cy="371475"/>
+            <wp:effectExtent t="0" r="0" b="0" l="0"/>
+            <wp:docPr id="1" name="tph" descr="Ecuación 6" title="tph"/>
+            <wp:cNvGraphicFramePr>
+              <a:graphicFrameLocks xmlns:a="http://schemas.openxmlformats.org/drawingml/2006/main" noChangeAspect="1"/>
+            </wp:cNvGraphicFramePr>
+            <a:graphic xmlns:a="http://schemas.openxmlformats.org/drawingml/2006/main">
+              <a:graphicData uri="http://schemas.openxmlformats.org/drawingml/2006/picture">
+                <pic:pic xmlns:pic="http://schemas.openxmlformats.org/drawingml/2006/picture">
+                  <pic:nvPicPr>
+                    <pic:cNvPr id="0" name="" descr=""/>
+                    <pic:cNvPicPr>
+                      <a:picLocks noChangeAspect="1" noChangeArrowheads="1"/>
+                    </pic:cNvPicPr>
+                  </pic:nvPicPr>
+                  <pic:blipFill>
+                    <a:blip r:embed="rId20" cstate="none"/>
+                    <a:srcRect/>
+                    <a:stretch>
+                      <a:fillRect/>
+                    </a:stretch>
+                  </pic:blipFill>
+                  <pic:spPr bwMode="auto">
+                    <a:xfrm>
+                      <a:off x="0" y="0"/>
+                      <a:ext cx="781050" cy="371475"/>
+                    </a:xfrm>
+                    <a:prstGeom prst="rect">
+                      <a:avLst/>
+                    </a:prstGeom>
+                  </pic:spPr>
+                </pic:pic>
+              </a:graphicData>
+            </a:graphic>
+          </wp:inline>
+        </w:drawing>
+      </w:r>
+      <w:r>
+        <w:rPr>
+          <w:color w:val="6D8289"/>
+        </w:rPr>
+        <w:t xml:space="preserve">	(6)</w:t>
+      </w:r>
+    </w:p>
+    <w:p>
+      <w:pPr>
+        <w:spacing w:after="100" w:line="264"/>
+        <w:jc w:val="both"/>
+      </w:pPr>
+      <w:r>
+        <w:t xml:space="preserve">Para una verificación rápida en campo, con </w:t>
+      </w:r>
+      <w:r>
+        <w:rPr>
+          <w:i/>
+          <w:iCs/>
+        </w:rPr>
+        <w:t xml:space="preserve">K</w:t>
+      </w:r>
+      <w:r>
+        <w:t xml:space="preserve"> ≈ 0,926 la expresión se reduce a:</w:t>
+      </w:r>
+    </w:p>
+    <w:p>
+      <w:pPr>
+        <w:keepLines/>
+        <w:tabs>
+          <w:tab w:val="center" w:pos="4819"/>
+          <w:tab w:val="right" w:pos="9638"/>
+        </w:tabs>
+        <w:spacing w:after="140" w:before="100"/>
+        <w:jc w:val="left"/>
+      </w:pPr>
+      <w:r>
+        <w:t xml:space="preserve">	</w:t>
+      </w:r>
+      <w:r>
+        <w:drawing>
+          <wp:inline distT="0" distB="0" distL="0" distR="0">
+            <wp:extent cx="1962150" cy="428625"/>
+            <wp:effectExtent t="0" r="0" b="0" l="0"/>
+            <wp:docPr id="1" name="practica" descr="Ecuación 7" title="practica"/>
+            <wp:cNvGraphicFramePr>
+              <a:graphicFrameLocks xmlns:a="http://schemas.openxmlformats.org/drawingml/2006/main" noChangeAspect="1"/>
+            </wp:cNvGraphicFramePr>
+            <a:graphic xmlns:a="http://schemas.openxmlformats.org/drawingml/2006/main">
+              <a:graphicData uri="http://schemas.openxmlformats.org/drawingml/2006/picture">
+                <pic:pic xmlns:pic="http://schemas.openxmlformats.org/drawingml/2006/picture">
+                  <pic:nvPicPr>
+                    <pic:cNvPr id="0" name="" descr=""/>
+                    <pic:cNvPicPr>
+                      <a:picLocks noChangeAspect="1" noChangeArrowheads="1"/>
+                    </pic:cNvPicPr>
+                  </pic:nvPicPr>
+                  <pic:blipFill>
+                    <a:blip r:embed="rId21" cstate="none"/>
+                    <a:srcRect/>
+                    <a:stretch>
+                      <a:fillRect/>
+                    </a:stretch>
+                  </pic:blipFill>
+                  <pic:spPr bwMode="auto">
+                    <a:xfrm>
+                      <a:off x="0" y="0"/>
+                      <a:ext cx="1962150" cy="428625"/>
+                    </a:xfrm>
+                    <a:prstGeom prst="rect">
+                      <a:avLst/>
+                    </a:prstGeom>
+                  </pic:spPr>
+                </pic:pic>
+              </a:graphicData>
+            </a:graphic>
+          </wp:inline>
+        </w:drawing>
+      </w:r>
+      <w:r>
+        <w:rPr>
+          <w:color w:val="6D8289"/>
+        </w:rPr>
+        <w:t xml:space="preserve">	(7)</w:t>
+      </w:r>
+    </w:p>
+    <w:p>
+      <w:pPr>
+        <w:pStyle w:val="Heading3"/>
+        <w:keepNext/>
+        <w:spacing w:after="80" w:before="160"/>
+      </w:pPr>
+      <w:r>
+        <w:t xml:space="preserve">2.4.4 Tensión por espira – métodos 2 y 3: geometría (verificación)</w:t>
+      </w:r>
+    </w:p>
+    <w:p>
+      <w:pPr>
+        <w:spacing w:after="100" w:line="264"/>
+        <w:jc w:val="both"/>
+      </w:pPr>
+      <w:r>
+        <w:t xml:space="preserve">Si no se conocen los datos de bobinado, o para verificar el método 1, </w:t>
+      </w:r>
+      <w:r>
+        <w:rPr>
+          <w:i/>
+          <w:iCs/>
+        </w:rPr>
+        <w:t xml:space="preserve">v</w:t>
+      </w:r>
+      <w:r>
+        <w:rPr>
+          <w:vertAlign w:val="subscript"/>
+        </w:rPr>
+        <w:t xml:space="preserve">t</w:t>
+      </w:r>
+      <w:r>
+        <w:t xml:space="preserve"> se estima con la sección del yugo (método 2) o con el flujo en el entrehierro calculado con la geometría del rotor (método 3):</w:t>
+      </w:r>
+    </w:p>
+    <w:p>
+      <w:pPr>
+        <w:keepLines/>
+        <w:tabs>
+          <w:tab w:val="center" w:pos="4819"/>
+          <w:tab w:val="right" w:pos="9638"/>
+        </w:tabs>
+        <w:spacing w:after="140" w:before="100"/>
+        <w:jc w:val="left"/>
+      </w:pPr>
+      <w:r>
+        <w:t xml:space="preserve">	</w:t>
+      </w:r>
+      <w:r>
+        <w:drawing>
+          <wp:inline distT="0" distB="0" distL="0" distR="0">
+            <wp:extent cx="4695825" cy="371475"/>
+            <wp:effectExtent t="0" r="0" b="0" l="0"/>
+            <wp:docPr id="1" name="yugo" descr="Ecuación 8" title="yugo"/>
+            <wp:cNvGraphicFramePr>
+              <a:graphicFrameLocks xmlns:a="http://schemas.openxmlformats.org/drawingml/2006/main" noChangeAspect="1"/>
+            </wp:cNvGraphicFramePr>
+            <a:graphic xmlns:a="http://schemas.openxmlformats.org/drawingml/2006/main">
+              <a:graphicData uri="http://schemas.openxmlformats.org/drawingml/2006/picture">
+                <pic:pic xmlns:pic="http://schemas.openxmlformats.org/drawingml/2006/picture">
+                  <pic:nvPicPr>
+                    <pic:cNvPr id="0" name="" descr=""/>
+                    <pic:cNvPicPr>
+                      <a:picLocks noChangeAspect="1" noChangeArrowheads="1"/>
+                    </pic:cNvPicPr>
+                  </pic:nvPicPr>
+                  <pic:blipFill>
+                    <a:blip r:embed="rId22" cstate="none"/>
+                    <a:srcRect/>
+                    <a:stretch>
+                      <a:fillRect/>
+                    </a:stretch>
+                  </pic:blipFill>
+                  <pic:spPr bwMode="auto">
+                    <a:xfrm>
+                      <a:off x="0" y="0"/>
+                      <a:ext cx="4695825" cy="371475"/>
+                    </a:xfrm>
+                    <a:prstGeom prst="rect">
+                      <a:avLst/>
+                    </a:prstGeom>
+                  </pic:spPr>
+                </pic:pic>
+              </a:graphicData>
+            </a:graphic>
+          </wp:inline>
+        </w:drawing>
+      </w:r>
+      <w:r>
+        <w:rPr>
+          <w:color w:val="6D8289"/>
+        </w:rPr>
+        <w:t xml:space="preserve">	(8)</w:t>
+      </w:r>
+    </w:p>
+    <w:p>
+      <w:pPr>
+        <w:keepLines/>
+        <w:tabs>
+          <w:tab w:val="center" w:pos="4819"/>
+          <w:tab w:val="right" w:pos="9638"/>
+        </w:tabs>
+        <w:spacing w:after="140" w:before="100"/>
+        <w:jc w:val="left"/>
+      </w:pPr>
+      <w:r>
+        <w:t xml:space="preserve">	</w:t>
+      </w:r>
+      <w:r>
+        <w:drawing>
+          <wp:inline distT="0" distB="0" distL="0" distR="0">
+            <wp:extent cx="1666875" cy="371475"/>
+            <wp:effectExtent t="0" r="0" b="0" l="0"/>
+            <wp:docPr id="1" name="rotor" descr="Ecuación 9" title="rotor"/>
+            <wp:cNvGraphicFramePr>
+              <a:graphicFrameLocks xmlns:a="http://schemas.openxmlformats.org/drawingml/2006/main" noChangeAspect="1"/>
+            </wp:cNvGraphicFramePr>
+            <a:graphic xmlns:a="http://schemas.openxmlformats.org/drawingml/2006/main">
+              <a:graphicData uri="http://schemas.openxmlformats.org/drawingml/2006/picture">
+                <pic:pic xmlns:pic="http://schemas.openxmlformats.org/drawingml/2006/picture">
+                  <pic:nvPicPr>
+                    <pic:cNvPr id="0" name="" descr=""/>
+                    <pic:cNvPicPr>
+                      <a:picLocks noChangeAspect="1" noChangeArrowheads="1"/>
+                    </pic:cNvPicPr>
+                  </pic:nvPicPr>
+                  <pic:blipFill>
+                    <a:blip r:embed="rId23" cstate="none"/>
+                    <a:srcRect/>
+                    <a:stretch>
+                      <a:fillRect/>
+                    </a:stretch>
+                  </pic:blipFill>
+                  <pic:spPr bwMode="auto">
+                    <a:xfrm>
+                      <a:off x="0" y="0"/>
+                      <a:ext cx="1666875" cy="371475"/>
+                    </a:xfrm>
+                    <a:prstGeom prst="rect">
+                      <a:avLst/>
+                    </a:prstGeom>
+                  </pic:spPr>
+                </pic:pic>
+              </a:graphicData>
+            </a:graphic>
+          </wp:inline>
+        </w:drawing>
+      </w:r>
+      <w:r>
+        <w:rPr>
+          <w:color w:val="6D8289"/>
+        </w:rPr>
+        <w:t xml:space="preserve">	(9)</w:t>
+      </w:r>
+    </w:p>
+    <w:p>
+      <w:pPr>
+        <w:spacing w:after="100" w:line="264"/>
+        <w:jc w:val="both"/>
+      </w:pPr>
+      <w:r>
+        <w:t xml:space="preserve">Si estos valores difieren mucho del método 1, revisar los datos de entrada antes de iniciar el ensayo.</w:t>
+      </w:r>
+    </w:p>
+    <w:p>
+      <w:pPr>
+        <w:pStyle w:val="Heading3"/>
+        <w:keepNext/>
+        <w:spacing w:after="80" w:before="160"/>
+      </w:pPr>
+      <w:r>
+        <w:t xml:space="preserve">2.4.5 Tensión y corriente del Variac</w:t>
+      </w:r>
+    </w:p>
+    <w:p>
+      <w:pPr>
+        <w:spacing w:after="100" w:line="264"/>
+        <w:jc w:val="both"/>
+      </w:pPr>
+      <w:r>
+        <w:t xml:space="preserve">El arrollamiento de excitación de </w:t>
+      </w:r>
+      <w:r>
+        <w:rPr>
+          <w:i/>
+          <w:iCs/>
+        </w:rPr>
+        <w:t xml:space="preserve">N</w:t>
+      </w:r>
+      <w:r>
+        <w:t xml:space="preserve"> espiras abraza el yugo igual que la espira auxiliar, por lo que la tensión que debe entregar el Variac es:</w:t>
+      </w:r>
+    </w:p>
+    <w:p>
+      <w:pPr>
+        <w:keepLines/>
+        <w:tabs>
+          <w:tab w:val="center" w:pos="4819"/>
+          <w:tab w:val="right" w:pos="9638"/>
+        </w:tabs>
+        <w:spacing w:after="140" w:before="100"/>
+        <w:jc w:val="left"/>
+      </w:pPr>
+      <w:r>
+        <w:t xml:space="preserve">	</w:t>
+      </w:r>
+      <w:r>
+        <w:drawing>
+          <wp:inline distT="0" distB="0" distL="0" distR="0">
+            <wp:extent cx="752475" cy="238125"/>
+            <wp:effectExtent t="0" r="0" b="0" l="0"/>
+            <wp:docPr id="1" name="vvar" descr="Ecuación 10" title="vvar"/>
+            <wp:cNvGraphicFramePr>
+              <a:graphicFrameLocks xmlns:a="http://schemas.openxmlformats.org/drawingml/2006/main" noChangeAspect="1"/>
+            </wp:cNvGraphicFramePr>
+            <a:graphic xmlns:a="http://schemas.openxmlformats.org/drawingml/2006/main">
+              <a:graphicData uri="http://schemas.openxmlformats.org/drawingml/2006/picture">
+                <pic:pic xmlns:pic="http://schemas.openxmlformats.org/drawingml/2006/picture">
+                  <pic:nvPicPr>
+                    <pic:cNvPr id="0" name="" descr=""/>
+                    <pic:cNvPicPr>
+                      <a:picLocks noChangeAspect="1" noChangeArrowheads="1"/>
+                    </pic:cNvPicPr>
+                  </pic:nvPicPr>
+                  <pic:blipFill>
+                    <a:blip r:embed="rId24" cstate="none"/>
+                    <a:srcRect/>
+                    <a:stretch>
+                      <a:fillRect/>
+                    </a:stretch>
+                  </pic:blipFill>
+                  <pic:spPr bwMode="auto">
+                    <a:xfrm>
+                      <a:off x="0" y="0"/>
+                      <a:ext cx="752475" cy="238125"/>
+                    </a:xfrm>
+                    <a:prstGeom prst="rect">
+                      <a:avLst/>
+                    </a:prstGeom>
+                  </pic:spPr>
+                </pic:pic>
+              </a:graphicData>
+            </a:graphic>
+          </wp:inline>
+        </w:drawing>
+      </w:r>
+      <w:r>
+        <w:rPr>
+          <w:color w:val="6D8289"/>
+        </w:rPr>
+        <w:t xml:space="preserve">	(10)</w:t>
+      </w:r>
+    </w:p>
+    <w:p>
+      <w:pPr>
+        <w:spacing w:after="100" w:line="264"/>
+        <w:jc w:val="both"/>
+      </w:pPr>
+      <w:r>
+        <w:rPr>
+          <w:b/>
+          <w:bCs/>
+        </w:rPr>
+        <w:t xml:space="preserve">Corriente de magnetización.</w:t>
+      </w:r>
+      <w:r>
+        <w:t xml:space="preserve"> Para establecer el flujo se necesita una fuerza magnetomotriz igual al campo </w:t>
+      </w:r>
+      <w:r>
+        <w:rPr>
+          <w:i/>
+          <w:iCs/>
+        </w:rPr>
+        <w:t xml:space="preserve">H</w:t>
+      </w:r>
+      <w:r>
+        <w:t xml:space="preserve"> por la longitud media del recorrido del flujo en el yugo:</w:t>
+      </w:r>
+    </w:p>
+    <w:p>
+      <w:pPr>
+        <w:keepLines/>
+        <w:tabs>
+          <w:tab w:val="center" w:pos="4819"/>
+          <w:tab w:val="right" w:pos="9638"/>
+        </w:tabs>
+        <w:spacing w:after="140" w:before="100"/>
+        <w:jc w:val="left"/>
+      </w:pPr>
+      <w:r>
+        <w:t xml:space="preserve">	</w:t>
+      </w:r>
+      <w:r>
+        <w:drawing>
+          <wp:inline distT="0" distB="0" distL="0" distR="0">
+            <wp:extent cx="2524125" cy="371475"/>
+            <wp:effectExtent t="0" r="0" b="0" l="0"/>
+            <wp:docPr id="1" name="fmm" descr="Ecuación 11" title="fmm"/>
+            <wp:cNvGraphicFramePr>
+              <a:graphicFrameLocks xmlns:a="http://schemas.openxmlformats.org/drawingml/2006/main" noChangeAspect="1"/>
+            </wp:cNvGraphicFramePr>
+            <a:graphic xmlns:a="http://schemas.openxmlformats.org/drawingml/2006/main">
+              <a:graphicData uri="http://schemas.openxmlformats.org/drawingml/2006/picture">
+                <pic:pic xmlns:pic="http://schemas.openxmlformats.org/drawingml/2006/picture">
+                  <pic:nvPicPr>
+                    <pic:cNvPr id="0" name="" descr=""/>
+                    <pic:cNvPicPr>
+                      <a:picLocks noChangeAspect="1" noChangeArrowheads="1"/>
+                    </pic:cNvPicPr>
+                  </pic:nvPicPr>
+                  <pic:blipFill>
+                    <a:blip r:embed="rId25" cstate="none"/>
+                    <a:srcRect/>
+                    <a:stretch>
+                      <a:fillRect/>
+                    </a:stretch>
+                  </pic:blipFill>
+                  <pic:spPr bwMode="auto">
+                    <a:xfrm>
+                      <a:off x="0" y="0"/>
+                      <a:ext cx="2524125" cy="371475"/>
+                    </a:xfrm>
+                    <a:prstGeom prst="rect">
+                      <a:avLst/>
+                    </a:prstGeom>
+                  </pic:spPr>
+                </pic:pic>
+              </a:graphicData>
+            </a:graphic>
+          </wp:inline>
+        </w:drawing>
+      </w:r>
+      <w:r>
+        <w:rPr>
+          <w:color w:val="6D8289"/>
+        </w:rPr>
+        <w:t xml:space="preserve">	(11)</w:t>
+      </w:r>
+    </w:p>
+    <w:p>
+      <w:pPr>
+        <w:spacing w:after="100" w:line="264"/>
+        <w:jc w:val="both"/>
+      </w:pPr>
+      <w:r>
+        <w:t xml:space="preserve">Multiplicando ambas expresiones, la potencia reactiva no depende del número de espiras:</w:t>
+      </w:r>
+    </w:p>
+    <w:p>
+      <w:pPr>
+        <w:keepLines/>
+        <w:tabs>
+          <w:tab w:val="center" w:pos="4819"/>
+          <w:tab w:val="right" w:pos="9638"/>
+        </w:tabs>
+        <w:spacing w:after="140" w:before="100"/>
+        <w:jc w:val="left"/>
+      </w:pPr>
+      <w:r>
+        <w:t xml:space="preserve">	</w:t>
+      </w:r>
+      <w:r>
+        <w:drawing>
+          <wp:inline distT="0" distB="0" distL="0" distR="0">
+            <wp:extent cx="1562100" cy="238125"/>
+            <wp:effectExtent t="0" r="0" b="0" l="0"/>
+            <wp:docPr id="1" name="q_reac" descr="Ecuación 12" title="q_reac"/>
+            <wp:cNvGraphicFramePr>
+              <a:graphicFrameLocks xmlns:a="http://schemas.openxmlformats.org/drawingml/2006/main" noChangeAspect="1"/>
+            </wp:cNvGraphicFramePr>
+            <a:graphic xmlns:a="http://schemas.openxmlformats.org/drawingml/2006/main">
+              <a:graphicData uri="http://schemas.openxmlformats.org/drawingml/2006/picture">
+                <pic:pic xmlns:pic="http://schemas.openxmlformats.org/drawingml/2006/picture">
+                  <pic:nvPicPr>
+                    <pic:cNvPr id="0" name="" descr=""/>
+                    <pic:cNvPicPr>
+                      <a:picLocks noChangeAspect="1" noChangeArrowheads="1"/>
+                    </pic:cNvPicPr>
+                  </pic:nvPicPr>
+                  <pic:blipFill>
+                    <a:blip r:embed="rId26" cstate="none"/>
+                    <a:srcRect/>
+                    <a:stretch>
+                      <a:fillRect/>
+                    </a:stretch>
+                  </pic:blipFill>
+                  <pic:spPr bwMode="auto">
+                    <a:xfrm>
+                      <a:off x="0" y="0"/>
+                      <a:ext cx="1562100" cy="238125"/>
+                    </a:xfrm>
+                    <a:prstGeom prst="rect">
+                      <a:avLst/>
+                    </a:prstGeom>
+                  </pic:spPr>
+                </pic:pic>
+              </a:graphicData>
+            </a:graphic>
+          </wp:inline>
+        </w:drawing>
+      </w:r>
+      <w:r>
+        <w:rPr>
+          <w:color w:val="6D8289"/>
+        </w:rPr>
+        <w:t xml:space="preserve">	(12)</w:t>
+      </w:r>
+    </w:p>
+    <w:p>
+      <w:pPr>
+        <w:spacing w:after="100" w:line="264"/>
+        <w:jc w:val="both"/>
+      </w:pPr>
+      <w:r>
+        <w:rPr>
+          <w:b/>
+          <w:bCs/>
+        </w:rPr>
+        <w:t xml:space="preserve">Pérdidas en el núcleo.</w:t>
+      </w:r>
+      <w:r>
+        <w:t xml:space="preserve"> Se estiman con la masa del núcleo y las pérdidas específicas al 4 % del flujo:</w:t>
+      </w:r>
+    </w:p>
+    <w:p>
+      <w:pPr>
+        <w:keepLines/>
+        <w:tabs>
+          <w:tab w:val="center" w:pos="4819"/>
+          <w:tab w:val="right" w:pos="9638"/>
+        </w:tabs>
+        <w:spacing w:after="140" w:before="100"/>
+        <w:jc w:val="left"/>
+      </w:pPr>
+      <w:r>
+        <w:t xml:space="preserve">	</w:t>
+      </w:r>
+      <w:r>
+        <w:drawing>
+          <wp:inline distT="0" distB="0" distL="0" distR="0">
+            <wp:extent cx="2619375" cy="419100"/>
+            <wp:effectExtent t="0" r="0" b="0" l="0"/>
+            <wp:docPr id="1" name="pfe" descr="Ecuación 13" title="pfe"/>
+            <wp:cNvGraphicFramePr>
+              <a:graphicFrameLocks xmlns:a="http://schemas.openxmlformats.org/drawingml/2006/main" noChangeAspect="1"/>
+            </wp:cNvGraphicFramePr>
+            <a:graphic xmlns:a="http://schemas.openxmlformats.org/drawingml/2006/main">
+              <a:graphicData uri="http://schemas.openxmlformats.org/drawingml/2006/picture">
+                <pic:pic xmlns:pic="http://schemas.openxmlformats.org/drawingml/2006/picture">
+                  <pic:nvPicPr>
+                    <pic:cNvPr id="0" name="" descr=""/>
+                    <pic:cNvPicPr>
+                      <a:picLocks noChangeAspect="1" noChangeArrowheads="1"/>
+                    </pic:cNvPicPr>
+                  </pic:nvPicPr>
+                  <pic:blipFill>
+                    <a:blip r:embed="rId27" cstate="none"/>
+                    <a:srcRect/>
+                    <a:stretch>
+                      <a:fillRect/>
+                    </a:stretch>
+                  </pic:blipFill>
+                  <pic:spPr bwMode="auto">
+                    <a:xfrm>
+                      <a:off x="0" y="0"/>
+                      <a:ext cx="2619375" cy="419100"/>
+                    </a:xfrm>
+                    <a:prstGeom prst="rect">
+                      <a:avLst/>
+                    </a:prstGeom>
+                  </pic:spPr>
+                </pic:pic>
+              </a:graphicData>
+            </a:graphic>
+          </wp:inline>
+        </w:drawing>
+      </w:r>
+      <w:r>
+        <w:rPr>
+          <w:color w:val="6D8289"/>
+        </w:rPr>
+        <w:t xml:space="preserve">	(13)</w:t>
+      </w:r>
+    </w:p>
+    <w:p>
+      <w:pPr>
+        <w:spacing w:after="100" w:line="264"/>
+        <w:jc w:val="both"/>
+      </w:pPr>
+      <w:r>
+        <w:rPr>
+          <w:b/>
+          <w:bCs/>
+        </w:rPr>
+        <w:t xml:space="preserve">Potencia y corriente.</w:t>
+      </w:r>
+      <w:r>
+        <w:t xml:space="preserve"> La potencia aparente y la corriente que debe entregar el Variac son:</w:t>
+      </w:r>
+    </w:p>
+    <w:p>
+      <w:pPr>
+        <w:keepLines/>
+        <w:tabs>
+          <w:tab w:val="center" w:pos="4819"/>
+          <w:tab w:val="right" w:pos="9638"/>
+        </w:tabs>
+        <w:spacing w:after="140" w:before="100"/>
+        <w:jc w:val="left"/>
+      </w:pPr>
+      <w:r>
+        <w:t xml:space="preserve">	</w:t>
+      </w:r>
+      <w:r>
+        <w:drawing>
+          <wp:inline distT="0" distB="0" distL="0" distR="0">
+            <wp:extent cx="2552700" cy="400050"/>
+            <wp:effectExtent t="0" r="0" b="0" l="0"/>
+            <wp:docPr id="1" name="s" descr="Ecuación 14" title="s"/>
+            <wp:cNvGraphicFramePr>
+              <a:graphicFrameLocks xmlns:a="http://schemas.openxmlformats.org/drawingml/2006/main" noChangeAspect="1"/>
+            </wp:cNvGraphicFramePr>
+            <a:graphic xmlns:a="http://schemas.openxmlformats.org/drawingml/2006/main">
+              <a:graphicData uri="http://schemas.openxmlformats.org/drawingml/2006/picture">
+                <pic:pic xmlns:pic="http://schemas.openxmlformats.org/drawingml/2006/picture">
+                  <pic:nvPicPr>
+                    <pic:cNvPr id="0" name="" descr=""/>
+                    <pic:cNvPicPr>
+                      <a:picLocks noChangeAspect="1" noChangeArrowheads="1"/>
+                    </pic:cNvPicPr>
+                  </pic:nvPicPr>
+                  <pic:blipFill>
+                    <a:blip r:embed="rId28" cstate="none"/>
+                    <a:srcRect/>
+                    <a:stretch>
+                      <a:fillRect/>
+                    </a:stretch>
+                  </pic:blipFill>
+                  <pic:spPr bwMode="auto">
+                    <a:xfrm>
+                      <a:off x="0" y="0"/>
+                      <a:ext cx="2552700" cy="400050"/>
+                    </a:xfrm>
+                    <a:prstGeom prst="rect">
+                      <a:avLst/>
+                    </a:prstGeom>
+                  </pic:spPr>
+                </pic:pic>
+              </a:graphicData>
+            </a:graphic>
+          </wp:inline>
+        </w:drawing>
+      </w:r>
+      <w:r>
+        <w:rPr>
+          <w:color w:val="6D8289"/>
+        </w:rPr>
+        <w:t xml:space="preserve">	(14)</w:t>
+      </w:r>
+    </w:p>
+    <w:p>
+      <w:pPr>
+        <w:spacing w:after="100" w:line="264"/>
+        <w:jc w:val="both"/>
+      </w:pPr>
+      <w:r>
+        <w:rPr>
+          <w:b/>
+          <w:bCs/>
+        </w:rPr>
+        <w:t xml:space="preserve">Elección de N.</w:t>
+      </w:r>
+      <w:r>
+        <w:t xml:space="preserve"> Más espiras aumentan la tensión del Variac y reducen su corriente. </w:t>
+      </w:r>
+      <w:r>
+        <w:rPr>
+          <w:i/>
+          <w:iCs/>
+        </w:rPr>
+        <w:t xml:space="preserve">N</w:t>
+      </w:r>
+      <w:r>
+        <w:t xml:space="preserve"> debe cumplir a la vez el límite de tensión y el de corriente:</w:t>
+      </w:r>
+    </w:p>
+    <w:p>
+      <w:pPr>
+        <w:keepLines/>
+        <w:tabs>
+          <w:tab w:val="center" w:pos="4819"/>
+          <w:tab w:val="right" w:pos="9638"/>
+        </w:tabs>
+        <w:spacing w:after="140" w:before="100"/>
+        <w:jc w:val="left"/>
+      </w:pPr>
+      <w:r>
+        <w:t xml:space="preserve">	</w:t>
+      </w:r>
+      <w:r>
+        <w:drawing>
+          <wp:inline distT="0" distB="0" distL="0" distR="0">
+            <wp:extent cx="1666875" cy="419100"/>
+            <wp:effectExtent t="0" r="0" b="0" l="0"/>
+            <wp:docPr id="1" name="n" descr="Ecuación 15" title="n"/>
+            <wp:cNvGraphicFramePr>
+              <a:graphicFrameLocks xmlns:a="http://schemas.openxmlformats.org/drawingml/2006/main" noChangeAspect="1"/>
+            </wp:cNvGraphicFramePr>
+            <a:graphic xmlns:a="http://schemas.openxmlformats.org/drawingml/2006/main">
+              <a:graphicData uri="http://schemas.openxmlformats.org/drawingml/2006/picture">
+                <pic:pic xmlns:pic="http://schemas.openxmlformats.org/drawingml/2006/picture">
+                  <pic:nvPicPr>
+                    <pic:cNvPr id="0" name="" descr=""/>
+                    <pic:cNvPicPr>
+                      <a:picLocks noChangeAspect="1" noChangeArrowheads="1"/>
+                    </pic:cNvPicPr>
+                  </pic:nvPicPr>
+                  <pic:blipFill>
+                    <a:blip r:embed="rId29" cstate="none"/>
+                    <a:srcRect/>
+                    <a:stretch>
+                      <a:fillRect/>
+                    </a:stretch>
+                  </pic:blipFill>
+                  <pic:spPr bwMode="auto">
+                    <a:xfrm>
+                      <a:off x="0" y="0"/>
+                      <a:ext cx="1666875" cy="419100"/>
+                    </a:xfrm>
+                    <a:prstGeom prst="rect">
+                      <a:avLst/>
+                    </a:prstGeom>
+                  </pic:spPr>
+                </pic:pic>
+              </a:graphicData>
+            </a:graphic>
+          </wp:inline>
+        </w:drawing>
+      </w:r>
+      <w:r>
+        <w:rPr>
+          <w:color w:val="6D8289"/>
+        </w:rPr>
+        <w:t xml:space="preserve">	(15)</w:t>
+      </w:r>
+    </w:p>
+    <w:p>
+      <w:pPr>
+        <w:spacing w:after="100" w:line="264"/>
+        <w:jc w:val="both"/>
+      </w:pPr>
+      <w:r>
+        <w:t xml:space="preserve">Verificar además que </w:t>
+      </w:r>
+      <w:r>
+        <w:rPr>
+          <w:i/>
+          <w:iCs/>
+        </w:rPr>
+        <w:t xml:space="preserve">S</w:t>
+      </w:r>
+      <w:r>
+        <w:t xml:space="preserve"> no supere la potencia nominal del Variac (6 kVA) y que </w:t>
+      </w:r>
+      <w:r>
+        <w:rPr>
+          <w:i/>
+          <w:iCs/>
+        </w:rPr>
+        <w:t xml:space="preserve">I</w:t>
+      </w:r>
+      <w:r>
+        <w:rPr>
+          <w:vertAlign w:val="subscript"/>
+        </w:rPr>
+        <w:t xml:space="preserve">var</w:t>
+      </w:r>
+      <w:r>
+        <w:t xml:space="preserve"> quede dentro del rango de 5 A a 40 A.</w:t>
+      </w:r>
+    </w:p>
+    <w:tbl>
+      <w:tblPr>
+        <w:tblW w:type="dxa" w:w="9638"/>
+        <w:tblBorders>
+          <w:top w:val="single" w:color="auto" w:sz="4"/>
+          <w:left w:val="single" w:color="auto" w:sz="4"/>
+          <w:bottom w:val="single" w:color="auto" w:sz="4"/>
+          <w:right w:val="single" w:color="auto" w:sz="4"/>
+          <w:insideH w:val="single" w:color="auto" w:sz="4"/>
+          <w:insideV w:val="single" w:color="auto" w:sz="4"/>
+        </w:tblBorders>
+      </w:tblPr>
+      <w:tblGrid>
+        <w:gridCol w:w="9638"/>
+      </w:tblGrid>
+      <w:tr>
+        <w:tc>
+          <w:tcPr>
+            <w:tcW w:type="dxa" w:w="9638"/>
+            <w:tcBorders>
+              <w:top w:val="single" w:color="6D8289" w:sz="4"/>
+              <w:left w:val="single" w:color="6D8289" w:sz="24"/>
+              <w:bottom w:val="single" w:color="6D8289" w:sz="4"/>
+              <w:right w:val="single" w:color="6D8289" w:sz="4"/>
+            </w:tcBorders>
+            <w:shd w:fill="EEF2F3" w:val="clear"/>
+            <w:tcMar>
+              <w:top w:type="dxa" w:w="80"/>
+              <w:left w:type="dxa" w:w="160"/>
+              <w:bottom w:type="dxa" w:w="80"/>
+              <w:right w:type="dxa" w:w="160"/>
+            </w:tcMar>
+          </w:tcPr>
+          <w:p>
+            <w:pPr>
+              <w:spacing w:after="0" w:line="264"/>
+              <w:jc w:val="both"/>
+            </w:pPr>
+            <w:r>
+              <w:rPr>
+                <w:b/>
+                <w:bCs/>
+                <w:color w:val="6D8289"/>
+              </w:rPr>
+              <w:t xml:space="preserve">Importante: </w:t>
+            </w:r>
+            <w:r>
+              <w:t xml:space="preserve">la corriente y la potencia calculadas son estimaciones para elegir N y verificar el Variac. En el ensayo, la referencia es siempre la tensión medida en la espira auxiliar, que debe igualar el valor de vt calculado (Protocolo 2). La tensión y la corriente reales se registran en RME-ELC-01.</w:t>
+            </w:r>
+          </w:p>
+        </w:tc>
+      </w:tr>
+    </w:tbl>
+    <w:p>
+      <w:pPr>
+        <w:pStyle w:val="Heading3"/>
+        <w:keepNext/>
+        <w:spacing w:after="80" w:before="160"/>
+      </w:pPr>
+      <w:r>
+        <w:t xml:space="preserve">2.4.6 Ejemplo de cálculo (método 1)</w:t>
+      </w:r>
+    </w:p>
+    <w:p>
+      <w:pPr>
+        <w:keepNext/>
+        <w:spacing w:after="100" w:line="264"/>
+        <w:jc w:val="both"/>
+      </w:pPr>
+      <w:r>
+        <w:t xml:space="preserve">Generador de 11,5 kV, 50 Hz, 2 polos, 54 ranuras, 2 barras por ranura, 1 espira en serie por barra, paso de bobina de 22 ranuras y 1 circuito por fase:</w:t>
+      </w:r>
+    </w:p>
+    <w:tbl>
+      <w:tblPr>
+        <w:tblW w:type="dxa" w:w="9638"/>
+        <w:tblBorders>
+          <w:top w:val="single" w:color="auto" w:sz="4"/>
+          <w:left w:val="single" w:color="auto" w:sz="4"/>
+          <w:bottom w:val="single" w:color="auto" w:sz="4"/>
+          <w:right w:val="single" w:color="auto" w:sz="4"/>
+          <w:insideH w:val="single" w:color="auto" w:sz="4"/>
+          <w:insideV w:val="single" w:color="auto" w:sz="4"/>
+        </w:tblBorders>
+      </w:tblPr>
+      <w:tblGrid>
+        <w:gridCol w:w="3000"/>
+        <w:gridCol w:w="4238"/>
+        <w:gridCol w:w="2400"/>
+      </w:tblGrid>
+      <w:tr>
+        <w:trPr>
+          <w:cantSplit/>
+          <w:tblHeader/>
+        </w:trPr>
+        <w:tc>
+          <w:tcPr>
+            <w:tcW w:type="dxa" w:w="3000"/>
+            <w:tcBorders>
+              <w:top w:val="single" w:color="A6B4B8" w:sz="4"/>
+              <w:left w:val="single" w:color="A6B4B8" w:sz="4"/>
+              <w:bottom w:val="single" w:color="A6B4B8" w:sz="4"/>
+              <w:right w:val="single" w:color="A6B4B8" w:sz="4"/>
+            </w:tcBorders>
+            <w:shd w:fill="DAE0E2" w:val="clear"/>
+            <w:tcMar>
+              <w:top w:type="dxa" w:w="50"/>
+              <w:left w:type="dxa" w:w="90"/>
+              <w:bottom w:type="dxa" w:w="50"/>
+              <w:right w:type="dxa" w:w="90"/>
+            </w:tcMar>
+            <w:vAlign w:val="center"/>
+          </w:tcPr>
+          <w:p>
+            <w:pPr>
+              <w:spacing w:after="0" w:line="252"/>
+              <w:jc w:val="left"/>
+            </w:pPr>
+            <w:r>
+              <w:rPr>
+                <w:b/>
+                <w:bCs/>
+                <w:sz w:val="19"/>
+                <w:szCs w:val="19"/>
+              </w:rPr>
+              <w:t xml:space="preserve">Paso</w:t>
+            </w:r>
+          </w:p>
+        </w:tc>
+        <w:tc>
+          <w:tcPr>
+            <w:tcW w:type="dxa" w:w="4238"/>
+            <w:tcBorders>
+              <w:top w:val="single" w:color="A6B4B8" w:sz="4"/>
+              <w:left w:val="single" w:color="A6B4B8" w:sz="4"/>
+              <w:bottom w:val="single" w:color="A6B4B8" w:sz="4"/>
+              <w:right w:val="single" w:color="A6B4B8" w:sz="4"/>
+            </w:tcBorders>
+            <w:shd w:fill="DAE0E2" w:val="clear"/>
+            <w:tcMar>
+              <w:top w:type="dxa" w:w="50"/>
+              <w:left w:type="dxa" w:w="90"/>
+              <w:bottom w:type="dxa" w:w="50"/>
+              <w:right w:type="dxa" w:w="90"/>
+            </w:tcMar>
+            <w:vAlign w:val="center"/>
+          </w:tcPr>
+          <w:p>
+            <w:pPr>
+              <w:spacing w:after="0" w:line="252"/>
+              <w:jc w:val="left"/>
+            </w:pPr>
+            <w:r>
+              <w:rPr>
+                <w:b/>
+                <w:bCs/>
+                <w:sz w:val="19"/>
+                <w:szCs w:val="19"/>
+              </w:rPr>
+              <w:t xml:space="preserve">Cálculo</w:t>
+            </w:r>
+          </w:p>
+        </w:tc>
+        <w:tc>
+          <w:tcPr>
+            <w:tcW w:type="dxa" w:w="2400"/>
+            <w:tcBorders>
+              <w:top w:val="single" w:color="A6B4B8" w:sz="4"/>
+              <w:left w:val="single" w:color="A6B4B8" w:sz="4"/>
+              <w:bottom w:val="single" w:color="A6B4B8" w:sz="4"/>
+              <w:right w:val="single" w:color="A6B4B8" w:sz="4"/>
+            </w:tcBorders>
+            <w:shd w:fill="DAE0E2" w:val="clear"/>
+            <w:tcMar>
+              <w:top w:type="dxa" w:w="50"/>
+              <w:left w:type="dxa" w:w="90"/>
+              <w:bottom w:type="dxa" w:w="50"/>
+              <w:right w:type="dxa" w:w="90"/>
+            </w:tcMar>
+            <w:vAlign w:val="center"/>
+          </w:tcPr>
+          <w:p>
+            <w:pPr>
+              <w:spacing w:after="0" w:line="252"/>
+              <w:jc w:val="left"/>
+            </w:pPr>
+            <w:r>
+              <w:rPr>
+                <w:b/>
+                <w:bCs/>
+                <w:sz w:val="19"/>
+                <w:szCs w:val="19"/>
+              </w:rPr>
+              <w:t xml:space="preserve">Resultado</w:t>
+            </w:r>
+          </w:p>
+        </w:tc>
+      </w:tr>
+      <w:tr>
+        <w:trPr>
+          <w:cantSplit/>
+        </w:trPr>
+        <w:tc>
+          <w:tcPr>
+            <w:tcW w:type="dxa" w:w="3000"/>
+            <w:tcBorders>
+              <w:top w:val="single" w:color="A6B4B8" w:sz="4"/>
+              <w:left w:val="single" w:color="A6B4B8" w:sz="4"/>
+              <w:bottom w:val="single" w:color="A6B4B8" w:sz="4"/>
+              <w:right w:val="single" w:color="A6B4B8" w:sz="4"/>
+            </w:tcBorders>
+            <w:tcMar>
+              <w:top w:type="dxa" w:w="50"/>
+              <w:left w:type="dxa" w:w="90"/>
+              <w:bottom w:type="dxa" w:w="50"/>
+              <w:right w:type="dxa" w:w="90"/>
+            </w:tcMar>
+            <w:vAlign w:val="top"/>
+          </w:tcPr>
+          <w:p>
+            <w:pPr>
+              <w:spacing w:after="0" w:line="252"/>
+              <w:jc w:val="left"/>
+            </w:pPr>
+            <w:r>
+              <w:rPr>
+                <w:b w:val="false"/>
+                <w:bCs w:val="false"/>
+                <w:sz w:val="19"/>
+                <w:szCs w:val="19"/>
+              </w:rPr>
+              <w:t xml:space="preserve">Ranuras por polo y fase; paso polar</w:t>
+            </w:r>
+          </w:p>
+        </w:tc>
+        <w:tc>
+          <w:tcPr>
+            <w:tcW w:type="dxa" w:w="4238"/>
+            <w:tcBorders>
+              <w:top w:val="single" w:color="A6B4B8" w:sz="4"/>
+              <w:left w:val="single" w:color="A6B4B8" w:sz="4"/>
+              <w:bottom w:val="single" w:color="A6B4B8" w:sz="4"/>
+              <w:right w:val="single" w:color="A6B4B8" w:sz="4"/>
+            </w:tcBorders>
+            <w:tcMar>
+              <w:top w:type="dxa" w:w="50"/>
+              <w:left w:type="dxa" w:w="90"/>
+              <w:bottom w:type="dxa" w:w="50"/>
+              <w:right w:type="dxa" w:w="90"/>
+            </w:tcMar>
+            <w:vAlign w:val="top"/>
+          </w:tcPr>
+          <w:p>
+            <w:pPr>
+              <w:spacing w:after="0" w:line="252"/>
+              <w:jc w:val="left"/>
+            </w:pPr>
+            <w:r>
+              <w:rPr>
+                <w:b w:val="false"/>
+                <w:bCs w:val="false"/>
+                <w:i/>
+                <w:iCs/>
+                <w:sz w:val="19"/>
+                <w:szCs w:val="19"/>
+              </w:rPr>
+              <w:t xml:space="preserve">q</w:t>
+            </w:r>
+            <w:r>
+              <w:rPr>
+                <w:b w:val="false"/>
+                <w:bCs w:val="false"/>
+                <w:sz w:val="19"/>
+                <w:szCs w:val="19"/>
+              </w:rPr>
+              <w:t xml:space="preserve"> = 54 / (3 · 2);  </w:t>
+            </w:r>
+            <w:r>
+              <w:rPr>
+                <w:b w:val="false"/>
+                <w:bCs w:val="false"/>
+                <w:i/>
+                <w:iCs/>
+                <w:sz w:val="19"/>
+                <w:szCs w:val="19"/>
+              </w:rPr>
+              <w:t xml:space="preserve">τ</w:t>
+            </w:r>
+            <w:r>
+              <w:rPr>
+                <w:b w:val="false"/>
+                <w:bCs w:val="false"/>
+                <w:sz w:val="19"/>
+                <w:szCs w:val="19"/>
+              </w:rPr>
+              <w:t xml:space="preserve"> = 54 / 2</w:t>
+            </w:r>
+          </w:p>
+        </w:tc>
+        <w:tc>
+          <w:tcPr>
+            <w:tcW w:type="dxa" w:w="2400"/>
+            <w:tcBorders>
+              <w:top w:val="single" w:color="A6B4B8" w:sz="4"/>
+              <w:left w:val="single" w:color="A6B4B8" w:sz="4"/>
+              <w:bottom w:val="single" w:color="A6B4B8" w:sz="4"/>
+              <w:right w:val="single" w:color="A6B4B8" w:sz="4"/>
+            </w:tcBorders>
+            <w:tcMar>
+              <w:top w:type="dxa" w:w="50"/>
+              <w:left w:type="dxa" w:w="90"/>
+              <w:bottom w:type="dxa" w:w="50"/>
+              <w:right w:type="dxa" w:w="90"/>
+            </w:tcMar>
+            <w:vAlign w:val="top"/>
+          </w:tcPr>
+          <w:p>
+            <w:pPr>
+              <w:spacing w:after="0" w:line="252"/>
+              <w:jc w:val="left"/>
+            </w:pPr>
+            <w:r>
+              <w:rPr>
+                <w:b w:val="false"/>
+                <w:bCs w:val="false"/>
+                <w:sz w:val="19"/>
+                <w:szCs w:val="19"/>
+              </w:rPr>
+              <w:t xml:space="preserve">9;  27 ranuras</w:t>
+            </w:r>
+          </w:p>
+        </w:tc>
+      </w:tr>
+      <w:tr>
+        <w:trPr>
+          <w:cantSplit/>
+        </w:trPr>
+        <w:tc>
+          <w:tcPr>
+            <w:tcW w:type="dxa" w:w="3000"/>
+            <w:tcBorders>
+              <w:top w:val="single" w:color="A6B4B8" w:sz="4"/>
+              <w:left w:val="single" w:color="A6B4B8" w:sz="4"/>
+              <w:bottom w:val="single" w:color="A6B4B8" w:sz="4"/>
+              <w:right w:val="single" w:color="A6B4B8" w:sz="4"/>
+            </w:tcBorders>
+            <w:tcMar>
+              <w:top w:type="dxa" w:w="50"/>
+              <w:left w:type="dxa" w:w="90"/>
+              <w:bottom w:type="dxa" w:w="50"/>
+              <w:right w:type="dxa" w:w="90"/>
+            </w:tcMar>
+            <w:vAlign w:val="top"/>
+          </w:tcPr>
+          <w:p>
+            <w:pPr>
+              <w:spacing w:after="0" w:line="252"/>
+              <w:jc w:val="left"/>
+            </w:pPr>
+            <w:r>
+              <w:rPr>
+                <w:b w:val="false"/>
+                <w:bCs w:val="false"/>
+                <w:sz w:val="19"/>
+                <w:szCs w:val="19"/>
+              </w:rPr>
+              <w:t xml:space="preserve">Factor de distribución</w:t>
+            </w:r>
+          </w:p>
+        </w:tc>
+        <w:tc>
+          <w:tcPr>
+            <w:tcW w:type="dxa" w:w="4238"/>
+            <w:tcBorders>
+              <w:top w:val="single" w:color="A6B4B8" w:sz="4"/>
+              <w:left w:val="single" w:color="A6B4B8" w:sz="4"/>
+              <w:bottom w:val="single" w:color="A6B4B8" w:sz="4"/>
+              <w:right w:val="single" w:color="A6B4B8" w:sz="4"/>
+            </w:tcBorders>
+            <w:tcMar>
+              <w:top w:type="dxa" w:w="50"/>
+              <w:left w:type="dxa" w:w="90"/>
+              <w:bottom w:type="dxa" w:w="50"/>
+              <w:right w:type="dxa" w:w="90"/>
+            </w:tcMar>
+            <w:vAlign w:val="top"/>
+          </w:tcPr>
+          <w:p>
+            <w:pPr>
+              <w:spacing w:after="0" w:line="252"/>
+              <w:jc w:val="left"/>
+            </w:pPr>
+            <w:r>
+              <w:rPr>
+                <w:b w:val="false"/>
+                <w:bCs w:val="false"/>
+                <w:i/>
+                <w:iCs/>
+                <w:sz w:val="19"/>
+                <w:szCs w:val="19"/>
+              </w:rPr>
+              <w:t xml:space="preserve">k</w:t>
+            </w:r>
+            <w:r>
+              <w:rPr>
+                <w:b w:val="false"/>
+                <w:bCs w:val="false"/>
+                <w:sz w:val="19"/>
+                <w:szCs w:val="19"/>
+                <w:vertAlign w:val="subscript"/>
+              </w:rPr>
+              <w:t xml:space="preserve">d</w:t>
+            </w:r>
+            <w:r>
+              <w:rPr>
+                <w:b w:val="false"/>
+                <w:bCs w:val="false"/>
+                <w:sz w:val="19"/>
+                <w:szCs w:val="19"/>
+              </w:rPr>
+              <w:t xml:space="preserve"> = sen(9π/54) / (9 · sen(π/54))</w:t>
+            </w:r>
+          </w:p>
+        </w:tc>
+        <w:tc>
+          <w:tcPr>
+            <w:tcW w:type="dxa" w:w="2400"/>
+            <w:tcBorders>
+              <w:top w:val="single" w:color="A6B4B8" w:sz="4"/>
+              <w:left w:val="single" w:color="A6B4B8" w:sz="4"/>
+              <w:bottom w:val="single" w:color="A6B4B8" w:sz="4"/>
+              <w:right w:val="single" w:color="A6B4B8" w:sz="4"/>
+            </w:tcBorders>
+            <w:tcMar>
+              <w:top w:type="dxa" w:w="50"/>
+              <w:left w:type="dxa" w:w="90"/>
+              <w:bottom w:type="dxa" w:w="50"/>
+              <w:right w:type="dxa" w:w="90"/>
+            </w:tcMar>
+            <w:vAlign w:val="top"/>
+          </w:tcPr>
+          <w:p>
+            <w:pPr>
+              <w:spacing w:after="0" w:line="252"/>
+              <w:jc w:val="left"/>
+            </w:pPr>
+            <w:r>
+              <w:rPr>
+                <w:b w:val="false"/>
+                <w:bCs w:val="false"/>
+                <w:sz w:val="19"/>
+                <w:szCs w:val="19"/>
+              </w:rPr>
+              <w:t xml:space="preserve">0,9555</w:t>
+            </w:r>
+          </w:p>
+        </w:tc>
+      </w:tr>
+      <w:tr>
+        <w:trPr>
+          <w:cantSplit/>
+        </w:trPr>
+        <w:tc>
+          <w:tcPr>
+            <w:tcW w:type="dxa" w:w="3000"/>
+            <w:tcBorders>
+              <w:top w:val="single" w:color="A6B4B8" w:sz="4"/>
+              <w:left w:val="single" w:color="A6B4B8" w:sz="4"/>
+              <w:bottom w:val="single" w:color="A6B4B8" w:sz="4"/>
+              <w:right w:val="single" w:color="A6B4B8" w:sz="4"/>
+            </w:tcBorders>
+            <w:tcMar>
+              <w:top w:type="dxa" w:w="50"/>
+              <w:left w:type="dxa" w:w="90"/>
+              <w:bottom w:type="dxa" w:w="50"/>
+              <w:right w:type="dxa" w:w="90"/>
+            </w:tcMar>
+            <w:vAlign w:val="top"/>
+          </w:tcPr>
+          <w:p>
+            <w:pPr>
+              <w:spacing w:after="0" w:line="252"/>
+              <w:jc w:val="left"/>
+            </w:pPr>
+            <w:r>
+              <w:rPr>
+                <w:b w:val="false"/>
+                <w:bCs w:val="false"/>
+                <w:sz w:val="19"/>
+                <w:szCs w:val="19"/>
+              </w:rPr>
+              <w:t xml:space="preserve">Factor de paso</w:t>
+            </w:r>
+          </w:p>
+        </w:tc>
+        <w:tc>
+          <w:tcPr>
+            <w:tcW w:type="dxa" w:w="4238"/>
+            <w:tcBorders>
+              <w:top w:val="single" w:color="A6B4B8" w:sz="4"/>
+              <w:left w:val="single" w:color="A6B4B8" w:sz="4"/>
+              <w:bottom w:val="single" w:color="A6B4B8" w:sz="4"/>
+              <w:right w:val="single" w:color="A6B4B8" w:sz="4"/>
+            </w:tcBorders>
+            <w:tcMar>
+              <w:top w:type="dxa" w:w="50"/>
+              <w:left w:type="dxa" w:w="90"/>
+              <w:bottom w:type="dxa" w:w="50"/>
+              <w:right w:type="dxa" w:w="90"/>
+            </w:tcMar>
+            <w:vAlign w:val="top"/>
+          </w:tcPr>
+          <w:p>
+            <w:pPr>
+              <w:spacing w:after="0" w:line="252"/>
+              <w:jc w:val="left"/>
+            </w:pPr>
+            <w:r>
+              <w:rPr>
+                <w:b w:val="false"/>
+                <w:bCs w:val="false"/>
+                <w:i/>
+                <w:iCs/>
+                <w:sz w:val="19"/>
+                <w:szCs w:val="19"/>
+              </w:rPr>
+              <w:t xml:space="preserve">k</w:t>
+            </w:r>
+            <w:r>
+              <w:rPr>
+                <w:b w:val="false"/>
+                <w:bCs w:val="false"/>
+                <w:sz w:val="19"/>
+                <w:szCs w:val="19"/>
+                <w:vertAlign w:val="subscript"/>
+              </w:rPr>
+              <w:t xml:space="preserve">p</w:t>
+            </w:r>
+            <w:r>
+              <w:rPr>
+                <w:b w:val="false"/>
+                <w:bCs w:val="false"/>
+                <w:sz w:val="19"/>
+                <w:szCs w:val="19"/>
+              </w:rPr>
+              <w:t xml:space="preserve"> = sen((22/27) · π/2)</w:t>
+            </w:r>
+          </w:p>
+        </w:tc>
+        <w:tc>
+          <w:tcPr>
+            <w:tcW w:type="dxa" w:w="2400"/>
+            <w:tcBorders>
+              <w:top w:val="single" w:color="A6B4B8" w:sz="4"/>
+              <w:left w:val="single" w:color="A6B4B8" w:sz="4"/>
+              <w:bottom w:val="single" w:color="A6B4B8" w:sz="4"/>
+              <w:right w:val="single" w:color="A6B4B8" w:sz="4"/>
+            </w:tcBorders>
+            <w:tcMar>
+              <w:top w:type="dxa" w:w="50"/>
+              <w:left w:type="dxa" w:w="90"/>
+              <w:bottom w:type="dxa" w:w="50"/>
+              <w:right w:type="dxa" w:w="90"/>
+            </w:tcMar>
+            <w:vAlign w:val="top"/>
+          </w:tcPr>
+          <w:p>
+            <w:pPr>
+              <w:spacing w:after="0" w:line="252"/>
+              <w:jc w:val="left"/>
+            </w:pPr>
+            <w:r>
+              <w:rPr>
+                <w:b w:val="false"/>
+                <w:bCs w:val="false"/>
+                <w:sz w:val="19"/>
+                <w:szCs w:val="19"/>
+              </w:rPr>
+              <w:t xml:space="preserve">0,9580</w:t>
+            </w:r>
+          </w:p>
+        </w:tc>
+      </w:tr>
+      <w:tr>
+        <w:trPr>
+          <w:cantSplit/>
+        </w:trPr>
+        <w:tc>
+          <w:tcPr>
+            <w:tcW w:type="dxa" w:w="3000"/>
+            <w:tcBorders>
+              <w:top w:val="single" w:color="A6B4B8" w:sz="4"/>
+              <w:left w:val="single" w:color="A6B4B8" w:sz="4"/>
+              <w:bottom w:val="single" w:color="A6B4B8" w:sz="4"/>
+              <w:right w:val="single" w:color="A6B4B8" w:sz="4"/>
+            </w:tcBorders>
+            <w:tcMar>
+              <w:top w:type="dxa" w:w="50"/>
+              <w:left w:type="dxa" w:w="90"/>
+              <w:bottom w:type="dxa" w:w="50"/>
+              <w:right w:type="dxa" w:w="90"/>
+            </w:tcMar>
+            <w:vAlign w:val="top"/>
+          </w:tcPr>
+          <w:p>
+            <w:pPr>
+              <w:spacing w:after="0" w:line="252"/>
+              <w:jc w:val="left"/>
+            </w:pPr>
+            <w:r>
+              <w:rPr>
+                <w:b w:val="false"/>
+                <w:bCs w:val="false"/>
+                <w:sz w:val="19"/>
+                <w:szCs w:val="19"/>
+              </w:rPr>
+              <w:t xml:space="preserve">Factor de bobinado</w:t>
+            </w:r>
+          </w:p>
+        </w:tc>
+        <w:tc>
+          <w:tcPr>
+            <w:tcW w:type="dxa" w:w="4238"/>
+            <w:tcBorders>
+              <w:top w:val="single" w:color="A6B4B8" w:sz="4"/>
+              <w:left w:val="single" w:color="A6B4B8" w:sz="4"/>
+              <w:bottom w:val="single" w:color="A6B4B8" w:sz="4"/>
+              <w:right w:val="single" w:color="A6B4B8" w:sz="4"/>
+            </w:tcBorders>
+            <w:tcMar>
+              <w:top w:type="dxa" w:w="50"/>
+              <w:left w:type="dxa" w:w="90"/>
+              <w:bottom w:type="dxa" w:w="50"/>
+              <w:right w:type="dxa" w:w="90"/>
+            </w:tcMar>
+            <w:vAlign w:val="top"/>
+          </w:tcPr>
+          <w:p>
+            <w:pPr>
+              <w:spacing w:after="0" w:line="252"/>
+              <w:jc w:val="left"/>
+            </w:pPr>
+            <w:r>
+              <w:rPr>
+                <w:b w:val="false"/>
+                <w:bCs w:val="false"/>
+                <w:i/>
+                <w:iCs/>
+                <w:sz w:val="19"/>
+                <w:szCs w:val="19"/>
+              </w:rPr>
+              <w:t xml:space="preserve">K</w:t>
+            </w:r>
+            <w:r>
+              <w:rPr>
+                <w:b w:val="false"/>
+                <w:bCs w:val="false"/>
+                <w:sz w:val="19"/>
+                <w:szCs w:val="19"/>
+              </w:rPr>
+              <w:t xml:space="preserve"> = 0,9555 · 0,9580</w:t>
+            </w:r>
+          </w:p>
+        </w:tc>
+        <w:tc>
+          <w:tcPr>
+            <w:tcW w:type="dxa" w:w="2400"/>
+            <w:tcBorders>
+              <w:top w:val="single" w:color="A6B4B8" w:sz="4"/>
+              <w:left w:val="single" w:color="A6B4B8" w:sz="4"/>
+              <w:bottom w:val="single" w:color="A6B4B8" w:sz="4"/>
+              <w:right w:val="single" w:color="A6B4B8" w:sz="4"/>
+            </w:tcBorders>
+            <w:tcMar>
+              <w:top w:type="dxa" w:w="50"/>
+              <w:left w:type="dxa" w:w="90"/>
+              <w:bottom w:type="dxa" w:w="50"/>
+              <w:right w:type="dxa" w:w="90"/>
+            </w:tcMar>
+            <w:vAlign w:val="top"/>
+          </w:tcPr>
+          <w:p>
+            <w:pPr>
+              <w:spacing w:after="0" w:line="252"/>
+              <w:jc w:val="left"/>
+            </w:pPr>
+            <w:r>
+              <w:rPr>
+                <w:b w:val="false"/>
+                <w:bCs w:val="false"/>
+                <w:sz w:val="19"/>
+                <w:szCs w:val="19"/>
+              </w:rPr>
+              <w:t xml:space="preserve">0,9153</w:t>
+            </w:r>
+          </w:p>
+        </w:tc>
+      </w:tr>
+      <w:tr>
+        <w:trPr>
+          <w:cantSplit/>
+        </w:trPr>
+        <w:tc>
+          <w:tcPr>
+            <w:tcW w:type="dxa" w:w="3000"/>
+            <w:tcBorders>
+              <w:top w:val="single" w:color="A6B4B8" w:sz="4"/>
+              <w:left w:val="single" w:color="A6B4B8" w:sz="4"/>
+              <w:bottom w:val="single" w:color="A6B4B8" w:sz="4"/>
+              <w:right w:val="single" w:color="A6B4B8" w:sz="4"/>
+            </w:tcBorders>
+            <w:tcMar>
+              <w:top w:type="dxa" w:w="50"/>
+              <w:left w:type="dxa" w:w="90"/>
+              <w:bottom w:type="dxa" w:w="50"/>
+              <w:right w:type="dxa" w:w="90"/>
+            </w:tcMar>
+            <w:vAlign w:val="top"/>
+          </w:tcPr>
+          <w:p>
+            <w:pPr>
+              <w:spacing w:after="0" w:line="252"/>
+              <w:jc w:val="left"/>
+            </w:pPr>
+            <w:r>
+              <w:rPr>
+                <w:b w:val="false"/>
+                <w:bCs w:val="false"/>
+                <w:sz w:val="19"/>
+                <w:szCs w:val="19"/>
+              </w:rPr>
+              <w:t xml:space="preserve">Espiras en serie por fase</w:t>
+            </w:r>
+          </w:p>
+        </w:tc>
+        <w:tc>
+          <w:tcPr>
+            <w:tcW w:type="dxa" w:w="4238"/>
+            <w:tcBorders>
+              <w:top w:val="single" w:color="A6B4B8" w:sz="4"/>
+              <w:left w:val="single" w:color="A6B4B8" w:sz="4"/>
+              <w:bottom w:val="single" w:color="A6B4B8" w:sz="4"/>
+              <w:right w:val="single" w:color="A6B4B8" w:sz="4"/>
+            </w:tcBorders>
+            <w:tcMar>
+              <w:top w:type="dxa" w:w="50"/>
+              <w:left w:type="dxa" w:w="90"/>
+              <w:bottom w:type="dxa" w:w="50"/>
+              <w:right w:type="dxa" w:w="90"/>
+            </w:tcMar>
+            <w:vAlign w:val="top"/>
+          </w:tcPr>
+          <w:p>
+            <w:pPr>
+              <w:spacing w:after="0" w:line="252"/>
+              <w:jc w:val="left"/>
+            </w:pPr>
+            <w:r>
+              <w:rPr>
+                <w:b w:val="false"/>
+                <w:bCs w:val="false"/>
+                <w:i/>
+                <w:iCs/>
+                <w:sz w:val="19"/>
+                <w:szCs w:val="19"/>
+              </w:rPr>
+              <w:t xml:space="preserve">T</w:t>
+            </w:r>
+            <w:r>
+              <w:rPr>
+                <w:b w:val="false"/>
+                <w:bCs w:val="false"/>
+                <w:sz w:val="19"/>
+                <w:szCs w:val="19"/>
+                <w:vertAlign w:val="subscript"/>
+              </w:rPr>
+              <w:t xml:space="preserve">ph</w:t>
+            </w:r>
+            <w:r>
+              <w:rPr>
+                <w:b w:val="false"/>
+                <w:bCs w:val="false"/>
+                <w:sz w:val="19"/>
+                <w:szCs w:val="19"/>
+              </w:rPr>
+              <w:t xml:space="preserve"> = 54 · 2 · 1 / (6 · 1)</w:t>
+            </w:r>
+          </w:p>
+        </w:tc>
+        <w:tc>
+          <w:tcPr>
+            <w:tcW w:type="dxa" w:w="2400"/>
+            <w:tcBorders>
+              <w:top w:val="single" w:color="A6B4B8" w:sz="4"/>
+              <w:left w:val="single" w:color="A6B4B8" w:sz="4"/>
+              <w:bottom w:val="single" w:color="A6B4B8" w:sz="4"/>
+              <w:right w:val="single" w:color="A6B4B8" w:sz="4"/>
+            </w:tcBorders>
+            <w:tcMar>
+              <w:top w:type="dxa" w:w="50"/>
+              <w:left w:type="dxa" w:w="90"/>
+              <w:bottom w:type="dxa" w:w="50"/>
+              <w:right w:type="dxa" w:w="90"/>
+            </w:tcMar>
+            <w:vAlign w:val="top"/>
+          </w:tcPr>
+          <w:p>
+            <w:pPr>
+              <w:spacing w:after="0" w:line="252"/>
+              <w:jc w:val="left"/>
+            </w:pPr>
+            <w:r>
+              <w:rPr>
+                <w:b w:val="false"/>
+                <w:bCs w:val="false"/>
+                <w:sz w:val="19"/>
+                <w:szCs w:val="19"/>
+              </w:rPr>
+              <w:t xml:space="preserve">18</w:t>
+            </w:r>
+          </w:p>
+        </w:tc>
+      </w:tr>
+      <w:tr>
+        <w:trPr>
+          <w:cantSplit/>
+        </w:trPr>
+        <w:tc>
+          <w:tcPr>
+            <w:tcW w:type="dxa" w:w="3000"/>
+            <w:tcBorders>
+              <w:top w:val="single" w:color="A6B4B8" w:sz="4"/>
+              <w:left w:val="single" w:color="A6B4B8" w:sz="4"/>
+              <w:bottom w:val="single" w:color="A6B4B8" w:sz="4"/>
+              <w:right w:val="single" w:color="A6B4B8" w:sz="4"/>
+            </w:tcBorders>
+            <w:tcMar>
+              <w:top w:type="dxa" w:w="50"/>
+              <w:left w:type="dxa" w:w="90"/>
+              <w:bottom w:type="dxa" w:w="50"/>
+              <w:right w:type="dxa" w:w="90"/>
+            </w:tcMar>
+            <w:vAlign w:val="top"/>
+          </w:tcPr>
+          <w:p>
+            <w:pPr>
+              <w:spacing w:after="0" w:line="252"/>
+              <w:jc w:val="left"/>
+            </w:pPr>
+            <w:r>
+              <w:rPr>
+                <w:b w:val="false"/>
+                <w:bCs w:val="false"/>
+                <w:sz w:val="19"/>
+                <w:szCs w:val="19"/>
+              </w:rPr>
+              <w:t xml:space="preserve">Tensión por espira</w:t>
+            </w:r>
+          </w:p>
+        </w:tc>
+        <w:tc>
+          <w:tcPr>
+            <w:tcW w:type="dxa" w:w="4238"/>
+            <w:tcBorders>
+              <w:top w:val="single" w:color="A6B4B8" w:sz="4"/>
+              <w:left w:val="single" w:color="A6B4B8" w:sz="4"/>
+              <w:bottom w:val="single" w:color="A6B4B8" w:sz="4"/>
+              <w:right w:val="single" w:color="A6B4B8" w:sz="4"/>
+            </w:tcBorders>
+            <w:tcMar>
+              <w:top w:type="dxa" w:w="50"/>
+              <w:left w:type="dxa" w:w="90"/>
+              <w:bottom w:type="dxa" w:w="50"/>
+              <w:right w:type="dxa" w:w="90"/>
+            </w:tcMar>
+            <w:vAlign w:val="top"/>
+          </w:tcPr>
+          <w:p>
+            <w:pPr>
+              <w:spacing w:after="0" w:line="252"/>
+              <w:jc w:val="left"/>
+            </w:pPr>
+            <w:r>
+              <w:rPr>
+                <w:b w:val="false"/>
+                <w:bCs w:val="false"/>
+                <w:i/>
+                <w:iCs/>
+                <w:sz w:val="19"/>
+                <w:szCs w:val="19"/>
+              </w:rPr>
+              <w:t xml:space="preserve">v</w:t>
+            </w:r>
+            <w:r>
+              <w:rPr>
+                <w:b w:val="false"/>
+                <w:bCs w:val="false"/>
+                <w:sz w:val="19"/>
+                <w:szCs w:val="19"/>
+                <w:vertAlign w:val="subscript"/>
+              </w:rPr>
+              <w:t xml:space="preserve">t</w:t>
+            </w:r>
+            <w:r>
+              <w:rPr>
+                <w:b w:val="false"/>
+                <w:bCs w:val="false"/>
+                <w:sz w:val="19"/>
+                <w:szCs w:val="19"/>
+              </w:rPr>
+              <w:t xml:space="preserve"> = 0,04 · 11 500 / (2 · √3 · 0,9153 · 18)</w:t>
+            </w:r>
+          </w:p>
+        </w:tc>
+        <w:tc>
+          <w:tcPr>
+            <w:tcW w:type="dxa" w:w="2400"/>
+            <w:tcBorders>
+              <w:top w:val="single" w:color="A6B4B8" w:sz="4"/>
+              <w:left w:val="single" w:color="A6B4B8" w:sz="4"/>
+              <w:bottom w:val="single" w:color="A6B4B8" w:sz="4"/>
+              <w:right w:val="single" w:color="A6B4B8" w:sz="4"/>
+            </w:tcBorders>
+            <w:tcMar>
+              <w:top w:type="dxa" w:w="50"/>
+              <w:left w:type="dxa" w:w="90"/>
+              <w:bottom w:type="dxa" w:w="50"/>
+              <w:right w:type="dxa" w:w="90"/>
+            </w:tcMar>
+            <w:vAlign w:val="top"/>
+          </w:tcPr>
+          <w:p>
+            <w:pPr>
+              <w:spacing w:after="0" w:line="252"/>
+              <w:jc w:val="left"/>
+            </w:pPr>
+            <w:r>
+              <w:rPr>
+                <w:b w:val="false"/>
+                <w:bCs w:val="false"/>
+                <w:sz w:val="19"/>
+                <w:szCs w:val="19"/>
+              </w:rPr>
+              <w:t xml:space="preserve">8,07 V/espira</w:t>
+            </w:r>
+          </w:p>
+        </w:tc>
+      </w:tr>
+      <w:tr>
+        <w:trPr>
+          <w:cantSplit/>
+        </w:trPr>
+        <w:tc>
+          <w:tcPr>
+            <w:tcW w:type="dxa" w:w="3000"/>
+            <w:tcBorders>
+              <w:top w:val="single" w:color="A6B4B8" w:sz="4"/>
+              <w:left w:val="single" w:color="A6B4B8" w:sz="4"/>
+              <w:bottom w:val="single" w:color="A6B4B8" w:sz="4"/>
+              <w:right w:val="single" w:color="A6B4B8" w:sz="4"/>
+            </w:tcBorders>
+            <w:tcMar>
+              <w:top w:type="dxa" w:w="50"/>
+              <w:left w:type="dxa" w:w="90"/>
+              <w:bottom w:type="dxa" w:w="50"/>
+              <w:right w:type="dxa" w:w="90"/>
+            </w:tcMar>
+            <w:vAlign w:val="top"/>
+          </w:tcPr>
+          <w:p>
+            <w:pPr>
+              <w:spacing w:after="0" w:line="252"/>
+              <w:jc w:val="left"/>
+            </w:pPr>
+            <w:r>
+              <w:rPr>
+                <w:b w:val="false"/>
+                <w:bCs w:val="false"/>
+                <w:sz w:val="19"/>
+                <w:szCs w:val="19"/>
+              </w:rPr>
+              <w:t xml:space="preserve">Verificación rápida</w:t>
+            </w:r>
+          </w:p>
+        </w:tc>
+        <w:tc>
+          <w:tcPr>
+            <w:tcW w:type="dxa" w:w="4238"/>
+            <w:tcBorders>
+              <w:top w:val="single" w:color="A6B4B8" w:sz="4"/>
+              <w:left w:val="single" w:color="A6B4B8" w:sz="4"/>
+              <w:bottom w:val="single" w:color="A6B4B8" w:sz="4"/>
+              <w:right w:val="single" w:color="A6B4B8" w:sz="4"/>
+            </w:tcBorders>
+            <w:tcMar>
+              <w:top w:type="dxa" w:w="50"/>
+              <w:left w:type="dxa" w:w="90"/>
+              <w:bottom w:type="dxa" w:w="50"/>
+              <w:right w:type="dxa" w:w="90"/>
+            </w:tcMar>
+            <w:vAlign w:val="top"/>
+          </w:tcPr>
+          <w:p>
+            <w:pPr>
+              <w:spacing w:after="0" w:line="252"/>
+              <w:jc w:val="left"/>
+            </w:pPr>
+            <w:r>
+              <w:rPr>
+                <w:b w:val="false"/>
+                <w:bCs w:val="false"/>
+                <w:i/>
+                <w:iCs/>
+                <w:sz w:val="19"/>
+                <w:szCs w:val="19"/>
+              </w:rPr>
+              <w:t xml:space="preserve">v</w:t>
+            </w:r>
+            <w:r>
+              <w:rPr>
+                <w:b w:val="false"/>
+                <w:bCs w:val="false"/>
+                <w:sz w:val="19"/>
+                <w:szCs w:val="19"/>
+                <w:vertAlign w:val="subscript"/>
+              </w:rPr>
+              <w:t xml:space="preserve">t</w:t>
+            </w:r>
+            <w:r>
+              <w:rPr>
+                <w:b w:val="false"/>
+                <w:bCs w:val="false"/>
+                <w:sz w:val="19"/>
+                <w:szCs w:val="19"/>
+              </w:rPr>
+              <w:t xml:space="preserve"> ≈ 12,5 · 11,5 / 18</w:t>
+            </w:r>
+          </w:p>
+        </w:tc>
+        <w:tc>
+          <w:tcPr>
+            <w:tcW w:type="dxa" w:w="2400"/>
+            <w:tcBorders>
+              <w:top w:val="single" w:color="A6B4B8" w:sz="4"/>
+              <w:left w:val="single" w:color="A6B4B8" w:sz="4"/>
+              <w:bottom w:val="single" w:color="A6B4B8" w:sz="4"/>
+              <w:right w:val="single" w:color="A6B4B8" w:sz="4"/>
+            </w:tcBorders>
+            <w:tcMar>
+              <w:top w:type="dxa" w:w="50"/>
+              <w:left w:type="dxa" w:w="90"/>
+              <w:bottom w:type="dxa" w:w="50"/>
+              <w:right w:type="dxa" w:w="90"/>
+            </w:tcMar>
+            <w:vAlign w:val="top"/>
+          </w:tcPr>
+          <w:p>
+            <w:pPr>
+              <w:spacing w:after="0" w:line="252"/>
+              <w:jc w:val="left"/>
+            </w:pPr>
+            <w:r>
+              <w:rPr>
+                <w:b w:val="false"/>
+                <w:bCs w:val="false"/>
+                <w:sz w:val="19"/>
+                <w:szCs w:val="19"/>
+              </w:rPr>
+              <w:t xml:space="preserve">7,99 V/espira</w:t>
+            </w:r>
+          </w:p>
+        </w:tc>
+      </w:tr>
+      <w:tr>
+        <w:trPr>
+          <w:cantSplit/>
+        </w:trPr>
+        <w:tc>
+          <w:tcPr>
+            <w:tcW w:type="dxa" w:w="3000"/>
+            <w:tcBorders>
+              <w:top w:val="single" w:color="A6B4B8" w:sz="4"/>
+              <w:left w:val="single" w:color="A6B4B8" w:sz="4"/>
+              <w:bottom w:val="single" w:color="A6B4B8" w:sz="4"/>
+              <w:right w:val="single" w:color="A6B4B8" w:sz="4"/>
+            </w:tcBorders>
+            <w:tcMar>
+              <w:top w:type="dxa" w:w="50"/>
+              <w:left w:type="dxa" w:w="90"/>
+              <w:bottom w:type="dxa" w:w="50"/>
+              <w:right w:type="dxa" w:w="90"/>
+            </w:tcMar>
+            <w:vAlign w:val="top"/>
+          </w:tcPr>
+          <w:p>
+            <w:pPr>
+              <w:spacing w:after="0" w:line="252"/>
+              <w:jc w:val="left"/>
+            </w:pPr>
+            <w:r>
+              <w:rPr>
+                <w:b w:val="false"/>
+                <w:bCs w:val="false"/>
+                <w:sz w:val="19"/>
+                <w:szCs w:val="19"/>
+              </w:rPr>
+              <w:t xml:space="preserve">Tensión del Variac con N = 5</w:t>
+            </w:r>
+          </w:p>
+        </w:tc>
+        <w:tc>
+          <w:tcPr>
+            <w:tcW w:type="dxa" w:w="4238"/>
+            <w:tcBorders>
+              <w:top w:val="single" w:color="A6B4B8" w:sz="4"/>
+              <w:left w:val="single" w:color="A6B4B8" w:sz="4"/>
+              <w:bottom w:val="single" w:color="A6B4B8" w:sz="4"/>
+              <w:right w:val="single" w:color="A6B4B8" w:sz="4"/>
+            </w:tcBorders>
+            <w:tcMar>
+              <w:top w:type="dxa" w:w="50"/>
+              <w:left w:type="dxa" w:w="90"/>
+              <w:bottom w:type="dxa" w:w="50"/>
+              <w:right w:type="dxa" w:w="90"/>
+            </w:tcMar>
+            <w:vAlign w:val="top"/>
+          </w:tcPr>
+          <w:p>
+            <w:pPr>
+              <w:spacing w:after="0" w:line="252"/>
+              <w:jc w:val="left"/>
+            </w:pPr>
+            <w:r>
+              <w:rPr>
+                <w:b w:val="false"/>
+                <w:bCs w:val="false"/>
+                <w:i/>
+                <w:iCs/>
+                <w:sz w:val="19"/>
+                <w:szCs w:val="19"/>
+              </w:rPr>
+              <w:t xml:space="preserve">V</w:t>
+            </w:r>
+            <w:r>
+              <w:rPr>
+                <w:b w:val="false"/>
+                <w:bCs w:val="false"/>
+                <w:sz w:val="19"/>
+                <w:szCs w:val="19"/>
+                <w:vertAlign w:val="subscript"/>
+              </w:rPr>
+              <w:t xml:space="preserve">var</w:t>
+            </w:r>
+            <w:r>
+              <w:rPr>
+                <w:b w:val="false"/>
+                <w:bCs w:val="false"/>
+                <w:sz w:val="19"/>
+                <w:szCs w:val="19"/>
+              </w:rPr>
+              <w:t xml:space="preserve"> = 5 · 8,07</w:t>
+            </w:r>
+          </w:p>
+        </w:tc>
+        <w:tc>
+          <w:tcPr>
+            <w:tcW w:type="dxa" w:w="2400"/>
+            <w:tcBorders>
+              <w:top w:val="single" w:color="A6B4B8" w:sz="4"/>
+              <w:left w:val="single" w:color="A6B4B8" w:sz="4"/>
+              <w:bottom w:val="single" w:color="A6B4B8" w:sz="4"/>
+              <w:right w:val="single" w:color="A6B4B8" w:sz="4"/>
+            </w:tcBorders>
+            <w:tcMar>
+              <w:top w:type="dxa" w:w="50"/>
+              <w:left w:type="dxa" w:w="90"/>
+              <w:bottom w:type="dxa" w:w="50"/>
+              <w:right w:type="dxa" w:w="90"/>
+            </w:tcMar>
+            <w:vAlign w:val="top"/>
+          </w:tcPr>
+          <w:p>
+            <w:pPr>
+              <w:spacing w:after="0" w:line="252"/>
+              <w:jc w:val="left"/>
+            </w:pPr>
+            <w:r>
+              <w:rPr>
+                <w:b w:val="false"/>
+                <w:bCs w:val="false"/>
+                <w:sz w:val="19"/>
+                <w:szCs w:val="19"/>
+              </w:rPr>
+              <w:t xml:space="preserve">40,3 V</w:t>
+            </w:r>
+          </w:p>
+        </w:tc>
+      </w:tr>
+    </w:tbl>
     <w:p>
       <w:pPr>
         <w:pStyle w:val="Heading1"/>
@@ -7088,7 +13231,7 @@
                 <w:sz w:val="19"/>
                 <w:szCs w:val="19"/>
               </w:rPr>
-              <w:t xml:space="preserve"> </w:t>
+              <w:t xml:space="preserve">RME-ELC-01</w:t>
             </w:r>
           </w:p>
         </w:tc>
@@ -7122,7 +13265,7 @@
                 <w:sz w:val="19"/>
                 <w:szCs w:val="19"/>
               </w:rPr>
-              <w:t xml:space="preserve"> </w:t>
+              <w:t xml:space="preserve">Registro de cálculo de excitación – Ensayo EL CID</w:t>
             </w:r>
           </w:p>
         </w:tc>
@@ -7742,7 +13885,7 @@
                 <w:sz w:val="19"/>
                 <w:szCs w:val="19"/>
               </w:rPr>
-              <w:t xml:space="preserve"> </w:t>
+              <w:t xml:space="preserve">[1] Ridley G. K., «EL CID – Application and Analysis», 2000.</w:t>
             </w:r>
           </w:p>
         </w:tc>

--- a/procedimientos_gris/00503-00-EPG002 Anexo Protocolos de Ensayo EL CID.docx
+++ b/procedimientos_gris/00503-00-EPG002 Anexo Protocolos de Ensayo EL CID.docx
@@ -285,7 +285,7 @@
         <w:rPr>
           <w:sz w:val="19"/>
         </w:rPr>
-        <w:t xml:space="preserve">2.4 APÉNDICE – CÁLCULO DE LA EXCITACIÓN: TENSIÓN Y CORRIENTE</w:t>
+        <w:t xml:space="preserve">2.4 APÉNDICE – DETERMINACIÓN DE LA TENSIÓN POR ESPIRA</w:t>
       </w:r>
       <w:r>
         <w:rPr>
@@ -315,7 +315,7 @@
           <w:sz w:val="19"/>
         </w:rPr>
         <w:tab/>
-        <w:t>13</w:t>
+        <w:t>11</w:t>
       </w:r>
       <w:r>
         <w:fldChar w:fldCharType="end"/>
@@ -6377,7 +6377,7 @@
         <w:spacing w:after="100" w:before="220"/>
       </w:pPr>
       <w:r>
-        <w:t xml:space="preserve">2.4 APÉNDICE – CÁLCULO DE LA EXCITACIÓN: TENSIÓN Y CORRIENTE</w:t>
+        <w:t xml:space="preserve">2.4 APÉNDICE – DETERMINACIÓN DE LA TENSIÓN POR ESPIRA</w:t>
       </w:r>
     </w:p>
     <w:p>
@@ -6386,27 +6386,7 @@
         <w:jc w:val="both"/>
       </w:pPr>
       <w:r>
-        <w:t xml:space="preserve">Este apartado explica cómo se obtienen la tensión por espira, el número de espiras del arrollamiento de excitación y la tensión y la corriente que debe entregar el Variac. Las expresiones siguen a Ridley [1] y son las del formulario </w:t>
-      </w:r>
-      <w:r>
-        <w:rPr>
-          <w:b/>
-          <w:bCs/>
-        </w:rPr>
-        <w:t xml:space="preserve">RME-ELC-01 «Registro de cálculo de excitación – Ensayo EL CID»</w:t>
-      </w:r>
-      <w:r>
-        <w:t xml:space="preserve">, donde se registra el cálculo de cada máquina.</w:t>
-      </w:r>
-    </w:p>
-    <w:p>
-      <w:pPr>
-        <w:pStyle w:val="Heading3"/>
-        <w:keepNext/>
-        <w:spacing w:after="80" w:before="160"/>
-      </w:pPr>
-      <w:r>
-        <w:t xml:space="preserve">2.4.1 Criterio: 4 % del flujo nominal</w:t>
+        <w:t xml:space="preserve">El ensayo se realiza con el núcleo magnetizado al 4 % del flujo nominal (Ridley [1]). El cálculo de cada máquina se registra en RME-ELC-01 «Registro de cálculo de excitación – Ensayo EL CID».</w:t>
       </w:r>
     </w:p>
     <w:p>
@@ -6415,4286 +6395,7 @@
         <w:jc w:val="both"/>
       </w:pPr>
       <w:r>
-        <w:t xml:space="preserve">Según Ridley [1], el ensayo EL CID se realiza con el núcleo magnetizado a aproximadamente el </w:t>
-      </w:r>
-      <w:r>
-        <w:rPr>
-          <w:b/>
-          <w:bCs/>
-        </w:rPr>
-        <w:t xml:space="preserve">4 % del flujo nominal</w:t>
-      </w:r>
-      <w:r>
-        <w:t xml:space="preserve">. A ese nivel, las corrientes de falla entre laminaciones son medibles con el captor, el núcleo no se calienta y la potencia necesaria es de pocos kVA, que puede entregar un Variac monofásico.</w:t>
-      </w:r>
-    </w:p>
-    <w:p>
-      <w:pPr>
-        <w:spacing w:after="100" w:line="264"/>
-        <w:jc w:val="both"/>
-      </w:pPr>
-      <w:r>
-        <w:t xml:space="preserve">Todo el cálculo parte de la </w:t>
-      </w:r>
-      <w:r>
-        <w:rPr>
-          <w:b/>
-          <w:bCs/>
-        </w:rPr>
-        <w:t xml:space="preserve">tensión por espira</w:t>
-      </w:r>
-      <w:r>
-        <w:t xml:space="preserve"> </w:t>
-      </w:r>
-      <w:r>
-        <w:rPr>
-          <w:i/>
-          <w:iCs/>
-        </w:rPr>
-        <w:t xml:space="preserve">v</w:t>
-      </w:r>
-      <w:r>
-        <w:rPr>
-          <w:vertAlign w:val="subscript"/>
-        </w:rPr>
-        <w:t xml:space="preserve">t</w:t>
-      </w:r>
-      <w:r>
-        <w:t xml:space="preserve">: la tensión que se induce en una espira que abraza el yugo con ese 4 % del flujo. Es lo que mide la espira auxiliar y, por lo tanto, la referencia de la calibración (Protocolo 2, paso 3) y del control durante todo el ensayo. Con </w:t>
-      </w:r>
-      <w:r>
-        <w:rPr>
-          <w:i/>
-          <w:iCs/>
-        </w:rPr>
-        <w:t xml:space="preserve">v</w:t>
-      </w:r>
-      <w:r>
-        <w:rPr>
-          <w:vertAlign w:val="subscript"/>
-        </w:rPr>
-        <w:t xml:space="preserve">t</w:t>
-      </w:r>
-      <w:r>
-        <w:t xml:space="preserve"> se eligen el número de espiras </w:t>
-      </w:r>
-      <w:r>
-        <w:rPr>
-          <w:i/>
-          <w:iCs/>
-        </w:rPr>
-        <w:t xml:space="preserve">N</w:t>
-      </w:r>
-      <w:r>
-        <w:t xml:space="preserve"> y, con él, la tensión y la corriente del Variac.</w:t>
-      </w:r>
-    </w:p>
-    <w:p>
-      <w:pPr>
-        <w:pStyle w:val="Heading3"/>
-        <w:keepNext/>
-        <w:spacing w:after="80" w:before="160"/>
-      </w:pPr>
-      <w:r>
-        <w:t xml:space="preserve">2.4.2 Parámetros</w:t>
-      </w:r>
-    </w:p>
-    <w:p>
-      <w:pPr>
-        <w:keepNext/>
-        <w:spacing w:after="100" w:line="264"/>
-        <w:jc w:val="both"/>
-      </w:pPr>
-      <w:r>
-        <w:t xml:space="preserve">La tabla reúne todos los parámetros que intervienen, su unidad y de dónde se obtienen:</w:t>
-      </w:r>
-    </w:p>
-    <w:tbl>
-      <w:tblPr>
-        <w:tblW w:type="dxa" w:w="9638"/>
-        <w:tblBorders>
-          <w:top w:val="single" w:color="auto" w:sz="4"/>
-          <w:left w:val="single" w:color="auto" w:sz="4"/>
-          <w:bottom w:val="single" w:color="auto" w:sz="4"/>
-          <w:right w:val="single" w:color="auto" w:sz="4"/>
-          <w:insideH w:val="single" w:color="auto" w:sz="4"/>
-          <w:insideV w:val="single" w:color="auto" w:sz="4"/>
-        </w:tblBorders>
-      </w:tblPr>
-      <w:tblGrid>
-        <w:gridCol w:w="1150"/>
-        <w:gridCol w:w="4000"/>
-        <w:gridCol w:w="1000"/>
-        <w:gridCol w:w="3488"/>
-      </w:tblGrid>
-      <w:tr>
-        <w:trPr>
-          <w:cantSplit/>
-          <w:tblHeader/>
-        </w:trPr>
-        <w:tc>
-          <w:tcPr>
-            <w:tcW w:type="dxa" w:w="1150"/>
-            <w:tcBorders>
-              <w:top w:val="single" w:color="A6B4B8" w:sz="4"/>
-              <w:left w:val="single" w:color="A6B4B8" w:sz="4"/>
-              <w:bottom w:val="single" w:color="A6B4B8" w:sz="4"/>
-              <w:right w:val="single" w:color="A6B4B8" w:sz="4"/>
-            </w:tcBorders>
-            <w:shd w:fill="DAE0E2" w:val="clear"/>
-            <w:tcMar>
-              <w:top w:type="dxa" w:w="50"/>
-              <w:left w:type="dxa" w:w="90"/>
-              <w:bottom w:type="dxa" w:w="50"/>
-              <w:right w:type="dxa" w:w="90"/>
-            </w:tcMar>
-            <w:vAlign w:val="center"/>
-          </w:tcPr>
-          <w:p>
-            <w:pPr>
-              <w:spacing w:after="0" w:line="252"/>
-              <w:jc w:val="left"/>
-            </w:pPr>
-            <w:r>
-              <w:rPr>
-                <w:b/>
-                <w:bCs/>
-                <w:sz w:val="19"/>
-                <w:szCs w:val="19"/>
-              </w:rPr>
-              <w:t xml:space="preserve">Símbolo</w:t>
-            </w:r>
-          </w:p>
-        </w:tc>
-        <w:tc>
-          <w:tcPr>
-            <w:tcW w:type="dxa" w:w="4000"/>
-            <w:tcBorders>
-              <w:top w:val="single" w:color="A6B4B8" w:sz="4"/>
-              <w:left w:val="single" w:color="A6B4B8" w:sz="4"/>
-              <w:bottom w:val="single" w:color="A6B4B8" w:sz="4"/>
-              <w:right w:val="single" w:color="A6B4B8" w:sz="4"/>
-            </w:tcBorders>
-            <w:shd w:fill="DAE0E2" w:val="clear"/>
-            <w:tcMar>
-              <w:top w:type="dxa" w:w="50"/>
-              <w:left w:type="dxa" w:w="90"/>
-              <w:bottom w:type="dxa" w:w="50"/>
-              <w:right w:type="dxa" w:w="90"/>
-            </w:tcMar>
-            <w:vAlign w:val="center"/>
-          </w:tcPr>
-          <w:p>
-            <w:pPr>
-              <w:spacing w:after="0" w:line="252"/>
-              <w:jc w:val="left"/>
-            </w:pPr>
-            <w:r>
-              <w:rPr>
-                <w:b/>
-                <w:bCs/>
-                <w:sz w:val="19"/>
-                <w:szCs w:val="19"/>
-              </w:rPr>
-              <w:t xml:space="preserve">Parámetro</w:t>
-            </w:r>
-          </w:p>
-        </w:tc>
-        <w:tc>
-          <w:tcPr>
-            <w:tcW w:type="dxa" w:w="1000"/>
-            <w:tcBorders>
-              <w:top w:val="single" w:color="A6B4B8" w:sz="4"/>
-              <w:left w:val="single" w:color="A6B4B8" w:sz="4"/>
-              <w:bottom w:val="single" w:color="A6B4B8" w:sz="4"/>
-              <w:right w:val="single" w:color="A6B4B8" w:sz="4"/>
-            </w:tcBorders>
-            <w:shd w:fill="DAE0E2" w:val="clear"/>
-            <w:tcMar>
-              <w:top w:type="dxa" w:w="50"/>
-              <w:left w:type="dxa" w:w="90"/>
-              <w:bottom w:type="dxa" w:w="50"/>
-              <w:right w:type="dxa" w:w="90"/>
-            </w:tcMar>
-            <w:vAlign w:val="center"/>
-          </w:tcPr>
-          <w:p>
-            <w:pPr>
-              <w:spacing w:after="0" w:line="252"/>
-              <w:jc w:val="left"/>
-            </w:pPr>
-            <w:r>
-              <w:rPr>
-                <w:b/>
-                <w:bCs/>
-                <w:sz w:val="19"/>
-                <w:szCs w:val="19"/>
-              </w:rPr>
-              <w:t xml:space="preserve">Unidad</w:t>
-            </w:r>
-          </w:p>
-        </w:tc>
-        <w:tc>
-          <w:tcPr>
-            <w:tcW w:type="dxa" w:w="3488"/>
-            <w:tcBorders>
-              <w:top w:val="single" w:color="A6B4B8" w:sz="4"/>
-              <w:left w:val="single" w:color="A6B4B8" w:sz="4"/>
-              <w:bottom w:val="single" w:color="A6B4B8" w:sz="4"/>
-              <w:right w:val="single" w:color="A6B4B8" w:sz="4"/>
-            </w:tcBorders>
-            <w:shd w:fill="DAE0E2" w:val="clear"/>
-            <w:tcMar>
-              <w:top w:type="dxa" w:w="50"/>
-              <w:left w:type="dxa" w:w="90"/>
-              <w:bottom w:type="dxa" w:w="50"/>
-              <w:right w:type="dxa" w:w="90"/>
-            </w:tcMar>
-            <w:vAlign w:val="center"/>
-          </w:tcPr>
-          <w:p>
-            <w:pPr>
-              <w:spacing w:after="0" w:line="252"/>
-              <w:jc w:val="left"/>
-            </w:pPr>
-            <w:r>
-              <w:rPr>
-                <w:b/>
-                <w:bCs/>
-                <w:sz w:val="19"/>
-                <w:szCs w:val="19"/>
-              </w:rPr>
-              <w:t xml:space="preserve">Origen</w:t>
-            </w:r>
-          </w:p>
-        </w:tc>
-      </w:tr>
-      <w:tr>
-        <w:trPr>
-          <w:cantSplit/>
-        </w:trPr>
-        <w:tc>
-          <w:tcPr>
-            <w:tcW w:type="dxa" w:w="9638"/>
-            <w:gridSpan w:val="4"/>
-            <w:tcBorders>
-              <w:top w:val="single" w:color="A6B4B8" w:sz="4"/>
-              <w:left w:val="single" w:color="A6B4B8" w:sz="4"/>
-              <w:bottom w:val="single" w:color="A6B4B8" w:sz="4"/>
-              <w:right w:val="single" w:color="A6B4B8" w:sz="4"/>
-            </w:tcBorders>
-            <w:shd w:fill="F7F9F9" w:val="clear"/>
-            <w:tcMar>
-              <w:top w:type="dxa" w:w="50"/>
-              <w:left w:type="dxa" w:w="90"/>
-              <w:bottom w:type="dxa" w:w="50"/>
-              <w:right w:type="dxa" w:w="90"/>
-            </w:tcMar>
-            <w:vAlign w:val="center"/>
-          </w:tcPr>
-          <w:p>
-            <w:pPr>
-              <w:spacing w:after="0" w:line="252"/>
-              <w:jc w:val="left"/>
-            </w:pPr>
-            <w:r>
-              <w:rPr>
-                <w:b/>
-                <w:bCs/>
-                <w:color w:val="E36C0A"/>
-                <w:sz w:val="19"/>
-                <w:szCs w:val="19"/>
-              </w:rPr>
-              <w:t xml:space="preserve">Datos del generador</w:t>
-            </w:r>
-          </w:p>
-        </w:tc>
-      </w:tr>
-      <w:tr>
-        <w:trPr>
-          <w:cantSplit/>
-        </w:trPr>
-        <w:tc>
-          <w:tcPr>
-            <w:tcW w:type="dxa" w:w="1150"/>
-            <w:tcBorders>
-              <w:top w:val="single" w:color="A6B4B8" w:sz="4"/>
-              <w:left w:val="single" w:color="A6B4B8" w:sz="4"/>
-              <w:bottom w:val="single" w:color="A6B4B8" w:sz="4"/>
-              <w:right w:val="single" w:color="A6B4B8" w:sz="4"/>
-            </w:tcBorders>
-            <w:tcMar>
-              <w:top w:type="dxa" w:w="50"/>
-              <w:left w:type="dxa" w:w="90"/>
-              <w:bottom w:type="dxa" w:w="50"/>
-              <w:right w:type="dxa" w:w="90"/>
-            </w:tcMar>
-            <w:vAlign w:val="top"/>
-          </w:tcPr>
-          <w:p>
-            <w:pPr>
-              <w:spacing w:after="0" w:line="252"/>
-              <w:jc w:val="left"/>
-            </w:pPr>
-            <w:r>
-              <w:rPr>
-                <w:b w:val="false"/>
-                <w:bCs w:val="false"/>
-                <w:i/>
-                <w:iCs/>
-                <w:sz w:val="19"/>
-                <w:szCs w:val="19"/>
-              </w:rPr>
-              <w:t xml:space="preserve">V</w:t>
-            </w:r>
-            <w:r>
-              <w:rPr>
-                <w:b w:val="false"/>
-                <w:bCs w:val="false"/>
-                <w:sz w:val="19"/>
-                <w:szCs w:val="19"/>
-                <w:vertAlign w:val="subscript"/>
-              </w:rPr>
-              <w:t xml:space="preserve">L</w:t>
-            </w:r>
-          </w:p>
-        </w:tc>
-        <w:tc>
-          <w:tcPr>
-            <w:tcW w:type="dxa" w:w="4000"/>
-            <w:tcBorders>
-              <w:top w:val="single" w:color="A6B4B8" w:sz="4"/>
-              <w:left w:val="single" w:color="A6B4B8" w:sz="4"/>
-              <w:bottom w:val="single" w:color="A6B4B8" w:sz="4"/>
-              <w:right w:val="single" w:color="A6B4B8" w:sz="4"/>
-            </w:tcBorders>
-            <w:tcMar>
-              <w:top w:type="dxa" w:w="50"/>
-              <w:left w:type="dxa" w:w="90"/>
-              <w:bottom w:type="dxa" w:w="50"/>
-              <w:right w:type="dxa" w:w="90"/>
-            </w:tcMar>
-            <w:vAlign w:val="top"/>
-          </w:tcPr>
-          <w:p>
-            <w:pPr>
-              <w:spacing w:after="0" w:line="252"/>
-              <w:jc w:val="left"/>
-            </w:pPr>
-            <w:r>
-              <w:rPr>
-                <w:b w:val="false"/>
-                <w:bCs w:val="false"/>
-                <w:sz w:val="19"/>
-                <w:szCs w:val="19"/>
-              </w:rPr>
-              <w:t xml:space="preserve">Tensión de línea nominal.</w:t>
-            </w:r>
-          </w:p>
-        </w:tc>
-        <w:tc>
-          <w:tcPr>
-            <w:tcW w:type="dxa" w:w="1000"/>
-            <w:tcBorders>
-              <w:top w:val="single" w:color="A6B4B8" w:sz="4"/>
-              <w:left w:val="single" w:color="A6B4B8" w:sz="4"/>
-              <w:bottom w:val="single" w:color="A6B4B8" w:sz="4"/>
-              <w:right w:val="single" w:color="A6B4B8" w:sz="4"/>
-            </w:tcBorders>
-            <w:tcMar>
-              <w:top w:type="dxa" w:w="50"/>
-              <w:left w:type="dxa" w:w="90"/>
-              <w:bottom w:type="dxa" w:w="50"/>
-              <w:right w:type="dxa" w:w="90"/>
-            </w:tcMar>
-            <w:vAlign w:val="top"/>
-          </w:tcPr>
-          <w:p>
-            <w:pPr>
-              <w:spacing w:after="0" w:line="252"/>
-              <w:jc w:val="left"/>
-            </w:pPr>
-            <w:r>
-              <w:rPr>
-                <w:b w:val="false"/>
-                <w:bCs w:val="false"/>
-                <w:sz w:val="19"/>
-                <w:szCs w:val="19"/>
-              </w:rPr>
-              <w:t xml:space="preserve">V</w:t>
-            </w:r>
-          </w:p>
-        </w:tc>
-        <w:tc>
-          <w:tcPr>
-            <w:tcW w:type="dxa" w:w="3488"/>
-            <w:tcBorders>
-              <w:top w:val="single" w:color="A6B4B8" w:sz="4"/>
-              <w:left w:val="single" w:color="A6B4B8" w:sz="4"/>
-              <w:bottom w:val="single" w:color="A6B4B8" w:sz="4"/>
-              <w:right w:val="single" w:color="A6B4B8" w:sz="4"/>
-            </w:tcBorders>
-            <w:tcMar>
-              <w:top w:type="dxa" w:w="50"/>
-              <w:left w:type="dxa" w:w="90"/>
-              <w:bottom w:type="dxa" w:w="50"/>
-              <w:right w:type="dxa" w:w="90"/>
-            </w:tcMar>
-            <w:vAlign w:val="top"/>
-          </w:tcPr>
-          <w:p>
-            <w:pPr>
-              <w:spacing w:after="0" w:line="252"/>
-              <w:jc w:val="left"/>
-            </w:pPr>
-            <w:r>
-              <w:rPr>
-                <w:b w:val="false"/>
-                <w:bCs w:val="false"/>
-                <w:sz w:val="19"/>
-                <w:szCs w:val="19"/>
-              </w:rPr>
-              <w:t xml:space="preserve">Placa del generador.</w:t>
-            </w:r>
-          </w:p>
-        </w:tc>
-      </w:tr>
-      <w:tr>
-        <w:trPr>
-          <w:cantSplit/>
-        </w:trPr>
-        <w:tc>
-          <w:tcPr>
-            <w:tcW w:type="dxa" w:w="1150"/>
-            <w:tcBorders>
-              <w:top w:val="single" w:color="A6B4B8" w:sz="4"/>
-              <w:left w:val="single" w:color="A6B4B8" w:sz="4"/>
-              <w:bottom w:val="single" w:color="A6B4B8" w:sz="4"/>
-              <w:right w:val="single" w:color="A6B4B8" w:sz="4"/>
-            </w:tcBorders>
-            <w:tcMar>
-              <w:top w:type="dxa" w:w="50"/>
-              <w:left w:type="dxa" w:w="90"/>
-              <w:bottom w:type="dxa" w:w="50"/>
-              <w:right w:type="dxa" w:w="90"/>
-            </w:tcMar>
-            <w:vAlign w:val="top"/>
-          </w:tcPr>
-          <w:p>
-            <w:pPr>
-              <w:spacing w:after="0" w:line="252"/>
-              <w:jc w:val="left"/>
-            </w:pPr>
-            <w:r>
-              <w:rPr>
-                <w:b w:val="false"/>
-                <w:bCs w:val="false"/>
-                <w:i/>
-                <w:iCs/>
-                <w:sz w:val="19"/>
-                <w:szCs w:val="19"/>
-              </w:rPr>
-              <w:t xml:space="preserve">f</w:t>
-            </w:r>
-          </w:p>
-        </w:tc>
-        <w:tc>
-          <w:tcPr>
-            <w:tcW w:type="dxa" w:w="4000"/>
-            <w:tcBorders>
-              <w:top w:val="single" w:color="A6B4B8" w:sz="4"/>
-              <w:left w:val="single" w:color="A6B4B8" w:sz="4"/>
-              <w:bottom w:val="single" w:color="A6B4B8" w:sz="4"/>
-              <w:right w:val="single" w:color="A6B4B8" w:sz="4"/>
-            </w:tcBorders>
-            <w:tcMar>
-              <w:top w:type="dxa" w:w="50"/>
-              <w:left w:type="dxa" w:w="90"/>
-              <w:bottom w:type="dxa" w:w="50"/>
-              <w:right w:type="dxa" w:w="90"/>
-            </w:tcMar>
-            <w:vAlign w:val="top"/>
-          </w:tcPr>
-          <w:p>
-            <w:pPr>
-              <w:spacing w:after="0" w:line="252"/>
-              <w:jc w:val="left"/>
-            </w:pPr>
-            <w:r>
-              <w:rPr>
-                <w:b w:val="false"/>
-                <w:bCs w:val="false"/>
-                <w:sz w:val="19"/>
-                <w:szCs w:val="19"/>
-              </w:rPr>
-              <w:t xml:space="preserve">Frecuencia nominal; es también la del ensayo.</w:t>
-            </w:r>
-          </w:p>
-        </w:tc>
-        <w:tc>
-          <w:tcPr>
-            <w:tcW w:type="dxa" w:w="1000"/>
-            <w:tcBorders>
-              <w:top w:val="single" w:color="A6B4B8" w:sz="4"/>
-              <w:left w:val="single" w:color="A6B4B8" w:sz="4"/>
-              <w:bottom w:val="single" w:color="A6B4B8" w:sz="4"/>
-              <w:right w:val="single" w:color="A6B4B8" w:sz="4"/>
-            </w:tcBorders>
-            <w:tcMar>
-              <w:top w:type="dxa" w:w="50"/>
-              <w:left w:type="dxa" w:w="90"/>
-              <w:bottom w:type="dxa" w:w="50"/>
-              <w:right w:type="dxa" w:w="90"/>
-            </w:tcMar>
-            <w:vAlign w:val="top"/>
-          </w:tcPr>
-          <w:p>
-            <w:pPr>
-              <w:spacing w:after="0" w:line="252"/>
-              <w:jc w:val="left"/>
-            </w:pPr>
-            <w:r>
-              <w:rPr>
-                <w:b w:val="false"/>
-                <w:bCs w:val="false"/>
-                <w:sz w:val="19"/>
-                <w:szCs w:val="19"/>
-              </w:rPr>
-              <w:t xml:space="preserve">Hz</w:t>
-            </w:r>
-          </w:p>
-        </w:tc>
-        <w:tc>
-          <w:tcPr>
-            <w:tcW w:type="dxa" w:w="3488"/>
-            <w:tcBorders>
-              <w:top w:val="single" w:color="A6B4B8" w:sz="4"/>
-              <w:left w:val="single" w:color="A6B4B8" w:sz="4"/>
-              <w:bottom w:val="single" w:color="A6B4B8" w:sz="4"/>
-              <w:right w:val="single" w:color="A6B4B8" w:sz="4"/>
-            </w:tcBorders>
-            <w:tcMar>
-              <w:top w:type="dxa" w:w="50"/>
-              <w:left w:type="dxa" w:w="90"/>
-              <w:bottom w:type="dxa" w:w="50"/>
-              <w:right w:type="dxa" w:w="90"/>
-            </w:tcMar>
-            <w:vAlign w:val="top"/>
-          </w:tcPr>
-          <w:p>
-            <w:pPr>
-              <w:spacing w:after="0" w:line="252"/>
-              <w:jc w:val="left"/>
-            </w:pPr>
-            <w:r>
-              <w:rPr>
-                <w:b w:val="false"/>
-                <w:bCs w:val="false"/>
-                <w:sz w:val="19"/>
-                <w:szCs w:val="19"/>
-              </w:rPr>
-              <w:t xml:space="preserve">Placa (50 o 60 Hz).</w:t>
-            </w:r>
-          </w:p>
-        </w:tc>
-      </w:tr>
-      <w:tr>
-        <w:trPr>
-          <w:cantSplit/>
-        </w:trPr>
-        <w:tc>
-          <w:tcPr>
-            <w:tcW w:type="dxa" w:w="1150"/>
-            <w:tcBorders>
-              <w:top w:val="single" w:color="A6B4B8" w:sz="4"/>
-              <w:left w:val="single" w:color="A6B4B8" w:sz="4"/>
-              <w:bottom w:val="single" w:color="A6B4B8" w:sz="4"/>
-              <w:right w:val="single" w:color="A6B4B8" w:sz="4"/>
-            </w:tcBorders>
-            <w:tcMar>
-              <w:top w:type="dxa" w:w="50"/>
-              <w:left w:type="dxa" w:w="90"/>
-              <w:bottom w:type="dxa" w:w="50"/>
-              <w:right w:type="dxa" w:w="90"/>
-            </w:tcMar>
-            <w:vAlign w:val="top"/>
-          </w:tcPr>
-          <w:p>
-            <w:pPr>
-              <w:spacing w:after="0" w:line="252"/>
-              <w:jc w:val="left"/>
-            </w:pPr>
-            <w:r>
-              <w:rPr>
-                <w:b w:val="false"/>
-                <w:bCs w:val="false"/>
-                <w:i/>
-                <w:iCs/>
-                <w:sz w:val="19"/>
-                <w:szCs w:val="19"/>
-              </w:rPr>
-              <w:t xml:space="preserve">p</w:t>
-            </w:r>
-          </w:p>
-        </w:tc>
-        <w:tc>
-          <w:tcPr>
-            <w:tcW w:type="dxa" w:w="4000"/>
-            <w:tcBorders>
-              <w:top w:val="single" w:color="A6B4B8" w:sz="4"/>
-              <w:left w:val="single" w:color="A6B4B8" w:sz="4"/>
-              <w:bottom w:val="single" w:color="A6B4B8" w:sz="4"/>
-              <w:right w:val="single" w:color="A6B4B8" w:sz="4"/>
-            </w:tcBorders>
-            <w:tcMar>
-              <w:top w:type="dxa" w:w="50"/>
-              <w:left w:type="dxa" w:w="90"/>
-              <w:bottom w:type="dxa" w:w="50"/>
-              <w:right w:type="dxa" w:w="90"/>
-            </w:tcMar>
-            <w:vAlign w:val="top"/>
-          </w:tcPr>
-          <w:p>
-            <w:pPr>
-              <w:spacing w:after="0" w:line="252"/>
-              <w:jc w:val="left"/>
-            </w:pPr>
-            <w:r>
-              <w:rPr>
-                <w:b w:val="false"/>
-                <w:bCs w:val="false"/>
-                <w:sz w:val="19"/>
-                <w:szCs w:val="19"/>
-              </w:rPr>
-              <w:t xml:space="preserve">Número de polos.</w:t>
-            </w:r>
-          </w:p>
-        </w:tc>
-        <w:tc>
-          <w:tcPr>
-            <w:tcW w:type="dxa" w:w="1000"/>
-            <w:tcBorders>
-              <w:top w:val="single" w:color="A6B4B8" w:sz="4"/>
-              <w:left w:val="single" w:color="A6B4B8" w:sz="4"/>
-              <w:bottom w:val="single" w:color="A6B4B8" w:sz="4"/>
-              <w:right w:val="single" w:color="A6B4B8" w:sz="4"/>
-            </w:tcBorders>
-            <w:tcMar>
-              <w:top w:type="dxa" w:w="50"/>
-              <w:left w:type="dxa" w:w="90"/>
-              <w:bottom w:type="dxa" w:w="50"/>
-              <w:right w:type="dxa" w:w="90"/>
-            </w:tcMar>
-            <w:vAlign w:val="top"/>
-          </w:tcPr>
-          <w:p>
-            <w:pPr>
-              <w:spacing w:after="0" w:line="252"/>
-              <w:jc w:val="left"/>
-            </w:pPr>
-            <w:r>
-              <w:rPr>
-                <w:b w:val="false"/>
-                <w:bCs w:val="false"/>
-                <w:sz w:val="19"/>
-                <w:szCs w:val="19"/>
-              </w:rPr>
-              <w:t xml:space="preserve">—</w:t>
-            </w:r>
-          </w:p>
-        </w:tc>
-        <w:tc>
-          <w:tcPr>
-            <w:tcW w:type="dxa" w:w="3488"/>
-            <w:tcBorders>
-              <w:top w:val="single" w:color="A6B4B8" w:sz="4"/>
-              <w:left w:val="single" w:color="A6B4B8" w:sz="4"/>
-              <w:bottom w:val="single" w:color="A6B4B8" w:sz="4"/>
-              <w:right w:val="single" w:color="A6B4B8" w:sz="4"/>
-            </w:tcBorders>
-            <w:tcMar>
-              <w:top w:type="dxa" w:w="50"/>
-              <w:left w:type="dxa" w:w="90"/>
-              <w:bottom w:type="dxa" w:w="50"/>
-              <w:right w:type="dxa" w:w="90"/>
-            </w:tcMar>
-            <w:vAlign w:val="top"/>
-          </w:tcPr>
-          <w:p>
-            <w:pPr>
-              <w:spacing w:after="0" w:line="252"/>
-              <w:jc w:val="left"/>
-            </w:pPr>
-            <w:r>
-              <w:rPr>
-                <w:b w:val="false"/>
-                <w:bCs w:val="false"/>
-                <w:sz w:val="19"/>
-                <w:szCs w:val="19"/>
-              </w:rPr>
-              <w:t xml:space="preserve">Placa, o p = 120 · f / n con n la velocidad nominal [rpm].</w:t>
-            </w:r>
-          </w:p>
-        </w:tc>
-      </w:tr>
-      <w:tr>
-        <w:trPr>
-          <w:cantSplit/>
-        </w:trPr>
-        <w:tc>
-          <w:tcPr>
-            <w:tcW w:type="dxa" w:w="1150"/>
-            <w:tcBorders>
-              <w:top w:val="single" w:color="A6B4B8" w:sz="4"/>
-              <w:left w:val="single" w:color="A6B4B8" w:sz="4"/>
-              <w:bottom w:val="single" w:color="A6B4B8" w:sz="4"/>
-              <w:right w:val="single" w:color="A6B4B8" w:sz="4"/>
-            </w:tcBorders>
-            <w:tcMar>
-              <w:top w:type="dxa" w:w="50"/>
-              <w:left w:type="dxa" w:w="90"/>
-              <w:bottom w:type="dxa" w:w="50"/>
-              <w:right w:type="dxa" w:w="90"/>
-            </w:tcMar>
-            <w:vAlign w:val="top"/>
-          </w:tcPr>
-          <w:p>
-            <w:pPr>
-              <w:spacing w:after="0" w:line="252"/>
-              <w:jc w:val="left"/>
-            </w:pPr>
-            <w:r>
-              <w:rPr>
-                <w:b w:val="false"/>
-                <w:bCs w:val="false"/>
-                <w:i/>
-                <w:iCs/>
-                <w:sz w:val="19"/>
-                <w:szCs w:val="19"/>
-              </w:rPr>
-              <w:t xml:space="preserve">Z</w:t>
-            </w:r>
-          </w:p>
-        </w:tc>
-        <w:tc>
-          <w:tcPr>
-            <w:tcW w:type="dxa" w:w="4000"/>
-            <w:tcBorders>
-              <w:top w:val="single" w:color="A6B4B8" w:sz="4"/>
-              <w:left w:val="single" w:color="A6B4B8" w:sz="4"/>
-              <w:bottom w:val="single" w:color="A6B4B8" w:sz="4"/>
-              <w:right w:val="single" w:color="A6B4B8" w:sz="4"/>
-            </w:tcBorders>
-            <w:tcMar>
-              <w:top w:type="dxa" w:w="50"/>
-              <w:left w:type="dxa" w:w="90"/>
-              <w:bottom w:type="dxa" w:w="50"/>
-              <w:right w:type="dxa" w:w="90"/>
-            </w:tcMar>
-            <w:vAlign w:val="top"/>
-          </w:tcPr>
-          <w:p>
-            <w:pPr>
-              <w:spacing w:after="0" w:line="252"/>
-              <w:jc w:val="left"/>
-            </w:pPr>
-            <w:r>
-              <w:rPr>
-                <w:b w:val="false"/>
-                <w:bCs w:val="false"/>
-                <w:sz w:val="19"/>
-                <w:szCs w:val="19"/>
-              </w:rPr>
-              <w:t xml:space="preserve">Número de ranuras del estator.</w:t>
-            </w:r>
-          </w:p>
-        </w:tc>
-        <w:tc>
-          <w:tcPr>
-            <w:tcW w:type="dxa" w:w="1000"/>
-            <w:tcBorders>
-              <w:top w:val="single" w:color="A6B4B8" w:sz="4"/>
-              <w:left w:val="single" w:color="A6B4B8" w:sz="4"/>
-              <w:bottom w:val="single" w:color="A6B4B8" w:sz="4"/>
-              <w:right w:val="single" w:color="A6B4B8" w:sz="4"/>
-            </w:tcBorders>
-            <w:tcMar>
-              <w:top w:type="dxa" w:w="50"/>
-              <w:left w:type="dxa" w:w="90"/>
-              <w:bottom w:type="dxa" w:w="50"/>
-              <w:right w:type="dxa" w:w="90"/>
-            </w:tcMar>
-            <w:vAlign w:val="top"/>
-          </w:tcPr>
-          <w:p>
-            <w:pPr>
-              <w:spacing w:after="0" w:line="252"/>
-              <w:jc w:val="left"/>
-            </w:pPr>
-            <w:r>
-              <w:rPr>
-                <w:b w:val="false"/>
-                <w:bCs w:val="false"/>
-                <w:sz w:val="19"/>
-                <w:szCs w:val="19"/>
-              </w:rPr>
-              <w:t xml:space="preserve">—</w:t>
-            </w:r>
-          </w:p>
-        </w:tc>
-        <w:tc>
-          <w:tcPr>
-            <w:tcW w:type="dxa" w:w="3488"/>
-            <w:tcBorders>
-              <w:top w:val="single" w:color="A6B4B8" w:sz="4"/>
-              <w:left w:val="single" w:color="A6B4B8" w:sz="4"/>
-              <w:bottom w:val="single" w:color="A6B4B8" w:sz="4"/>
-              <w:right w:val="single" w:color="A6B4B8" w:sz="4"/>
-            </w:tcBorders>
-            <w:tcMar>
-              <w:top w:type="dxa" w:w="50"/>
-              <w:left w:type="dxa" w:w="90"/>
-              <w:bottom w:type="dxa" w:w="50"/>
-              <w:right w:type="dxa" w:w="90"/>
-            </w:tcMar>
-            <w:vAlign w:val="top"/>
-          </w:tcPr>
-          <w:p>
-            <w:pPr>
-              <w:spacing w:after="0" w:line="252"/>
-              <w:jc w:val="left"/>
-            </w:pPr>
-            <w:r>
-              <w:rPr>
-                <w:b w:val="false"/>
-                <w:bCs w:val="false"/>
-                <w:sz w:val="19"/>
-                <w:szCs w:val="19"/>
-              </w:rPr>
-              <w:t xml:space="preserve">Documentación del fabricante o conteo.</w:t>
-            </w:r>
-          </w:p>
-        </w:tc>
-      </w:tr>
-      <w:tr>
-        <w:trPr>
-          <w:cantSplit/>
-        </w:trPr>
-        <w:tc>
-          <w:tcPr>
-            <w:tcW w:type="dxa" w:w="1150"/>
-            <w:tcBorders>
-              <w:top w:val="single" w:color="A6B4B8" w:sz="4"/>
-              <w:left w:val="single" w:color="A6B4B8" w:sz="4"/>
-              <w:bottom w:val="single" w:color="A6B4B8" w:sz="4"/>
-              <w:right w:val="single" w:color="A6B4B8" w:sz="4"/>
-            </w:tcBorders>
-            <w:tcMar>
-              <w:top w:type="dxa" w:w="50"/>
-              <w:left w:type="dxa" w:w="90"/>
-              <w:bottom w:type="dxa" w:w="50"/>
-              <w:right w:type="dxa" w:w="90"/>
-            </w:tcMar>
-            <w:vAlign w:val="top"/>
-          </w:tcPr>
-          <w:p>
-            <w:pPr>
-              <w:spacing w:after="0" w:line="252"/>
-              <w:jc w:val="left"/>
-            </w:pPr>
-            <w:r>
-              <w:rPr>
-                <w:b w:val="false"/>
-                <w:bCs w:val="false"/>
-                <w:i/>
-                <w:iCs/>
-                <w:sz w:val="19"/>
-                <w:szCs w:val="19"/>
-              </w:rPr>
-              <w:t xml:space="preserve">b</w:t>
-            </w:r>
-          </w:p>
-        </w:tc>
-        <w:tc>
-          <w:tcPr>
-            <w:tcW w:type="dxa" w:w="4000"/>
-            <w:tcBorders>
-              <w:top w:val="single" w:color="A6B4B8" w:sz="4"/>
-              <w:left w:val="single" w:color="A6B4B8" w:sz="4"/>
-              <w:bottom w:val="single" w:color="A6B4B8" w:sz="4"/>
-              <w:right w:val="single" w:color="A6B4B8" w:sz="4"/>
-            </w:tcBorders>
-            <w:tcMar>
-              <w:top w:type="dxa" w:w="50"/>
-              <w:left w:type="dxa" w:w="90"/>
-              <w:bottom w:type="dxa" w:w="50"/>
-              <w:right w:type="dxa" w:w="90"/>
-            </w:tcMar>
-            <w:vAlign w:val="top"/>
-          </w:tcPr>
-          <w:p>
-            <w:pPr>
-              <w:spacing w:after="0" w:line="252"/>
-              <w:jc w:val="left"/>
-            </w:pPr>
-            <w:r>
-              <w:rPr>
-                <w:b w:val="false"/>
-                <w:bCs w:val="false"/>
-                <w:sz w:val="19"/>
-                <w:szCs w:val="19"/>
-              </w:rPr>
-              <w:t xml:space="preserve">Barras (lados de bobina) por ranura.</w:t>
-            </w:r>
-          </w:p>
-        </w:tc>
-        <w:tc>
-          <w:tcPr>
-            <w:tcW w:type="dxa" w:w="1000"/>
-            <w:tcBorders>
-              <w:top w:val="single" w:color="A6B4B8" w:sz="4"/>
-              <w:left w:val="single" w:color="A6B4B8" w:sz="4"/>
-              <w:bottom w:val="single" w:color="A6B4B8" w:sz="4"/>
-              <w:right w:val="single" w:color="A6B4B8" w:sz="4"/>
-            </w:tcBorders>
-            <w:tcMar>
-              <w:top w:type="dxa" w:w="50"/>
-              <w:left w:type="dxa" w:w="90"/>
-              <w:bottom w:type="dxa" w:w="50"/>
-              <w:right w:type="dxa" w:w="90"/>
-            </w:tcMar>
-            <w:vAlign w:val="top"/>
-          </w:tcPr>
-          <w:p>
-            <w:pPr>
-              <w:spacing w:after="0" w:line="252"/>
-              <w:jc w:val="left"/>
-            </w:pPr>
-            <w:r>
-              <w:rPr>
-                <w:b w:val="false"/>
-                <w:bCs w:val="false"/>
-                <w:sz w:val="19"/>
-                <w:szCs w:val="19"/>
-              </w:rPr>
-              <w:t xml:space="preserve">—</w:t>
-            </w:r>
-          </w:p>
-        </w:tc>
-        <w:tc>
-          <w:tcPr>
-            <w:tcW w:type="dxa" w:w="3488"/>
-            <w:tcBorders>
-              <w:top w:val="single" w:color="A6B4B8" w:sz="4"/>
-              <w:left w:val="single" w:color="A6B4B8" w:sz="4"/>
-              <w:bottom w:val="single" w:color="A6B4B8" w:sz="4"/>
-              <w:right w:val="single" w:color="A6B4B8" w:sz="4"/>
-            </w:tcBorders>
-            <w:tcMar>
-              <w:top w:type="dxa" w:w="50"/>
-              <w:left w:type="dxa" w:w="90"/>
-              <w:bottom w:type="dxa" w:w="50"/>
-              <w:right w:type="dxa" w:w="90"/>
-            </w:tcMar>
-            <w:vAlign w:val="top"/>
-          </w:tcPr>
-          <w:p>
-            <w:pPr>
-              <w:spacing w:after="0" w:line="252"/>
-              <w:jc w:val="left"/>
-            </w:pPr>
-            <w:r>
-              <w:rPr>
-                <w:b w:val="false"/>
-                <w:bCs w:val="false"/>
-                <w:sz w:val="19"/>
-                <w:szCs w:val="19"/>
-              </w:rPr>
-              <w:t xml:space="preserve">Documentación; normalmente 2.</w:t>
-            </w:r>
-          </w:p>
-        </w:tc>
-      </w:tr>
-      <w:tr>
-        <w:trPr>
-          <w:cantSplit/>
-        </w:trPr>
-        <w:tc>
-          <w:tcPr>
-            <w:tcW w:type="dxa" w:w="1150"/>
-            <w:tcBorders>
-              <w:top w:val="single" w:color="A6B4B8" w:sz="4"/>
-              <w:left w:val="single" w:color="A6B4B8" w:sz="4"/>
-              <w:bottom w:val="single" w:color="A6B4B8" w:sz="4"/>
-              <w:right w:val="single" w:color="A6B4B8" w:sz="4"/>
-            </w:tcBorders>
-            <w:tcMar>
-              <w:top w:type="dxa" w:w="50"/>
-              <w:left w:type="dxa" w:w="90"/>
-              <w:bottom w:type="dxa" w:w="50"/>
-              <w:right w:type="dxa" w:w="90"/>
-            </w:tcMar>
-            <w:vAlign w:val="top"/>
-          </w:tcPr>
-          <w:p>
-            <w:pPr>
-              <w:spacing w:after="0" w:line="252"/>
-              <w:jc w:val="left"/>
-            </w:pPr>
-            <w:r>
-              <w:rPr>
-                <w:b w:val="false"/>
-                <w:bCs w:val="false"/>
-                <w:i/>
-                <w:iCs/>
-                <w:sz w:val="19"/>
-                <w:szCs w:val="19"/>
-              </w:rPr>
-              <w:t xml:space="preserve">n</w:t>
-            </w:r>
-          </w:p>
-        </w:tc>
-        <w:tc>
-          <w:tcPr>
-            <w:tcW w:type="dxa" w:w="4000"/>
-            <w:tcBorders>
-              <w:top w:val="single" w:color="A6B4B8" w:sz="4"/>
-              <w:left w:val="single" w:color="A6B4B8" w:sz="4"/>
-              <w:bottom w:val="single" w:color="A6B4B8" w:sz="4"/>
-              <w:right w:val="single" w:color="A6B4B8" w:sz="4"/>
-            </w:tcBorders>
-            <w:tcMar>
-              <w:top w:type="dxa" w:w="50"/>
-              <w:left w:type="dxa" w:w="90"/>
-              <w:bottom w:type="dxa" w:w="50"/>
-              <w:right w:type="dxa" w:w="90"/>
-            </w:tcMar>
-            <w:vAlign w:val="top"/>
-          </w:tcPr>
-          <w:p>
-            <w:pPr>
-              <w:spacing w:after="0" w:line="252"/>
-              <w:jc w:val="left"/>
-            </w:pPr>
-            <w:r>
-              <w:rPr>
-                <w:b w:val="false"/>
-                <w:bCs w:val="false"/>
-                <w:sz w:val="19"/>
-                <w:szCs w:val="19"/>
-              </w:rPr>
-              <w:t xml:space="preserve">Espiras en serie por barra.</w:t>
-            </w:r>
-          </w:p>
-        </w:tc>
-        <w:tc>
-          <w:tcPr>
-            <w:tcW w:type="dxa" w:w="1000"/>
-            <w:tcBorders>
-              <w:top w:val="single" w:color="A6B4B8" w:sz="4"/>
-              <w:left w:val="single" w:color="A6B4B8" w:sz="4"/>
-              <w:bottom w:val="single" w:color="A6B4B8" w:sz="4"/>
-              <w:right w:val="single" w:color="A6B4B8" w:sz="4"/>
-            </w:tcBorders>
-            <w:tcMar>
-              <w:top w:type="dxa" w:w="50"/>
-              <w:left w:type="dxa" w:w="90"/>
-              <w:bottom w:type="dxa" w:w="50"/>
-              <w:right w:type="dxa" w:w="90"/>
-            </w:tcMar>
-            <w:vAlign w:val="top"/>
-          </w:tcPr>
-          <w:p>
-            <w:pPr>
-              <w:spacing w:after="0" w:line="252"/>
-              <w:jc w:val="left"/>
-            </w:pPr>
-            <w:r>
-              <w:rPr>
-                <w:b w:val="false"/>
-                <w:bCs w:val="false"/>
-                <w:sz w:val="19"/>
-                <w:szCs w:val="19"/>
-              </w:rPr>
-              <w:t xml:space="preserve">—</w:t>
-            </w:r>
-          </w:p>
-        </w:tc>
-        <w:tc>
-          <w:tcPr>
-            <w:tcW w:type="dxa" w:w="3488"/>
-            <w:tcBorders>
-              <w:top w:val="single" w:color="A6B4B8" w:sz="4"/>
-              <w:left w:val="single" w:color="A6B4B8" w:sz="4"/>
-              <w:bottom w:val="single" w:color="A6B4B8" w:sz="4"/>
-              <w:right w:val="single" w:color="A6B4B8" w:sz="4"/>
-            </w:tcBorders>
-            <w:tcMar>
-              <w:top w:type="dxa" w:w="50"/>
-              <w:left w:type="dxa" w:w="90"/>
-              <w:bottom w:type="dxa" w:w="50"/>
-              <w:right w:type="dxa" w:w="90"/>
-            </w:tcMar>
-            <w:vAlign w:val="top"/>
-          </w:tcPr>
-          <w:p>
-            <w:pPr>
-              <w:spacing w:after="0" w:line="252"/>
-              <w:jc w:val="left"/>
-            </w:pPr>
-            <w:r>
-              <w:rPr>
-                <w:b w:val="false"/>
-                <w:bCs w:val="false"/>
-                <w:sz w:val="19"/>
-                <w:szCs w:val="19"/>
-              </w:rPr>
-              <w:t xml:space="preserve">Documentación; 1 en barras Roebel.</w:t>
-            </w:r>
-          </w:p>
-        </w:tc>
-      </w:tr>
-      <w:tr>
-        <w:trPr>
-          <w:cantSplit/>
-        </w:trPr>
-        <w:tc>
-          <w:tcPr>
-            <w:tcW w:type="dxa" w:w="1150"/>
-            <w:tcBorders>
-              <w:top w:val="single" w:color="A6B4B8" w:sz="4"/>
-              <w:left w:val="single" w:color="A6B4B8" w:sz="4"/>
-              <w:bottom w:val="single" w:color="A6B4B8" w:sz="4"/>
-              <w:right w:val="single" w:color="A6B4B8" w:sz="4"/>
-            </w:tcBorders>
-            <w:tcMar>
-              <w:top w:type="dxa" w:w="50"/>
-              <w:left w:type="dxa" w:w="90"/>
-              <w:bottom w:type="dxa" w:w="50"/>
-              <w:right w:type="dxa" w:w="90"/>
-            </w:tcMar>
-            <w:vAlign w:val="top"/>
-          </w:tcPr>
-          <w:p>
-            <w:pPr>
-              <w:spacing w:after="0" w:line="252"/>
-              <w:jc w:val="left"/>
-            </w:pPr>
-            <w:r>
-              <w:rPr>
-                <w:b w:val="false"/>
-                <w:bCs w:val="false"/>
-                <w:i/>
-                <w:iCs/>
-                <w:sz w:val="19"/>
-                <w:szCs w:val="19"/>
-              </w:rPr>
-              <w:t xml:space="preserve">a</w:t>
-            </w:r>
-          </w:p>
-        </w:tc>
-        <w:tc>
-          <w:tcPr>
-            <w:tcW w:type="dxa" w:w="4000"/>
-            <w:tcBorders>
-              <w:top w:val="single" w:color="A6B4B8" w:sz="4"/>
-              <w:left w:val="single" w:color="A6B4B8" w:sz="4"/>
-              <w:bottom w:val="single" w:color="A6B4B8" w:sz="4"/>
-              <w:right w:val="single" w:color="A6B4B8" w:sz="4"/>
-            </w:tcBorders>
-            <w:tcMar>
-              <w:top w:type="dxa" w:w="50"/>
-              <w:left w:type="dxa" w:w="90"/>
-              <w:bottom w:type="dxa" w:w="50"/>
-              <w:right w:type="dxa" w:w="90"/>
-            </w:tcMar>
-            <w:vAlign w:val="top"/>
-          </w:tcPr>
-          <w:p>
-            <w:pPr>
-              <w:spacing w:after="0" w:line="252"/>
-              <w:jc w:val="left"/>
-            </w:pPr>
-            <w:r>
-              <w:rPr>
-                <w:b w:val="false"/>
-                <w:bCs w:val="false"/>
-                <w:sz w:val="19"/>
-                <w:szCs w:val="19"/>
-              </w:rPr>
-              <w:t xml:space="preserve">Circuitos en paralelo por fase.</w:t>
-            </w:r>
-          </w:p>
-        </w:tc>
-        <w:tc>
-          <w:tcPr>
-            <w:tcW w:type="dxa" w:w="1000"/>
-            <w:tcBorders>
-              <w:top w:val="single" w:color="A6B4B8" w:sz="4"/>
-              <w:left w:val="single" w:color="A6B4B8" w:sz="4"/>
-              <w:bottom w:val="single" w:color="A6B4B8" w:sz="4"/>
-              <w:right w:val="single" w:color="A6B4B8" w:sz="4"/>
-            </w:tcBorders>
-            <w:tcMar>
-              <w:top w:type="dxa" w:w="50"/>
-              <w:left w:type="dxa" w:w="90"/>
-              <w:bottom w:type="dxa" w:w="50"/>
-              <w:right w:type="dxa" w:w="90"/>
-            </w:tcMar>
-            <w:vAlign w:val="top"/>
-          </w:tcPr>
-          <w:p>
-            <w:pPr>
-              <w:spacing w:after="0" w:line="252"/>
-              <w:jc w:val="left"/>
-            </w:pPr>
-            <w:r>
-              <w:rPr>
-                <w:b w:val="false"/>
-                <w:bCs w:val="false"/>
-                <w:sz w:val="19"/>
-                <w:szCs w:val="19"/>
-              </w:rPr>
-              <w:t xml:space="preserve">—</w:t>
-            </w:r>
-          </w:p>
-        </w:tc>
-        <w:tc>
-          <w:tcPr>
-            <w:tcW w:type="dxa" w:w="3488"/>
-            <w:tcBorders>
-              <w:top w:val="single" w:color="A6B4B8" w:sz="4"/>
-              <w:left w:val="single" w:color="A6B4B8" w:sz="4"/>
-              <w:bottom w:val="single" w:color="A6B4B8" w:sz="4"/>
-              <w:right w:val="single" w:color="A6B4B8" w:sz="4"/>
-            </w:tcBorders>
-            <w:tcMar>
-              <w:top w:type="dxa" w:w="50"/>
-              <w:left w:type="dxa" w:w="90"/>
-              <w:bottom w:type="dxa" w:w="50"/>
-              <w:right w:type="dxa" w:w="90"/>
-            </w:tcMar>
-            <w:vAlign w:val="top"/>
-          </w:tcPr>
-          <w:p>
-            <w:pPr>
-              <w:spacing w:after="0" w:line="252"/>
-              <w:jc w:val="left"/>
-            </w:pPr>
-            <w:r>
-              <w:rPr>
-                <w:b w:val="false"/>
-                <w:bCs w:val="false"/>
-                <w:sz w:val="19"/>
-                <w:szCs w:val="19"/>
-              </w:rPr>
-              <w:t xml:space="preserve">Documentación del fabricante.</w:t>
-            </w:r>
-          </w:p>
-        </w:tc>
-      </w:tr>
-      <w:tr>
-        <w:trPr>
-          <w:cantSplit/>
-        </w:trPr>
-        <w:tc>
-          <w:tcPr>
-            <w:tcW w:type="dxa" w:w="1150"/>
-            <w:tcBorders>
-              <w:top w:val="single" w:color="A6B4B8" w:sz="4"/>
-              <w:left w:val="single" w:color="A6B4B8" w:sz="4"/>
-              <w:bottom w:val="single" w:color="A6B4B8" w:sz="4"/>
-              <w:right w:val="single" w:color="A6B4B8" w:sz="4"/>
-            </w:tcBorders>
-            <w:tcMar>
-              <w:top w:type="dxa" w:w="50"/>
-              <w:left w:type="dxa" w:w="90"/>
-              <w:bottom w:type="dxa" w:w="50"/>
-              <w:right w:type="dxa" w:w="90"/>
-            </w:tcMar>
-            <w:vAlign w:val="top"/>
-          </w:tcPr>
-          <w:p>
-            <w:pPr>
-              <w:spacing w:after="0" w:line="252"/>
-              <w:jc w:val="left"/>
-            </w:pPr>
-            <w:r>
-              <w:rPr>
-                <w:b w:val="false"/>
-                <w:bCs w:val="false"/>
-                <w:i/>
-                <w:iCs/>
-                <w:sz w:val="19"/>
-                <w:szCs w:val="19"/>
-              </w:rPr>
-              <w:t xml:space="preserve">y</w:t>
-            </w:r>
-          </w:p>
-        </w:tc>
-        <w:tc>
-          <w:tcPr>
-            <w:tcW w:type="dxa" w:w="4000"/>
-            <w:tcBorders>
-              <w:top w:val="single" w:color="A6B4B8" w:sz="4"/>
-              <w:left w:val="single" w:color="A6B4B8" w:sz="4"/>
-              <w:bottom w:val="single" w:color="A6B4B8" w:sz="4"/>
-              <w:right w:val="single" w:color="A6B4B8" w:sz="4"/>
-            </w:tcBorders>
-            <w:tcMar>
-              <w:top w:type="dxa" w:w="50"/>
-              <w:left w:type="dxa" w:w="90"/>
-              <w:bottom w:type="dxa" w:w="50"/>
-              <w:right w:type="dxa" w:w="90"/>
-            </w:tcMar>
-            <w:vAlign w:val="top"/>
-          </w:tcPr>
-          <w:p>
-            <w:pPr>
-              <w:spacing w:after="0" w:line="252"/>
-              <w:jc w:val="left"/>
-            </w:pPr>
-            <w:r>
-              <w:rPr>
-                <w:b w:val="false"/>
-                <w:bCs w:val="false"/>
-                <w:sz w:val="19"/>
-                <w:szCs w:val="19"/>
-              </w:rPr>
-              <w:t xml:space="preserve">Paso de bobina, en ranuras.</w:t>
-            </w:r>
-          </w:p>
-        </w:tc>
-        <w:tc>
-          <w:tcPr>
-            <w:tcW w:type="dxa" w:w="1000"/>
-            <w:tcBorders>
-              <w:top w:val="single" w:color="A6B4B8" w:sz="4"/>
-              <w:left w:val="single" w:color="A6B4B8" w:sz="4"/>
-              <w:bottom w:val="single" w:color="A6B4B8" w:sz="4"/>
-              <w:right w:val="single" w:color="A6B4B8" w:sz="4"/>
-            </w:tcBorders>
-            <w:tcMar>
-              <w:top w:type="dxa" w:w="50"/>
-              <w:left w:type="dxa" w:w="90"/>
-              <w:bottom w:type="dxa" w:w="50"/>
-              <w:right w:type="dxa" w:w="90"/>
-            </w:tcMar>
-            <w:vAlign w:val="top"/>
-          </w:tcPr>
-          <w:p>
-            <w:pPr>
-              <w:spacing w:after="0" w:line="252"/>
-              <w:jc w:val="left"/>
-            </w:pPr>
-            <w:r>
-              <w:rPr>
-                <w:b w:val="false"/>
-                <w:bCs w:val="false"/>
-                <w:sz w:val="19"/>
-                <w:szCs w:val="19"/>
-              </w:rPr>
-              <w:t xml:space="preserve">—</w:t>
-            </w:r>
-          </w:p>
-        </w:tc>
-        <w:tc>
-          <w:tcPr>
-            <w:tcW w:type="dxa" w:w="3488"/>
-            <w:tcBorders>
-              <w:top w:val="single" w:color="A6B4B8" w:sz="4"/>
-              <w:left w:val="single" w:color="A6B4B8" w:sz="4"/>
-              <w:bottom w:val="single" w:color="A6B4B8" w:sz="4"/>
-              <w:right w:val="single" w:color="A6B4B8" w:sz="4"/>
-            </w:tcBorders>
-            <w:tcMar>
-              <w:top w:type="dxa" w:w="50"/>
-              <w:left w:type="dxa" w:w="90"/>
-              <w:bottom w:type="dxa" w:w="50"/>
-              <w:right w:type="dxa" w:w="90"/>
-            </w:tcMar>
-            <w:vAlign w:val="top"/>
-          </w:tcPr>
-          <w:p>
-            <w:pPr>
-              <w:spacing w:after="0" w:line="252"/>
-              <w:jc w:val="left"/>
-            </w:pPr>
-            <w:r>
-              <w:rPr>
-                <w:b w:val="false"/>
-                <w:bCs w:val="false"/>
-                <w:sz w:val="19"/>
-                <w:szCs w:val="19"/>
-              </w:rPr>
-              <w:t xml:space="preserve">Documentación o inspección del cabezal.</w:t>
-            </w:r>
-          </w:p>
-        </w:tc>
-      </w:tr>
-      <w:tr>
-        <w:trPr>
-          <w:cantSplit/>
-        </w:trPr>
-        <w:tc>
-          <w:tcPr>
-            <w:tcW w:type="dxa" w:w="1150"/>
-            <w:tcBorders>
-              <w:top w:val="single" w:color="A6B4B8" w:sz="4"/>
-              <w:left w:val="single" w:color="A6B4B8" w:sz="4"/>
-              <w:bottom w:val="single" w:color="A6B4B8" w:sz="4"/>
-              <w:right w:val="single" w:color="A6B4B8" w:sz="4"/>
-            </w:tcBorders>
-            <w:tcMar>
-              <w:top w:type="dxa" w:w="50"/>
-              <w:left w:type="dxa" w:w="90"/>
-              <w:bottom w:type="dxa" w:w="50"/>
-              <w:right w:type="dxa" w:w="90"/>
-            </w:tcMar>
-            <w:vAlign w:val="top"/>
-          </w:tcPr>
-          <w:p>
-            <w:pPr>
-              <w:spacing w:after="0" w:line="252"/>
-              <w:jc w:val="left"/>
-            </w:pPr>
-            <w:r>
-              <w:rPr>
-                <w:b w:val="false"/>
-                <w:bCs w:val="false"/>
-                <w:i/>
-                <w:iCs/>
-                <w:sz w:val="19"/>
-                <w:szCs w:val="19"/>
-              </w:rPr>
-              <w:t xml:space="preserve">d</w:t>
-            </w:r>
-            <w:r>
-              <w:rPr>
-                <w:b w:val="false"/>
-                <w:bCs w:val="false"/>
-                <w:sz w:val="19"/>
-                <w:szCs w:val="19"/>
-                <w:vertAlign w:val="subscript"/>
-              </w:rPr>
-              <w:t xml:space="preserve">ext</w:t>
-            </w:r>
-            <w:r>
-              <w:rPr>
-                <w:b w:val="false"/>
-                <w:bCs w:val="false"/>
-                <w:sz w:val="19"/>
-                <w:szCs w:val="19"/>
-              </w:rPr>
-              <w:t xml:space="preserve">, </w:t>
-            </w:r>
-            <w:r>
-              <w:rPr>
-                <w:b w:val="false"/>
-                <w:bCs w:val="false"/>
-                <w:i/>
-                <w:iCs/>
-                <w:sz w:val="19"/>
-                <w:szCs w:val="19"/>
-              </w:rPr>
-              <w:t xml:space="preserve">d</w:t>
-            </w:r>
-            <w:r>
-              <w:rPr>
-                <w:b w:val="false"/>
-                <w:bCs w:val="false"/>
-                <w:sz w:val="19"/>
-                <w:szCs w:val="19"/>
-                <w:vertAlign w:val="subscript"/>
-              </w:rPr>
-              <w:t xml:space="preserve">int</w:t>
-            </w:r>
-          </w:p>
-        </w:tc>
-        <w:tc>
-          <w:tcPr>
-            <w:tcW w:type="dxa" w:w="4000"/>
-            <w:tcBorders>
-              <w:top w:val="single" w:color="A6B4B8" w:sz="4"/>
-              <w:left w:val="single" w:color="A6B4B8" w:sz="4"/>
-              <w:bottom w:val="single" w:color="A6B4B8" w:sz="4"/>
-              <w:right w:val="single" w:color="A6B4B8" w:sz="4"/>
-            </w:tcBorders>
-            <w:tcMar>
-              <w:top w:type="dxa" w:w="50"/>
-              <w:left w:type="dxa" w:w="90"/>
-              <w:bottom w:type="dxa" w:w="50"/>
-              <w:right w:type="dxa" w:w="90"/>
-            </w:tcMar>
-            <w:vAlign w:val="top"/>
-          </w:tcPr>
-          <w:p>
-            <w:pPr>
-              <w:spacing w:after="0" w:line="252"/>
-              <w:jc w:val="left"/>
-            </w:pPr>
-            <w:r>
-              <w:rPr>
-                <w:b w:val="false"/>
-                <w:bCs w:val="false"/>
-                <w:sz w:val="19"/>
-                <w:szCs w:val="19"/>
-              </w:rPr>
-              <w:t xml:space="preserve">Diámetros exterior e interior del núcleo.</w:t>
-            </w:r>
-          </w:p>
-        </w:tc>
-        <w:tc>
-          <w:tcPr>
-            <w:tcW w:type="dxa" w:w="1000"/>
-            <w:tcBorders>
-              <w:top w:val="single" w:color="A6B4B8" w:sz="4"/>
-              <w:left w:val="single" w:color="A6B4B8" w:sz="4"/>
-              <w:bottom w:val="single" w:color="A6B4B8" w:sz="4"/>
-              <w:right w:val="single" w:color="A6B4B8" w:sz="4"/>
-            </w:tcBorders>
-            <w:tcMar>
-              <w:top w:type="dxa" w:w="50"/>
-              <w:left w:type="dxa" w:w="90"/>
-              <w:bottom w:type="dxa" w:w="50"/>
-              <w:right w:type="dxa" w:w="90"/>
-            </w:tcMar>
-            <w:vAlign w:val="top"/>
-          </w:tcPr>
-          <w:p>
-            <w:pPr>
-              <w:spacing w:after="0" w:line="252"/>
-              <w:jc w:val="left"/>
-            </w:pPr>
-            <w:r>
-              <w:rPr>
-                <w:b w:val="false"/>
-                <w:bCs w:val="false"/>
-                <w:sz w:val="19"/>
-                <w:szCs w:val="19"/>
-              </w:rPr>
-              <w:t xml:space="preserve">m</w:t>
-            </w:r>
-          </w:p>
-        </w:tc>
-        <w:tc>
-          <w:tcPr>
-            <w:tcW w:type="dxa" w:w="3488"/>
-            <w:tcBorders>
-              <w:top w:val="single" w:color="A6B4B8" w:sz="4"/>
-              <w:left w:val="single" w:color="A6B4B8" w:sz="4"/>
-              <w:bottom w:val="single" w:color="A6B4B8" w:sz="4"/>
-              <w:right w:val="single" w:color="A6B4B8" w:sz="4"/>
-            </w:tcBorders>
-            <w:tcMar>
-              <w:top w:type="dxa" w:w="50"/>
-              <w:left w:type="dxa" w:w="90"/>
-              <w:bottom w:type="dxa" w:w="50"/>
-              <w:right w:type="dxa" w:w="90"/>
-            </w:tcMar>
-            <w:vAlign w:val="top"/>
-          </w:tcPr>
-          <w:p>
-            <w:pPr>
-              <w:spacing w:after="0" w:line="252"/>
-              <w:jc w:val="left"/>
-            </w:pPr>
-            <w:r>
-              <w:rPr>
-                <w:b w:val="false"/>
-                <w:bCs w:val="false"/>
-                <w:sz w:val="19"/>
-                <w:szCs w:val="19"/>
-              </w:rPr>
-              <w:t xml:space="preserve">Planos o medición.</w:t>
-            </w:r>
-          </w:p>
-        </w:tc>
-      </w:tr>
-      <w:tr>
-        <w:trPr>
-          <w:cantSplit/>
-        </w:trPr>
-        <w:tc>
-          <w:tcPr>
-            <w:tcW w:type="dxa" w:w="1150"/>
-            <w:tcBorders>
-              <w:top w:val="single" w:color="A6B4B8" w:sz="4"/>
-              <w:left w:val="single" w:color="A6B4B8" w:sz="4"/>
-              <w:bottom w:val="single" w:color="A6B4B8" w:sz="4"/>
-              <w:right w:val="single" w:color="A6B4B8" w:sz="4"/>
-            </w:tcBorders>
-            <w:tcMar>
-              <w:top w:type="dxa" w:w="50"/>
-              <w:left w:type="dxa" w:w="90"/>
-              <w:bottom w:type="dxa" w:w="50"/>
-              <w:right w:type="dxa" w:w="90"/>
-            </w:tcMar>
-            <w:vAlign w:val="top"/>
-          </w:tcPr>
-          <w:p>
-            <w:pPr>
-              <w:spacing w:after="0" w:line="252"/>
-              <w:jc w:val="left"/>
-            </w:pPr>
-            <w:r>
-              <w:rPr>
-                <w:b w:val="false"/>
-                <w:bCs w:val="false"/>
-                <w:i/>
-                <w:iCs/>
-                <w:sz w:val="19"/>
-                <w:szCs w:val="19"/>
-              </w:rPr>
-              <w:t xml:space="preserve">h</w:t>
-            </w:r>
-            <w:r>
-              <w:rPr>
-                <w:b w:val="false"/>
-                <w:bCs w:val="false"/>
-                <w:sz w:val="19"/>
-                <w:szCs w:val="19"/>
-                <w:vertAlign w:val="subscript"/>
-              </w:rPr>
-              <w:t xml:space="preserve">r</w:t>
-            </w:r>
-          </w:p>
-        </w:tc>
-        <w:tc>
-          <w:tcPr>
-            <w:tcW w:type="dxa" w:w="4000"/>
-            <w:tcBorders>
-              <w:top w:val="single" w:color="A6B4B8" w:sz="4"/>
-              <w:left w:val="single" w:color="A6B4B8" w:sz="4"/>
-              <w:bottom w:val="single" w:color="A6B4B8" w:sz="4"/>
-              <w:right w:val="single" w:color="A6B4B8" w:sz="4"/>
-            </w:tcBorders>
-            <w:tcMar>
-              <w:top w:type="dxa" w:w="50"/>
-              <w:left w:type="dxa" w:w="90"/>
-              <w:bottom w:type="dxa" w:w="50"/>
-              <w:right w:type="dxa" w:w="90"/>
-            </w:tcMar>
-            <w:vAlign w:val="top"/>
-          </w:tcPr>
-          <w:p>
-            <w:pPr>
-              <w:spacing w:after="0" w:line="252"/>
-              <w:jc w:val="left"/>
-            </w:pPr>
-            <w:r>
-              <w:rPr>
-                <w:b w:val="false"/>
-                <w:bCs w:val="false"/>
-                <w:sz w:val="19"/>
-                <w:szCs w:val="19"/>
-              </w:rPr>
-              <w:t xml:space="preserve">Profundidad de ranura.</w:t>
-            </w:r>
-          </w:p>
-        </w:tc>
-        <w:tc>
-          <w:tcPr>
-            <w:tcW w:type="dxa" w:w="1000"/>
-            <w:tcBorders>
-              <w:top w:val="single" w:color="A6B4B8" w:sz="4"/>
-              <w:left w:val="single" w:color="A6B4B8" w:sz="4"/>
-              <w:bottom w:val="single" w:color="A6B4B8" w:sz="4"/>
-              <w:right w:val="single" w:color="A6B4B8" w:sz="4"/>
-            </w:tcBorders>
-            <w:tcMar>
-              <w:top w:type="dxa" w:w="50"/>
-              <w:left w:type="dxa" w:w="90"/>
-              <w:bottom w:type="dxa" w:w="50"/>
-              <w:right w:type="dxa" w:w="90"/>
-            </w:tcMar>
-            <w:vAlign w:val="top"/>
-          </w:tcPr>
-          <w:p>
-            <w:pPr>
-              <w:spacing w:after="0" w:line="252"/>
-              <w:jc w:val="left"/>
-            </w:pPr>
-            <w:r>
-              <w:rPr>
-                <w:b w:val="false"/>
-                <w:bCs w:val="false"/>
-                <w:sz w:val="19"/>
-                <w:szCs w:val="19"/>
-              </w:rPr>
-              <w:t xml:space="preserve">m</w:t>
-            </w:r>
-          </w:p>
-        </w:tc>
-        <w:tc>
-          <w:tcPr>
-            <w:tcW w:type="dxa" w:w="3488"/>
-            <w:tcBorders>
-              <w:top w:val="single" w:color="A6B4B8" w:sz="4"/>
-              <w:left w:val="single" w:color="A6B4B8" w:sz="4"/>
-              <w:bottom w:val="single" w:color="A6B4B8" w:sz="4"/>
-              <w:right w:val="single" w:color="A6B4B8" w:sz="4"/>
-            </w:tcBorders>
-            <w:tcMar>
-              <w:top w:type="dxa" w:w="50"/>
-              <w:left w:type="dxa" w:w="90"/>
-              <w:bottom w:type="dxa" w:w="50"/>
-              <w:right w:type="dxa" w:w="90"/>
-            </w:tcMar>
-            <w:vAlign w:val="top"/>
-          </w:tcPr>
-          <w:p>
-            <w:pPr>
-              <w:spacing w:after="0" w:line="252"/>
-              <w:jc w:val="left"/>
-            </w:pPr>
-            <w:r>
-              <w:rPr>
-                <w:b w:val="false"/>
-                <w:bCs w:val="false"/>
-                <w:sz w:val="19"/>
-                <w:szCs w:val="19"/>
-              </w:rPr>
-              <w:t xml:space="preserve">Planos o medición.</w:t>
-            </w:r>
-          </w:p>
-        </w:tc>
-      </w:tr>
-      <w:tr>
-        <w:trPr>
-          <w:cantSplit/>
-        </w:trPr>
-        <w:tc>
-          <w:tcPr>
-            <w:tcW w:type="dxa" w:w="1150"/>
-            <w:tcBorders>
-              <w:top w:val="single" w:color="A6B4B8" w:sz="4"/>
-              <w:left w:val="single" w:color="A6B4B8" w:sz="4"/>
-              <w:bottom w:val="single" w:color="A6B4B8" w:sz="4"/>
-              <w:right w:val="single" w:color="A6B4B8" w:sz="4"/>
-            </w:tcBorders>
-            <w:tcMar>
-              <w:top w:type="dxa" w:w="50"/>
-              <w:left w:type="dxa" w:w="90"/>
-              <w:bottom w:type="dxa" w:w="50"/>
-              <w:right w:type="dxa" w:w="90"/>
-            </w:tcMar>
-            <w:vAlign w:val="top"/>
-          </w:tcPr>
-          <w:p>
-            <w:pPr>
-              <w:spacing w:after="0" w:line="252"/>
-              <w:jc w:val="left"/>
-            </w:pPr>
-            <w:r>
-              <w:rPr>
-                <w:b w:val="false"/>
-                <w:bCs w:val="false"/>
-                <w:i/>
-                <w:iCs/>
-                <w:sz w:val="19"/>
-                <w:szCs w:val="19"/>
-              </w:rPr>
-              <w:t xml:space="preserve">l</w:t>
-            </w:r>
-          </w:p>
-        </w:tc>
-        <w:tc>
-          <w:tcPr>
-            <w:tcW w:type="dxa" w:w="4000"/>
-            <w:tcBorders>
-              <w:top w:val="single" w:color="A6B4B8" w:sz="4"/>
-              <w:left w:val="single" w:color="A6B4B8" w:sz="4"/>
-              <w:bottom w:val="single" w:color="A6B4B8" w:sz="4"/>
-              <w:right w:val="single" w:color="A6B4B8" w:sz="4"/>
-            </w:tcBorders>
-            <w:tcMar>
-              <w:top w:type="dxa" w:w="50"/>
-              <w:left w:type="dxa" w:w="90"/>
-              <w:bottom w:type="dxa" w:w="50"/>
-              <w:right w:type="dxa" w:w="90"/>
-            </w:tcMar>
-            <w:vAlign w:val="top"/>
-          </w:tcPr>
-          <w:p>
-            <w:pPr>
-              <w:spacing w:after="0" w:line="252"/>
-              <w:jc w:val="left"/>
-            </w:pPr>
-            <w:r>
-              <w:rPr>
-                <w:b w:val="false"/>
-                <w:bCs w:val="false"/>
-                <w:sz w:val="19"/>
-                <w:szCs w:val="19"/>
-              </w:rPr>
-              <w:t xml:space="preserve">Longitud axial total del núcleo.</w:t>
-            </w:r>
-          </w:p>
-        </w:tc>
-        <w:tc>
-          <w:tcPr>
-            <w:tcW w:type="dxa" w:w="1000"/>
-            <w:tcBorders>
-              <w:top w:val="single" w:color="A6B4B8" w:sz="4"/>
-              <w:left w:val="single" w:color="A6B4B8" w:sz="4"/>
-              <w:bottom w:val="single" w:color="A6B4B8" w:sz="4"/>
-              <w:right w:val="single" w:color="A6B4B8" w:sz="4"/>
-            </w:tcBorders>
-            <w:tcMar>
-              <w:top w:type="dxa" w:w="50"/>
-              <w:left w:type="dxa" w:w="90"/>
-              <w:bottom w:type="dxa" w:w="50"/>
-              <w:right w:type="dxa" w:w="90"/>
-            </w:tcMar>
-            <w:vAlign w:val="top"/>
-          </w:tcPr>
-          <w:p>
-            <w:pPr>
-              <w:spacing w:after="0" w:line="252"/>
-              <w:jc w:val="left"/>
-            </w:pPr>
-            <w:r>
-              <w:rPr>
-                <w:b w:val="false"/>
-                <w:bCs w:val="false"/>
-                <w:sz w:val="19"/>
-                <w:szCs w:val="19"/>
-              </w:rPr>
-              <w:t xml:space="preserve">m</w:t>
-            </w:r>
-          </w:p>
-        </w:tc>
-        <w:tc>
-          <w:tcPr>
-            <w:tcW w:type="dxa" w:w="3488"/>
-            <w:tcBorders>
-              <w:top w:val="single" w:color="A6B4B8" w:sz="4"/>
-              <w:left w:val="single" w:color="A6B4B8" w:sz="4"/>
-              <w:bottom w:val="single" w:color="A6B4B8" w:sz="4"/>
-              <w:right w:val="single" w:color="A6B4B8" w:sz="4"/>
-            </w:tcBorders>
-            <w:tcMar>
-              <w:top w:type="dxa" w:w="50"/>
-              <w:left w:type="dxa" w:w="90"/>
-              <w:bottom w:type="dxa" w:w="50"/>
-              <w:right w:type="dxa" w:w="90"/>
-            </w:tcMar>
-            <w:vAlign w:val="top"/>
-          </w:tcPr>
-          <w:p>
-            <w:pPr>
-              <w:spacing w:after="0" w:line="252"/>
-              <w:jc w:val="left"/>
-            </w:pPr>
-            <w:r>
-              <w:rPr>
-                <w:b w:val="false"/>
-                <w:bCs w:val="false"/>
-                <w:sz w:val="19"/>
-                <w:szCs w:val="19"/>
-              </w:rPr>
-              <w:t xml:space="preserve">Planos o medición.</w:t>
-            </w:r>
-          </w:p>
-        </w:tc>
-      </w:tr>
-      <w:tr>
-        <w:trPr>
-          <w:cantSplit/>
-        </w:trPr>
-        <w:tc>
-          <w:tcPr>
-            <w:tcW w:type="dxa" w:w="1150"/>
-            <w:tcBorders>
-              <w:top w:val="single" w:color="A6B4B8" w:sz="4"/>
-              <w:left w:val="single" w:color="A6B4B8" w:sz="4"/>
-              <w:bottom w:val="single" w:color="A6B4B8" w:sz="4"/>
-              <w:right w:val="single" w:color="A6B4B8" w:sz="4"/>
-            </w:tcBorders>
-            <w:tcMar>
-              <w:top w:type="dxa" w:w="50"/>
-              <w:left w:type="dxa" w:w="90"/>
-              <w:bottom w:type="dxa" w:w="50"/>
-              <w:right w:type="dxa" w:w="90"/>
-            </w:tcMar>
-            <w:vAlign w:val="top"/>
-          </w:tcPr>
-          <w:p>
-            <w:pPr>
-              <w:spacing w:after="0" w:line="252"/>
-              <w:jc w:val="left"/>
-            </w:pPr>
-            <w:r>
-              <w:rPr>
-                <w:b w:val="false"/>
-                <w:bCs w:val="false"/>
-                <w:i/>
-                <w:iCs/>
-                <w:sz w:val="19"/>
-                <w:szCs w:val="19"/>
-              </w:rPr>
-              <w:t xml:space="preserve">N</w:t>
-            </w:r>
-            <w:r>
-              <w:rPr>
-                <w:b w:val="false"/>
-                <w:bCs w:val="false"/>
-                <w:sz w:val="19"/>
-                <w:szCs w:val="19"/>
-                <w:vertAlign w:val="subscript"/>
-              </w:rPr>
-              <w:t xml:space="preserve">v</w:t>
-            </w:r>
-            <w:r>
-              <w:rPr>
-                <w:b w:val="false"/>
-                <w:bCs w:val="false"/>
-                <w:sz w:val="19"/>
-                <w:szCs w:val="19"/>
-              </w:rPr>
-              <w:t xml:space="preserve">, </w:t>
-            </w:r>
-            <w:r>
-              <w:rPr>
-                <w:b w:val="false"/>
-                <w:bCs w:val="false"/>
-                <w:i/>
-                <w:iCs/>
-                <w:sz w:val="19"/>
-                <w:szCs w:val="19"/>
-              </w:rPr>
-              <w:t xml:space="preserve">l</w:t>
-            </w:r>
-            <w:r>
-              <w:rPr>
-                <w:b w:val="false"/>
-                <w:bCs w:val="false"/>
-                <w:sz w:val="19"/>
-                <w:szCs w:val="19"/>
-                <w:vertAlign w:val="subscript"/>
-              </w:rPr>
-              <w:t xml:space="preserve">v</w:t>
-            </w:r>
-          </w:p>
-        </w:tc>
-        <w:tc>
-          <w:tcPr>
-            <w:tcW w:type="dxa" w:w="4000"/>
-            <w:tcBorders>
-              <w:top w:val="single" w:color="A6B4B8" w:sz="4"/>
-              <w:left w:val="single" w:color="A6B4B8" w:sz="4"/>
-              <w:bottom w:val="single" w:color="A6B4B8" w:sz="4"/>
-              <w:right w:val="single" w:color="A6B4B8" w:sz="4"/>
-            </w:tcBorders>
-            <w:tcMar>
-              <w:top w:type="dxa" w:w="50"/>
-              <w:left w:type="dxa" w:w="90"/>
-              <w:bottom w:type="dxa" w:w="50"/>
-              <w:right w:type="dxa" w:w="90"/>
-            </w:tcMar>
-            <w:vAlign w:val="top"/>
-          </w:tcPr>
-          <w:p>
-            <w:pPr>
-              <w:spacing w:after="0" w:line="252"/>
-              <w:jc w:val="left"/>
-            </w:pPr>
-            <w:r>
-              <w:rPr>
-                <w:b w:val="false"/>
-                <w:bCs w:val="false"/>
-                <w:sz w:val="19"/>
-                <w:szCs w:val="19"/>
-              </w:rPr>
-              <w:t xml:space="preserve">Cantidad y ancho de los canales de ventilación.</w:t>
-            </w:r>
-          </w:p>
-        </w:tc>
-        <w:tc>
-          <w:tcPr>
-            <w:tcW w:type="dxa" w:w="1000"/>
-            <w:tcBorders>
-              <w:top w:val="single" w:color="A6B4B8" w:sz="4"/>
-              <w:left w:val="single" w:color="A6B4B8" w:sz="4"/>
-              <w:bottom w:val="single" w:color="A6B4B8" w:sz="4"/>
-              <w:right w:val="single" w:color="A6B4B8" w:sz="4"/>
-            </w:tcBorders>
-            <w:tcMar>
-              <w:top w:type="dxa" w:w="50"/>
-              <w:left w:type="dxa" w:w="90"/>
-              <w:bottom w:type="dxa" w:w="50"/>
-              <w:right w:type="dxa" w:w="90"/>
-            </w:tcMar>
-            <w:vAlign w:val="top"/>
-          </w:tcPr>
-          <w:p>
-            <w:pPr>
-              <w:spacing w:after="0" w:line="252"/>
-              <w:jc w:val="left"/>
-            </w:pPr>
-            <w:r>
-              <w:rPr>
-                <w:b w:val="false"/>
-                <w:bCs w:val="false"/>
-                <w:sz w:val="19"/>
-                <w:szCs w:val="19"/>
-              </w:rPr>
-              <w:t xml:space="preserve">—, m</w:t>
-            </w:r>
-          </w:p>
-        </w:tc>
-        <w:tc>
-          <w:tcPr>
-            <w:tcW w:type="dxa" w:w="3488"/>
-            <w:tcBorders>
-              <w:top w:val="single" w:color="A6B4B8" w:sz="4"/>
-              <w:left w:val="single" w:color="A6B4B8" w:sz="4"/>
-              <w:bottom w:val="single" w:color="A6B4B8" w:sz="4"/>
-              <w:right w:val="single" w:color="A6B4B8" w:sz="4"/>
-            </w:tcBorders>
-            <w:tcMar>
-              <w:top w:type="dxa" w:w="50"/>
-              <w:left w:type="dxa" w:w="90"/>
-              <w:bottom w:type="dxa" w:w="50"/>
-              <w:right w:type="dxa" w:w="90"/>
-            </w:tcMar>
-            <w:vAlign w:val="top"/>
-          </w:tcPr>
-          <w:p>
-            <w:pPr>
-              <w:spacing w:after="0" w:line="252"/>
-              <w:jc w:val="left"/>
-            </w:pPr>
-            <w:r>
-              <w:rPr>
-                <w:b w:val="false"/>
-                <w:bCs w:val="false"/>
-                <w:sz w:val="19"/>
-                <w:szCs w:val="19"/>
-              </w:rPr>
-              <w:t xml:space="preserve">Planos o inspección.</w:t>
-            </w:r>
-          </w:p>
-        </w:tc>
-      </w:tr>
-      <w:tr>
-        <w:trPr>
-          <w:cantSplit/>
-        </w:trPr>
-        <w:tc>
-          <w:tcPr>
-            <w:tcW w:type="dxa" w:w="1150"/>
-            <w:tcBorders>
-              <w:top w:val="single" w:color="A6B4B8" w:sz="4"/>
-              <w:left w:val="single" w:color="A6B4B8" w:sz="4"/>
-              <w:bottom w:val="single" w:color="A6B4B8" w:sz="4"/>
-              <w:right w:val="single" w:color="A6B4B8" w:sz="4"/>
-            </w:tcBorders>
-            <w:tcMar>
-              <w:top w:type="dxa" w:w="50"/>
-              <w:left w:type="dxa" w:w="90"/>
-              <w:bottom w:type="dxa" w:w="50"/>
-              <w:right w:type="dxa" w:w="90"/>
-            </w:tcMar>
-            <w:vAlign w:val="top"/>
-          </w:tcPr>
-          <w:p>
-            <w:pPr>
-              <w:spacing w:after="0" w:line="252"/>
-              <w:jc w:val="left"/>
-            </w:pPr>
-            <w:r>
-              <w:rPr>
-                <w:b w:val="false"/>
-                <w:bCs w:val="false"/>
-                <w:i/>
-                <w:iCs/>
-                <w:sz w:val="19"/>
-                <w:szCs w:val="19"/>
-              </w:rPr>
-              <w:t xml:space="preserve">d</w:t>
-            </w:r>
-            <w:r>
-              <w:rPr>
-                <w:b w:val="false"/>
-                <w:bCs w:val="false"/>
-                <w:sz w:val="19"/>
-                <w:szCs w:val="19"/>
-                <w:vertAlign w:val="subscript"/>
-              </w:rPr>
-              <w:t xml:space="preserve">r</w:t>
-            </w:r>
-          </w:p>
-        </w:tc>
-        <w:tc>
-          <w:tcPr>
-            <w:tcW w:type="dxa" w:w="4000"/>
-            <w:tcBorders>
-              <w:top w:val="single" w:color="A6B4B8" w:sz="4"/>
-              <w:left w:val="single" w:color="A6B4B8" w:sz="4"/>
-              <w:bottom w:val="single" w:color="A6B4B8" w:sz="4"/>
-              <w:right w:val="single" w:color="A6B4B8" w:sz="4"/>
-            </w:tcBorders>
-            <w:tcMar>
-              <w:top w:type="dxa" w:w="50"/>
-              <w:left w:type="dxa" w:w="90"/>
-              <w:bottom w:type="dxa" w:w="50"/>
-              <w:right w:type="dxa" w:w="90"/>
-            </w:tcMar>
-            <w:vAlign w:val="top"/>
-          </w:tcPr>
-          <w:p>
-            <w:pPr>
-              <w:spacing w:after="0" w:line="252"/>
-              <w:jc w:val="left"/>
-            </w:pPr>
-            <w:r>
-              <w:rPr>
-                <w:b w:val="false"/>
-                <w:bCs w:val="false"/>
-                <w:sz w:val="19"/>
-                <w:szCs w:val="19"/>
-              </w:rPr>
-              <w:t xml:space="preserve">Diámetro del rotor (solo método 3).</w:t>
-            </w:r>
-          </w:p>
-        </w:tc>
-        <w:tc>
-          <w:tcPr>
-            <w:tcW w:type="dxa" w:w="1000"/>
-            <w:tcBorders>
-              <w:top w:val="single" w:color="A6B4B8" w:sz="4"/>
-              <w:left w:val="single" w:color="A6B4B8" w:sz="4"/>
-              <w:bottom w:val="single" w:color="A6B4B8" w:sz="4"/>
-              <w:right w:val="single" w:color="A6B4B8" w:sz="4"/>
-            </w:tcBorders>
-            <w:tcMar>
-              <w:top w:type="dxa" w:w="50"/>
-              <w:left w:type="dxa" w:w="90"/>
-              <w:bottom w:type="dxa" w:w="50"/>
-              <w:right w:type="dxa" w:w="90"/>
-            </w:tcMar>
-            <w:vAlign w:val="top"/>
-          </w:tcPr>
-          <w:p>
-            <w:pPr>
-              <w:spacing w:after="0" w:line="252"/>
-              <w:jc w:val="left"/>
-            </w:pPr>
-            <w:r>
-              <w:rPr>
-                <w:b w:val="false"/>
-                <w:bCs w:val="false"/>
-                <w:sz w:val="19"/>
-                <w:szCs w:val="19"/>
-              </w:rPr>
-              <w:t xml:space="preserve">m</w:t>
-            </w:r>
-          </w:p>
-        </w:tc>
-        <w:tc>
-          <w:tcPr>
-            <w:tcW w:type="dxa" w:w="3488"/>
-            <w:tcBorders>
-              <w:top w:val="single" w:color="A6B4B8" w:sz="4"/>
-              <w:left w:val="single" w:color="A6B4B8" w:sz="4"/>
-              <w:bottom w:val="single" w:color="A6B4B8" w:sz="4"/>
-              <w:right w:val="single" w:color="A6B4B8" w:sz="4"/>
-            </w:tcBorders>
-            <w:tcMar>
-              <w:top w:type="dxa" w:w="50"/>
-              <w:left w:type="dxa" w:w="90"/>
-              <w:bottom w:type="dxa" w:w="50"/>
-              <w:right w:type="dxa" w:w="90"/>
-            </w:tcMar>
-            <w:vAlign w:val="top"/>
-          </w:tcPr>
-          <w:p>
-            <w:pPr>
-              <w:spacing w:after="0" w:line="252"/>
-              <w:jc w:val="left"/>
-            </w:pPr>
-            <w:r>
-              <w:rPr>
-                <w:b w:val="false"/>
-                <w:bCs w:val="false"/>
-                <w:sz w:val="19"/>
-                <w:szCs w:val="19"/>
-              </w:rPr>
-              <w:t xml:space="preserve">Planos.</w:t>
-            </w:r>
-          </w:p>
-        </w:tc>
-      </w:tr>
-      <w:tr>
-        <w:trPr>
-          <w:cantSplit/>
-        </w:trPr>
-        <w:tc>
-          <w:tcPr>
-            <w:tcW w:type="dxa" w:w="1150"/>
-            <w:tcBorders>
-              <w:top w:val="single" w:color="A6B4B8" w:sz="4"/>
-              <w:left w:val="single" w:color="A6B4B8" w:sz="4"/>
-              <w:bottom w:val="single" w:color="A6B4B8" w:sz="4"/>
-              <w:right w:val="single" w:color="A6B4B8" w:sz="4"/>
-            </w:tcBorders>
-            <w:tcMar>
-              <w:top w:type="dxa" w:w="50"/>
-              <w:left w:type="dxa" w:w="90"/>
-              <w:bottom w:type="dxa" w:w="50"/>
-              <w:right w:type="dxa" w:w="90"/>
-            </w:tcMar>
-            <w:vAlign w:val="top"/>
-          </w:tcPr>
-          <w:p>
-            <w:pPr>
-              <w:spacing w:after="0" w:line="252"/>
-              <w:jc w:val="left"/>
-            </w:pPr>
-            <w:r>
-              <w:rPr>
-                <w:b w:val="false"/>
-                <w:bCs w:val="false"/>
-                <w:i/>
-                <w:iCs/>
-                <w:sz w:val="19"/>
-                <w:szCs w:val="19"/>
-              </w:rPr>
-              <w:t xml:space="preserve">B</w:t>
-            </w:r>
-            <w:r>
-              <w:rPr>
-                <w:b w:val="false"/>
-                <w:bCs w:val="false"/>
-                <w:sz w:val="19"/>
-                <w:szCs w:val="19"/>
-                <w:vertAlign w:val="subscript"/>
-              </w:rPr>
-              <w:t xml:space="preserve">nom</w:t>
-            </w:r>
-            <w:r>
-              <w:rPr>
-                <w:b w:val="false"/>
-                <w:bCs w:val="false"/>
-                <w:sz w:val="19"/>
-                <w:szCs w:val="19"/>
-              </w:rPr>
-              <w:t xml:space="preserve">, </w:t>
-            </w:r>
-            <w:r>
-              <w:rPr>
-                <w:b w:val="false"/>
-                <w:bCs w:val="false"/>
-                <w:i/>
-                <w:iCs/>
-                <w:sz w:val="19"/>
-                <w:szCs w:val="19"/>
-              </w:rPr>
-              <w:t xml:space="preserve">B</w:t>
-            </w:r>
-            <w:r>
-              <w:rPr>
-                <w:b w:val="false"/>
-                <w:bCs w:val="false"/>
-                <w:sz w:val="19"/>
-                <w:szCs w:val="19"/>
-                <w:vertAlign w:val="subscript"/>
-              </w:rPr>
-              <w:t xml:space="preserve">g</w:t>
-            </w:r>
-          </w:p>
-        </w:tc>
-        <w:tc>
-          <w:tcPr>
-            <w:tcW w:type="dxa" w:w="4000"/>
-            <w:tcBorders>
-              <w:top w:val="single" w:color="A6B4B8" w:sz="4"/>
-              <w:left w:val="single" w:color="A6B4B8" w:sz="4"/>
-              <w:bottom w:val="single" w:color="A6B4B8" w:sz="4"/>
-              <w:right w:val="single" w:color="A6B4B8" w:sz="4"/>
-            </w:tcBorders>
-            <w:tcMar>
-              <w:top w:type="dxa" w:w="50"/>
-              <w:left w:type="dxa" w:w="90"/>
-              <w:bottom w:type="dxa" w:w="50"/>
-              <w:right w:type="dxa" w:w="90"/>
-            </w:tcMar>
-            <w:vAlign w:val="top"/>
-          </w:tcPr>
-          <w:p>
-            <w:pPr>
-              <w:spacing w:after="0" w:line="252"/>
-              <w:jc w:val="left"/>
-            </w:pPr>
-            <w:r>
-              <w:rPr>
-                <w:b w:val="false"/>
-                <w:bCs w:val="false"/>
-                <w:sz w:val="19"/>
-                <w:szCs w:val="19"/>
-              </w:rPr>
-              <w:t xml:space="preserve">Inducción nominal en el yugo y en el entrehierro (métodos 2 y 3).</w:t>
-            </w:r>
-          </w:p>
-        </w:tc>
-        <w:tc>
-          <w:tcPr>
-            <w:tcW w:type="dxa" w:w="1000"/>
-            <w:tcBorders>
-              <w:top w:val="single" w:color="A6B4B8" w:sz="4"/>
-              <w:left w:val="single" w:color="A6B4B8" w:sz="4"/>
-              <w:bottom w:val="single" w:color="A6B4B8" w:sz="4"/>
-              <w:right w:val="single" w:color="A6B4B8" w:sz="4"/>
-            </w:tcBorders>
-            <w:tcMar>
-              <w:top w:type="dxa" w:w="50"/>
-              <w:left w:type="dxa" w:w="90"/>
-              <w:bottom w:type="dxa" w:w="50"/>
-              <w:right w:type="dxa" w:w="90"/>
-            </w:tcMar>
-            <w:vAlign w:val="top"/>
-          </w:tcPr>
-          <w:p>
-            <w:pPr>
-              <w:spacing w:after="0" w:line="252"/>
-              <w:jc w:val="left"/>
-            </w:pPr>
-            <w:r>
-              <w:rPr>
-                <w:b w:val="false"/>
-                <w:bCs w:val="false"/>
-                <w:sz w:val="19"/>
-                <w:szCs w:val="19"/>
-              </w:rPr>
-              <w:t xml:space="preserve">T</w:t>
-            </w:r>
-          </w:p>
-        </w:tc>
-        <w:tc>
-          <w:tcPr>
-            <w:tcW w:type="dxa" w:w="3488"/>
-            <w:tcBorders>
-              <w:top w:val="single" w:color="A6B4B8" w:sz="4"/>
-              <w:left w:val="single" w:color="A6B4B8" w:sz="4"/>
-              <w:bottom w:val="single" w:color="A6B4B8" w:sz="4"/>
-              <w:right w:val="single" w:color="A6B4B8" w:sz="4"/>
-            </w:tcBorders>
-            <w:tcMar>
-              <w:top w:type="dxa" w:w="50"/>
-              <w:left w:type="dxa" w:w="90"/>
-              <w:bottom w:type="dxa" w:w="50"/>
-              <w:right w:type="dxa" w:w="90"/>
-            </w:tcMar>
-            <w:vAlign w:val="top"/>
-          </w:tcPr>
-          <w:p>
-            <w:pPr>
-              <w:spacing w:after="0" w:line="252"/>
-              <w:jc w:val="left"/>
-            </w:pPr>
-            <w:r>
-              <w:rPr>
-                <w:b w:val="false"/>
-                <w:bCs w:val="false"/>
-                <w:sz w:val="19"/>
-                <w:szCs w:val="19"/>
-              </w:rPr>
-              <w:t xml:space="preserve">Diseño del generador; si no se dispone, el valor adoptado se indica en RME-ELC-01.</w:t>
-            </w:r>
-          </w:p>
-        </w:tc>
-      </w:tr>
-      <w:tr>
-        <w:trPr>
-          <w:cantSplit/>
-        </w:trPr>
-        <w:tc>
-          <w:tcPr>
-            <w:tcW w:type="dxa" w:w="9638"/>
-            <w:gridSpan w:val="4"/>
-            <w:tcBorders>
-              <w:top w:val="single" w:color="A6B4B8" w:sz="4"/>
-              <w:left w:val="single" w:color="A6B4B8" w:sz="4"/>
-              <w:bottom w:val="single" w:color="A6B4B8" w:sz="4"/>
-              <w:right w:val="single" w:color="A6B4B8" w:sz="4"/>
-            </w:tcBorders>
-            <w:shd w:fill="F7F9F9" w:val="clear"/>
-            <w:tcMar>
-              <w:top w:type="dxa" w:w="50"/>
-              <w:left w:type="dxa" w:w="90"/>
-              <w:bottom w:type="dxa" w:w="50"/>
-              <w:right w:type="dxa" w:w="90"/>
-            </w:tcMar>
-            <w:vAlign w:val="center"/>
-          </w:tcPr>
-          <w:p>
-            <w:pPr>
-              <w:spacing w:after="0" w:line="252"/>
-              <w:jc w:val="left"/>
-            </w:pPr>
-            <w:r>
-              <w:rPr>
-                <w:b/>
-                <w:bCs/>
-                <w:color w:val="E36C0A"/>
-                <w:sz w:val="19"/>
-                <w:szCs w:val="19"/>
-              </w:rPr>
-              <w:t xml:space="preserve">Magnitudes calculadas</w:t>
-            </w:r>
-          </w:p>
-        </w:tc>
-      </w:tr>
-      <w:tr>
-        <w:trPr>
-          <w:cantSplit/>
-        </w:trPr>
-        <w:tc>
-          <w:tcPr>
-            <w:tcW w:type="dxa" w:w="1150"/>
-            <w:tcBorders>
-              <w:top w:val="single" w:color="A6B4B8" w:sz="4"/>
-              <w:left w:val="single" w:color="A6B4B8" w:sz="4"/>
-              <w:bottom w:val="single" w:color="A6B4B8" w:sz="4"/>
-              <w:right w:val="single" w:color="A6B4B8" w:sz="4"/>
-            </w:tcBorders>
-            <w:tcMar>
-              <w:top w:type="dxa" w:w="50"/>
-              <w:left w:type="dxa" w:w="90"/>
-              <w:bottom w:type="dxa" w:w="50"/>
-              <w:right w:type="dxa" w:w="90"/>
-            </w:tcMar>
-            <w:vAlign w:val="top"/>
-          </w:tcPr>
-          <w:p>
-            <w:pPr>
-              <w:spacing w:after="0" w:line="252"/>
-              <w:jc w:val="left"/>
-            </w:pPr>
-            <w:r>
-              <w:rPr>
-                <w:b w:val="false"/>
-                <w:bCs w:val="false"/>
-                <w:i/>
-                <w:iCs/>
-                <w:sz w:val="19"/>
-                <w:szCs w:val="19"/>
-              </w:rPr>
-              <w:t xml:space="preserve">q</w:t>
-            </w:r>
-            <w:r>
-              <w:rPr>
-                <w:b w:val="false"/>
-                <w:bCs w:val="false"/>
-                <w:sz w:val="19"/>
-                <w:szCs w:val="19"/>
-              </w:rPr>
-              <w:t xml:space="preserve">, </w:t>
-            </w:r>
-            <w:r>
-              <w:rPr>
-                <w:b w:val="false"/>
-                <w:bCs w:val="false"/>
-                <w:i/>
-                <w:iCs/>
-                <w:sz w:val="19"/>
-                <w:szCs w:val="19"/>
-              </w:rPr>
-              <w:t xml:space="preserve">τ</w:t>
-            </w:r>
-          </w:p>
-        </w:tc>
-        <w:tc>
-          <w:tcPr>
-            <w:tcW w:type="dxa" w:w="4000"/>
-            <w:tcBorders>
-              <w:top w:val="single" w:color="A6B4B8" w:sz="4"/>
-              <w:left w:val="single" w:color="A6B4B8" w:sz="4"/>
-              <w:bottom w:val="single" w:color="A6B4B8" w:sz="4"/>
-              <w:right w:val="single" w:color="A6B4B8" w:sz="4"/>
-            </w:tcBorders>
-            <w:tcMar>
-              <w:top w:type="dxa" w:w="50"/>
-              <w:left w:type="dxa" w:w="90"/>
-              <w:bottom w:type="dxa" w:w="50"/>
-              <w:right w:type="dxa" w:w="90"/>
-            </w:tcMar>
-            <w:vAlign w:val="top"/>
-          </w:tcPr>
-          <w:p>
-            <w:pPr>
-              <w:spacing w:after="0" w:line="252"/>
-              <w:jc w:val="left"/>
-            </w:pPr>
-            <w:r>
-              <w:rPr>
-                <w:b w:val="false"/>
-                <w:bCs w:val="false"/>
-                <w:sz w:val="19"/>
-                <w:szCs w:val="19"/>
-              </w:rPr>
-              <w:t xml:space="preserve">Ranuras por polo y fase; paso polar en ranuras.</w:t>
-            </w:r>
-          </w:p>
-        </w:tc>
-        <w:tc>
-          <w:tcPr>
-            <w:tcW w:type="dxa" w:w="1000"/>
-            <w:tcBorders>
-              <w:top w:val="single" w:color="A6B4B8" w:sz="4"/>
-              <w:left w:val="single" w:color="A6B4B8" w:sz="4"/>
-              <w:bottom w:val="single" w:color="A6B4B8" w:sz="4"/>
-              <w:right w:val="single" w:color="A6B4B8" w:sz="4"/>
-            </w:tcBorders>
-            <w:tcMar>
-              <w:top w:type="dxa" w:w="50"/>
-              <w:left w:type="dxa" w:w="90"/>
-              <w:bottom w:type="dxa" w:w="50"/>
-              <w:right w:type="dxa" w:w="90"/>
-            </w:tcMar>
-            <w:vAlign w:val="top"/>
-          </w:tcPr>
-          <w:p>
-            <w:pPr>
-              <w:spacing w:after="0" w:line="252"/>
-              <w:jc w:val="left"/>
-            </w:pPr>
-            <w:r>
-              <w:rPr>
-                <w:b w:val="false"/>
-                <w:bCs w:val="false"/>
-                <w:sz w:val="19"/>
-                <w:szCs w:val="19"/>
-              </w:rPr>
-              <w:t xml:space="preserve">—</w:t>
-            </w:r>
-          </w:p>
-        </w:tc>
-        <w:tc>
-          <w:tcPr>
-            <w:tcW w:type="dxa" w:w="3488"/>
-            <w:tcBorders>
-              <w:top w:val="single" w:color="A6B4B8" w:sz="4"/>
-              <w:left w:val="single" w:color="A6B4B8" w:sz="4"/>
-              <w:bottom w:val="single" w:color="A6B4B8" w:sz="4"/>
-              <w:right w:val="single" w:color="A6B4B8" w:sz="4"/>
-            </w:tcBorders>
-            <w:tcMar>
-              <w:top w:type="dxa" w:w="50"/>
-              <w:left w:type="dxa" w:w="90"/>
-              <w:bottom w:type="dxa" w:w="50"/>
-              <w:right w:type="dxa" w:w="90"/>
-            </w:tcMar>
-            <w:vAlign w:val="top"/>
-          </w:tcPr>
-          <w:p>
-            <w:pPr>
-              <w:spacing w:after="0" w:line="252"/>
-              <w:jc w:val="left"/>
-            </w:pPr>
-            <w:r>
-              <w:rPr>
-                <w:b w:val="false"/>
-                <w:bCs w:val="false"/>
-                <w:sz w:val="19"/>
-                <w:szCs w:val="19"/>
-              </w:rPr>
-              <w:t xml:space="preserve">Ecuación (4).</w:t>
-            </w:r>
-          </w:p>
-        </w:tc>
-      </w:tr>
-      <w:tr>
-        <w:trPr>
-          <w:cantSplit/>
-        </w:trPr>
-        <w:tc>
-          <w:tcPr>
-            <w:tcW w:type="dxa" w:w="1150"/>
-            <w:tcBorders>
-              <w:top w:val="single" w:color="A6B4B8" w:sz="4"/>
-              <w:left w:val="single" w:color="A6B4B8" w:sz="4"/>
-              <w:bottom w:val="single" w:color="A6B4B8" w:sz="4"/>
-              <w:right w:val="single" w:color="A6B4B8" w:sz="4"/>
-            </w:tcBorders>
-            <w:tcMar>
-              <w:top w:type="dxa" w:w="50"/>
-              <w:left w:type="dxa" w:w="90"/>
-              <w:bottom w:type="dxa" w:w="50"/>
-              <w:right w:type="dxa" w:w="90"/>
-            </w:tcMar>
-            <w:vAlign w:val="top"/>
-          </w:tcPr>
-          <w:p>
-            <w:pPr>
-              <w:spacing w:after="0" w:line="252"/>
-              <w:jc w:val="left"/>
-            </w:pPr>
-            <w:r>
-              <w:rPr>
-                <w:b w:val="false"/>
-                <w:bCs w:val="false"/>
-                <w:i/>
-                <w:iCs/>
-                <w:sz w:val="19"/>
-                <w:szCs w:val="19"/>
-              </w:rPr>
-              <w:t xml:space="preserve">k</w:t>
-            </w:r>
-            <w:r>
-              <w:rPr>
-                <w:b w:val="false"/>
-                <w:bCs w:val="false"/>
-                <w:sz w:val="19"/>
-                <w:szCs w:val="19"/>
-                <w:vertAlign w:val="subscript"/>
-              </w:rPr>
-              <w:t xml:space="preserve">d</w:t>
-            </w:r>
-            <w:r>
-              <w:rPr>
-                <w:b w:val="false"/>
-                <w:bCs w:val="false"/>
-                <w:sz w:val="19"/>
-                <w:szCs w:val="19"/>
-              </w:rPr>
-              <w:t xml:space="preserve">, </w:t>
-            </w:r>
-            <w:r>
-              <w:rPr>
-                <w:b w:val="false"/>
-                <w:bCs w:val="false"/>
-                <w:i/>
-                <w:iCs/>
-                <w:sz w:val="19"/>
-                <w:szCs w:val="19"/>
-              </w:rPr>
-              <w:t xml:space="preserve">k</w:t>
-            </w:r>
-            <w:r>
-              <w:rPr>
-                <w:b w:val="false"/>
-                <w:bCs w:val="false"/>
-                <w:sz w:val="19"/>
-                <w:szCs w:val="19"/>
-                <w:vertAlign w:val="subscript"/>
-              </w:rPr>
-              <w:t xml:space="preserve">p</w:t>
-            </w:r>
-            <w:r>
-              <w:rPr>
-                <w:b w:val="false"/>
-                <w:bCs w:val="false"/>
-                <w:sz w:val="19"/>
-                <w:szCs w:val="19"/>
-              </w:rPr>
-              <w:t xml:space="preserve">, </w:t>
-            </w:r>
-            <w:r>
-              <w:rPr>
-                <w:b w:val="false"/>
-                <w:bCs w:val="false"/>
-                <w:i/>
-                <w:iCs/>
-                <w:sz w:val="19"/>
-                <w:szCs w:val="19"/>
-              </w:rPr>
-              <w:t xml:space="preserve">K</w:t>
-            </w:r>
-          </w:p>
-        </w:tc>
-        <w:tc>
-          <w:tcPr>
-            <w:tcW w:type="dxa" w:w="4000"/>
-            <w:tcBorders>
-              <w:top w:val="single" w:color="A6B4B8" w:sz="4"/>
-              <w:left w:val="single" w:color="A6B4B8" w:sz="4"/>
-              <w:bottom w:val="single" w:color="A6B4B8" w:sz="4"/>
-              <w:right w:val="single" w:color="A6B4B8" w:sz="4"/>
-            </w:tcBorders>
-            <w:tcMar>
-              <w:top w:type="dxa" w:w="50"/>
-              <w:left w:type="dxa" w:w="90"/>
-              <w:bottom w:type="dxa" w:w="50"/>
-              <w:right w:type="dxa" w:w="90"/>
-            </w:tcMar>
-            <w:vAlign w:val="top"/>
-          </w:tcPr>
-          <w:p>
-            <w:pPr>
-              <w:spacing w:after="0" w:line="252"/>
-              <w:jc w:val="left"/>
-            </w:pPr>
-            <w:r>
-              <w:rPr>
-                <w:b w:val="false"/>
-                <w:bCs w:val="false"/>
-                <w:sz w:val="19"/>
-                <w:szCs w:val="19"/>
-              </w:rPr>
-              <w:t xml:space="preserve">Factores de distribución, de paso y de bobinado.</w:t>
-            </w:r>
-          </w:p>
-        </w:tc>
-        <w:tc>
-          <w:tcPr>
-            <w:tcW w:type="dxa" w:w="1000"/>
-            <w:tcBorders>
-              <w:top w:val="single" w:color="A6B4B8" w:sz="4"/>
-              <w:left w:val="single" w:color="A6B4B8" w:sz="4"/>
-              <w:bottom w:val="single" w:color="A6B4B8" w:sz="4"/>
-              <w:right w:val="single" w:color="A6B4B8" w:sz="4"/>
-            </w:tcBorders>
-            <w:tcMar>
-              <w:top w:type="dxa" w:w="50"/>
-              <w:left w:type="dxa" w:w="90"/>
-              <w:bottom w:type="dxa" w:w="50"/>
-              <w:right w:type="dxa" w:w="90"/>
-            </w:tcMar>
-            <w:vAlign w:val="top"/>
-          </w:tcPr>
-          <w:p>
-            <w:pPr>
-              <w:spacing w:after="0" w:line="252"/>
-              <w:jc w:val="left"/>
-            </w:pPr>
-            <w:r>
-              <w:rPr>
-                <w:b w:val="false"/>
-                <w:bCs w:val="false"/>
-                <w:sz w:val="19"/>
-                <w:szCs w:val="19"/>
-              </w:rPr>
-              <w:t xml:space="preserve">—</w:t>
-            </w:r>
-          </w:p>
-        </w:tc>
-        <w:tc>
-          <w:tcPr>
-            <w:tcW w:type="dxa" w:w="3488"/>
-            <w:tcBorders>
-              <w:top w:val="single" w:color="A6B4B8" w:sz="4"/>
-              <w:left w:val="single" w:color="A6B4B8" w:sz="4"/>
-              <w:bottom w:val="single" w:color="A6B4B8" w:sz="4"/>
-              <w:right w:val="single" w:color="A6B4B8" w:sz="4"/>
-            </w:tcBorders>
-            <w:tcMar>
-              <w:top w:type="dxa" w:w="50"/>
-              <w:left w:type="dxa" w:w="90"/>
-              <w:bottom w:type="dxa" w:w="50"/>
-              <w:right w:type="dxa" w:w="90"/>
-            </w:tcMar>
-            <w:vAlign w:val="top"/>
-          </w:tcPr>
-          <w:p>
-            <w:pPr>
-              <w:spacing w:after="0" w:line="252"/>
-              <w:jc w:val="left"/>
-            </w:pPr>
-            <w:r>
-              <w:rPr>
-                <w:b w:val="false"/>
-                <w:bCs w:val="false"/>
-                <w:sz w:val="19"/>
-                <w:szCs w:val="19"/>
-              </w:rPr>
-              <w:t xml:space="preserve">Ecuación (5).</w:t>
-            </w:r>
-          </w:p>
-        </w:tc>
-      </w:tr>
-      <w:tr>
-        <w:trPr>
-          <w:cantSplit/>
-        </w:trPr>
-        <w:tc>
-          <w:tcPr>
-            <w:tcW w:type="dxa" w:w="1150"/>
-            <w:tcBorders>
-              <w:top w:val="single" w:color="A6B4B8" w:sz="4"/>
-              <w:left w:val="single" w:color="A6B4B8" w:sz="4"/>
-              <w:bottom w:val="single" w:color="A6B4B8" w:sz="4"/>
-              <w:right w:val="single" w:color="A6B4B8" w:sz="4"/>
-            </w:tcBorders>
-            <w:tcMar>
-              <w:top w:type="dxa" w:w="50"/>
-              <w:left w:type="dxa" w:w="90"/>
-              <w:bottom w:type="dxa" w:w="50"/>
-              <w:right w:type="dxa" w:w="90"/>
-            </w:tcMar>
-            <w:vAlign w:val="top"/>
-          </w:tcPr>
-          <w:p>
-            <w:pPr>
-              <w:spacing w:after="0" w:line="252"/>
-              <w:jc w:val="left"/>
-            </w:pPr>
-            <w:r>
-              <w:rPr>
-                <w:b w:val="false"/>
-                <w:bCs w:val="false"/>
-                <w:i/>
-                <w:iCs/>
-                <w:sz w:val="19"/>
-                <w:szCs w:val="19"/>
-              </w:rPr>
-              <w:t xml:space="preserve">T</w:t>
-            </w:r>
-            <w:r>
-              <w:rPr>
-                <w:b w:val="false"/>
-                <w:bCs w:val="false"/>
-                <w:sz w:val="19"/>
-                <w:szCs w:val="19"/>
-                <w:vertAlign w:val="subscript"/>
-              </w:rPr>
-              <w:t xml:space="preserve">ph</w:t>
-            </w:r>
-          </w:p>
-        </w:tc>
-        <w:tc>
-          <w:tcPr>
-            <w:tcW w:type="dxa" w:w="4000"/>
-            <w:tcBorders>
-              <w:top w:val="single" w:color="A6B4B8" w:sz="4"/>
-              <w:left w:val="single" w:color="A6B4B8" w:sz="4"/>
-              <w:bottom w:val="single" w:color="A6B4B8" w:sz="4"/>
-              <w:right w:val="single" w:color="A6B4B8" w:sz="4"/>
-            </w:tcBorders>
-            <w:tcMar>
-              <w:top w:type="dxa" w:w="50"/>
-              <w:left w:type="dxa" w:w="90"/>
-              <w:bottom w:type="dxa" w:w="50"/>
-              <w:right w:type="dxa" w:w="90"/>
-            </w:tcMar>
-            <w:vAlign w:val="top"/>
-          </w:tcPr>
-          <w:p>
-            <w:pPr>
-              <w:spacing w:after="0" w:line="252"/>
-              <w:jc w:val="left"/>
-            </w:pPr>
-            <w:r>
-              <w:rPr>
-                <w:b w:val="false"/>
-                <w:bCs w:val="false"/>
-                <w:sz w:val="19"/>
-                <w:szCs w:val="19"/>
-              </w:rPr>
-              <w:t xml:space="preserve">Espiras en serie por fase.</w:t>
-            </w:r>
-          </w:p>
-        </w:tc>
-        <w:tc>
-          <w:tcPr>
-            <w:tcW w:type="dxa" w:w="1000"/>
-            <w:tcBorders>
-              <w:top w:val="single" w:color="A6B4B8" w:sz="4"/>
-              <w:left w:val="single" w:color="A6B4B8" w:sz="4"/>
-              <w:bottom w:val="single" w:color="A6B4B8" w:sz="4"/>
-              <w:right w:val="single" w:color="A6B4B8" w:sz="4"/>
-            </w:tcBorders>
-            <w:tcMar>
-              <w:top w:type="dxa" w:w="50"/>
-              <w:left w:type="dxa" w:w="90"/>
-              <w:bottom w:type="dxa" w:w="50"/>
-              <w:right w:type="dxa" w:w="90"/>
-            </w:tcMar>
-            <w:vAlign w:val="top"/>
-          </w:tcPr>
-          <w:p>
-            <w:pPr>
-              <w:spacing w:after="0" w:line="252"/>
-              <w:jc w:val="left"/>
-            </w:pPr>
-            <w:r>
-              <w:rPr>
-                <w:b w:val="false"/>
-                <w:bCs w:val="false"/>
-                <w:sz w:val="19"/>
-                <w:szCs w:val="19"/>
-              </w:rPr>
-              <w:t xml:space="preserve">—</w:t>
-            </w:r>
-          </w:p>
-        </w:tc>
-        <w:tc>
-          <w:tcPr>
-            <w:tcW w:type="dxa" w:w="3488"/>
-            <w:tcBorders>
-              <w:top w:val="single" w:color="A6B4B8" w:sz="4"/>
-              <w:left w:val="single" w:color="A6B4B8" w:sz="4"/>
-              <w:bottom w:val="single" w:color="A6B4B8" w:sz="4"/>
-              <w:right w:val="single" w:color="A6B4B8" w:sz="4"/>
-            </w:tcBorders>
-            <w:tcMar>
-              <w:top w:type="dxa" w:w="50"/>
-              <w:left w:type="dxa" w:w="90"/>
-              <w:bottom w:type="dxa" w:w="50"/>
-              <w:right w:type="dxa" w:w="90"/>
-            </w:tcMar>
-            <w:vAlign w:val="top"/>
-          </w:tcPr>
-          <w:p>
-            <w:pPr>
-              <w:spacing w:after="0" w:line="252"/>
-              <w:jc w:val="left"/>
-            </w:pPr>
-            <w:r>
-              <w:rPr>
-                <w:b w:val="false"/>
-                <w:bCs w:val="false"/>
-                <w:sz w:val="19"/>
-                <w:szCs w:val="19"/>
-              </w:rPr>
-              <w:t xml:space="preserve">Documentación o ecuación (6).</w:t>
-            </w:r>
-          </w:p>
-        </w:tc>
-      </w:tr>
-      <w:tr>
-        <w:trPr>
-          <w:cantSplit/>
-        </w:trPr>
-        <w:tc>
-          <w:tcPr>
-            <w:tcW w:type="dxa" w:w="1150"/>
-            <w:tcBorders>
-              <w:top w:val="single" w:color="A6B4B8" w:sz="4"/>
-              <w:left w:val="single" w:color="A6B4B8" w:sz="4"/>
-              <w:bottom w:val="single" w:color="A6B4B8" w:sz="4"/>
-              <w:right w:val="single" w:color="A6B4B8" w:sz="4"/>
-            </w:tcBorders>
-            <w:tcMar>
-              <w:top w:type="dxa" w:w="50"/>
-              <w:left w:type="dxa" w:w="90"/>
-              <w:bottom w:type="dxa" w:w="50"/>
-              <w:right w:type="dxa" w:w="90"/>
-            </w:tcMar>
-            <w:vAlign w:val="top"/>
-          </w:tcPr>
-          <w:p>
-            <w:pPr>
-              <w:spacing w:after="0" w:line="252"/>
-              <w:jc w:val="left"/>
-            </w:pPr>
-            <w:r>
-              <w:rPr>
-                <w:b w:val="false"/>
-                <w:bCs w:val="false"/>
-                <w:i/>
-                <w:iCs/>
-                <w:sz w:val="19"/>
-                <w:szCs w:val="19"/>
-              </w:rPr>
-              <w:t xml:space="preserve">Φ</w:t>
-            </w:r>
-            <w:r>
-              <w:rPr>
-                <w:b w:val="false"/>
-                <w:bCs w:val="false"/>
-                <w:sz w:val="19"/>
-                <w:szCs w:val="19"/>
-                <w:vertAlign w:val="subscript"/>
-              </w:rPr>
-              <w:t xml:space="preserve">a</w:t>
-            </w:r>
-          </w:p>
-        </w:tc>
-        <w:tc>
-          <w:tcPr>
-            <w:tcW w:type="dxa" w:w="4000"/>
-            <w:tcBorders>
-              <w:top w:val="single" w:color="A6B4B8" w:sz="4"/>
-              <w:left w:val="single" w:color="A6B4B8" w:sz="4"/>
-              <w:bottom w:val="single" w:color="A6B4B8" w:sz="4"/>
-              <w:right w:val="single" w:color="A6B4B8" w:sz="4"/>
-            </w:tcBorders>
-            <w:tcMar>
-              <w:top w:type="dxa" w:w="50"/>
-              <w:left w:type="dxa" w:w="90"/>
-              <w:bottom w:type="dxa" w:w="50"/>
-              <w:right w:type="dxa" w:w="90"/>
-            </w:tcMar>
-            <w:vAlign w:val="top"/>
-          </w:tcPr>
-          <w:p>
-            <w:pPr>
-              <w:spacing w:after="0" w:line="252"/>
-              <w:jc w:val="left"/>
-            </w:pPr>
-            <w:r>
-              <w:rPr>
-                <w:b w:val="false"/>
-                <w:bCs w:val="false"/>
-                <w:sz w:val="19"/>
-                <w:szCs w:val="19"/>
-              </w:rPr>
-              <w:t xml:space="preserve">Flujo por polo en el entrehierro, a tensión nominal.</w:t>
-            </w:r>
-          </w:p>
-        </w:tc>
-        <w:tc>
-          <w:tcPr>
-            <w:tcW w:type="dxa" w:w="1000"/>
-            <w:tcBorders>
-              <w:top w:val="single" w:color="A6B4B8" w:sz="4"/>
-              <w:left w:val="single" w:color="A6B4B8" w:sz="4"/>
-              <w:bottom w:val="single" w:color="A6B4B8" w:sz="4"/>
-              <w:right w:val="single" w:color="A6B4B8" w:sz="4"/>
-            </w:tcBorders>
-            <w:tcMar>
-              <w:top w:type="dxa" w:w="50"/>
-              <w:left w:type="dxa" w:w="90"/>
-              <w:bottom w:type="dxa" w:w="50"/>
-              <w:right w:type="dxa" w:w="90"/>
-            </w:tcMar>
-            <w:vAlign w:val="top"/>
-          </w:tcPr>
-          <w:p>
-            <w:pPr>
-              <w:spacing w:after="0" w:line="252"/>
-              <w:jc w:val="left"/>
-            </w:pPr>
-            <w:r>
-              <w:rPr>
-                <w:b w:val="false"/>
-                <w:bCs w:val="false"/>
-                <w:sz w:val="19"/>
-                <w:szCs w:val="19"/>
-              </w:rPr>
-              <w:t xml:space="preserve">Wb</w:t>
-            </w:r>
-          </w:p>
-        </w:tc>
-        <w:tc>
-          <w:tcPr>
-            <w:tcW w:type="dxa" w:w="3488"/>
-            <w:tcBorders>
-              <w:top w:val="single" w:color="A6B4B8" w:sz="4"/>
-              <w:left w:val="single" w:color="A6B4B8" w:sz="4"/>
-              <w:bottom w:val="single" w:color="A6B4B8" w:sz="4"/>
-              <w:right w:val="single" w:color="A6B4B8" w:sz="4"/>
-            </w:tcBorders>
-            <w:tcMar>
-              <w:top w:type="dxa" w:w="50"/>
-              <w:left w:type="dxa" w:w="90"/>
-              <w:bottom w:type="dxa" w:w="50"/>
-              <w:right w:type="dxa" w:w="90"/>
-            </w:tcMar>
-            <w:vAlign w:val="top"/>
-          </w:tcPr>
-          <w:p>
-            <w:pPr>
-              <w:spacing w:after="0" w:line="252"/>
-              <w:jc w:val="left"/>
-            </w:pPr>
-            <w:r>
-              <w:rPr>
-                <w:b w:val="false"/>
-                <w:bCs w:val="false"/>
-                <w:sz w:val="19"/>
-                <w:szCs w:val="19"/>
-              </w:rPr>
-              <w:t xml:space="preserve">Ecuación (2).</w:t>
-            </w:r>
-          </w:p>
-        </w:tc>
-      </w:tr>
-      <w:tr>
-        <w:trPr>
-          <w:cantSplit/>
-        </w:trPr>
-        <w:tc>
-          <w:tcPr>
-            <w:tcW w:type="dxa" w:w="1150"/>
-            <w:tcBorders>
-              <w:top w:val="single" w:color="A6B4B8" w:sz="4"/>
-              <w:left w:val="single" w:color="A6B4B8" w:sz="4"/>
-              <w:bottom w:val="single" w:color="A6B4B8" w:sz="4"/>
-              <w:right w:val="single" w:color="A6B4B8" w:sz="4"/>
-            </w:tcBorders>
-            <w:tcMar>
-              <w:top w:type="dxa" w:w="50"/>
-              <w:left w:type="dxa" w:w="90"/>
-              <w:bottom w:type="dxa" w:w="50"/>
-              <w:right w:type="dxa" w:w="90"/>
-            </w:tcMar>
-            <w:vAlign w:val="top"/>
-          </w:tcPr>
-          <w:p>
-            <w:pPr>
-              <w:spacing w:after="0" w:line="252"/>
-              <w:jc w:val="left"/>
-            </w:pPr>
-            <w:r>
-              <w:rPr>
-                <w:b w:val="false"/>
-                <w:bCs w:val="false"/>
-                <w:i/>
-                <w:iCs/>
-                <w:sz w:val="19"/>
-                <w:szCs w:val="19"/>
-              </w:rPr>
-              <w:t xml:space="preserve">v</w:t>
-            </w:r>
-            <w:r>
-              <w:rPr>
-                <w:b w:val="false"/>
-                <w:bCs w:val="false"/>
-                <w:sz w:val="19"/>
-                <w:szCs w:val="19"/>
-                <w:vertAlign w:val="subscript"/>
-              </w:rPr>
-              <w:t xml:space="preserve">t</w:t>
-            </w:r>
-          </w:p>
-        </w:tc>
-        <w:tc>
-          <w:tcPr>
-            <w:tcW w:type="dxa" w:w="4000"/>
-            <w:tcBorders>
-              <w:top w:val="single" w:color="A6B4B8" w:sz="4"/>
-              <w:left w:val="single" w:color="A6B4B8" w:sz="4"/>
-              <w:bottom w:val="single" w:color="A6B4B8" w:sz="4"/>
-              <w:right w:val="single" w:color="A6B4B8" w:sz="4"/>
-            </w:tcBorders>
-            <w:tcMar>
-              <w:top w:type="dxa" w:w="50"/>
-              <w:left w:type="dxa" w:w="90"/>
-              <w:bottom w:type="dxa" w:w="50"/>
-              <w:right w:type="dxa" w:w="90"/>
-            </w:tcMar>
-            <w:vAlign w:val="top"/>
-          </w:tcPr>
-          <w:p>
-            <w:pPr>
-              <w:spacing w:after="0" w:line="252"/>
-              <w:jc w:val="left"/>
-            </w:pPr>
-            <w:r>
-              <w:rPr>
-                <w:b w:val="false"/>
-                <w:bCs w:val="false"/>
-                <w:sz w:val="19"/>
-                <w:szCs w:val="19"/>
-              </w:rPr>
-              <w:t xml:space="preserve">Tensión por espira al 4 % del flujo nominal.</w:t>
-            </w:r>
-          </w:p>
-        </w:tc>
-        <w:tc>
-          <w:tcPr>
-            <w:tcW w:type="dxa" w:w="1000"/>
-            <w:tcBorders>
-              <w:top w:val="single" w:color="A6B4B8" w:sz="4"/>
-              <w:left w:val="single" w:color="A6B4B8" w:sz="4"/>
-              <w:bottom w:val="single" w:color="A6B4B8" w:sz="4"/>
-              <w:right w:val="single" w:color="A6B4B8" w:sz="4"/>
-            </w:tcBorders>
-            <w:tcMar>
-              <w:top w:type="dxa" w:w="50"/>
-              <w:left w:type="dxa" w:w="90"/>
-              <w:bottom w:type="dxa" w:w="50"/>
-              <w:right w:type="dxa" w:w="90"/>
-            </w:tcMar>
-            <w:vAlign w:val="top"/>
-          </w:tcPr>
-          <w:p>
-            <w:pPr>
-              <w:spacing w:after="0" w:line="252"/>
-              <w:jc w:val="left"/>
-            </w:pPr>
-            <w:r>
-              <w:rPr>
-                <w:b w:val="false"/>
-                <w:bCs w:val="false"/>
-                <w:sz w:val="19"/>
-                <w:szCs w:val="19"/>
-              </w:rPr>
-              <w:t xml:space="preserve">V</w:t>
-            </w:r>
-          </w:p>
-        </w:tc>
-        <w:tc>
-          <w:tcPr>
-            <w:tcW w:type="dxa" w:w="3488"/>
-            <w:tcBorders>
-              <w:top w:val="single" w:color="A6B4B8" w:sz="4"/>
-              <w:left w:val="single" w:color="A6B4B8" w:sz="4"/>
-              <w:bottom w:val="single" w:color="A6B4B8" w:sz="4"/>
-              <w:right w:val="single" w:color="A6B4B8" w:sz="4"/>
-            </w:tcBorders>
-            <w:tcMar>
-              <w:top w:type="dxa" w:w="50"/>
-              <w:left w:type="dxa" w:w="90"/>
-              <w:bottom w:type="dxa" w:w="50"/>
-              <w:right w:type="dxa" w:w="90"/>
-            </w:tcMar>
-            <w:vAlign w:val="top"/>
-          </w:tcPr>
-          <w:p>
-            <w:pPr>
-              <w:spacing w:after="0" w:line="252"/>
-              <w:jc w:val="left"/>
-            </w:pPr>
-            <w:r>
-              <w:rPr>
-                <w:b w:val="false"/>
-                <w:bCs w:val="false"/>
-                <w:sz w:val="19"/>
-                <w:szCs w:val="19"/>
-              </w:rPr>
-              <w:t xml:space="preserve">Ecuación (3) (o (8), (9)).</w:t>
-            </w:r>
-          </w:p>
-        </w:tc>
-      </w:tr>
-      <w:tr>
-        <w:trPr>
-          <w:cantSplit/>
-        </w:trPr>
-        <w:tc>
-          <w:tcPr>
-            <w:tcW w:type="dxa" w:w="1150"/>
-            <w:tcBorders>
-              <w:top w:val="single" w:color="A6B4B8" w:sz="4"/>
-              <w:left w:val="single" w:color="A6B4B8" w:sz="4"/>
-              <w:bottom w:val="single" w:color="A6B4B8" w:sz="4"/>
-              <w:right w:val="single" w:color="A6B4B8" w:sz="4"/>
-            </w:tcBorders>
-            <w:tcMar>
-              <w:top w:type="dxa" w:w="50"/>
-              <w:left w:type="dxa" w:w="90"/>
-              <w:bottom w:type="dxa" w:w="50"/>
-              <w:right w:type="dxa" w:w="90"/>
-            </w:tcMar>
-            <w:vAlign w:val="top"/>
-          </w:tcPr>
-          <w:p>
-            <w:pPr>
-              <w:spacing w:after="0" w:line="252"/>
-              <w:jc w:val="left"/>
-            </w:pPr>
-            <w:r>
-              <w:rPr>
-                <w:b w:val="false"/>
-                <w:bCs w:val="false"/>
-                <w:i/>
-                <w:iCs/>
-                <w:sz w:val="19"/>
-                <w:szCs w:val="19"/>
-              </w:rPr>
-              <w:t xml:space="preserve">d</w:t>
-            </w:r>
-            <w:r>
-              <w:rPr>
-                <w:b w:val="false"/>
-                <w:bCs w:val="false"/>
-                <w:sz w:val="19"/>
-                <w:szCs w:val="19"/>
-                <w:vertAlign w:val="subscript"/>
-              </w:rPr>
-              <w:t xml:space="preserve">m</w:t>
-            </w:r>
-            <w:r>
-              <w:rPr>
-                <w:b w:val="false"/>
-                <w:bCs w:val="false"/>
-                <w:sz w:val="19"/>
-                <w:szCs w:val="19"/>
-              </w:rPr>
-              <w:t xml:space="preserve">, </w:t>
-            </w:r>
-            <w:r>
-              <w:rPr>
-                <w:b w:val="false"/>
-                <w:bCs w:val="false"/>
-                <w:i/>
-                <w:iCs/>
-                <w:sz w:val="19"/>
-                <w:szCs w:val="19"/>
-              </w:rPr>
-              <w:t xml:space="preserve">l</w:t>
-            </w:r>
-            <w:r>
-              <w:rPr>
-                <w:b w:val="false"/>
-                <w:bCs w:val="false"/>
-                <w:sz w:val="19"/>
-                <w:szCs w:val="19"/>
-                <w:vertAlign w:val="subscript"/>
-              </w:rPr>
-              <w:t xml:space="preserve">Fe</w:t>
-            </w:r>
-          </w:p>
-        </w:tc>
-        <w:tc>
-          <w:tcPr>
-            <w:tcW w:type="dxa" w:w="4000"/>
-            <w:tcBorders>
-              <w:top w:val="single" w:color="A6B4B8" w:sz="4"/>
-              <w:left w:val="single" w:color="A6B4B8" w:sz="4"/>
-              <w:bottom w:val="single" w:color="A6B4B8" w:sz="4"/>
-              <w:right w:val="single" w:color="A6B4B8" w:sz="4"/>
-            </w:tcBorders>
-            <w:tcMar>
-              <w:top w:type="dxa" w:w="50"/>
-              <w:left w:type="dxa" w:w="90"/>
-              <w:bottom w:type="dxa" w:w="50"/>
-              <w:right w:type="dxa" w:w="90"/>
-            </w:tcMar>
-            <w:vAlign w:val="top"/>
-          </w:tcPr>
-          <w:p>
-            <w:pPr>
-              <w:spacing w:after="0" w:line="252"/>
-              <w:jc w:val="left"/>
-            </w:pPr>
-            <w:r>
-              <w:rPr>
-                <w:b w:val="false"/>
-                <w:bCs w:val="false"/>
-                <w:sz w:val="19"/>
-                <w:szCs w:val="19"/>
-              </w:rPr>
-              <w:t xml:space="preserve">Diámetro medio del núcleo; longitud efectiva de hierro.</w:t>
-            </w:r>
-          </w:p>
-        </w:tc>
-        <w:tc>
-          <w:tcPr>
-            <w:tcW w:type="dxa" w:w="1000"/>
-            <w:tcBorders>
-              <w:top w:val="single" w:color="A6B4B8" w:sz="4"/>
-              <w:left w:val="single" w:color="A6B4B8" w:sz="4"/>
-              <w:bottom w:val="single" w:color="A6B4B8" w:sz="4"/>
-              <w:right w:val="single" w:color="A6B4B8" w:sz="4"/>
-            </w:tcBorders>
-            <w:tcMar>
-              <w:top w:type="dxa" w:w="50"/>
-              <w:left w:type="dxa" w:w="90"/>
-              <w:bottom w:type="dxa" w:w="50"/>
-              <w:right w:type="dxa" w:w="90"/>
-            </w:tcMar>
-            <w:vAlign w:val="top"/>
-          </w:tcPr>
-          <w:p>
-            <w:pPr>
-              <w:spacing w:after="0" w:line="252"/>
-              <w:jc w:val="left"/>
-            </w:pPr>
-            <w:r>
-              <w:rPr>
-                <w:b w:val="false"/>
-                <w:bCs w:val="false"/>
-                <w:sz w:val="19"/>
-                <w:szCs w:val="19"/>
-              </w:rPr>
-              <w:t xml:space="preserve">m</w:t>
-            </w:r>
-          </w:p>
-        </w:tc>
-        <w:tc>
-          <w:tcPr>
-            <w:tcW w:type="dxa" w:w="3488"/>
-            <w:tcBorders>
-              <w:top w:val="single" w:color="A6B4B8" w:sz="4"/>
-              <w:left w:val="single" w:color="A6B4B8" w:sz="4"/>
-              <w:bottom w:val="single" w:color="A6B4B8" w:sz="4"/>
-              <w:right w:val="single" w:color="A6B4B8" w:sz="4"/>
-            </w:tcBorders>
-            <w:tcMar>
-              <w:top w:type="dxa" w:w="50"/>
-              <w:left w:type="dxa" w:w="90"/>
-              <w:bottom w:type="dxa" w:w="50"/>
-              <w:right w:type="dxa" w:w="90"/>
-            </w:tcMar>
-            <w:vAlign w:val="top"/>
-          </w:tcPr>
-          <w:p>
-            <w:pPr>
-              <w:spacing w:after="0" w:line="252"/>
-              <w:jc w:val="left"/>
-            </w:pPr>
-            <w:r>
-              <w:rPr>
-                <w:b w:val="false"/>
-                <w:bCs w:val="false"/>
-                <w:sz w:val="19"/>
-                <w:szCs w:val="19"/>
-              </w:rPr>
-              <w:t xml:space="preserve">Ecuaciones (11) y (8).</w:t>
-            </w:r>
-          </w:p>
-        </w:tc>
-      </w:tr>
-      <w:tr>
-        <w:trPr>
-          <w:cantSplit/>
-        </w:trPr>
-        <w:tc>
-          <w:tcPr>
-            <w:tcW w:type="dxa" w:w="9638"/>
-            <w:gridSpan w:val="4"/>
-            <w:tcBorders>
-              <w:top w:val="single" w:color="A6B4B8" w:sz="4"/>
-              <w:left w:val="single" w:color="A6B4B8" w:sz="4"/>
-              <w:bottom w:val="single" w:color="A6B4B8" w:sz="4"/>
-              <w:right w:val="single" w:color="A6B4B8" w:sz="4"/>
-            </w:tcBorders>
-            <w:shd w:fill="F7F9F9" w:val="clear"/>
-            <w:tcMar>
-              <w:top w:type="dxa" w:w="50"/>
-              <w:left w:type="dxa" w:w="90"/>
-              <w:bottom w:type="dxa" w:w="50"/>
-              <w:right w:type="dxa" w:w="90"/>
-            </w:tcMar>
-            <w:vAlign w:val="center"/>
-          </w:tcPr>
-          <w:p>
-            <w:pPr>
-              <w:spacing w:after="0" w:line="252"/>
-              <w:jc w:val="left"/>
-            </w:pPr>
-            <w:r>
-              <w:rPr>
-                <w:b/>
-                <w:bCs/>
-                <w:color w:val="E36C0A"/>
-                <w:sz w:val="19"/>
-                <w:szCs w:val="19"/>
-              </w:rPr>
-              <w:t xml:space="preserve">Excitación</w:t>
-            </w:r>
-          </w:p>
-        </w:tc>
-      </w:tr>
-      <w:tr>
-        <w:trPr>
-          <w:cantSplit/>
-        </w:trPr>
-        <w:tc>
-          <w:tcPr>
-            <w:tcW w:type="dxa" w:w="1150"/>
-            <w:tcBorders>
-              <w:top w:val="single" w:color="A6B4B8" w:sz="4"/>
-              <w:left w:val="single" w:color="A6B4B8" w:sz="4"/>
-              <w:bottom w:val="single" w:color="A6B4B8" w:sz="4"/>
-              <w:right w:val="single" w:color="A6B4B8" w:sz="4"/>
-            </w:tcBorders>
-            <w:tcMar>
-              <w:top w:type="dxa" w:w="50"/>
-              <w:left w:type="dxa" w:w="90"/>
-              <w:bottom w:type="dxa" w:w="50"/>
-              <w:right w:type="dxa" w:w="90"/>
-            </w:tcMar>
-            <w:vAlign w:val="top"/>
-          </w:tcPr>
-          <w:p>
-            <w:pPr>
-              <w:spacing w:after="0" w:line="252"/>
-              <w:jc w:val="left"/>
-            </w:pPr>
-            <w:r>
-              <w:rPr>
-                <w:b w:val="false"/>
-                <w:bCs w:val="false"/>
-                <w:i/>
-                <w:iCs/>
-                <w:sz w:val="19"/>
-                <w:szCs w:val="19"/>
-              </w:rPr>
-              <w:t xml:space="preserve">N</w:t>
-            </w:r>
-          </w:p>
-        </w:tc>
-        <w:tc>
-          <w:tcPr>
-            <w:tcW w:type="dxa" w:w="4000"/>
-            <w:tcBorders>
-              <w:top w:val="single" w:color="A6B4B8" w:sz="4"/>
-              <w:left w:val="single" w:color="A6B4B8" w:sz="4"/>
-              <w:bottom w:val="single" w:color="A6B4B8" w:sz="4"/>
-              <w:right w:val="single" w:color="A6B4B8" w:sz="4"/>
-            </w:tcBorders>
-            <w:tcMar>
-              <w:top w:type="dxa" w:w="50"/>
-              <w:left w:type="dxa" w:w="90"/>
-              <w:bottom w:type="dxa" w:w="50"/>
-              <w:right w:type="dxa" w:w="90"/>
-            </w:tcMar>
-            <w:vAlign w:val="top"/>
-          </w:tcPr>
-          <w:p>
-            <w:pPr>
-              <w:spacing w:after="0" w:line="252"/>
-              <w:jc w:val="left"/>
-            </w:pPr>
-            <w:r>
-              <w:rPr>
-                <w:b w:val="false"/>
-                <w:bCs w:val="false"/>
-                <w:sz w:val="19"/>
-                <w:szCs w:val="19"/>
-              </w:rPr>
-              <w:t xml:space="preserve">Espiras del arrollamiento de excitación.</w:t>
-            </w:r>
-          </w:p>
-        </w:tc>
-        <w:tc>
-          <w:tcPr>
-            <w:tcW w:type="dxa" w:w="1000"/>
-            <w:tcBorders>
-              <w:top w:val="single" w:color="A6B4B8" w:sz="4"/>
-              <w:left w:val="single" w:color="A6B4B8" w:sz="4"/>
-              <w:bottom w:val="single" w:color="A6B4B8" w:sz="4"/>
-              <w:right w:val="single" w:color="A6B4B8" w:sz="4"/>
-            </w:tcBorders>
-            <w:tcMar>
-              <w:top w:type="dxa" w:w="50"/>
-              <w:left w:type="dxa" w:w="90"/>
-              <w:bottom w:type="dxa" w:w="50"/>
-              <w:right w:type="dxa" w:w="90"/>
-            </w:tcMar>
-            <w:vAlign w:val="top"/>
-          </w:tcPr>
-          <w:p>
-            <w:pPr>
-              <w:spacing w:after="0" w:line="252"/>
-              <w:jc w:val="left"/>
-            </w:pPr>
-            <w:r>
-              <w:rPr>
-                <w:b w:val="false"/>
-                <w:bCs w:val="false"/>
-                <w:sz w:val="19"/>
-                <w:szCs w:val="19"/>
-              </w:rPr>
-              <w:t xml:space="preserve">—</w:t>
-            </w:r>
-          </w:p>
-        </w:tc>
-        <w:tc>
-          <w:tcPr>
-            <w:tcW w:type="dxa" w:w="3488"/>
-            <w:tcBorders>
-              <w:top w:val="single" w:color="A6B4B8" w:sz="4"/>
-              <w:left w:val="single" w:color="A6B4B8" w:sz="4"/>
-              <w:bottom w:val="single" w:color="A6B4B8" w:sz="4"/>
-              <w:right w:val="single" w:color="A6B4B8" w:sz="4"/>
-            </w:tcBorders>
-            <w:tcMar>
-              <w:top w:type="dxa" w:w="50"/>
-              <w:left w:type="dxa" w:w="90"/>
-              <w:bottom w:type="dxa" w:w="50"/>
-              <w:right w:type="dxa" w:w="90"/>
-            </w:tcMar>
-            <w:vAlign w:val="top"/>
-          </w:tcPr>
-          <w:p>
-            <w:pPr>
-              <w:spacing w:after="0" w:line="252"/>
-              <w:jc w:val="left"/>
-            </w:pPr>
-            <w:r>
-              <w:rPr>
-                <w:b w:val="false"/>
-                <w:bCs w:val="false"/>
-                <w:sz w:val="19"/>
-                <w:szCs w:val="19"/>
-              </w:rPr>
-              <w:t xml:space="preserve">Se elige con la ecuación (15).</w:t>
-            </w:r>
-          </w:p>
-        </w:tc>
-      </w:tr>
-      <w:tr>
-        <w:trPr>
-          <w:cantSplit/>
-        </w:trPr>
-        <w:tc>
-          <w:tcPr>
-            <w:tcW w:type="dxa" w:w="1150"/>
-            <w:tcBorders>
-              <w:top w:val="single" w:color="A6B4B8" w:sz="4"/>
-              <w:left w:val="single" w:color="A6B4B8" w:sz="4"/>
-              <w:bottom w:val="single" w:color="A6B4B8" w:sz="4"/>
-              <w:right w:val="single" w:color="A6B4B8" w:sz="4"/>
-            </w:tcBorders>
-            <w:tcMar>
-              <w:top w:type="dxa" w:w="50"/>
-              <w:left w:type="dxa" w:w="90"/>
-              <w:bottom w:type="dxa" w:w="50"/>
-              <w:right w:type="dxa" w:w="90"/>
-            </w:tcMar>
-            <w:vAlign w:val="top"/>
-          </w:tcPr>
-          <w:p>
-            <w:pPr>
-              <w:spacing w:after="0" w:line="252"/>
-              <w:jc w:val="left"/>
-            </w:pPr>
-            <w:r>
-              <w:rPr>
-                <w:b w:val="false"/>
-                <w:bCs w:val="false"/>
-                <w:i/>
-                <w:iCs/>
-                <w:sz w:val="19"/>
-                <w:szCs w:val="19"/>
-              </w:rPr>
-              <w:t xml:space="preserve">H</w:t>
-            </w:r>
-          </w:p>
-        </w:tc>
-        <w:tc>
-          <w:tcPr>
-            <w:tcW w:type="dxa" w:w="4000"/>
-            <w:tcBorders>
-              <w:top w:val="single" w:color="A6B4B8" w:sz="4"/>
-              <w:left w:val="single" w:color="A6B4B8" w:sz="4"/>
-              <w:bottom w:val="single" w:color="A6B4B8" w:sz="4"/>
-              <w:right w:val="single" w:color="A6B4B8" w:sz="4"/>
-            </w:tcBorders>
-            <w:tcMar>
-              <w:top w:type="dxa" w:w="50"/>
-              <w:left w:type="dxa" w:w="90"/>
-              <w:bottom w:type="dxa" w:w="50"/>
-              <w:right w:type="dxa" w:w="90"/>
-            </w:tcMar>
-            <w:vAlign w:val="top"/>
-          </w:tcPr>
-          <w:p>
-            <w:pPr>
-              <w:spacing w:after="0" w:line="252"/>
-              <w:jc w:val="left"/>
-            </w:pPr>
-            <w:r>
-              <w:rPr>
-                <w:b w:val="false"/>
-                <w:bCs w:val="false"/>
-                <w:sz w:val="19"/>
-                <w:szCs w:val="19"/>
-              </w:rPr>
-              <w:t xml:space="preserve">Campo magnético necesario para el 4 % del flujo.</w:t>
-            </w:r>
-          </w:p>
-        </w:tc>
-        <w:tc>
-          <w:tcPr>
-            <w:tcW w:type="dxa" w:w="1000"/>
-            <w:tcBorders>
-              <w:top w:val="single" w:color="A6B4B8" w:sz="4"/>
-              <w:left w:val="single" w:color="A6B4B8" w:sz="4"/>
-              <w:bottom w:val="single" w:color="A6B4B8" w:sz="4"/>
-              <w:right w:val="single" w:color="A6B4B8" w:sz="4"/>
-            </w:tcBorders>
-            <w:tcMar>
-              <w:top w:type="dxa" w:w="50"/>
-              <w:left w:type="dxa" w:w="90"/>
-              <w:bottom w:type="dxa" w:w="50"/>
-              <w:right w:type="dxa" w:w="90"/>
-            </w:tcMar>
-            <w:vAlign w:val="top"/>
-          </w:tcPr>
-          <w:p>
-            <w:pPr>
-              <w:spacing w:after="0" w:line="252"/>
-              <w:jc w:val="left"/>
-            </w:pPr>
-            <w:r>
-              <w:rPr>
-                <w:b w:val="false"/>
-                <w:bCs w:val="false"/>
-                <w:sz w:val="19"/>
-                <w:szCs w:val="19"/>
-              </w:rPr>
-              <w:t xml:space="preserve">A/m</w:t>
-            </w:r>
-          </w:p>
-        </w:tc>
-        <w:tc>
-          <w:tcPr>
-            <w:tcW w:type="dxa" w:w="3488"/>
-            <w:tcBorders>
-              <w:top w:val="single" w:color="A6B4B8" w:sz="4"/>
-              <w:left w:val="single" w:color="A6B4B8" w:sz="4"/>
-              <w:bottom w:val="single" w:color="A6B4B8" w:sz="4"/>
-              <w:right w:val="single" w:color="A6B4B8" w:sz="4"/>
-            </w:tcBorders>
-            <w:tcMar>
-              <w:top w:type="dxa" w:w="50"/>
-              <w:left w:type="dxa" w:w="90"/>
-              <w:bottom w:type="dxa" w:w="50"/>
-              <w:right w:type="dxa" w:w="90"/>
-            </w:tcMar>
-            <w:vAlign w:val="top"/>
-          </w:tcPr>
-          <w:p>
-            <w:pPr>
-              <w:spacing w:after="0" w:line="252"/>
-              <w:jc w:val="left"/>
-            </w:pPr>
-            <w:r>
-              <w:rPr>
-                <w:b w:val="false"/>
-                <w:bCs w:val="false"/>
-                <w:sz w:val="19"/>
-                <w:szCs w:val="19"/>
-              </w:rPr>
-              <w:t xml:space="preserve">RME-ELC-01 adopta 15 A/m como máximo estimado.</w:t>
-            </w:r>
-          </w:p>
-        </w:tc>
-      </w:tr>
-      <w:tr>
-        <w:trPr>
-          <w:cantSplit/>
-        </w:trPr>
-        <w:tc>
-          <w:tcPr>
-            <w:tcW w:type="dxa" w:w="1150"/>
-            <w:tcBorders>
-              <w:top w:val="single" w:color="A6B4B8" w:sz="4"/>
-              <w:left w:val="single" w:color="A6B4B8" w:sz="4"/>
-              <w:bottom w:val="single" w:color="A6B4B8" w:sz="4"/>
-              <w:right w:val="single" w:color="A6B4B8" w:sz="4"/>
-            </w:tcBorders>
-            <w:tcMar>
-              <w:top w:type="dxa" w:w="50"/>
-              <w:left w:type="dxa" w:w="90"/>
-              <w:bottom w:type="dxa" w:w="50"/>
-              <w:right w:type="dxa" w:w="90"/>
-            </w:tcMar>
-            <w:vAlign w:val="top"/>
-          </w:tcPr>
-          <w:p>
-            <w:pPr>
-              <w:spacing w:after="0" w:line="252"/>
-              <w:jc w:val="left"/>
-            </w:pPr>
-            <w:r>
-              <w:rPr>
-                <w:b w:val="false"/>
-                <w:bCs w:val="false"/>
-                <w:i/>
-                <w:iCs/>
-                <w:sz w:val="19"/>
-                <w:szCs w:val="19"/>
-              </w:rPr>
-              <w:t xml:space="preserve">ρ</w:t>
-            </w:r>
-            <w:r>
-              <w:rPr>
-                <w:b w:val="false"/>
-                <w:bCs w:val="false"/>
-                <w:sz w:val="19"/>
-                <w:szCs w:val="19"/>
-              </w:rPr>
-              <w:t xml:space="preserve">, </w:t>
-            </w:r>
-            <w:r>
-              <w:rPr>
-                <w:b w:val="false"/>
-                <w:bCs w:val="false"/>
-                <w:i/>
-                <w:iCs/>
-                <w:sz w:val="19"/>
-                <w:szCs w:val="19"/>
-              </w:rPr>
-              <w:t xml:space="preserve">p</w:t>
-            </w:r>
-            <w:r>
-              <w:rPr>
-                <w:b w:val="false"/>
-                <w:bCs w:val="false"/>
-                <w:sz w:val="19"/>
-                <w:szCs w:val="19"/>
-                <w:vertAlign w:val="subscript"/>
-              </w:rPr>
-              <w:t xml:space="preserve">Fe</w:t>
-            </w:r>
-          </w:p>
-        </w:tc>
-        <w:tc>
-          <w:tcPr>
-            <w:tcW w:type="dxa" w:w="4000"/>
-            <w:tcBorders>
-              <w:top w:val="single" w:color="A6B4B8" w:sz="4"/>
-              <w:left w:val="single" w:color="A6B4B8" w:sz="4"/>
-              <w:bottom w:val="single" w:color="A6B4B8" w:sz="4"/>
-              <w:right w:val="single" w:color="A6B4B8" w:sz="4"/>
-            </w:tcBorders>
-            <w:tcMar>
-              <w:top w:type="dxa" w:w="50"/>
-              <w:left w:type="dxa" w:w="90"/>
-              <w:bottom w:type="dxa" w:w="50"/>
-              <w:right w:type="dxa" w:w="90"/>
-            </w:tcMar>
-            <w:vAlign w:val="top"/>
-          </w:tcPr>
-          <w:p>
-            <w:pPr>
-              <w:spacing w:after="0" w:line="252"/>
-              <w:jc w:val="left"/>
-            </w:pPr>
-            <w:r>
-              <w:rPr>
-                <w:b w:val="false"/>
-                <w:bCs w:val="false"/>
-                <w:sz w:val="19"/>
-                <w:szCs w:val="19"/>
-              </w:rPr>
-              <w:t xml:space="preserve">Densidad del acero; pérdidas específicas al 4 % del flujo.</w:t>
-            </w:r>
-          </w:p>
-        </w:tc>
-        <w:tc>
-          <w:tcPr>
-            <w:tcW w:type="dxa" w:w="1000"/>
-            <w:tcBorders>
-              <w:top w:val="single" w:color="A6B4B8" w:sz="4"/>
-              <w:left w:val="single" w:color="A6B4B8" w:sz="4"/>
-              <w:bottom w:val="single" w:color="A6B4B8" w:sz="4"/>
-              <w:right w:val="single" w:color="A6B4B8" w:sz="4"/>
-            </w:tcBorders>
-            <w:tcMar>
-              <w:top w:type="dxa" w:w="50"/>
-              <w:left w:type="dxa" w:w="90"/>
-              <w:bottom w:type="dxa" w:w="50"/>
-              <w:right w:type="dxa" w:w="90"/>
-            </w:tcMar>
-            <w:vAlign w:val="top"/>
-          </w:tcPr>
-          <w:p>
-            <w:pPr>
-              <w:spacing w:after="0" w:line="252"/>
-              <w:jc w:val="left"/>
-            </w:pPr>
-            <w:r>
-              <w:rPr>
-                <w:b w:val="false"/>
-                <w:bCs w:val="false"/>
-                <w:sz w:val="19"/>
-                <w:szCs w:val="19"/>
-              </w:rPr>
-              <w:t xml:space="preserve">kg/m³, W/kg</w:t>
-            </w:r>
-          </w:p>
-        </w:tc>
-        <w:tc>
-          <w:tcPr>
-            <w:tcW w:type="dxa" w:w="3488"/>
-            <w:tcBorders>
-              <w:top w:val="single" w:color="A6B4B8" w:sz="4"/>
-              <w:left w:val="single" w:color="A6B4B8" w:sz="4"/>
-              <w:bottom w:val="single" w:color="A6B4B8" w:sz="4"/>
-              <w:right w:val="single" w:color="A6B4B8" w:sz="4"/>
-            </w:tcBorders>
-            <w:tcMar>
-              <w:top w:type="dxa" w:w="50"/>
-              <w:left w:type="dxa" w:w="90"/>
-              <w:bottom w:type="dxa" w:w="50"/>
-              <w:right w:type="dxa" w:w="90"/>
-            </w:tcMar>
-            <w:vAlign w:val="top"/>
-          </w:tcPr>
-          <w:p>
-            <w:pPr>
-              <w:spacing w:after="0" w:line="252"/>
-              <w:jc w:val="left"/>
-            </w:pPr>
-            <w:r>
-              <w:rPr>
-                <w:b w:val="false"/>
-                <w:bCs w:val="false"/>
-                <w:sz w:val="19"/>
-                <w:szCs w:val="19"/>
-              </w:rPr>
-              <w:t xml:space="preserve">7870 kg/m³; ≈ 0,014 W/kg (RME-ELC-01).</w:t>
-            </w:r>
-          </w:p>
-        </w:tc>
-      </w:tr>
-      <w:tr>
-        <w:trPr>
-          <w:cantSplit/>
-        </w:trPr>
-        <w:tc>
-          <w:tcPr>
-            <w:tcW w:type="dxa" w:w="1150"/>
-            <w:tcBorders>
-              <w:top w:val="single" w:color="A6B4B8" w:sz="4"/>
-              <w:left w:val="single" w:color="A6B4B8" w:sz="4"/>
-              <w:bottom w:val="single" w:color="A6B4B8" w:sz="4"/>
-              <w:right w:val="single" w:color="A6B4B8" w:sz="4"/>
-            </w:tcBorders>
-            <w:tcMar>
-              <w:top w:type="dxa" w:w="50"/>
-              <w:left w:type="dxa" w:w="90"/>
-              <w:bottom w:type="dxa" w:w="50"/>
-              <w:right w:type="dxa" w:w="90"/>
-            </w:tcMar>
-            <w:vAlign w:val="top"/>
-          </w:tcPr>
-          <w:p>
-            <w:pPr>
-              <w:spacing w:after="0" w:line="252"/>
-              <w:jc w:val="left"/>
-            </w:pPr>
-            <w:r>
-              <w:rPr>
-                <w:b w:val="false"/>
-                <w:bCs w:val="false"/>
-                <w:i/>
-                <w:iCs/>
-                <w:sz w:val="19"/>
-                <w:szCs w:val="19"/>
-              </w:rPr>
-              <w:t xml:space="preserve">V</w:t>
-            </w:r>
-            <w:r>
-              <w:rPr>
-                <w:b w:val="false"/>
-                <w:bCs w:val="false"/>
-                <w:sz w:val="19"/>
-                <w:szCs w:val="19"/>
-                <w:vertAlign w:val="subscript"/>
-              </w:rPr>
-              <w:t xml:space="preserve">var</w:t>
-            </w:r>
-            <w:r>
-              <w:rPr>
-                <w:b w:val="false"/>
-                <w:bCs w:val="false"/>
-                <w:sz w:val="19"/>
-                <w:szCs w:val="19"/>
-              </w:rPr>
-              <w:t xml:space="preserve">, </w:t>
-            </w:r>
-            <w:r>
-              <w:rPr>
-                <w:b w:val="false"/>
-                <w:bCs w:val="false"/>
-                <w:i/>
-                <w:iCs/>
-                <w:sz w:val="19"/>
-                <w:szCs w:val="19"/>
-              </w:rPr>
-              <w:t xml:space="preserve">I</w:t>
-            </w:r>
-            <w:r>
-              <w:rPr>
-                <w:b w:val="false"/>
-                <w:bCs w:val="false"/>
-                <w:sz w:val="19"/>
-                <w:szCs w:val="19"/>
-                <w:vertAlign w:val="subscript"/>
-              </w:rPr>
-              <w:t xml:space="preserve">var</w:t>
-            </w:r>
-          </w:p>
-        </w:tc>
-        <w:tc>
-          <w:tcPr>
-            <w:tcW w:type="dxa" w:w="4000"/>
-            <w:tcBorders>
-              <w:top w:val="single" w:color="A6B4B8" w:sz="4"/>
-              <w:left w:val="single" w:color="A6B4B8" w:sz="4"/>
-              <w:bottom w:val="single" w:color="A6B4B8" w:sz="4"/>
-              <w:right w:val="single" w:color="A6B4B8" w:sz="4"/>
-            </w:tcBorders>
-            <w:tcMar>
-              <w:top w:type="dxa" w:w="50"/>
-              <w:left w:type="dxa" w:w="90"/>
-              <w:bottom w:type="dxa" w:w="50"/>
-              <w:right w:type="dxa" w:w="90"/>
-            </w:tcMar>
-            <w:vAlign w:val="top"/>
-          </w:tcPr>
-          <w:p>
-            <w:pPr>
-              <w:spacing w:after="0" w:line="252"/>
-              <w:jc w:val="left"/>
-            </w:pPr>
-            <w:r>
-              <w:rPr>
-                <w:b w:val="false"/>
-                <w:bCs w:val="false"/>
-                <w:sz w:val="19"/>
-                <w:szCs w:val="19"/>
-              </w:rPr>
-              <w:t xml:space="preserve">Tensión y corriente que entrega el Variac.</w:t>
-            </w:r>
-          </w:p>
-        </w:tc>
-        <w:tc>
-          <w:tcPr>
-            <w:tcW w:type="dxa" w:w="1000"/>
-            <w:tcBorders>
-              <w:top w:val="single" w:color="A6B4B8" w:sz="4"/>
-              <w:left w:val="single" w:color="A6B4B8" w:sz="4"/>
-              <w:bottom w:val="single" w:color="A6B4B8" w:sz="4"/>
-              <w:right w:val="single" w:color="A6B4B8" w:sz="4"/>
-            </w:tcBorders>
-            <w:tcMar>
-              <w:top w:type="dxa" w:w="50"/>
-              <w:left w:type="dxa" w:w="90"/>
-              <w:bottom w:type="dxa" w:w="50"/>
-              <w:right w:type="dxa" w:w="90"/>
-            </w:tcMar>
-            <w:vAlign w:val="top"/>
-          </w:tcPr>
-          <w:p>
-            <w:pPr>
-              <w:spacing w:after="0" w:line="252"/>
-              <w:jc w:val="left"/>
-            </w:pPr>
-            <w:r>
-              <w:rPr>
-                <w:b w:val="false"/>
-                <w:bCs w:val="false"/>
-                <w:sz w:val="19"/>
-                <w:szCs w:val="19"/>
-              </w:rPr>
-              <w:t xml:space="preserve">V, A</w:t>
-            </w:r>
-          </w:p>
-        </w:tc>
-        <w:tc>
-          <w:tcPr>
-            <w:tcW w:type="dxa" w:w="3488"/>
-            <w:tcBorders>
-              <w:top w:val="single" w:color="A6B4B8" w:sz="4"/>
-              <w:left w:val="single" w:color="A6B4B8" w:sz="4"/>
-              <w:bottom w:val="single" w:color="A6B4B8" w:sz="4"/>
-              <w:right w:val="single" w:color="A6B4B8" w:sz="4"/>
-            </w:tcBorders>
-            <w:tcMar>
-              <w:top w:type="dxa" w:w="50"/>
-              <w:left w:type="dxa" w:w="90"/>
-              <w:bottom w:type="dxa" w:w="50"/>
-              <w:right w:type="dxa" w:w="90"/>
-            </w:tcMar>
-            <w:vAlign w:val="top"/>
-          </w:tcPr>
-          <w:p>
-            <w:pPr>
-              <w:spacing w:after="0" w:line="252"/>
-              <w:jc w:val="left"/>
-            </w:pPr>
-            <w:r>
-              <w:rPr>
-                <w:b w:val="false"/>
-                <w:bCs w:val="false"/>
-                <w:sz w:val="19"/>
-                <w:szCs w:val="19"/>
-              </w:rPr>
-              <w:t xml:space="preserve">Ecuaciones (10) y (14).</w:t>
-            </w:r>
-          </w:p>
-        </w:tc>
-      </w:tr>
-      <w:tr>
-        <w:trPr>
-          <w:cantSplit/>
-        </w:trPr>
-        <w:tc>
-          <w:tcPr>
-            <w:tcW w:type="dxa" w:w="1150"/>
-            <w:tcBorders>
-              <w:top w:val="single" w:color="A6B4B8" w:sz="4"/>
-              <w:left w:val="single" w:color="A6B4B8" w:sz="4"/>
-              <w:bottom w:val="single" w:color="A6B4B8" w:sz="4"/>
-              <w:right w:val="single" w:color="A6B4B8" w:sz="4"/>
-            </w:tcBorders>
-            <w:tcMar>
-              <w:top w:type="dxa" w:w="50"/>
-              <w:left w:type="dxa" w:w="90"/>
-              <w:bottom w:type="dxa" w:w="50"/>
-              <w:right w:type="dxa" w:w="90"/>
-            </w:tcMar>
-            <w:vAlign w:val="top"/>
-          </w:tcPr>
-          <w:p>
-            <w:pPr>
-              <w:spacing w:after="0" w:line="252"/>
-              <w:jc w:val="left"/>
-            </w:pPr>
-            <w:r>
-              <w:rPr>
-                <w:b w:val="false"/>
-                <w:bCs w:val="false"/>
-                <w:i/>
-                <w:iCs/>
-                <w:sz w:val="19"/>
-                <w:szCs w:val="19"/>
-              </w:rPr>
-              <w:t xml:space="preserve">V</w:t>
-            </w:r>
-            <w:r>
-              <w:rPr>
-                <w:b w:val="false"/>
-                <w:bCs w:val="false"/>
-                <w:sz w:val="19"/>
-                <w:szCs w:val="19"/>
-                <w:vertAlign w:val="subscript"/>
-              </w:rPr>
-              <w:t xml:space="preserve">var,máx</w:t>
-            </w:r>
-            <w:r>
-              <w:rPr>
-                <w:b w:val="false"/>
-                <w:bCs w:val="false"/>
-                <w:sz w:val="19"/>
-                <w:szCs w:val="19"/>
-              </w:rPr>
-              <w:t xml:space="preserve">, </w:t>
-            </w:r>
-            <w:r>
-              <w:rPr>
-                <w:b w:val="false"/>
-                <w:bCs w:val="false"/>
-                <w:i/>
-                <w:iCs/>
-                <w:sz w:val="19"/>
-                <w:szCs w:val="19"/>
-              </w:rPr>
-              <w:t xml:space="preserve">I</w:t>
-            </w:r>
-            <w:r>
-              <w:rPr>
-                <w:b w:val="false"/>
-                <w:bCs w:val="false"/>
-                <w:sz w:val="19"/>
-                <w:szCs w:val="19"/>
-                <w:vertAlign w:val="subscript"/>
-              </w:rPr>
-              <w:t xml:space="preserve">máx</w:t>
-            </w:r>
-          </w:p>
-        </w:tc>
-        <w:tc>
-          <w:tcPr>
-            <w:tcW w:type="dxa" w:w="4000"/>
-            <w:tcBorders>
-              <w:top w:val="single" w:color="A6B4B8" w:sz="4"/>
-              <w:left w:val="single" w:color="A6B4B8" w:sz="4"/>
-              <w:bottom w:val="single" w:color="A6B4B8" w:sz="4"/>
-              <w:right w:val="single" w:color="A6B4B8" w:sz="4"/>
-            </w:tcBorders>
-            <w:tcMar>
-              <w:top w:type="dxa" w:w="50"/>
-              <w:left w:type="dxa" w:w="90"/>
-              <w:bottom w:type="dxa" w:w="50"/>
-              <w:right w:type="dxa" w:w="90"/>
-            </w:tcMar>
-            <w:vAlign w:val="top"/>
-          </w:tcPr>
-          <w:p>
-            <w:pPr>
-              <w:spacing w:after="0" w:line="252"/>
-              <w:jc w:val="left"/>
-            </w:pPr>
-            <w:r>
-              <w:rPr>
-                <w:b w:val="false"/>
-                <w:bCs w:val="false"/>
-                <w:sz w:val="19"/>
-                <w:szCs w:val="19"/>
-              </w:rPr>
-              <w:t xml:space="preserve">Límites del Variac y del ensayo.</w:t>
-            </w:r>
-          </w:p>
-        </w:tc>
-        <w:tc>
-          <w:tcPr>
-            <w:tcW w:type="dxa" w:w="1000"/>
-            <w:tcBorders>
-              <w:top w:val="single" w:color="A6B4B8" w:sz="4"/>
-              <w:left w:val="single" w:color="A6B4B8" w:sz="4"/>
-              <w:bottom w:val="single" w:color="A6B4B8" w:sz="4"/>
-              <w:right w:val="single" w:color="A6B4B8" w:sz="4"/>
-            </w:tcBorders>
-            <w:tcMar>
-              <w:top w:type="dxa" w:w="50"/>
-              <w:left w:type="dxa" w:w="90"/>
-              <w:bottom w:type="dxa" w:w="50"/>
-              <w:right w:type="dxa" w:w="90"/>
-            </w:tcMar>
-            <w:vAlign w:val="top"/>
-          </w:tcPr>
-          <w:p>
-            <w:pPr>
-              <w:spacing w:after="0" w:line="252"/>
-              <w:jc w:val="left"/>
-            </w:pPr>
-            <w:r>
-              <w:rPr>
-                <w:b w:val="false"/>
-                <w:bCs w:val="false"/>
-                <w:sz w:val="19"/>
-                <w:szCs w:val="19"/>
-              </w:rPr>
-              <w:t xml:space="preserve">V, A</w:t>
-            </w:r>
-          </w:p>
-        </w:tc>
-        <w:tc>
-          <w:tcPr>
-            <w:tcW w:type="dxa" w:w="3488"/>
-            <w:tcBorders>
-              <w:top w:val="single" w:color="A6B4B8" w:sz="4"/>
-              <w:left w:val="single" w:color="A6B4B8" w:sz="4"/>
-              <w:bottom w:val="single" w:color="A6B4B8" w:sz="4"/>
-              <w:right w:val="single" w:color="A6B4B8" w:sz="4"/>
-            </w:tcBorders>
-            <w:tcMar>
-              <w:top w:type="dxa" w:w="50"/>
-              <w:left w:type="dxa" w:w="90"/>
-              <w:bottom w:type="dxa" w:w="50"/>
-              <w:right w:type="dxa" w:w="90"/>
-            </w:tcMar>
-            <w:vAlign w:val="top"/>
-          </w:tcPr>
-          <w:p>
-            <w:pPr>
-              <w:spacing w:after="0" w:line="252"/>
-              <w:jc w:val="left"/>
-            </w:pPr>
-            <w:r>
-              <w:rPr>
-                <w:b w:val="false"/>
-                <w:bCs w:val="false"/>
-                <w:sz w:val="19"/>
-                <w:szCs w:val="19"/>
-              </w:rPr>
-              <w:t xml:space="preserve">230 V; 25 A (nominal del Variac) dentro del rango de 5 A a 40 A.</w:t>
-            </w:r>
-          </w:p>
-        </w:tc>
-      </w:tr>
-    </w:tbl>
-    <w:p>
-      <w:pPr>
-        <w:pStyle w:val="Heading3"/>
-        <w:keepNext/>
-        <w:spacing w:after="80" w:before="160"/>
-      </w:pPr>
-      <w:r>
-        <w:t xml:space="preserve">2.4.3 Tensión por espira – método 1: datos de bobinado (referencia)</w:t>
-      </w:r>
-    </w:p>
-    <w:p>
-      <w:pPr>
-        <w:spacing w:after="100" w:line="264"/>
-        <w:jc w:val="both"/>
-      </w:pPr>
-      <w:r>
-        <w:t xml:space="preserve">Para un flujo sinusoidal que recorre el yugo en forma anular, la ley de Faraday da el valor eficaz de la tensión inducida en una espira. El flujo por polo </w:t>
+        <w:t xml:space="preserve">Considerando </w:t>
       </w:r>
       <w:r>
         <w:rPr>
@@ -10704,13 +6405,7 @@
         <w:t xml:space="preserve">Φ</w:t>
       </w:r>
       <w:r>
-        <w:rPr>
-          <w:vertAlign w:val="subscript"/>
-        </w:rPr>
-        <w:t xml:space="preserve">a</w:t>
-      </w:r>
-      <w:r>
-        <w:t xml:space="preserve"> se divide en dos mitades al entrar en el yugo:</w:t>
+        <w:t xml:space="preserve"> el flujo sinusoidal inducido en forma anular en el núcleo del estator:</w:t>
       </w:r>
     </w:p>
     <w:p>
@@ -10729,9 +6424,9 @@
       <w:r>
         <w:drawing>
           <wp:inline distT="0" distB="0" distL="0" distR="0">
-            <wp:extent cx="2590800" cy="419100"/>
+            <wp:extent cx="1209675" cy="238125"/>
             <wp:effectExtent t="0" r="0" b="0" l="0"/>
-            <wp:docPr id="1" name="faraday" descr="Ecuación 1" title="faraday"/>
+            <wp:docPr id="1" name="flujo" descr="Ecuación 1" title="flujo"/>
             <wp:cNvGraphicFramePr>
               <a:graphicFrameLocks xmlns:a="http://schemas.openxmlformats.org/drawingml/2006/main" noChangeAspect="1"/>
             </wp:cNvGraphicFramePr>
@@ -10754,7 +6449,7 @@
                   <pic:spPr bwMode="auto">
                     <a:xfrm>
                       <a:off x="0" y="0"/>
-                      <a:ext cx="2590800" cy="419100"/>
+                      <a:ext cx="1209675" cy="238125"/>
                     </a:xfrm>
                     <a:prstGeom prst="rect">
                       <a:avLst/>
@@ -10779,7 +6474,43 @@
         <w:jc w:val="both"/>
       </w:pPr>
       <w:r>
-        <w:t xml:space="preserve">En servicio, la tensión de fase fija el flujo por polo a través de la ecuación general de la fuerza electromotriz:</w:t>
+        <w:t xml:space="preserve">donde </w:t>
+      </w:r>
+      <w:r>
+        <w:rPr>
+          <w:i/>
+          <w:iCs/>
+        </w:rPr>
+        <w:t xml:space="preserve">Φ</w:t>
+      </w:r>
+      <w:r>
+        <w:rPr>
+          <w:vertAlign w:val="subscript"/>
+        </w:rPr>
+        <w:t xml:space="preserve">m</w:t>
+      </w:r>
+      <w:r>
+        <w:t xml:space="preserve"> es el valor máximo del flujo [Wb], </w:t>
+      </w:r>
+      <w:r>
+        <w:rPr>
+          <w:i/>
+          <w:iCs/>
+        </w:rPr>
+        <w:t xml:space="preserve">f</w:t>
+      </w:r>
+      <w:r>
+        <w:t xml:space="preserve"> la frecuencia [Hz] y </w:t>
+      </w:r>
+      <w:r>
+        <w:rPr>
+          <w:i/>
+          <w:iCs/>
+        </w:rPr>
+        <w:t xml:space="preserve">t</w:t>
+      </w:r>
+      <w:r>
+        <w:t xml:space="preserve"> el tiempo [s]. La tensión inducida por espira viene dada por la ley de Faraday:</w:t>
       </w:r>
     </w:p>
     <w:p>
@@ -10798,9 +6529,9 @@
       <w:r>
         <w:drawing>
           <wp:inline distT="0" distB="0" distL="0" distR="0">
-            <wp:extent cx="1200150" cy="476250"/>
+            <wp:extent cx="2066925" cy="371475"/>
             <wp:effectExtent t="0" r="0" b="0" l="0"/>
-            <wp:docPr id="1" name="fem" descr="Ecuación 2" title="fem"/>
+            <wp:docPr id="1" name="faraday" descr="Ecuación 2" title="faraday"/>
             <wp:cNvGraphicFramePr>
               <a:graphicFrameLocks xmlns:a="http://schemas.openxmlformats.org/drawingml/2006/main" noChangeAspect="1"/>
             </wp:cNvGraphicFramePr>
@@ -10823,7 +6554,7 @@
                   <pic:spPr bwMode="auto">
                     <a:xfrm>
                       <a:off x="0" y="0"/>
-                      <a:ext cx="1200150" cy="476250"/>
+                      <a:ext cx="2066925" cy="371475"/>
                     </a:xfrm>
                     <a:prstGeom prst="rect">
                       <a:avLst/>
@@ -10848,7 +6579,7 @@
         <w:jc w:val="both"/>
       </w:pPr>
       <w:r>
-        <w:t xml:space="preserve">Reemplazando y tomando el 4 % del flujo nominal, la frecuencia se cancela y la tensión por espira depende solo de la tensión nominal y del bobinado:</w:t>
+        <w:t xml:space="preserve">cuyo valor eficaz es:</w:t>
       </w:r>
     </w:p>
     <w:p>
@@ -10867,9 +6598,9 @@
       <w:r>
         <w:drawing>
           <wp:inline distT="0" distB="0" distL="0" distR="0">
-            <wp:extent cx="2486025" cy="457200"/>
+            <wp:extent cx="847725" cy="419100"/>
             <wp:effectExtent t="0" r="0" b="0" l="0"/>
-            <wp:docPr id="1" name="vt" descr="Ecuación 3" title="vt"/>
+            <wp:docPr id="1" name="eficaz" descr="Ecuación 3" title="eficaz"/>
             <wp:cNvGraphicFramePr>
               <a:graphicFrameLocks xmlns:a="http://schemas.openxmlformats.org/drawingml/2006/main" noChangeAspect="1"/>
             </wp:cNvGraphicFramePr>
@@ -10892,7 +6623,7 @@
                   <pic:spPr bwMode="auto">
                     <a:xfrm>
                       <a:off x="0" y="0"/>
-                      <a:ext cx="2486025" cy="457200"/>
+                      <a:ext cx="847725" cy="419100"/>
                     </a:xfrm>
                     <a:prstGeom prst="rect">
                       <a:avLst/>
@@ -10917,33 +6648,23 @@
         <w:jc w:val="both"/>
       </w:pPr>
       <w:r>
-        <w:t xml:space="preserve">Si </w:t>
+        <w:t xml:space="preserve">El flujo por polo a través del entrehierro, </w:t>
       </w:r>
       <w:r>
         <w:rPr>
           <w:i/>
           <w:iCs/>
         </w:rPr>
-        <w:t xml:space="preserve">K</w:t>
-      </w:r>
-      <w:r>
-        <w:t xml:space="preserve"> y </w:t>
-      </w:r>
-      <w:r>
-        <w:rPr>
-          <w:i/>
-          <w:iCs/>
-        </w:rPr>
-        <w:t xml:space="preserve">T</w:t>
+        <w:t xml:space="preserve">Φ</w:t>
       </w:r>
       <w:r>
         <w:rPr>
           <w:vertAlign w:val="subscript"/>
         </w:rPr>
-        <w:t xml:space="preserve">ph</w:t>
-      </w:r>
-      <w:r>
-        <w:t xml:space="preserve"> no figuran en la documentación, se calculan con los datos constructivos del estator:</w:t>
+        <w:t xml:space="preserve">a</w:t>
+      </w:r>
+      <w:r>
+        <w:t xml:space="preserve">, queda dividido en dos en el yugo, por lo tanto:</w:t>
       </w:r>
     </w:p>
     <w:p>
@@ -10962,9 +6683,9 @@
       <w:r>
         <w:drawing>
           <wp:inline distT="0" distB="0" distL="0" distR="0">
-            <wp:extent cx="1171575" cy="400050"/>
+            <wp:extent cx="2609850" cy="419100"/>
             <wp:effectExtent t="0" r="0" b="0" l="0"/>
-            <wp:docPr id="1" name="q" descr="Ecuación 4" title="q"/>
+            <wp:docPr id="1" name="mitad" descr="Ecuación 4" title="mitad"/>
             <wp:cNvGraphicFramePr>
               <a:graphicFrameLocks xmlns:a="http://schemas.openxmlformats.org/drawingml/2006/main" noChangeAspect="1"/>
             </wp:cNvGraphicFramePr>
@@ -10987,7 +6708,7 @@
                   <pic:spPr bwMode="auto">
                     <a:xfrm>
                       <a:off x="0" y="0"/>
-                      <a:ext cx="1171575" cy="400050"/>
+                      <a:ext cx="2609850" cy="419100"/>
                     </a:xfrm>
                     <a:prstGeom prst="rect">
                       <a:avLst/>
@@ -11008,6 +6729,79 @@
     </w:p>
     <w:p>
       <w:pPr>
+        <w:spacing w:after="100" w:line="264"/>
+        <w:jc w:val="both"/>
+      </w:pPr>
+      <w:r>
+        <w:t xml:space="preserve">Para un 4 % del flujo nominal en el entrehierro, la tensión eficaz por espira es la siguiente; para 50 Hz resulta </w:t>
+      </w:r>
+      <w:r>
+        <w:rPr>
+          <w:i/>
+          <w:iCs/>
+        </w:rPr>
+        <w:t xml:space="preserve">v</w:t>
+      </w:r>
+      <w:r>
+        <w:rPr>
+          <w:vertAlign w:val="subscript"/>
+        </w:rPr>
+        <w:t xml:space="preserve">4%</w:t>
+      </w:r>
+      <w:r>
+        <w:t xml:space="preserve"> = 4,44 · </w:t>
+      </w:r>
+      <w:r>
+        <w:rPr>
+          <w:i/>
+          <w:iCs/>
+        </w:rPr>
+        <w:t xml:space="preserve">Φ</w:t>
+      </w:r>
+      <w:r>
+        <w:rPr>
+          <w:vertAlign w:val="subscript"/>
+        </w:rPr>
+        <w:t xml:space="preserve">a</w:t>
+      </w:r>
+      <w:r>
+        <w:t xml:space="preserve"> y para 60 Hz, </w:t>
+      </w:r>
+      <w:r>
+        <w:rPr>
+          <w:i/>
+          <w:iCs/>
+        </w:rPr>
+        <w:t xml:space="preserve">v</w:t>
+      </w:r>
+      <w:r>
+        <w:rPr>
+          <w:vertAlign w:val="subscript"/>
+        </w:rPr>
+        <w:t xml:space="preserve">4%</w:t>
+      </w:r>
+      <w:r>
+        <w:t xml:space="preserve"> = 5,33 · </w:t>
+      </w:r>
+      <w:r>
+        <w:rPr>
+          <w:i/>
+          <w:iCs/>
+        </w:rPr>
+        <w:t xml:space="preserve">Φ</w:t>
+      </w:r>
+      <w:r>
+        <w:rPr>
+          <w:vertAlign w:val="subscript"/>
+        </w:rPr>
+        <w:t xml:space="preserve">a</w:t>
+      </w:r>
+      <w:r>
+        <w:t xml:space="preserve">:</w:t>
+      </w:r>
+    </w:p>
+    <w:p>
+      <w:pPr>
         <w:keepLines/>
         <w:tabs>
           <w:tab w:val="center" w:pos="4819"/>
@@ -11022,9 +6816,9 @@
       <w:r>
         <w:drawing>
           <wp:inline distT="0" distB="0" distL="0" distR="0">
-            <wp:extent cx="3276600" cy="428625"/>
+            <wp:extent cx="1190625" cy="238125"/>
             <wp:effectExtent t="0" r="0" b="0" l="0"/>
-            <wp:docPr id="1" name="k" descr="Ecuación 5" title="k"/>
+            <wp:docPr id="1" name="v4" descr="Ecuación 5" title="v4"/>
             <wp:cNvGraphicFramePr>
               <a:graphicFrameLocks xmlns:a="http://schemas.openxmlformats.org/drawingml/2006/main" noChangeAspect="1"/>
             </wp:cNvGraphicFramePr>
@@ -11047,7 +6841,7 @@
                   <pic:spPr bwMode="auto">
                     <a:xfrm>
                       <a:off x="0" y="0"/>
-                      <a:ext cx="3276600" cy="428625"/>
+                      <a:ext cx="1190625" cy="238125"/>
                     </a:xfrm>
                     <a:prstGeom prst="rect">
                       <a:avLst/>
@@ -11068,6 +6862,15 @@
     </w:p>
     <w:p>
       <w:pPr>
+        <w:spacing w:after="100" w:line="264"/>
+        <w:jc w:val="both"/>
+      </w:pPr>
+      <w:r>
+        <w:t xml:space="preserve">El flujo en el entrehierro de la máquina, en webers, es:</w:t>
+      </w:r>
+    </w:p>
+    <w:p>
+      <w:pPr>
         <w:keepLines/>
         <w:tabs>
           <w:tab w:val="center" w:pos="4819"/>
@@ -11082,9 +6885,9 @@
       <w:r>
         <w:drawing>
           <wp:inline distT="0" distB="0" distL="0" distR="0">
-            <wp:extent cx="781050" cy="371475"/>
+            <wp:extent cx="1200150" cy="476250"/>
             <wp:effectExtent t="0" r="0" b="0" l="0"/>
-            <wp:docPr id="1" name="tph" descr="Ecuación 6" title="tph"/>
+            <wp:docPr id="1" name="fem" descr="Ecuación 6" title="fem"/>
             <wp:cNvGraphicFramePr>
               <a:graphicFrameLocks xmlns:a="http://schemas.openxmlformats.org/drawingml/2006/main" noChangeAspect="1"/>
             </wp:cNvGraphicFramePr>
@@ -11107,7 +6910,7 @@
                   <pic:spPr bwMode="auto">
                     <a:xfrm>
                       <a:off x="0" y="0"/>
-                      <a:ext cx="781050" cy="371475"/>
+                      <a:ext cx="1200150" cy="476250"/>
                     </a:xfrm>
                     <a:prstGeom prst="rect">
                       <a:avLst/>
@@ -11132,7 +6935,23 @@
         <w:jc w:val="both"/>
       </w:pPr>
       <w:r>
-        <w:t xml:space="preserve">Para una verificación rápida en campo, con </w:t>
+        <w:t xml:space="preserve">donde </w:t>
+      </w:r>
+      <w:r>
+        <w:rPr>
+          <w:i/>
+          <w:iCs/>
+        </w:rPr>
+        <w:t xml:space="preserve">V</w:t>
+      </w:r>
+      <w:r>
+        <w:rPr>
+          <w:vertAlign w:val="subscript"/>
+        </w:rPr>
+        <w:t xml:space="preserve">l</w:t>
+      </w:r>
+      <w:r>
+        <w:t xml:space="preserve"> es la tensión de línea, </w:t>
       </w:r>
       <w:r>
         <w:rPr>
@@ -11142,7 +6961,23 @@
         <w:t xml:space="preserve">K</w:t>
       </w:r>
       <w:r>
-        <w:t xml:space="preserve"> ≈ 0,926 la expresión se reduce a:</w:t>
+        <w:t xml:space="preserve"> la combinación de los factores de paso y de distribución y </w:t>
+      </w:r>
+      <w:r>
+        <w:rPr>
+          <w:i/>
+          <w:iCs/>
+        </w:rPr>
+        <w:t xml:space="preserve">T</w:t>
+      </w:r>
+      <w:r>
+        <w:rPr>
+          <w:vertAlign w:val="subscript"/>
+        </w:rPr>
+        <w:t xml:space="preserve">ph</w:t>
+      </w:r>
+      <w:r>
+        <w:t xml:space="preserve"> el número de espiras por fase. Para el 4 % del flujo nominal, la tensión por espira queda:</w:t>
       </w:r>
     </w:p>
     <w:p>
@@ -11161,9 +6996,9 @@
       <w:r>
         <w:drawing>
           <wp:inline distT="0" distB="0" distL="0" distR="0">
-            <wp:extent cx="1962150" cy="428625"/>
+            <wp:extent cx="2924175" cy="523875"/>
             <wp:effectExtent t="0" r="0" b="0" l="0"/>
-            <wp:docPr id="1" name="practica" descr="Ecuación 7" title="practica"/>
+            <wp:docPr id="1" name="vt" descr="Ecuación 7" title="vt"/>
             <wp:cNvGraphicFramePr>
               <a:graphicFrameLocks xmlns:a="http://schemas.openxmlformats.org/drawingml/2006/main" noChangeAspect="1"/>
             </wp:cNvGraphicFramePr>
@@ -11186,7 +7021,7 @@
                   <pic:spPr bwMode="auto">
                     <a:xfrm>
                       <a:off x="0" y="0"/>
-                      <a:ext cx="1962150" cy="428625"/>
+                      <a:ext cx="2924175" cy="523875"/>
                     </a:xfrm>
                     <a:prstGeom prst="rect">
                       <a:avLst/>
@@ -11207,37 +7042,37 @@
     </w:p>
     <w:p>
       <w:pPr>
-        <w:pStyle w:val="Heading3"/>
-        <w:keepNext/>
-        <w:spacing w:after="80" w:before="160"/>
-      </w:pPr>
-      <w:r>
-        <w:t xml:space="preserve">2.4.4 Tensión por espira – métodos 2 y 3: geometría (verificación)</w:t>
-      </w:r>
-    </w:p>
-    <w:p>
-      <w:pPr>
         <w:spacing w:after="100" w:line="264"/>
         <w:jc w:val="both"/>
       </w:pPr>
       <w:r>
-        <w:t xml:space="preserve">Si no se conocen los datos de bobinado, o para verificar el método 1, </w:t>
+        <w:t xml:space="preserve">Si </w:t>
       </w:r>
       <w:r>
         <w:rPr>
           <w:i/>
           <w:iCs/>
         </w:rPr>
-        <w:t xml:space="preserve">v</w:t>
+        <w:t xml:space="preserve">V</w:t>
       </w:r>
       <w:r>
         <w:rPr>
           <w:vertAlign w:val="subscript"/>
         </w:rPr>
-        <w:t xml:space="preserve">t</w:t>
-      </w:r>
-      <w:r>
-        <w:t xml:space="preserve"> se estima con la sección del yugo (método 2) o con el flujo en el entrehierro calculado con la geometría del rotor (método 3):</w:t>
+        <w:t xml:space="preserve">l</w:t>
+      </w:r>
+      <w:r>
+        <w:t xml:space="preserve"> se expresa en kV y se adopta </w:t>
+      </w:r>
+      <w:r>
+        <w:rPr>
+          <w:i/>
+          <w:iCs/>
+        </w:rPr>
+        <w:t xml:space="preserve">K</w:t>
+      </w:r>
+      <w:r>
+        <w:t xml:space="preserve"> = 0,926:</w:t>
       </w:r>
     </w:p>
     <w:p>
@@ -11256,9 +7091,9 @@
       <w:r>
         <w:drawing>
           <wp:inline distT="0" distB="0" distL="0" distR="0">
-            <wp:extent cx="4695825" cy="371475"/>
+            <wp:extent cx="1924050" cy="428625"/>
             <wp:effectExtent t="0" r="0" b="0" l="0"/>
-            <wp:docPr id="1" name="yugo" descr="Ecuación 8" title="yugo"/>
+            <wp:docPr id="1" name="practica" descr="Ecuación 8" title="practica"/>
             <wp:cNvGraphicFramePr>
               <a:graphicFrameLocks xmlns:a="http://schemas.openxmlformats.org/drawingml/2006/main" noChangeAspect="1"/>
             </wp:cNvGraphicFramePr>
@@ -11281,7 +7116,7 @@
                   <pic:spPr bwMode="auto">
                     <a:xfrm>
                       <a:off x="0" y="0"/>
-                      <a:ext cx="4695825" cy="371475"/>
+                      <a:ext cx="1924050" cy="428625"/>
                     </a:xfrm>
                     <a:prstGeom prst="rect">
                       <a:avLst/>
@@ -11300,1791 +7135,6 @@
         <w:t xml:space="preserve">	(8)</w:t>
       </w:r>
     </w:p>
-    <w:p>
-      <w:pPr>
-        <w:keepLines/>
-        <w:tabs>
-          <w:tab w:val="center" w:pos="4819"/>
-          <w:tab w:val="right" w:pos="9638"/>
-        </w:tabs>
-        <w:spacing w:after="140" w:before="100"/>
-        <w:jc w:val="left"/>
-      </w:pPr>
-      <w:r>
-        <w:t xml:space="preserve">	</w:t>
-      </w:r>
-      <w:r>
-        <w:drawing>
-          <wp:inline distT="0" distB="0" distL="0" distR="0">
-            <wp:extent cx="1666875" cy="371475"/>
-            <wp:effectExtent t="0" r="0" b="0" l="0"/>
-            <wp:docPr id="1" name="rotor" descr="Ecuación 9" title="rotor"/>
-            <wp:cNvGraphicFramePr>
-              <a:graphicFrameLocks xmlns:a="http://schemas.openxmlformats.org/drawingml/2006/main" noChangeAspect="1"/>
-            </wp:cNvGraphicFramePr>
-            <a:graphic xmlns:a="http://schemas.openxmlformats.org/drawingml/2006/main">
-              <a:graphicData uri="http://schemas.openxmlformats.org/drawingml/2006/picture">
-                <pic:pic xmlns:pic="http://schemas.openxmlformats.org/drawingml/2006/picture">
-                  <pic:nvPicPr>
-                    <pic:cNvPr id="0" name="" descr=""/>
-                    <pic:cNvPicPr>
-                      <a:picLocks noChangeAspect="1" noChangeArrowheads="1"/>
-                    </pic:cNvPicPr>
-                  </pic:nvPicPr>
-                  <pic:blipFill>
-                    <a:blip r:embed="rId23" cstate="none"/>
-                    <a:srcRect/>
-                    <a:stretch>
-                      <a:fillRect/>
-                    </a:stretch>
-                  </pic:blipFill>
-                  <pic:spPr bwMode="auto">
-                    <a:xfrm>
-                      <a:off x="0" y="0"/>
-                      <a:ext cx="1666875" cy="371475"/>
-                    </a:xfrm>
-                    <a:prstGeom prst="rect">
-                      <a:avLst/>
-                    </a:prstGeom>
-                  </pic:spPr>
-                </pic:pic>
-              </a:graphicData>
-            </a:graphic>
-          </wp:inline>
-        </w:drawing>
-      </w:r>
-      <w:r>
-        <w:rPr>
-          <w:color w:val="6D8289"/>
-        </w:rPr>
-        <w:t xml:space="preserve">	(9)</w:t>
-      </w:r>
-    </w:p>
-    <w:p>
-      <w:pPr>
-        <w:spacing w:after="100" w:line="264"/>
-        <w:jc w:val="both"/>
-      </w:pPr>
-      <w:r>
-        <w:t xml:space="preserve">Si estos valores difieren mucho del método 1, revisar los datos de entrada antes de iniciar el ensayo.</w:t>
-      </w:r>
-    </w:p>
-    <w:p>
-      <w:pPr>
-        <w:pStyle w:val="Heading3"/>
-        <w:keepNext/>
-        <w:spacing w:after="80" w:before="160"/>
-      </w:pPr>
-      <w:r>
-        <w:t xml:space="preserve">2.4.5 Tensión y corriente del Variac</w:t>
-      </w:r>
-    </w:p>
-    <w:p>
-      <w:pPr>
-        <w:spacing w:after="100" w:line="264"/>
-        <w:jc w:val="both"/>
-      </w:pPr>
-      <w:r>
-        <w:t xml:space="preserve">El arrollamiento de excitación de </w:t>
-      </w:r>
-      <w:r>
-        <w:rPr>
-          <w:i/>
-          <w:iCs/>
-        </w:rPr>
-        <w:t xml:space="preserve">N</w:t>
-      </w:r>
-      <w:r>
-        <w:t xml:space="preserve"> espiras abraza el yugo igual que la espira auxiliar, por lo que la tensión que debe entregar el Variac es:</w:t>
-      </w:r>
-    </w:p>
-    <w:p>
-      <w:pPr>
-        <w:keepLines/>
-        <w:tabs>
-          <w:tab w:val="center" w:pos="4819"/>
-          <w:tab w:val="right" w:pos="9638"/>
-        </w:tabs>
-        <w:spacing w:after="140" w:before="100"/>
-        <w:jc w:val="left"/>
-      </w:pPr>
-      <w:r>
-        <w:t xml:space="preserve">	</w:t>
-      </w:r>
-      <w:r>
-        <w:drawing>
-          <wp:inline distT="0" distB="0" distL="0" distR="0">
-            <wp:extent cx="752475" cy="238125"/>
-            <wp:effectExtent t="0" r="0" b="0" l="0"/>
-            <wp:docPr id="1" name="vvar" descr="Ecuación 10" title="vvar"/>
-            <wp:cNvGraphicFramePr>
-              <a:graphicFrameLocks xmlns:a="http://schemas.openxmlformats.org/drawingml/2006/main" noChangeAspect="1"/>
-            </wp:cNvGraphicFramePr>
-            <a:graphic xmlns:a="http://schemas.openxmlformats.org/drawingml/2006/main">
-              <a:graphicData uri="http://schemas.openxmlformats.org/drawingml/2006/picture">
-                <pic:pic xmlns:pic="http://schemas.openxmlformats.org/drawingml/2006/picture">
-                  <pic:nvPicPr>
-                    <pic:cNvPr id="0" name="" descr=""/>
-                    <pic:cNvPicPr>
-                      <a:picLocks noChangeAspect="1" noChangeArrowheads="1"/>
-                    </pic:cNvPicPr>
-                  </pic:nvPicPr>
-                  <pic:blipFill>
-                    <a:blip r:embed="rId24" cstate="none"/>
-                    <a:srcRect/>
-                    <a:stretch>
-                      <a:fillRect/>
-                    </a:stretch>
-                  </pic:blipFill>
-                  <pic:spPr bwMode="auto">
-                    <a:xfrm>
-                      <a:off x="0" y="0"/>
-                      <a:ext cx="752475" cy="238125"/>
-                    </a:xfrm>
-                    <a:prstGeom prst="rect">
-                      <a:avLst/>
-                    </a:prstGeom>
-                  </pic:spPr>
-                </pic:pic>
-              </a:graphicData>
-            </a:graphic>
-          </wp:inline>
-        </w:drawing>
-      </w:r>
-      <w:r>
-        <w:rPr>
-          <w:color w:val="6D8289"/>
-        </w:rPr>
-        <w:t xml:space="preserve">	(10)</w:t>
-      </w:r>
-    </w:p>
-    <w:p>
-      <w:pPr>
-        <w:spacing w:after="100" w:line="264"/>
-        <w:jc w:val="both"/>
-      </w:pPr>
-      <w:r>
-        <w:rPr>
-          <w:b/>
-          <w:bCs/>
-        </w:rPr>
-        <w:t xml:space="preserve">Corriente de magnetización.</w:t>
-      </w:r>
-      <w:r>
-        <w:t xml:space="preserve"> Para establecer el flujo se necesita una fuerza magnetomotriz igual al campo </w:t>
-      </w:r>
-      <w:r>
-        <w:rPr>
-          <w:i/>
-          <w:iCs/>
-        </w:rPr>
-        <w:t xml:space="preserve">H</w:t>
-      </w:r>
-      <w:r>
-        <w:t xml:space="preserve"> por la longitud media del recorrido del flujo en el yugo:</w:t>
-      </w:r>
-    </w:p>
-    <w:p>
-      <w:pPr>
-        <w:keepLines/>
-        <w:tabs>
-          <w:tab w:val="center" w:pos="4819"/>
-          <w:tab w:val="right" w:pos="9638"/>
-        </w:tabs>
-        <w:spacing w:after="140" w:before="100"/>
-        <w:jc w:val="left"/>
-      </w:pPr>
-      <w:r>
-        <w:t xml:space="preserve">	</w:t>
-      </w:r>
-      <w:r>
-        <w:drawing>
-          <wp:inline distT="0" distB="0" distL="0" distR="0">
-            <wp:extent cx="2524125" cy="371475"/>
-            <wp:effectExtent t="0" r="0" b="0" l="0"/>
-            <wp:docPr id="1" name="fmm" descr="Ecuación 11" title="fmm"/>
-            <wp:cNvGraphicFramePr>
-              <a:graphicFrameLocks xmlns:a="http://schemas.openxmlformats.org/drawingml/2006/main" noChangeAspect="1"/>
-            </wp:cNvGraphicFramePr>
-            <a:graphic xmlns:a="http://schemas.openxmlformats.org/drawingml/2006/main">
-              <a:graphicData uri="http://schemas.openxmlformats.org/drawingml/2006/picture">
-                <pic:pic xmlns:pic="http://schemas.openxmlformats.org/drawingml/2006/picture">
-                  <pic:nvPicPr>
-                    <pic:cNvPr id="0" name="" descr=""/>
-                    <pic:cNvPicPr>
-                      <a:picLocks noChangeAspect="1" noChangeArrowheads="1"/>
-                    </pic:cNvPicPr>
-                  </pic:nvPicPr>
-                  <pic:blipFill>
-                    <a:blip r:embed="rId25" cstate="none"/>
-                    <a:srcRect/>
-                    <a:stretch>
-                      <a:fillRect/>
-                    </a:stretch>
-                  </pic:blipFill>
-                  <pic:spPr bwMode="auto">
-                    <a:xfrm>
-                      <a:off x="0" y="0"/>
-                      <a:ext cx="2524125" cy="371475"/>
-                    </a:xfrm>
-                    <a:prstGeom prst="rect">
-                      <a:avLst/>
-                    </a:prstGeom>
-                  </pic:spPr>
-                </pic:pic>
-              </a:graphicData>
-            </a:graphic>
-          </wp:inline>
-        </w:drawing>
-      </w:r>
-      <w:r>
-        <w:rPr>
-          <w:color w:val="6D8289"/>
-        </w:rPr>
-        <w:t xml:space="preserve">	(11)</w:t>
-      </w:r>
-    </w:p>
-    <w:p>
-      <w:pPr>
-        <w:spacing w:after="100" w:line="264"/>
-        <w:jc w:val="both"/>
-      </w:pPr>
-      <w:r>
-        <w:t xml:space="preserve">Multiplicando ambas expresiones, la potencia reactiva no depende del número de espiras:</w:t>
-      </w:r>
-    </w:p>
-    <w:p>
-      <w:pPr>
-        <w:keepLines/>
-        <w:tabs>
-          <w:tab w:val="center" w:pos="4819"/>
-          <w:tab w:val="right" w:pos="9638"/>
-        </w:tabs>
-        <w:spacing w:after="140" w:before="100"/>
-        <w:jc w:val="left"/>
-      </w:pPr>
-      <w:r>
-        <w:t xml:space="preserve">	</w:t>
-      </w:r>
-      <w:r>
-        <w:drawing>
-          <wp:inline distT="0" distB="0" distL="0" distR="0">
-            <wp:extent cx="1562100" cy="238125"/>
-            <wp:effectExtent t="0" r="0" b="0" l="0"/>
-            <wp:docPr id="1" name="q_reac" descr="Ecuación 12" title="q_reac"/>
-            <wp:cNvGraphicFramePr>
-              <a:graphicFrameLocks xmlns:a="http://schemas.openxmlformats.org/drawingml/2006/main" noChangeAspect="1"/>
-            </wp:cNvGraphicFramePr>
-            <a:graphic xmlns:a="http://schemas.openxmlformats.org/drawingml/2006/main">
-              <a:graphicData uri="http://schemas.openxmlformats.org/drawingml/2006/picture">
-                <pic:pic xmlns:pic="http://schemas.openxmlformats.org/drawingml/2006/picture">
-                  <pic:nvPicPr>
-                    <pic:cNvPr id="0" name="" descr=""/>
-                    <pic:cNvPicPr>
-                      <a:picLocks noChangeAspect="1" noChangeArrowheads="1"/>
-                    </pic:cNvPicPr>
-                  </pic:nvPicPr>
-                  <pic:blipFill>
-                    <a:blip r:embed="rId26" cstate="none"/>
-                    <a:srcRect/>
-                    <a:stretch>
-                      <a:fillRect/>
-                    </a:stretch>
-                  </pic:blipFill>
-                  <pic:spPr bwMode="auto">
-                    <a:xfrm>
-                      <a:off x="0" y="0"/>
-                      <a:ext cx="1562100" cy="238125"/>
-                    </a:xfrm>
-                    <a:prstGeom prst="rect">
-                      <a:avLst/>
-                    </a:prstGeom>
-                  </pic:spPr>
-                </pic:pic>
-              </a:graphicData>
-            </a:graphic>
-          </wp:inline>
-        </w:drawing>
-      </w:r>
-      <w:r>
-        <w:rPr>
-          <w:color w:val="6D8289"/>
-        </w:rPr>
-        <w:t xml:space="preserve">	(12)</w:t>
-      </w:r>
-    </w:p>
-    <w:p>
-      <w:pPr>
-        <w:spacing w:after="100" w:line="264"/>
-        <w:jc w:val="both"/>
-      </w:pPr>
-      <w:r>
-        <w:rPr>
-          <w:b/>
-          <w:bCs/>
-        </w:rPr>
-        <w:t xml:space="preserve">Pérdidas en el núcleo.</w:t>
-      </w:r>
-      <w:r>
-        <w:t xml:space="preserve"> Se estiman con la masa del núcleo y las pérdidas específicas al 4 % del flujo:</w:t>
-      </w:r>
-    </w:p>
-    <w:p>
-      <w:pPr>
-        <w:keepLines/>
-        <w:tabs>
-          <w:tab w:val="center" w:pos="4819"/>
-          <w:tab w:val="right" w:pos="9638"/>
-        </w:tabs>
-        <w:spacing w:after="140" w:before="100"/>
-        <w:jc w:val="left"/>
-      </w:pPr>
-      <w:r>
-        <w:t xml:space="preserve">	</w:t>
-      </w:r>
-      <w:r>
-        <w:drawing>
-          <wp:inline distT="0" distB="0" distL="0" distR="0">
-            <wp:extent cx="2619375" cy="419100"/>
-            <wp:effectExtent t="0" r="0" b="0" l="0"/>
-            <wp:docPr id="1" name="pfe" descr="Ecuación 13" title="pfe"/>
-            <wp:cNvGraphicFramePr>
-              <a:graphicFrameLocks xmlns:a="http://schemas.openxmlformats.org/drawingml/2006/main" noChangeAspect="1"/>
-            </wp:cNvGraphicFramePr>
-            <a:graphic xmlns:a="http://schemas.openxmlformats.org/drawingml/2006/main">
-              <a:graphicData uri="http://schemas.openxmlformats.org/drawingml/2006/picture">
-                <pic:pic xmlns:pic="http://schemas.openxmlformats.org/drawingml/2006/picture">
-                  <pic:nvPicPr>
-                    <pic:cNvPr id="0" name="" descr=""/>
-                    <pic:cNvPicPr>
-                      <a:picLocks noChangeAspect="1" noChangeArrowheads="1"/>
-                    </pic:cNvPicPr>
-                  </pic:nvPicPr>
-                  <pic:blipFill>
-                    <a:blip r:embed="rId27" cstate="none"/>
-                    <a:srcRect/>
-                    <a:stretch>
-                      <a:fillRect/>
-                    </a:stretch>
-                  </pic:blipFill>
-                  <pic:spPr bwMode="auto">
-                    <a:xfrm>
-                      <a:off x="0" y="0"/>
-                      <a:ext cx="2619375" cy="419100"/>
-                    </a:xfrm>
-                    <a:prstGeom prst="rect">
-                      <a:avLst/>
-                    </a:prstGeom>
-                  </pic:spPr>
-                </pic:pic>
-              </a:graphicData>
-            </a:graphic>
-          </wp:inline>
-        </w:drawing>
-      </w:r>
-      <w:r>
-        <w:rPr>
-          <w:color w:val="6D8289"/>
-        </w:rPr>
-        <w:t xml:space="preserve">	(13)</w:t>
-      </w:r>
-    </w:p>
-    <w:p>
-      <w:pPr>
-        <w:spacing w:after="100" w:line="264"/>
-        <w:jc w:val="both"/>
-      </w:pPr>
-      <w:r>
-        <w:rPr>
-          <w:b/>
-          <w:bCs/>
-        </w:rPr>
-        <w:t xml:space="preserve">Potencia y corriente.</w:t>
-      </w:r>
-      <w:r>
-        <w:t xml:space="preserve"> La potencia aparente y la corriente que debe entregar el Variac son:</w:t>
-      </w:r>
-    </w:p>
-    <w:p>
-      <w:pPr>
-        <w:keepLines/>
-        <w:tabs>
-          <w:tab w:val="center" w:pos="4819"/>
-          <w:tab w:val="right" w:pos="9638"/>
-        </w:tabs>
-        <w:spacing w:after="140" w:before="100"/>
-        <w:jc w:val="left"/>
-      </w:pPr>
-      <w:r>
-        <w:t xml:space="preserve">	</w:t>
-      </w:r>
-      <w:r>
-        <w:drawing>
-          <wp:inline distT="0" distB="0" distL="0" distR="0">
-            <wp:extent cx="2552700" cy="400050"/>
-            <wp:effectExtent t="0" r="0" b="0" l="0"/>
-            <wp:docPr id="1" name="s" descr="Ecuación 14" title="s"/>
-            <wp:cNvGraphicFramePr>
-              <a:graphicFrameLocks xmlns:a="http://schemas.openxmlformats.org/drawingml/2006/main" noChangeAspect="1"/>
-            </wp:cNvGraphicFramePr>
-            <a:graphic xmlns:a="http://schemas.openxmlformats.org/drawingml/2006/main">
-              <a:graphicData uri="http://schemas.openxmlformats.org/drawingml/2006/picture">
-                <pic:pic xmlns:pic="http://schemas.openxmlformats.org/drawingml/2006/picture">
-                  <pic:nvPicPr>
-                    <pic:cNvPr id="0" name="" descr=""/>
-                    <pic:cNvPicPr>
-                      <a:picLocks noChangeAspect="1" noChangeArrowheads="1"/>
-                    </pic:cNvPicPr>
-                  </pic:nvPicPr>
-                  <pic:blipFill>
-                    <a:blip r:embed="rId28" cstate="none"/>
-                    <a:srcRect/>
-                    <a:stretch>
-                      <a:fillRect/>
-                    </a:stretch>
-                  </pic:blipFill>
-                  <pic:spPr bwMode="auto">
-                    <a:xfrm>
-                      <a:off x="0" y="0"/>
-                      <a:ext cx="2552700" cy="400050"/>
-                    </a:xfrm>
-                    <a:prstGeom prst="rect">
-                      <a:avLst/>
-                    </a:prstGeom>
-                  </pic:spPr>
-                </pic:pic>
-              </a:graphicData>
-            </a:graphic>
-          </wp:inline>
-        </w:drawing>
-      </w:r>
-      <w:r>
-        <w:rPr>
-          <w:color w:val="6D8289"/>
-        </w:rPr>
-        <w:t xml:space="preserve">	(14)</w:t>
-      </w:r>
-    </w:p>
-    <w:p>
-      <w:pPr>
-        <w:spacing w:after="100" w:line="264"/>
-        <w:jc w:val="both"/>
-      </w:pPr>
-      <w:r>
-        <w:rPr>
-          <w:b/>
-          <w:bCs/>
-        </w:rPr>
-        <w:t xml:space="preserve">Elección de N.</w:t>
-      </w:r>
-      <w:r>
-        <w:t xml:space="preserve"> Más espiras aumentan la tensión del Variac y reducen su corriente. </w:t>
-      </w:r>
-      <w:r>
-        <w:rPr>
-          <w:i/>
-          <w:iCs/>
-        </w:rPr>
-        <w:t xml:space="preserve">N</w:t>
-      </w:r>
-      <w:r>
-        <w:t xml:space="preserve"> debe cumplir a la vez el límite de tensión y el de corriente:</w:t>
-      </w:r>
-    </w:p>
-    <w:p>
-      <w:pPr>
-        <w:keepLines/>
-        <w:tabs>
-          <w:tab w:val="center" w:pos="4819"/>
-          <w:tab w:val="right" w:pos="9638"/>
-        </w:tabs>
-        <w:spacing w:after="140" w:before="100"/>
-        <w:jc w:val="left"/>
-      </w:pPr>
-      <w:r>
-        <w:t xml:space="preserve">	</w:t>
-      </w:r>
-      <w:r>
-        <w:drawing>
-          <wp:inline distT="0" distB="0" distL="0" distR="0">
-            <wp:extent cx="1666875" cy="419100"/>
-            <wp:effectExtent t="0" r="0" b="0" l="0"/>
-            <wp:docPr id="1" name="n" descr="Ecuación 15" title="n"/>
-            <wp:cNvGraphicFramePr>
-              <a:graphicFrameLocks xmlns:a="http://schemas.openxmlformats.org/drawingml/2006/main" noChangeAspect="1"/>
-            </wp:cNvGraphicFramePr>
-            <a:graphic xmlns:a="http://schemas.openxmlformats.org/drawingml/2006/main">
-              <a:graphicData uri="http://schemas.openxmlformats.org/drawingml/2006/picture">
-                <pic:pic xmlns:pic="http://schemas.openxmlformats.org/drawingml/2006/picture">
-                  <pic:nvPicPr>
-                    <pic:cNvPr id="0" name="" descr=""/>
-                    <pic:cNvPicPr>
-                      <a:picLocks noChangeAspect="1" noChangeArrowheads="1"/>
-                    </pic:cNvPicPr>
-                  </pic:nvPicPr>
-                  <pic:blipFill>
-                    <a:blip r:embed="rId29" cstate="none"/>
-                    <a:srcRect/>
-                    <a:stretch>
-                      <a:fillRect/>
-                    </a:stretch>
-                  </pic:blipFill>
-                  <pic:spPr bwMode="auto">
-                    <a:xfrm>
-                      <a:off x="0" y="0"/>
-                      <a:ext cx="1666875" cy="419100"/>
-                    </a:xfrm>
-                    <a:prstGeom prst="rect">
-                      <a:avLst/>
-                    </a:prstGeom>
-                  </pic:spPr>
-                </pic:pic>
-              </a:graphicData>
-            </a:graphic>
-          </wp:inline>
-        </w:drawing>
-      </w:r>
-      <w:r>
-        <w:rPr>
-          <w:color w:val="6D8289"/>
-        </w:rPr>
-        <w:t xml:space="preserve">	(15)</w:t>
-      </w:r>
-    </w:p>
-    <w:p>
-      <w:pPr>
-        <w:spacing w:after="100" w:line="264"/>
-        <w:jc w:val="both"/>
-      </w:pPr>
-      <w:r>
-        <w:t xml:space="preserve">Verificar además que </w:t>
-      </w:r>
-      <w:r>
-        <w:rPr>
-          <w:i/>
-          <w:iCs/>
-        </w:rPr>
-        <w:t xml:space="preserve">S</w:t>
-      </w:r>
-      <w:r>
-        <w:t xml:space="preserve"> no supere la potencia nominal del Variac (6 kVA) y que </w:t>
-      </w:r>
-      <w:r>
-        <w:rPr>
-          <w:i/>
-          <w:iCs/>
-        </w:rPr>
-        <w:t xml:space="preserve">I</w:t>
-      </w:r>
-      <w:r>
-        <w:rPr>
-          <w:vertAlign w:val="subscript"/>
-        </w:rPr>
-        <w:t xml:space="preserve">var</w:t>
-      </w:r>
-      <w:r>
-        <w:t xml:space="preserve"> quede dentro del rango de 5 A a 40 A.</w:t>
-      </w:r>
-    </w:p>
-    <w:tbl>
-      <w:tblPr>
-        <w:tblW w:type="dxa" w:w="9638"/>
-        <w:tblBorders>
-          <w:top w:val="single" w:color="auto" w:sz="4"/>
-          <w:left w:val="single" w:color="auto" w:sz="4"/>
-          <w:bottom w:val="single" w:color="auto" w:sz="4"/>
-          <w:right w:val="single" w:color="auto" w:sz="4"/>
-          <w:insideH w:val="single" w:color="auto" w:sz="4"/>
-          <w:insideV w:val="single" w:color="auto" w:sz="4"/>
-        </w:tblBorders>
-      </w:tblPr>
-      <w:tblGrid>
-        <w:gridCol w:w="9638"/>
-      </w:tblGrid>
-      <w:tr>
-        <w:tc>
-          <w:tcPr>
-            <w:tcW w:type="dxa" w:w="9638"/>
-            <w:tcBorders>
-              <w:top w:val="single" w:color="6D8289" w:sz="4"/>
-              <w:left w:val="single" w:color="6D8289" w:sz="24"/>
-              <w:bottom w:val="single" w:color="6D8289" w:sz="4"/>
-              <w:right w:val="single" w:color="6D8289" w:sz="4"/>
-            </w:tcBorders>
-            <w:shd w:fill="EEF2F3" w:val="clear"/>
-            <w:tcMar>
-              <w:top w:type="dxa" w:w="80"/>
-              <w:left w:type="dxa" w:w="160"/>
-              <w:bottom w:type="dxa" w:w="80"/>
-              <w:right w:type="dxa" w:w="160"/>
-            </w:tcMar>
-          </w:tcPr>
-          <w:p>
-            <w:pPr>
-              <w:spacing w:after="0" w:line="264"/>
-              <w:jc w:val="both"/>
-            </w:pPr>
-            <w:r>
-              <w:rPr>
-                <w:b/>
-                <w:bCs/>
-                <w:color w:val="6D8289"/>
-              </w:rPr>
-              <w:t xml:space="preserve">Importante: </w:t>
-            </w:r>
-            <w:r>
-              <w:t xml:space="preserve">la corriente y la potencia calculadas son estimaciones para elegir N y verificar el Variac. En el ensayo, la referencia es siempre la tensión medida en la espira auxiliar, que debe igualar el valor de vt calculado (Protocolo 2). La tensión y la corriente reales se registran en RME-ELC-01.</w:t>
-            </w:r>
-          </w:p>
-        </w:tc>
-      </w:tr>
-    </w:tbl>
-    <w:p>
-      <w:pPr>
-        <w:pStyle w:val="Heading3"/>
-        <w:keepNext/>
-        <w:spacing w:after="80" w:before="160"/>
-      </w:pPr>
-      <w:r>
-        <w:t xml:space="preserve">2.4.6 Ejemplo de cálculo (método 1)</w:t>
-      </w:r>
-    </w:p>
-    <w:p>
-      <w:pPr>
-        <w:keepNext/>
-        <w:spacing w:after="100" w:line="264"/>
-        <w:jc w:val="both"/>
-      </w:pPr>
-      <w:r>
-        <w:t xml:space="preserve">Generador de 11,5 kV, 50 Hz, 2 polos, 54 ranuras, 2 barras por ranura, 1 espira en serie por barra, paso de bobina de 22 ranuras y 1 circuito por fase:</w:t>
-      </w:r>
-    </w:p>
-    <w:tbl>
-      <w:tblPr>
-        <w:tblW w:type="dxa" w:w="9638"/>
-        <w:tblBorders>
-          <w:top w:val="single" w:color="auto" w:sz="4"/>
-          <w:left w:val="single" w:color="auto" w:sz="4"/>
-          <w:bottom w:val="single" w:color="auto" w:sz="4"/>
-          <w:right w:val="single" w:color="auto" w:sz="4"/>
-          <w:insideH w:val="single" w:color="auto" w:sz="4"/>
-          <w:insideV w:val="single" w:color="auto" w:sz="4"/>
-        </w:tblBorders>
-      </w:tblPr>
-      <w:tblGrid>
-        <w:gridCol w:w="3000"/>
-        <w:gridCol w:w="4238"/>
-        <w:gridCol w:w="2400"/>
-      </w:tblGrid>
-      <w:tr>
-        <w:trPr>
-          <w:cantSplit/>
-          <w:tblHeader/>
-        </w:trPr>
-        <w:tc>
-          <w:tcPr>
-            <w:tcW w:type="dxa" w:w="3000"/>
-            <w:tcBorders>
-              <w:top w:val="single" w:color="A6B4B8" w:sz="4"/>
-              <w:left w:val="single" w:color="A6B4B8" w:sz="4"/>
-              <w:bottom w:val="single" w:color="A6B4B8" w:sz="4"/>
-              <w:right w:val="single" w:color="A6B4B8" w:sz="4"/>
-            </w:tcBorders>
-            <w:shd w:fill="DAE0E2" w:val="clear"/>
-            <w:tcMar>
-              <w:top w:type="dxa" w:w="50"/>
-              <w:left w:type="dxa" w:w="90"/>
-              <w:bottom w:type="dxa" w:w="50"/>
-              <w:right w:type="dxa" w:w="90"/>
-            </w:tcMar>
-            <w:vAlign w:val="center"/>
-          </w:tcPr>
-          <w:p>
-            <w:pPr>
-              <w:spacing w:after="0" w:line="252"/>
-              <w:jc w:val="left"/>
-            </w:pPr>
-            <w:r>
-              <w:rPr>
-                <w:b/>
-                <w:bCs/>
-                <w:sz w:val="19"/>
-                <w:szCs w:val="19"/>
-              </w:rPr>
-              <w:t xml:space="preserve">Paso</w:t>
-            </w:r>
-          </w:p>
-        </w:tc>
-        <w:tc>
-          <w:tcPr>
-            <w:tcW w:type="dxa" w:w="4238"/>
-            <w:tcBorders>
-              <w:top w:val="single" w:color="A6B4B8" w:sz="4"/>
-              <w:left w:val="single" w:color="A6B4B8" w:sz="4"/>
-              <w:bottom w:val="single" w:color="A6B4B8" w:sz="4"/>
-              <w:right w:val="single" w:color="A6B4B8" w:sz="4"/>
-            </w:tcBorders>
-            <w:shd w:fill="DAE0E2" w:val="clear"/>
-            <w:tcMar>
-              <w:top w:type="dxa" w:w="50"/>
-              <w:left w:type="dxa" w:w="90"/>
-              <w:bottom w:type="dxa" w:w="50"/>
-              <w:right w:type="dxa" w:w="90"/>
-            </w:tcMar>
-            <w:vAlign w:val="center"/>
-          </w:tcPr>
-          <w:p>
-            <w:pPr>
-              <w:spacing w:after="0" w:line="252"/>
-              <w:jc w:val="left"/>
-            </w:pPr>
-            <w:r>
-              <w:rPr>
-                <w:b/>
-                <w:bCs/>
-                <w:sz w:val="19"/>
-                <w:szCs w:val="19"/>
-              </w:rPr>
-              <w:t xml:space="preserve">Cálculo</w:t>
-            </w:r>
-          </w:p>
-        </w:tc>
-        <w:tc>
-          <w:tcPr>
-            <w:tcW w:type="dxa" w:w="2400"/>
-            <w:tcBorders>
-              <w:top w:val="single" w:color="A6B4B8" w:sz="4"/>
-              <w:left w:val="single" w:color="A6B4B8" w:sz="4"/>
-              <w:bottom w:val="single" w:color="A6B4B8" w:sz="4"/>
-              <w:right w:val="single" w:color="A6B4B8" w:sz="4"/>
-            </w:tcBorders>
-            <w:shd w:fill="DAE0E2" w:val="clear"/>
-            <w:tcMar>
-              <w:top w:type="dxa" w:w="50"/>
-              <w:left w:type="dxa" w:w="90"/>
-              <w:bottom w:type="dxa" w:w="50"/>
-              <w:right w:type="dxa" w:w="90"/>
-            </w:tcMar>
-            <w:vAlign w:val="center"/>
-          </w:tcPr>
-          <w:p>
-            <w:pPr>
-              <w:spacing w:after="0" w:line="252"/>
-              <w:jc w:val="left"/>
-            </w:pPr>
-            <w:r>
-              <w:rPr>
-                <w:b/>
-                <w:bCs/>
-                <w:sz w:val="19"/>
-                <w:szCs w:val="19"/>
-              </w:rPr>
-              <w:t xml:space="preserve">Resultado</w:t>
-            </w:r>
-          </w:p>
-        </w:tc>
-      </w:tr>
-      <w:tr>
-        <w:trPr>
-          <w:cantSplit/>
-        </w:trPr>
-        <w:tc>
-          <w:tcPr>
-            <w:tcW w:type="dxa" w:w="3000"/>
-            <w:tcBorders>
-              <w:top w:val="single" w:color="A6B4B8" w:sz="4"/>
-              <w:left w:val="single" w:color="A6B4B8" w:sz="4"/>
-              <w:bottom w:val="single" w:color="A6B4B8" w:sz="4"/>
-              <w:right w:val="single" w:color="A6B4B8" w:sz="4"/>
-            </w:tcBorders>
-            <w:tcMar>
-              <w:top w:type="dxa" w:w="50"/>
-              <w:left w:type="dxa" w:w="90"/>
-              <w:bottom w:type="dxa" w:w="50"/>
-              <w:right w:type="dxa" w:w="90"/>
-            </w:tcMar>
-            <w:vAlign w:val="top"/>
-          </w:tcPr>
-          <w:p>
-            <w:pPr>
-              <w:spacing w:after="0" w:line="252"/>
-              <w:jc w:val="left"/>
-            </w:pPr>
-            <w:r>
-              <w:rPr>
-                <w:b w:val="false"/>
-                <w:bCs w:val="false"/>
-                <w:sz w:val="19"/>
-                <w:szCs w:val="19"/>
-              </w:rPr>
-              <w:t xml:space="preserve">Ranuras por polo y fase; paso polar</w:t>
-            </w:r>
-          </w:p>
-        </w:tc>
-        <w:tc>
-          <w:tcPr>
-            <w:tcW w:type="dxa" w:w="4238"/>
-            <w:tcBorders>
-              <w:top w:val="single" w:color="A6B4B8" w:sz="4"/>
-              <w:left w:val="single" w:color="A6B4B8" w:sz="4"/>
-              <w:bottom w:val="single" w:color="A6B4B8" w:sz="4"/>
-              <w:right w:val="single" w:color="A6B4B8" w:sz="4"/>
-            </w:tcBorders>
-            <w:tcMar>
-              <w:top w:type="dxa" w:w="50"/>
-              <w:left w:type="dxa" w:w="90"/>
-              <w:bottom w:type="dxa" w:w="50"/>
-              <w:right w:type="dxa" w:w="90"/>
-            </w:tcMar>
-            <w:vAlign w:val="top"/>
-          </w:tcPr>
-          <w:p>
-            <w:pPr>
-              <w:spacing w:after="0" w:line="252"/>
-              <w:jc w:val="left"/>
-            </w:pPr>
-            <w:r>
-              <w:rPr>
-                <w:b w:val="false"/>
-                <w:bCs w:val="false"/>
-                <w:i/>
-                <w:iCs/>
-                <w:sz w:val="19"/>
-                <w:szCs w:val="19"/>
-              </w:rPr>
-              <w:t xml:space="preserve">q</w:t>
-            </w:r>
-            <w:r>
-              <w:rPr>
-                <w:b w:val="false"/>
-                <w:bCs w:val="false"/>
-                <w:sz w:val="19"/>
-                <w:szCs w:val="19"/>
-              </w:rPr>
-              <w:t xml:space="preserve"> = 54 / (3 · 2);  </w:t>
-            </w:r>
-            <w:r>
-              <w:rPr>
-                <w:b w:val="false"/>
-                <w:bCs w:val="false"/>
-                <w:i/>
-                <w:iCs/>
-                <w:sz w:val="19"/>
-                <w:szCs w:val="19"/>
-              </w:rPr>
-              <w:t xml:space="preserve">τ</w:t>
-            </w:r>
-            <w:r>
-              <w:rPr>
-                <w:b w:val="false"/>
-                <w:bCs w:val="false"/>
-                <w:sz w:val="19"/>
-                <w:szCs w:val="19"/>
-              </w:rPr>
-              <w:t xml:space="preserve"> = 54 / 2</w:t>
-            </w:r>
-          </w:p>
-        </w:tc>
-        <w:tc>
-          <w:tcPr>
-            <w:tcW w:type="dxa" w:w="2400"/>
-            <w:tcBorders>
-              <w:top w:val="single" w:color="A6B4B8" w:sz="4"/>
-              <w:left w:val="single" w:color="A6B4B8" w:sz="4"/>
-              <w:bottom w:val="single" w:color="A6B4B8" w:sz="4"/>
-              <w:right w:val="single" w:color="A6B4B8" w:sz="4"/>
-            </w:tcBorders>
-            <w:tcMar>
-              <w:top w:type="dxa" w:w="50"/>
-              <w:left w:type="dxa" w:w="90"/>
-              <w:bottom w:type="dxa" w:w="50"/>
-              <w:right w:type="dxa" w:w="90"/>
-            </w:tcMar>
-            <w:vAlign w:val="top"/>
-          </w:tcPr>
-          <w:p>
-            <w:pPr>
-              <w:spacing w:after="0" w:line="252"/>
-              <w:jc w:val="left"/>
-            </w:pPr>
-            <w:r>
-              <w:rPr>
-                <w:b w:val="false"/>
-                <w:bCs w:val="false"/>
-                <w:sz w:val="19"/>
-                <w:szCs w:val="19"/>
-              </w:rPr>
-              <w:t xml:space="preserve">9;  27 ranuras</w:t>
-            </w:r>
-          </w:p>
-        </w:tc>
-      </w:tr>
-      <w:tr>
-        <w:trPr>
-          <w:cantSplit/>
-        </w:trPr>
-        <w:tc>
-          <w:tcPr>
-            <w:tcW w:type="dxa" w:w="3000"/>
-            <w:tcBorders>
-              <w:top w:val="single" w:color="A6B4B8" w:sz="4"/>
-              <w:left w:val="single" w:color="A6B4B8" w:sz="4"/>
-              <w:bottom w:val="single" w:color="A6B4B8" w:sz="4"/>
-              <w:right w:val="single" w:color="A6B4B8" w:sz="4"/>
-            </w:tcBorders>
-            <w:tcMar>
-              <w:top w:type="dxa" w:w="50"/>
-              <w:left w:type="dxa" w:w="90"/>
-              <w:bottom w:type="dxa" w:w="50"/>
-              <w:right w:type="dxa" w:w="90"/>
-            </w:tcMar>
-            <w:vAlign w:val="top"/>
-          </w:tcPr>
-          <w:p>
-            <w:pPr>
-              <w:spacing w:after="0" w:line="252"/>
-              <w:jc w:val="left"/>
-            </w:pPr>
-            <w:r>
-              <w:rPr>
-                <w:b w:val="false"/>
-                <w:bCs w:val="false"/>
-                <w:sz w:val="19"/>
-                <w:szCs w:val="19"/>
-              </w:rPr>
-              <w:t xml:space="preserve">Factor de distribución</w:t>
-            </w:r>
-          </w:p>
-        </w:tc>
-        <w:tc>
-          <w:tcPr>
-            <w:tcW w:type="dxa" w:w="4238"/>
-            <w:tcBorders>
-              <w:top w:val="single" w:color="A6B4B8" w:sz="4"/>
-              <w:left w:val="single" w:color="A6B4B8" w:sz="4"/>
-              <w:bottom w:val="single" w:color="A6B4B8" w:sz="4"/>
-              <w:right w:val="single" w:color="A6B4B8" w:sz="4"/>
-            </w:tcBorders>
-            <w:tcMar>
-              <w:top w:type="dxa" w:w="50"/>
-              <w:left w:type="dxa" w:w="90"/>
-              <w:bottom w:type="dxa" w:w="50"/>
-              <w:right w:type="dxa" w:w="90"/>
-            </w:tcMar>
-            <w:vAlign w:val="top"/>
-          </w:tcPr>
-          <w:p>
-            <w:pPr>
-              <w:spacing w:after="0" w:line="252"/>
-              <w:jc w:val="left"/>
-            </w:pPr>
-            <w:r>
-              <w:rPr>
-                <w:b w:val="false"/>
-                <w:bCs w:val="false"/>
-                <w:i/>
-                <w:iCs/>
-                <w:sz w:val="19"/>
-                <w:szCs w:val="19"/>
-              </w:rPr>
-              <w:t xml:space="preserve">k</w:t>
-            </w:r>
-            <w:r>
-              <w:rPr>
-                <w:b w:val="false"/>
-                <w:bCs w:val="false"/>
-                <w:sz w:val="19"/>
-                <w:szCs w:val="19"/>
-                <w:vertAlign w:val="subscript"/>
-              </w:rPr>
-              <w:t xml:space="preserve">d</w:t>
-            </w:r>
-            <w:r>
-              <w:rPr>
-                <w:b w:val="false"/>
-                <w:bCs w:val="false"/>
-                <w:sz w:val="19"/>
-                <w:szCs w:val="19"/>
-              </w:rPr>
-              <w:t xml:space="preserve"> = sen(9π/54) / (9 · sen(π/54))</w:t>
-            </w:r>
-          </w:p>
-        </w:tc>
-        <w:tc>
-          <w:tcPr>
-            <w:tcW w:type="dxa" w:w="2400"/>
-            <w:tcBorders>
-              <w:top w:val="single" w:color="A6B4B8" w:sz="4"/>
-              <w:left w:val="single" w:color="A6B4B8" w:sz="4"/>
-              <w:bottom w:val="single" w:color="A6B4B8" w:sz="4"/>
-              <w:right w:val="single" w:color="A6B4B8" w:sz="4"/>
-            </w:tcBorders>
-            <w:tcMar>
-              <w:top w:type="dxa" w:w="50"/>
-              <w:left w:type="dxa" w:w="90"/>
-              <w:bottom w:type="dxa" w:w="50"/>
-              <w:right w:type="dxa" w:w="90"/>
-            </w:tcMar>
-            <w:vAlign w:val="top"/>
-          </w:tcPr>
-          <w:p>
-            <w:pPr>
-              <w:spacing w:after="0" w:line="252"/>
-              <w:jc w:val="left"/>
-            </w:pPr>
-            <w:r>
-              <w:rPr>
-                <w:b w:val="false"/>
-                <w:bCs w:val="false"/>
-                <w:sz w:val="19"/>
-                <w:szCs w:val="19"/>
-              </w:rPr>
-              <w:t xml:space="preserve">0,9555</w:t>
-            </w:r>
-          </w:p>
-        </w:tc>
-      </w:tr>
-      <w:tr>
-        <w:trPr>
-          <w:cantSplit/>
-        </w:trPr>
-        <w:tc>
-          <w:tcPr>
-            <w:tcW w:type="dxa" w:w="3000"/>
-            <w:tcBorders>
-              <w:top w:val="single" w:color="A6B4B8" w:sz="4"/>
-              <w:left w:val="single" w:color="A6B4B8" w:sz="4"/>
-              <w:bottom w:val="single" w:color="A6B4B8" w:sz="4"/>
-              <w:right w:val="single" w:color="A6B4B8" w:sz="4"/>
-            </w:tcBorders>
-            <w:tcMar>
-              <w:top w:type="dxa" w:w="50"/>
-              <w:left w:type="dxa" w:w="90"/>
-              <w:bottom w:type="dxa" w:w="50"/>
-              <w:right w:type="dxa" w:w="90"/>
-            </w:tcMar>
-            <w:vAlign w:val="top"/>
-          </w:tcPr>
-          <w:p>
-            <w:pPr>
-              <w:spacing w:after="0" w:line="252"/>
-              <w:jc w:val="left"/>
-            </w:pPr>
-            <w:r>
-              <w:rPr>
-                <w:b w:val="false"/>
-                <w:bCs w:val="false"/>
-                <w:sz w:val="19"/>
-                <w:szCs w:val="19"/>
-              </w:rPr>
-              <w:t xml:space="preserve">Factor de paso</w:t>
-            </w:r>
-          </w:p>
-        </w:tc>
-        <w:tc>
-          <w:tcPr>
-            <w:tcW w:type="dxa" w:w="4238"/>
-            <w:tcBorders>
-              <w:top w:val="single" w:color="A6B4B8" w:sz="4"/>
-              <w:left w:val="single" w:color="A6B4B8" w:sz="4"/>
-              <w:bottom w:val="single" w:color="A6B4B8" w:sz="4"/>
-              <w:right w:val="single" w:color="A6B4B8" w:sz="4"/>
-            </w:tcBorders>
-            <w:tcMar>
-              <w:top w:type="dxa" w:w="50"/>
-              <w:left w:type="dxa" w:w="90"/>
-              <w:bottom w:type="dxa" w:w="50"/>
-              <w:right w:type="dxa" w:w="90"/>
-            </w:tcMar>
-            <w:vAlign w:val="top"/>
-          </w:tcPr>
-          <w:p>
-            <w:pPr>
-              <w:spacing w:after="0" w:line="252"/>
-              <w:jc w:val="left"/>
-            </w:pPr>
-            <w:r>
-              <w:rPr>
-                <w:b w:val="false"/>
-                <w:bCs w:val="false"/>
-                <w:i/>
-                <w:iCs/>
-                <w:sz w:val="19"/>
-                <w:szCs w:val="19"/>
-              </w:rPr>
-              <w:t xml:space="preserve">k</w:t>
-            </w:r>
-            <w:r>
-              <w:rPr>
-                <w:b w:val="false"/>
-                <w:bCs w:val="false"/>
-                <w:sz w:val="19"/>
-                <w:szCs w:val="19"/>
-                <w:vertAlign w:val="subscript"/>
-              </w:rPr>
-              <w:t xml:space="preserve">p</w:t>
-            </w:r>
-            <w:r>
-              <w:rPr>
-                <w:b w:val="false"/>
-                <w:bCs w:val="false"/>
-                <w:sz w:val="19"/>
-                <w:szCs w:val="19"/>
-              </w:rPr>
-              <w:t xml:space="preserve"> = sen((22/27) · π/2)</w:t>
-            </w:r>
-          </w:p>
-        </w:tc>
-        <w:tc>
-          <w:tcPr>
-            <w:tcW w:type="dxa" w:w="2400"/>
-            <w:tcBorders>
-              <w:top w:val="single" w:color="A6B4B8" w:sz="4"/>
-              <w:left w:val="single" w:color="A6B4B8" w:sz="4"/>
-              <w:bottom w:val="single" w:color="A6B4B8" w:sz="4"/>
-              <w:right w:val="single" w:color="A6B4B8" w:sz="4"/>
-            </w:tcBorders>
-            <w:tcMar>
-              <w:top w:type="dxa" w:w="50"/>
-              <w:left w:type="dxa" w:w="90"/>
-              <w:bottom w:type="dxa" w:w="50"/>
-              <w:right w:type="dxa" w:w="90"/>
-            </w:tcMar>
-            <w:vAlign w:val="top"/>
-          </w:tcPr>
-          <w:p>
-            <w:pPr>
-              <w:spacing w:after="0" w:line="252"/>
-              <w:jc w:val="left"/>
-            </w:pPr>
-            <w:r>
-              <w:rPr>
-                <w:b w:val="false"/>
-                <w:bCs w:val="false"/>
-                <w:sz w:val="19"/>
-                <w:szCs w:val="19"/>
-              </w:rPr>
-              <w:t xml:space="preserve">0,9580</w:t>
-            </w:r>
-          </w:p>
-        </w:tc>
-      </w:tr>
-      <w:tr>
-        <w:trPr>
-          <w:cantSplit/>
-        </w:trPr>
-        <w:tc>
-          <w:tcPr>
-            <w:tcW w:type="dxa" w:w="3000"/>
-            <w:tcBorders>
-              <w:top w:val="single" w:color="A6B4B8" w:sz="4"/>
-              <w:left w:val="single" w:color="A6B4B8" w:sz="4"/>
-              <w:bottom w:val="single" w:color="A6B4B8" w:sz="4"/>
-              <w:right w:val="single" w:color="A6B4B8" w:sz="4"/>
-            </w:tcBorders>
-            <w:tcMar>
-              <w:top w:type="dxa" w:w="50"/>
-              <w:left w:type="dxa" w:w="90"/>
-              <w:bottom w:type="dxa" w:w="50"/>
-              <w:right w:type="dxa" w:w="90"/>
-            </w:tcMar>
-            <w:vAlign w:val="top"/>
-          </w:tcPr>
-          <w:p>
-            <w:pPr>
-              <w:spacing w:after="0" w:line="252"/>
-              <w:jc w:val="left"/>
-            </w:pPr>
-            <w:r>
-              <w:rPr>
-                <w:b w:val="false"/>
-                <w:bCs w:val="false"/>
-                <w:sz w:val="19"/>
-                <w:szCs w:val="19"/>
-              </w:rPr>
-              <w:t xml:space="preserve">Factor de bobinado</w:t>
-            </w:r>
-          </w:p>
-        </w:tc>
-        <w:tc>
-          <w:tcPr>
-            <w:tcW w:type="dxa" w:w="4238"/>
-            <w:tcBorders>
-              <w:top w:val="single" w:color="A6B4B8" w:sz="4"/>
-              <w:left w:val="single" w:color="A6B4B8" w:sz="4"/>
-              <w:bottom w:val="single" w:color="A6B4B8" w:sz="4"/>
-              <w:right w:val="single" w:color="A6B4B8" w:sz="4"/>
-            </w:tcBorders>
-            <w:tcMar>
-              <w:top w:type="dxa" w:w="50"/>
-              <w:left w:type="dxa" w:w="90"/>
-              <w:bottom w:type="dxa" w:w="50"/>
-              <w:right w:type="dxa" w:w="90"/>
-            </w:tcMar>
-            <w:vAlign w:val="top"/>
-          </w:tcPr>
-          <w:p>
-            <w:pPr>
-              <w:spacing w:after="0" w:line="252"/>
-              <w:jc w:val="left"/>
-            </w:pPr>
-            <w:r>
-              <w:rPr>
-                <w:b w:val="false"/>
-                <w:bCs w:val="false"/>
-                <w:i/>
-                <w:iCs/>
-                <w:sz w:val="19"/>
-                <w:szCs w:val="19"/>
-              </w:rPr>
-              <w:t xml:space="preserve">K</w:t>
-            </w:r>
-            <w:r>
-              <w:rPr>
-                <w:b w:val="false"/>
-                <w:bCs w:val="false"/>
-                <w:sz w:val="19"/>
-                <w:szCs w:val="19"/>
-              </w:rPr>
-              <w:t xml:space="preserve"> = 0,9555 · 0,9580</w:t>
-            </w:r>
-          </w:p>
-        </w:tc>
-        <w:tc>
-          <w:tcPr>
-            <w:tcW w:type="dxa" w:w="2400"/>
-            <w:tcBorders>
-              <w:top w:val="single" w:color="A6B4B8" w:sz="4"/>
-              <w:left w:val="single" w:color="A6B4B8" w:sz="4"/>
-              <w:bottom w:val="single" w:color="A6B4B8" w:sz="4"/>
-              <w:right w:val="single" w:color="A6B4B8" w:sz="4"/>
-            </w:tcBorders>
-            <w:tcMar>
-              <w:top w:type="dxa" w:w="50"/>
-              <w:left w:type="dxa" w:w="90"/>
-              <w:bottom w:type="dxa" w:w="50"/>
-              <w:right w:type="dxa" w:w="90"/>
-            </w:tcMar>
-            <w:vAlign w:val="top"/>
-          </w:tcPr>
-          <w:p>
-            <w:pPr>
-              <w:spacing w:after="0" w:line="252"/>
-              <w:jc w:val="left"/>
-            </w:pPr>
-            <w:r>
-              <w:rPr>
-                <w:b w:val="false"/>
-                <w:bCs w:val="false"/>
-                <w:sz w:val="19"/>
-                <w:szCs w:val="19"/>
-              </w:rPr>
-              <w:t xml:space="preserve">0,9153</w:t>
-            </w:r>
-          </w:p>
-        </w:tc>
-      </w:tr>
-      <w:tr>
-        <w:trPr>
-          <w:cantSplit/>
-        </w:trPr>
-        <w:tc>
-          <w:tcPr>
-            <w:tcW w:type="dxa" w:w="3000"/>
-            <w:tcBorders>
-              <w:top w:val="single" w:color="A6B4B8" w:sz="4"/>
-              <w:left w:val="single" w:color="A6B4B8" w:sz="4"/>
-              <w:bottom w:val="single" w:color="A6B4B8" w:sz="4"/>
-              <w:right w:val="single" w:color="A6B4B8" w:sz="4"/>
-            </w:tcBorders>
-            <w:tcMar>
-              <w:top w:type="dxa" w:w="50"/>
-              <w:left w:type="dxa" w:w="90"/>
-              <w:bottom w:type="dxa" w:w="50"/>
-              <w:right w:type="dxa" w:w="90"/>
-            </w:tcMar>
-            <w:vAlign w:val="top"/>
-          </w:tcPr>
-          <w:p>
-            <w:pPr>
-              <w:spacing w:after="0" w:line="252"/>
-              <w:jc w:val="left"/>
-            </w:pPr>
-            <w:r>
-              <w:rPr>
-                <w:b w:val="false"/>
-                <w:bCs w:val="false"/>
-                <w:sz w:val="19"/>
-                <w:szCs w:val="19"/>
-              </w:rPr>
-              <w:t xml:space="preserve">Espiras en serie por fase</w:t>
-            </w:r>
-          </w:p>
-        </w:tc>
-        <w:tc>
-          <w:tcPr>
-            <w:tcW w:type="dxa" w:w="4238"/>
-            <w:tcBorders>
-              <w:top w:val="single" w:color="A6B4B8" w:sz="4"/>
-              <w:left w:val="single" w:color="A6B4B8" w:sz="4"/>
-              <w:bottom w:val="single" w:color="A6B4B8" w:sz="4"/>
-              <w:right w:val="single" w:color="A6B4B8" w:sz="4"/>
-            </w:tcBorders>
-            <w:tcMar>
-              <w:top w:type="dxa" w:w="50"/>
-              <w:left w:type="dxa" w:w="90"/>
-              <w:bottom w:type="dxa" w:w="50"/>
-              <w:right w:type="dxa" w:w="90"/>
-            </w:tcMar>
-            <w:vAlign w:val="top"/>
-          </w:tcPr>
-          <w:p>
-            <w:pPr>
-              <w:spacing w:after="0" w:line="252"/>
-              <w:jc w:val="left"/>
-            </w:pPr>
-            <w:r>
-              <w:rPr>
-                <w:b w:val="false"/>
-                <w:bCs w:val="false"/>
-                <w:i/>
-                <w:iCs/>
-                <w:sz w:val="19"/>
-                <w:szCs w:val="19"/>
-              </w:rPr>
-              <w:t xml:space="preserve">T</w:t>
-            </w:r>
-            <w:r>
-              <w:rPr>
-                <w:b w:val="false"/>
-                <w:bCs w:val="false"/>
-                <w:sz w:val="19"/>
-                <w:szCs w:val="19"/>
-                <w:vertAlign w:val="subscript"/>
-              </w:rPr>
-              <w:t xml:space="preserve">ph</w:t>
-            </w:r>
-            <w:r>
-              <w:rPr>
-                <w:b w:val="false"/>
-                <w:bCs w:val="false"/>
-                <w:sz w:val="19"/>
-                <w:szCs w:val="19"/>
-              </w:rPr>
-              <w:t xml:space="preserve"> = 54 · 2 · 1 / (6 · 1)</w:t>
-            </w:r>
-          </w:p>
-        </w:tc>
-        <w:tc>
-          <w:tcPr>
-            <w:tcW w:type="dxa" w:w="2400"/>
-            <w:tcBorders>
-              <w:top w:val="single" w:color="A6B4B8" w:sz="4"/>
-              <w:left w:val="single" w:color="A6B4B8" w:sz="4"/>
-              <w:bottom w:val="single" w:color="A6B4B8" w:sz="4"/>
-              <w:right w:val="single" w:color="A6B4B8" w:sz="4"/>
-            </w:tcBorders>
-            <w:tcMar>
-              <w:top w:type="dxa" w:w="50"/>
-              <w:left w:type="dxa" w:w="90"/>
-              <w:bottom w:type="dxa" w:w="50"/>
-              <w:right w:type="dxa" w:w="90"/>
-            </w:tcMar>
-            <w:vAlign w:val="top"/>
-          </w:tcPr>
-          <w:p>
-            <w:pPr>
-              <w:spacing w:after="0" w:line="252"/>
-              <w:jc w:val="left"/>
-            </w:pPr>
-            <w:r>
-              <w:rPr>
-                <w:b w:val="false"/>
-                <w:bCs w:val="false"/>
-                <w:sz w:val="19"/>
-                <w:szCs w:val="19"/>
-              </w:rPr>
-              <w:t xml:space="preserve">18</w:t>
-            </w:r>
-          </w:p>
-        </w:tc>
-      </w:tr>
-      <w:tr>
-        <w:trPr>
-          <w:cantSplit/>
-        </w:trPr>
-        <w:tc>
-          <w:tcPr>
-            <w:tcW w:type="dxa" w:w="3000"/>
-            <w:tcBorders>
-              <w:top w:val="single" w:color="A6B4B8" w:sz="4"/>
-              <w:left w:val="single" w:color="A6B4B8" w:sz="4"/>
-              <w:bottom w:val="single" w:color="A6B4B8" w:sz="4"/>
-              <w:right w:val="single" w:color="A6B4B8" w:sz="4"/>
-            </w:tcBorders>
-            <w:tcMar>
-              <w:top w:type="dxa" w:w="50"/>
-              <w:left w:type="dxa" w:w="90"/>
-              <w:bottom w:type="dxa" w:w="50"/>
-              <w:right w:type="dxa" w:w="90"/>
-            </w:tcMar>
-            <w:vAlign w:val="top"/>
-          </w:tcPr>
-          <w:p>
-            <w:pPr>
-              <w:spacing w:after="0" w:line="252"/>
-              <w:jc w:val="left"/>
-            </w:pPr>
-            <w:r>
-              <w:rPr>
-                <w:b w:val="false"/>
-                <w:bCs w:val="false"/>
-                <w:sz w:val="19"/>
-                <w:szCs w:val="19"/>
-              </w:rPr>
-              <w:t xml:space="preserve">Tensión por espira</w:t>
-            </w:r>
-          </w:p>
-        </w:tc>
-        <w:tc>
-          <w:tcPr>
-            <w:tcW w:type="dxa" w:w="4238"/>
-            <w:tcBorders>
-              <w:top w:val="single" w:color="A6B4B8" w:sz="4"/>
-              <w:left w:val="single" w:color="A6B4B8" w:sz="4"/>
-              <w:bottom w:val="single" w:color="A6B4B8" w:sz="4"/>
-              <w:right w:val="single" w:color="A6B4B8" w:sz="4"/>
-            </w:tcBorders>
-            <w:tcMar>
-              <w:top w:type="dxa" w:w="50"/>
-              <w:left w:type="dxa" w:w="90"/>
-              <w:bottom w:type="dxa" w:w="50"/>
-              <w:right w:type="dxa" w:w="90"/>
-            </w:tcMar>
-            <w:vAlign w:val="top"/>
-          </w:tcPr>
-          <w:p>
-            <w:pPr>
-              <w:spacing w:after="0" w:line="252"/>
-              <w:jc w:val="left"/>
-            </w:pPr>
-            <w:r>
-              <w:rPr>
-                <w:b w:val="false"/>
-                <w:bCs w:val="false"/>
-                <w:i/>
-                <w:iCs/>
-                <w:sz w:val="19"/>
-                <w:szCs w:val="19"/>
-              </w:rPr>
-              <w:t xml:space="preserve">v</w:t>
-            </w:r>
-            <w:r>
-              <w:rPr>
-                <w:b w:val="false"/>
-                <w:bCs w:val="false"/>
-                <w:sz w:val="19"/>
-                <w:szCs w:val="19"/>
-                <w:vertAlign w:val="subscript"/>
-              </w:rPr>
-              <w:t xml:space="preserve">t</w:t>
-            </w:r>
-            <w:r>
-              <w:rPr>
-                <w:b w:val="false"/>
-                <w:bCs w:val="false"/>
-                <w:sz w:val="19"/>
-                <w:szCs w:val="19"/>
-              </w:rPr>
-              <w:t xml:space="preserve"> = 0,04 · 11 500 / (2 · √3 · 0,9153 · 18)</w:t>
-            </w:r>
-          </w:p>
-        </w:tc>
-        <w:tc>
-          <w:tcPr>
-            <w:tcW w:type="dxa" w:w="2400"/>
-            <w:tcBorders>
-              <w:top w:val="single" w:color="A6B4B8" w:sz="4"/>
-              <w:left w:val="single" w:color="A6B4B8" w:sz="4"/>
-              <w:bottom w:val="single" w:color="A6B4B8" w:sz="4"/>
-              <w:right w:val="single" w:color="A6B4B8" w:sz="4"/>
-            </w:tcBorders>
-            <w:tcMar>
-              <w:top w:type="dxa" w:w="50"/>
-              <w:left w:type="dxa" w:w="90"/>
-              <w:bottom w:type="dxa" w:w="50"/>
-              <w:right w:type="dxa" w:w="90"/>
-            </w:tcMar>
-            <w:vAlign w:val="top"/>
-          </w:tcPr>
-          <w:p>
-            <w:pPr>
-              <w:spacing w:after="0" w:line="252"/>
-              <w:jc w:val="left"/>
-            </w:pPr>
-            <w:r>
-              <w:rPr>
-                <w:b w:val="false"/>
-                <w:bCs w:val="false"/>
-                <w:sz w:val="19"/>
-                <w:szCs w:val="19"/>
-              </w:rPr>
-              <w:t xml:space="preserve">8,07 V/espira</w:t>
-            </w:r>
-          </w:p>
-        </w:tc>
-      </w:tr>
-      <w:tr>
-        <w:trPr>
-          <w:cantSplit/>
-        </w:trPr>
-        <w:tc>
-          <w:tcPr>
-            <w:tcW w:type="dxa" w:w="3000"/>
-            <w:tcBorders>
-              <w:top w:val="single" w:color="A6B4B8" w:sz="4"/>
-              <w:left w:val="single" w:color="A6B4B8" w:sz="4"/>
-              <w:bottom w:val="single" w:color="A6B4B8" w:sz="4"/>
-              <w:right w:val="single" w:color="A6B4B8" w:sz="4"/>
-            </w:tcBorders>
-            <w:tcMar>
-              <w:top w:type="dxa" w:w="50"/>
-              <w:left w:type="dxa" w:w="90"/>
-              <w:bottom w:type="dxa" w:w="50"/>
-              <w:right w:type="dxa" w:w="90"/>
-            </w:tcMar>
-            <w:vAlign w:val="top"/>
-          </w:tcPr>
-          <w:p>
-            <w:pPr>
-              <w:spacing w:after="0" w:line="252"/>
-              <w:jc w:val="left"/>
-            </w:pPr>
-            <w:r>
-              <w:rPr>
-                <w:b w:val="false"/>
-                <w:bCs w:val="false"/>
-                <w:sz w:val="19"/>
-                <w:szCs w:val="19"/>
-              </w:rPr>
-              <w:t xml:space="preserve">Verificación rápida</w:t>
-            </w:r>
-          </w:p>
-        </w:tc>
-        <w:tc>
-          <w:tcPr>
-            <w:tcW w:type="dxa" w:w="4238"/>
-            <w:tcBorders>
-              <w:top w:val="single" w:color="A6B4B8" w:sz="4"/>
-              <w:left w:val="single" w:color="A6B4B8" w:sz="4"/>
-              <w:bottom w:val="single" w:color="A6B4B8" w:sz="4"/>
-              <w:right w:val="single" w:color="A6B4B8" w:sz="4"/>
-            </w:tcBorders>
-            <w:tcMar>
-              <w:top w:type="dxa" w:w="50"/>
-              <w:left w:type="dxa" w:w="90"/>
-              <w:bottom w:type="dxa" w:w="50"/>
-              <w:right w:type="dxa" w:w="90"/>
-            </w:tcMar>
-            <w:vAlign w:val="top"/>
-          </w:tcPr>
-          <w:p>
-            <w:pPr>
-              <w:spacing w:after="0" w:line="252"/>
-              <w:jc w:val="left"/>
-            </w:pPr>
-            <w:r>
-              <w:rPr>
-                <w:b w:val="false"/>
-                <w:bCs w:val="false"/>
-                <w:i/>
-                <w:iCs/>
-                <w:sz w:val="19"/>
-                <w:szCs w:val="19"/>
-              </w:rPr>
-              <w:t xml:space="preserve">v</w:t>
-            </w:r>
-            <w:r>
-              <w:rPr>
-                <w:b w:val="false"/>
-                <w:bCs w:val="false"/>
-                <w:sz w:val="19"/>
-                <w:szCs w:val="19"/>
-                <w:vertAlign w:val="subscript"/>
-              </w:rPr>
-              <w:t xml:space="preserve">t</w:t>
-            </w:r>
-            <w:r>
-              <w:rPr>
-                <w:b w:val="false"/>
-                <w:bCs w:val="false"/>
-                <w:sz w:val="19"/>
-                <w:szCs w:val="19"/>
-              </w:rPr>
-              <w:t xml:space="preserve"> ≈ 12,5 · 11,5 / 18</w:t>
-            </w:r>
-          </w:p>
-        </w:tc>
-        <w:tc>
-          <w:tcPr>
-            <w:tcW w:type="dxa" w:w="2400"/>
-            <w:tcBorders>
-              <w:top w:val="single" w:color="A6B4B8" w:sz="4"/>
-              <w:left w:val="single" w:color="A6B4B8" w:sz="4"/>
-              <w:bottom w:val="single" w:color="A6B4B8" w:sz="4"/>
-              <w:right w:val="single" w:color="A6B4B8" w:sz="4"/>
-            </w:tcBorders>
-            <w:tcMar>
-              <w:top w:type="dxa" w:w="50"/>
-              <w:left w:type="dxa" w:w="90"/>
-              <w:bottom w:type="dxa" w:w="50"/>
-              <w:right w:type="dxa" w:w="90"/>
-            </w:tcMar>
-            <w:vAlign w:val="top"/>
-          </w:tcPr>
-          <w:p>
-            <w:pPr>
-              <w:spacing w:after="0" w:line="252"/>
-              <w:jc w:val="left"/>
-            </w:pPr>
-            <w:r>
-              <w:rPr>
-                <w:b w:val="false"/>
-                <w:bCs w:val="false"/>
-                <w:sz w:val="19"/>
-                <w:szCs w:val="19"/>
-              </w:rPr>
-              <w:t xml:space="preserve">7,99 V/espira</w:t>
-            </w:r>
-          </w:p>
-        </w:tc>
-      </w:tr>
-      <w:tr>
-        <w:trPr>
-          <w:cantSplit/>
-        </w:trPr>
-        <w:tc>
-          <w:tcPr>
-            <w:tcW w:type="dxa" w:w="3000"/>
-            <w:tcBorders>
-              <w:top w:val="single" w:color="A6B4B8" w:sz="4"/>
-              <w:left w:val="single" w:color="A6B4B8" w:sz="4"/>
-              <w:bottom w:val="single" w:color="A6B4B8" w:sz="4"/>
-              <w:right w:val="single" w:color="A6B4B8" w:sz="4"/>
-            </w:tcBorders>
-            <w:tcMar>
-              <w:top w:type="dxa" w:w="50"/>
-              <w:left w:type="dxa" w:w="90"/>
-              <w:bottom w:type="dxa" w:w="50"/>
-              <w:right w:type="dxa" w:w="90"/>
-            </w:tcMar>
-            <w:vAlign w:val="top"/>
-          </w:tcPr>
-          <w:p>
-            <w:pPr>
-              <w:spacing w:after="0" w:line="252"/>
-              <w:jc w:val="left"/>
-            </w:pPr>
-            <w:r>
-              <w:rPr>
-                <w:b w:val="false"/>
-                <w:bCs w:val="false"/>
-                <w:sz w:val="19"/>
-                <w:szCs w:val="19"/>
-              </w:rPr>
-              <w:t xml:space="preserve">Tensión del Variac con N = 5</w:t>
-            </w:r>
-          </w:p>
-        </w:tc>
-        <w:tc>
-          <w:tcPr>
-            <w:tcW w:type="dxa" w:w="4238"/>
-            <w:tcBorders>
-              <w:top w:val="single" w:color="A6B4B8" w:sz="4"/>
-              <w:left w:val="single" w:color="A6B4B8" w:sz="4"/>
-              <w:bottom w:val="single" w:color="A6B4B8" w:sz="4"/>
-              <w:right w:val="single" w:color="A6B4B8" w:sz="4"/>
-            </w:tcBorders>
-            <w:tcMar>
-              <w:top w:type="dxa" w:w="50"/>
-              <w:left w:type="dxa" w:w="90"/>
-              <w:bottom w:type="dxa" w:w="50"/>
-              <w:right w:type="dxa" w:w="90"/>
-            </w:tcMar>
-            <w:vAlign w:val="top"/>
-          </w:tcPr>
-          <w:p>
-            <w:pPr>
-              <w:spacing w:after="0" w:line="252"/>
-              <w:jc w:val="left"/>
-            </w:pPr>
-            <w:r>
-              <w:rPr>
-                <w:b w:val="false"/>
-                <w:bCs w:val="false"/>
-                <w:i/>
-                <w:iCs/>
-                <w:sz w:val="19"/>
-                <w:szCs w:val="19"/>
-              </w:rPr>
-              <w:t xml:space="preserve">V</w:t>
-            </w:r>
-            <w:r>
-              <w:rPr>
-                <w:b w:val="false"/>
-                <w:bCs w:val="false"/>
-                <w:sz w:val="19"/>
-                <w:szCs w:val="19"/>
-                <w:vertAlign w:val="subscript"/>
-              </w:rPr>
-              <w:t xml:space="preserve">var</w:t>
-            </w:r>
-            <w:r>
-              <w:rPr>
-                <w:b w:val="false"/>
-                <w:bCs w:val="false"/>
-                <w:sz w:val="19"/>
-                <w:szCs w:val="19"/>
-              </w:rPr>
-              <w:t xml:space="preserve"> = 5 · 8,07</w:t>
-            </w:r>
-          </w:p>
-        </w:tc>
-        <w:tc>
-          <w:tcPr>
-            <w:tcW w:type="dxa" w:w="2400"/>
-            <w:tcBorders>
-              <w:top w:val="single" w:color="A6B4B8" w:sz="4"/>
-              <w:left w:val="single" w:color="A6B4B8" w:sz="4"/>
-              <w:bottom w:val="single" w:color="A6B4B8" w:sz="4"/>
-              <w:right w:val="single" w:color="A6B4B8" w:sz="4"/>
-            </w:tcBorders>
-            <w:tcMar>
-              <w:top w:type="dxa" w:w="50"/>
-              <w:left w:type="dxa" w:w="90"/>
-              <w:bottom w:type="dxa" w:w="50"/>
-              <w:right w:type="dxa" w:w="90"/>
-            </w:tcMar>
-            <w:vAlign w:val="top"/>
-          </w:tcPr>
-          <w:p>
-            <w:pPr>
-              <w:spacing w:after="0" w:line="252"/>
-              <w:jc w:val="left"/>
-            </w:pPr>
-            <w:r>
-              <w:rPr>
-                <w:b w:val="false"/>
-                <w:bCs w:val="false"/>
-                <w:sz w:val="19"/>
-                <w:szCs w:val="19"/>
-              </w:rPr>
-              <w:t xml:space="preserve">40,3 V</w:t>
-            </w:r>
-          </w:p>
-        </w:tc>
-      </w:tr>
-    </w:tbl>
     <w:p>
       <w:pPr>
         <w:pStyle w:val="Heading1"/>
@@ -13710,6 +7760,15 @@
               <w:spacing w:after="0" w:line="252"/>
               <w:jc w:val="left"/>
             </w:pPr>
+            <w:r>
+              <w:rPr>
+                <w:b w:val="false"/>
+                <w:bCs w:val="false"/>
+                <w:sz w:val="19"/>
+                <w:szCs w:val="19"/>
+              </w:rPr>
+              <w:t xml:space="preserve">Matias Gaviño</w:t>
+            </w:r>
           </w:p>
         </w:tc>
         <w:tc>

--- a/procedimientos_gris/00503-00-EPG002 Anexo Protocolos de Ensayo EL CID.docx
+++ b/procedimientos_gris/00503-00-EPG002 Anexo Protocolos de Ensayo EL CID.docx
@@ -634,7 +634,7 @@
                 <w:sz w:val="19"/>
                 <w:szCs w:val="19"/>
               </w:rPr>
-              <w:t xml:space="preserve">Sensor magnético (bobina Chattock) de dos bobinas captoras que mide la corriente de falla.</w:t>
+              <w:t xml:space="preserve">Sensor magnético de dos bobinas captoras que mide la corriente de falla.</w:t>
             </w:r>
           </w:p>
         </w:tc>
@@ -814,7 +814,7 @@
                 <w:sz w:val="19"/>
                 <w:szCs w:val="19"/>
               </w:rPr>
-              <w:t xml:space="preserve">Variac</w:t>
+              <w:t xml:space="preserve">Autotransformador</w:t>
             </w:r>
           </w:p>
         </w:tc>
@@ -847,7 +847,7 @@
                 <w:sz w:val="19"/>
                 <w:szCs w:val="19"/>
               </w:rPr>
-              <w:t xml:space="preserve">Fuente de CA de tensión variable que alimenta el arrollamiento de excitación.</w:t>
+              <w:t xml:space="preserve">Equipo de tensión de salida variable que alimenta el arrollamiento de excitación.</w:t>
             </w:r>
           </w:p>
         </w:tc>
@@ -1309,7 +1309,7 @@
                 <w:sz w:val="19"/>
                 <w:szCs w:val="19"/>
               </w:rPr>
-              <w:t xml:space="preserve">Tensión por espira, corriente de falla controlada y constante KF.</w:t>
+              <w:t xml:space="preserve">Tensión por espira, falla simulada de calibración y constante KF.</w:t>
             </w:r>
           </w:p>
         </w:tc>
@@ -1675,7 +1675,7 @@
                 <w:sz w:val="19"/>
                 <w:szCs w:val="19"/>
               </w:rPr>
-              <w:t xml:space="preserve">Corriente máxima de excitación</w:t>
+              <w:t xml:space="preserve">Corriente de excitación</w:t>
             </w:r>
           </w:p>
         </w:tc>
@@ -1708,7 +1708,7 @@
                 <w:sz w:val="19"/>
                 <w:szCs w:val="19"/>
               </w:rPr>
-              <w:t xml:space="preserve">Hasta 50 A</w:t>
+              <w:t xml:space="preserve">5 A a 40 A</w:t>
             </w:r>
           </w:p>
         </w:tc>
@@ -2304,7 +2304,7 @@
         <w:jc w:val="both"/>
       </w:pPr>
       <w:r>
-        <w:t xml:space="preserve">La tensión aplicada no supere la capacidad nominal del Variac.</w:t>
+        <w:t xml:space="preserve">La tensión aplicada no supere la capacidad nominal del autotransformador.</w:t>
       </w:r>
     </w:p>
     <w:p>
@@ -2523,7 +2523,7 @@
         <w:jc w:val="both"/>
       </w:pPr>
       <w:r>
-        <w:t xml:space="preserve">La espira auxiliar permite medir la tensión por espira durante todo el ensayo y generar la corriente de falla controlada de calibración (Protocolo 2). Se aloja dentro de una ranura del estator, en una posición fija y representativa.</w:t>
+        <w:t xml:space="preserve">La espira auxiliar permite medir la tensión por espira durante todo el ensayo y generar la falla simulada de calibración (Protocolo 2). Se aloja dentro de una ranura del estator, en una posición fija y representativa.</w:t>
       </w:r>
     </w:p>
     <w:p>
@@ -2740,7 +2740,7 @@
         <w:t xml:space="preserve">Tensión por espira.</w:t>
       </w:r>
       <w:r>
-        <w:t xml:space="preserve"> Alimentar el arrollamiento con el Variac y ajustar la tensión hasta que la tensión medida en la espira auxiliar sea igual al valor teórico calculado (apartado 2.4).</w:t>
+        <w:t xml:space="preserve"> Alimentar el arrollamiento con el autotransformador y ajustar la tensión hasta que la tensión medida en la espira auxiliar sea igual al valor teórico calculado (apartado 2.4).</w:t>
       </w:r>
     </w:p>
     <w:p>

--- a/procedimientos_gris/00503-00-EPG002 Anexo Protocolos de Ensayo EL CID.docx
+++ b/procedimientos_gris/00503-00-EPG002 Anexo Protocolos de Ensayo EL CID.docx
@@ -705,7 +705,7 @@
                 <w:sz w:val="19"/>
                 <w:szCs w:val="19"/>
               </w:rPr>
-              <w:t xml:space="preserve">Conductor fijo en una ranura que permite medir la tensión por espira y generar la corriente de falla de calibración.</w:t>
+              <w:t xml:space="preserve">Conductor fijo en una ranura que permite medir la tensión por espira y generar la falla simulada de calibración.</w:t>
             </w:r>
           </w:p>
         </w:tc>
@@ -7523,7 +7523,7 @@
                 <w:sz w:val="19"/>
                 <w:szCs w:val="19"/>
               </w:rPr>
-              <w:t xml:space="preserve">28/10/2026</w:t>
+              <w:t xml:space="preserve">29/10/2026</w:t>
             </w:r>
           </w:p>
         </w:tc>
@@ -8464,7 +8464,7 @@
               <w:sz w:val="16"/>
               <w:szCs w:val="16"/>
             </w:rPr>
-            <w:t xml:space="preserve">28/10/2026</w:t>
+            <w:t xml:space="preserve">29/10/2026</w:t>
           </w:r>
         </w:p>
       </w:tc>

--- a/procedimientos_gris/00503-00-EPG002 Anexo Protocolos de Ensayo EL CID.docx
+++ b/procedimientos_gris/00503-00-EPG002 Anexo Protocolos de Ensayo EL CID.docx
@@ -777,77 +777,6 @@
                 <w:szCs w:val="19"/>
               </w:rPr>
               <w:t xml:space="preserve">Constante de calibración del captor (constante de sensor Iq) en el software.</w:t>
-            </w:r>
-          </w:p>
-        </w:tc>
-      </w:tr>
-      <w:tr>
-        <w:trPr>
-          <w:cantSplit/>
-        </w:trPr>
-        <w:tc>
-          <w:tcPr>
-            <w:tcW w:type="dxa" w:w="1700"/>
-            <w:tcBorders>
-              <w:top w:val="single" w:color="A6B4B8" w:sz="4"/>
-              <w:left w:val="single" w:color="A6B4B8" w:sz="4"/>
-              <w:bottom w:val="single" w:color="A6B4B8" w:sz="4"/>
-              <w:right w:val="single" w:color="A6B4B8" w:sz="4"/>
-            </w:tcBorders>
-            <w:tcMar>
-              <w:top w:type="dxa" w:w="50"/>
-              <w:left w:type="dxa" w:w="90"/>
-              <w:bottom w:type="dxa" w:w="50"/>
-              <w:right w:type="dxa" w:w="90"/>
-            </w:tcMar>
-            <w:vAlign w:val="top"/>
-          </w:tcPr>
-          <w:p>
-            <w:pPr>
-              <w:spacing w:after="0" w:line="252"/>
-              <w:jc w:val="left"/>
-            </w:pPr>
-            <w:r>
-              <w:rPr>
-                <w:b w:val="false"/>
-                <w:bCs w:val="false"/>
-                <w:sz w:val="19"/>
-                <w:szCs w:val="19"/>
-              </w:rPr>
-              <w:t xml:space="preserve">Autotransformador</w:t>
-            </w:r>
-          </w:p>
-        </w:tc>
-        <w:tc>
-          <w:tcPr>
-            <w:tcW w:type="dxa" w:w="7938"/>
-            <w:tcBorders>
-              <w:top w:val="single" w:color="A6B4B8" w:sz="4"/>
-              <w:left w:val="single" w:color="A6B4B8" w:sz="4"/>
-              <w:bottom w:val="single" w:color="A6B4B8" w:sz="4"/>
-              <w:right w:val="single" w:color="A6B4B8" w:sz="4"/>
-            </w:tcBorders>
-            <w:tcMar>
-              <w:top w:type="dxa" w:w="50"/>
-              <w:left w:type="dxa" w:w="90"/>
-              <w:bottom w:type="dxa" w:w="50"/>
-              <w:right w:type="dxa" w:w="90"/>
-            </w:tcMar>
-            <w:vAlign w:val="top"/>
-          </w:tcPr>
-          <w:p>
-            <w:pPr>
-              <w:spacing w:after="0" w:line="252"/>
-              <w:jc w:val="left"/>
-            </w:pPr>
-            <w:r>
-              <w:rPr>
-                <w:b w:val="false"/>
-                <w:bCs w:val="false"/>
-                <w:sz w:val="19"/>
-                <w:szCs w:val="19"/>
-              </w:rPr>
-              <w:t xml:space="preserve">Equipo de tensión de salida variable que alimenta el arrollamiento de excitación.</w:t>
             </w:r>
           </w:p>
         </w:tc>
